--- a/Diplom_ishi.docx
+++ b/Diplom_ishi.docx
@@ -1453,21 +1453,21 @@
           <w:sz w:val="24"/>
           <w:szCs w:val="24"/>
         </w:rPr>
-        <w:t xml:space="preserve">Temir yo'l harakat tarkibining tormoz tizimi poyezd tezligini kamaytirish, uni to'xtatish hamda turgan holatda ushlab turish uchun xizmat qiladi. Zamonaviy harakat tarkibida asosan pnevmatik (havo bilan ishlaydigan) avtomatik tormoz tizimi qo'llaniladi. Bu tizimda tormozlash siqilgan havo energiyasi hisobiga amalga oshiriladi, boshqaruv esa tormoz magistralidagi bosimni o'zgartirish orqali bajariladi.</w:t>
-      </w:r>
-    </w:p>
-    <w:p>
-      <w:pPr>
-        <w:spacing w:after="120" w:line="360" w:lineRule="auto"/>
-        <w:ind w:firstLine="709"/>
-        <w:jc w:val="both"/>
-      </w:pPr>
-      <w:r>
-        <w:rPr>
-          <w:sz w:val="24"/>
-          <w:szCs w:val="24"/>
-        </w:rPr>
-        <w:t xml:space="preserve">072-tormoz qurilmasi bloki ushbu tizimning muhim funksional elementlaridan biri bo'lib, u havo oqimini taqsimlash, bosimni belgilangan darajada barqarorlashtirish va tormoz silindriga uzatiladigan kuchni shakllantirish vazifalarini bajaradi. Blok magistral quvur, zaxira rezervuar va ijro mexanizmlari (tormoz silindri) o'rtasidagi havo almashinuvini boshqaradi.</w:t>
+        <w:t xml:space="preserve">Temir yo'l harakat tarkibining tormoz tizimi poyezd tezligini kamaytirish, uni to'xtatish hamda turgan holatda ushlab turish uchun xizmat qiladi. Zamonaviy harakat tarkibida asosan pnevmatik (havo bilan ishlaydigan) avtomatik tormoz tizimi qo'llaniladi. Bu tizimda tormozlash siqilgan havo energiyasi hisobiga amalga oshiriladi, boshqaruv esa tormoz magistralidagi bosimni o'zgartirish orqali bajariladi. Tizimning avtomatikligi shundan iboratki, magistral uzilganda yoki bosim keskin pasayganda poyezd o'z-o'zidan tormozlanadi.</w:t>
+      </w:r>
+    </w:p>
+    <w:p>
+      <w:pPr>
+        <w:spacing w:after="120" w:line="360" w:lineRule="auto"/>
+        <w:ind w:firstLine="709"/>
+        <w:jc w:val="both"/>
+      </w:pPr>
+      <w:r>
+        <w:rPr>
+          <w:sz w:val="24"/>
+          <w:szCs w:val="24"/>
+        </w:rPr>
+        <w:t xml:space="preserve">072-tormoz qurilmasi bloki ushbu tizimning muhim funksional elementlaridan biri bo'lib, u havo oqimini taqsimlash, bosimni belgilangan darajada barqarorlashtirish va tormoz silindriga uzatiladigan kuchni shakllantirish vazifalarini bajaradi. Blok magistral quvur, zaxira rezervuar va ijro mexanizmlari (tormoz silindri) o'rtasidagi havo almashinuvini boshqaradi va tormozlash hamda bo'shatish jarayonlarini talab etilgan ketma-ketlikda amalga oshiradi.</w:t>
       </w:r>
     </w:p>
     <w:p>
@@ -1565,7 +1565,28 @@
           <w:sz w:val="24"/>
           <w:szCs w:val="24"/>
         </w:rPr>
-        <w:t xml:space="preserve">germetiklikni ta'minlash va havoning ruxsatsiz chiqib ketishining oldini olish.</w:t>
+        <w:t xml:space="preserve">germetiklikni ta'minlash va havoning ruxsatsiz chiqib ketishining oldini olish;</w:t>
+      </w:r>
+    </w:p>
+    <w:p>
+      <w:pPr>
+        <w:spacing w:after="60" w:line="312" w:lineRule="auto"/>
+        <w:ind w:left="709" w:hanging="284"/>
+        <w:jc w:val="both"/>
+      </w:pPr>
+      <w:r>
+        <w:rPr>
+          <w:sz w:val="24"/>
+          <w:szCs w:val="24"/>
+        </w:rPr>
+        <w:t xml:space="preserve">–  </w:t>
+      </w:r>
+      <w:r>
+        <w:rPr>
+          <w:sz w:val="24"/>
+          <w:szCs w:val="24"/>
+        </w:rPr>
+        <w:t xml:space="preserve">magistralda bosim tiklanganda tormozni to'liq va o'z vaqtida bo'shatish.</w:t>
       </w:r>
     </w:p>
     <w:p>
@@ -1607,12 +1628,21 @@
           <w:sz w:val="24"/>
           <w:szCs w:val="24"/>
         </w:rPr>
+        <w:t xml:space="preserve">Texnik tavsifda blokning ortiqcha bosimga, dinamik yuklamalarga va atrof-muhit ta'siriga chidamliligi alohida e'tiborga olinadi. Harakat tarkibi turli iqlim sharoitlarida va yo'lning notekisliklarida ishlagani uchun blok doimiy tebranish va zarbalarga duch keladi. Shu bois uning konstruksiyasi mustahkam, biriktiruvchi elementlari esa o'z-o'zidan bo'shab ketishdan himoyalangan bo'lishi kerak.</w:t>
+      </w:r>
+    </w:p>
+    <w:p>
+      <w:pPr>
+        <w:spacing w:after="120" w:line="360" w:lineRule="auto"/>
+        <w:ind w:firstLine="709"/>
+        <w:jc w:val="both"/>
+      </w:pPr>
+      <w:r>
+        <w:rPr>
+          <w:sz w:val="24"/>
+          <w:szCs w:val="24"/>
+        </w:rPr>
         <w:t xml:space="preserve">Shunday qilib, 072-tormoz qurilmasi bloki tormoz tizimining ishonchli va xavfsiz ishlashini ta'minlovchi mas'uliyatli tugun hisoblanadi. Uning texnik holatiga qo'yiladigan yuqori talablar ta'mirlash texnologiyasining sifatli va aniq bo'lishini taqozo etadi.</w:t>
-      </w:r>
-    </w:p>
-    <w:p>
-      <w:r>
-        <w:br w:type="page"/>
       </w:r>
     </w:p>
     <w:p>
@@ -1829,6 +1859,20 @@
           <w:sz w:val="24"/>
           <w:szCs w:val="24"/>
         </w:rPr>
+        <w:t xml:space="preserve">Blok bir nechta rejimda ishlashi mumkin: tormozlash, ushlab turish (perekrysha) va bo'shatish. Tormozlash rejimida havo silindrga uzatiladi, ushlab turish rejimida erishilgan bosim saqlab qolinadi, bo'shatish rejimida esa silindr atmosferaga ulanadi. Bu rejimlarning aniq va ketma-ket almashinuvi blokning to'g'ri sozlanganligiga bog'liq.</w:t>
+      </w:r>
+    </w:p>
+    <w:p>
+      <w:pPr>
+        <w:spacing w:after="120" w:line="360" w:lineRule="auto"/>
+        <w:ind w:firstLine="709"/>
+        <w:jc w:val="both"/>
+      </w:pPr>
+      <w:r>
+        <w:rPr>
+          <w:sz w:val="24"/>
+          <w:szCs w:val="24"/>
+        </w:rPr>
         <w:t xml:space="preserve">Detallarning materiallari ularning ish sharoitiga qarab tanlanadi. Klapanlar va o'rindiqlar yeyilishga chidamli bo'lishi uchun yuqori sifatli po'lat yoki rangli metall qotishmalaridan, zichlagich elementlar esa moy va havoga chidamli maxsus rezina yoki polimer materiallardan tayyorlanadi. Prujinalar prujina po'latidan ishlanadi va belgilangan bikrlik ko'rsatkichiga ega bo'lishi kerak.</w:t>
       </w:r>
     </w:p>
@@ -1858,11 +1902,6 @@
           <w:szCs w:val="24"/>
         </w:rPr>
         <w:t xml:space="preserve">Konstruksiyaning tahlili shuni ko'rsatadiki, blokning ishonchliligi ko'p jihatdan zichlagich elementlar va klapan juftliklari holatiga bog'liq. Aynan shu detallar ekspluatatsiyada eng ko'p yeyiladi va ta'mirlash jarayonida alohida e'tibor talab qiladi. Bu xulosa keyingi bo'limda keltiriladigan nuqsonlar tahlili uchun asos bo'ladi.</w:t>
-      </w:r>
-    </w:p>
-    <w:p>
-      <w:r>
-        <w:br w:type="page"/>
       </w:r>
     </w:p>
     <w:p>
@@ -2051,6 +2090,20 @@
           <w:sz w:val="24"/>
           <w:szCs w:val="24"/>
         </w:rPr>
+        <w:t xml:space="preserve">Nuqsonlarni xarakteriga ko'ra ikki guruhga ajratish mumkin: tuzatib bo'ladigan (tiklanadigan) va tuzatib bo'lmaydigan nuqsonlar. Birinchi guruhga yeyilgan sirtlar, kichik korroziya izlari va sozlash buzilishi kiradi; ular tiklash yoki sozlash orqali bartaraf etiladi. Ikkinchi guruhga yoriqlar, chuqur korroziya va materialning charchash buzilishlari kirib, bunday detallar almashtirishni talab qiladi.</w:t>
+      </w:r>
+    </w:p>
+    <w:p>
+      <w:pPr>
+        <w:spacing w:after="120" w:line="360" w:lineRule="auto"/>
+        <w:ind w:firstLine="709"/>
+        <w:jc w:val="both"/>
+      </w:pPr>
+      <w:r>
+        <w:rPr>
+          <w:sz w:val="24"/>
+          <w:szCs w:val="24"/>
+        </w:rPr>
         <w:t xml:space="preserve">Ishdan chiqish statistikasini tahlil qilish shuni ko'rsatadiki, nosozliklarning eng katta ulushi zichlagich elementlar (manjeta, halqa, diafragma) va klapan juftliklariga to'g'ri keladi. Korpus va yirik mexanik detallar nisbatan kamroq ishdan chiqadi va ko'pincha tiklash mumkin bo'ladi. Shu sababli ta'mirlash texnologiyasida zichlagichlarni almashtirishga va klapan juftliklarini tiklashga alohida e'tibor qaratiladi.</w:t>
       </w:r>
     </w:p>
@@ -2066,11 +2119,6 @@
           <w:szCs w:val="24"/>
         </w:rPr>
         <w:t xml:space="preserve">Nuqsonlarni o'z vaqtida aniqlash va tahlil qilish ta'mirlash hajmini to'g'ri belgilash, kerakli ehtiyot qismlar zaxirasini rejalashtirish va ta'mirlash sifatini oshirish imkonini beradi. Yuqorida keltirilgan tahlil keyingi bobda ishlab chiqiladigan texnologik jarayonning asosini tashkil etadi.</w:t>
-      </w:r>
-    </w:p>
-    <w:p>
-      <w:r>
-        <w:br w:type="page"/>
       </w:r>
     </w:p>
     <w:p>

--- a/Diplom_ishi.docx
+++ b/Diplom_ishi.docx
@@ -2308,6 +2308,7756 @@
           <w:szCs w:val="24"/>
         </w:rPr>
         <w:t xml:space="preserve">Birinchi bob bo'yicha xulosa qilib aytganda, 072-blokning vazifasi, konstruksiyasi va xarakterli nuqsonlari o'rganildi, mavjud ta'mirlash texnologiyalari tahlil qilindi va ularning kamchiliklari aniqlandi. Bu esa keyingi bobda zamonaviy texnologik jarayonni ishlab chiqish uchun zaruriy nazariy va amaliy asos yaratdi.</w:t>
+      </w:r>
+    </w:p>
+    <w:p>
+      <w:r>
+        <w:br w:type="page"/>
+      </w:r>
+    </w:p>
+    <w:p>
+      <w:pPr>
+        <w:jc w:val="center"/>
+        <w:spacing w:before="0" w:after="220"/>
+      </w:pPr>
+      <w:r>
+        <w:rPr>
+          <w:b/>
+          <w:sz w:val="28"/>
+          <w:szCs w:val="28"/>
+        </w:rPr>
+        <w:t xml:space="preserve">II BOB. TEXNOLOGIK QISM</w:t>
+      </w:r>
+    </w:p>
+    <w:p>
+      <w:pPr>
+        <w:spacing w:before="240" w:after="120"/>
+        <w:keepNext/>
+      </w:pPr>
+      <w:r>
+        <w:rPr>
+          <w:b/>
+          <w:sz w:val="26"/>
+          <w:szCs w:val="26"/>
+        </w:rPr>
+        <w:t xml:space="preserve">2.1. Kapital ta'mirlash texnologik jarayonini ishlab chiqish</w:t>
+      </w:r>
+    </w:p>
+    <w:p>
+      <w:pPr>
+        <w:spacing w:after="120" w:line="360" w:lineRule="auto"/>
+        <w:ind w:firstLine="709"/>
+        <w:jc w:val="both"/>
+      </w:pPr>
+      <w:r>
+        <w:rPr>
+          <w:sz w:val="24"/>
+          <w:szCs w:val="24"/>
+        </w:rPr>
+        <w:t xml:space="preserve">Kapital ta'mirlash texnologik jarayoni – bu 072-tormoz qurilmasi blokining texnik holatini va dastlabki resursini to'liq tiklashga qaratilgan, ilmiy asoslangan va o'zaro bog'langan operatsiyalar majmuasidir. Texnologik jarayonni ishlab chiqishdan asosiy maqsad – ta'mirlashning belgilangan sifatini eng kam mehnat, vaqt va moddiy sarflar bilan ta'minlovchi operatsiyalar ketma-ketligini, ularning rejimlarini hamda nazorat usullarini aniqlashdan iborat.</w:t>
+      </w:r>
+    </w:p>
+    <w:p>
+      <w:pPr>
+        <w:spacing w:after="120" w:line="360" w:lineRule="auto"/>
+        <w:ind w:firstLine="709"/>
+        <w:jc w:val="both"/>
+      </w:pPr>
+      <w:r>
+        <w:rPr>
+          <w:sz w:val="24"/>
+          <w:szCs w:val="24"/>
+        </w:rPr>
+        <w:t xml:space="preserve">Texnologik jarayonni loyihalashda quyidagi dastlabki ma'lumotlardan foydalaniladi: blokning konstruktiv tuzilishi va texnik tavsifnomasi; ekspluatatsiyada to'plangan nuqsonlar to'g'risidagi statistik ma'lumotlar; ta'mirlashga qo'yiladigan me'yoriy-texnik talablar; korxonaning ishlab chiqarish dasturi va mavjud uskunalar parki. Ushbu ma'lumotlar asosida ta'mirlash hajmi, operatsiyalar tarkibi va ularning ketma-ketligi belgilanadi.</w:t>
+      </w:r>
+    </w:p>
+    <w:p>
+      <w:pPr>
+        <w:spacing w:after="120" w:line="360" w:lineRule="auto"/>
+        <w:ind w:firstLine="709"/>
+        <w:jc w:val="both"/>
+      </w:pPr>
+      <w:r>
+        <w:rPr>
+          <w:sz w:val="24"/>
+          <w:szCs w:val="24"/>
+        </w:rPr>
+        <w:t xml:space="preserve">Ishlab chiqilayotgan texnologik jarayonga qo'yiladigan asosiy talablar quyidagilardan iborat:</w:t>
+      </w:r>
+    </w:p>
+    <w:p>
+      <w:pPr>
+        <w:spacing w:after="60" w:line="312" w:lineRule="auto"/>
+        <w:ind w:left="709" w:hanging="284"/>
+        <w:jc w:val="both"/>
+      </w:pPr>
+      <w:r>
+        <w:rPr>
+          <w:sz w:val="24"/>
+          <w:szCs w:val="24"/>
+        </w:rPr>
+        <w:t xml:space="preserve">–  </w:t>
+      </w:r>
+      <w:r>
+        <w:rPr>
+          <w:sz w:val="24"/>
+          <w:szCs w:val="24"/>
+        </w:rPr>
+        <w:t xml:space="preserve">ta'mirlash sifatining barqarorligi va tiklangan blokning ishonchliligi;</w:t>
+      </w:r>
+    </w:p>
+    <w:p>
+      <w:pPr>
+        <w:spacing w:after="60" w:line="312" w:lineRule="auto"/>
+        <w:ind w:left="709" w:hanging="284"/>
+        <w:jc w:val="both"/>
+      </w:pPr>
+      <w:r>
+        <w:rPr>
+          <w:sz w:val="24"/>
+          <w:szCs w:val="24"/>
+        </w:rPr>
+        <w:t xml:space="preserve">–  </w:t>
+      </w:r>
+      <w:r>
+        <w:rPr>
+          <w:sz w:val="24"/>
+          <w:szCs w:val="24"/>
+        </w:rPr>
+        <w:t xml:space="preserve">operatsiyalar ketma-ketligining mantiqiy izchilligi va uzluksizligi;</w:t>
+      </w:r>
+    </w:p>
+    <w:p>
+      <w:pPr>
+        <w:spacing w:after="60" w:line="312" w:lineRule="auto"/>
+        <w:ind w:left="709" w:hanging="284"/>
+        <w:jc w:val="both"/>
+      </w:pPr>
+      <w:r>
+        <w:rPr>
+          <w:sz w:val="24"/>
+          <w:szCs w:val="24"/>
+        </w:rPr>
+        <w:t xml:space="preserve">–  </w:t>
+      </w:r>
+      <w:r>
+        <w:rPr>
+          <w:sz w:val="24"/>
+          <w:szCs w:val="24"/>
+        </w:rPr>
+        <w:t xml:space="preserve">mehnat unumdorligini oshirish va qo'l mehnatini kamaytirish;</w:t>
+      </w:r>
+    </w:p>
+    <w:p>
+      <w:pPr>
+        <w:spacing w:after="60" w:line="312" w:lineRule="auto"/>
+        <w:ind w:left="709" w:hanging="284"/>
+        <w:jc w:val="both"/>
+      </w:pPr>
+      <w:r>
+        <w:rPr>
+          <w:sz w:val="24"/>
+          <w:szCs w:val="24"/>
+        </w:rPr>
+        <w:t xml:space="preserve">–  </w:t>
+      </w:r>
+      <w:r>
+        <w:rPr>
+          <w:sz w:val="24"/>
+          <w:szCs w:val="24"/>
+        </w:rPr>
+        <w:t xml:space="preserve">har bir bosqichda sifatni ishonchli nazorat qilish imkoniyati;</w:t>
+      </w:r>
+    </w:p>
+    <w:p>
+      <w:pPr>
+        <w:spacing w:after="60" w:line="312" w:lineRule="auto"/>
+        <w:ind w:left="709" w:hanging="284"/>
+        <w:jc w:val="both"/>
+      </w:pPr>
+      <w:r>
+        <w:rPr>
+          <w:sz w:val="24"/>
+          <w:szCs w:val="24"/>
+        </w:rPr>
+        <w:t xml:space="preserve">–  </w:t>
+      </w:r>
+      <w:r>
+        <w:rPr>
+          <w:sz w:val="24"/>
+          <w:szCs w:val="24"/>
+        </w:rPr>
+        <w:t xml:space="preserve">mehnat muhofazasi va ekologik xavfsizlik talablariga muvofiqlik;</w:t>
+      </w:r>
+    </w:p>
+    <w:p>
+      <w:pPr>
+        <w:spacing w:after="60" w:line="312" w:lineRule="auto"/>
+        <w:ind w:left="709" w:hanging="284"/>
+        <w:jc w:val="both"/>
+      </w:pPr>
+      <w:r>
+        <w:rPr>
+          <w:sz w:val="24"/>
+          <w:szCs w:val="24"/>
+        </w:rPr>
+        <w:t xml:space="preserve">–  </w:t>
+      </w:r>
+      <w:r>
+        <w:rPr>
+          <w:sz w:val="24"/>
+          <w:szCs w:val="24"/>
+        </w:rPr>
+        <w:t xml:space="preserve">iqtisodiy samaradorlik, ya'ni ta'mirlash tannarxining maqbulligi.</w:t>
+      </w:r>
+    </w:p>
+    <w:p>
+      <w:pPr>
+        <w:spacing w:after="120" w:line="360" w:lineRule="auto"/>
+        <w:ind w:firstLine="709"/>
+        <w:jc w:val="both"/>
+      </w:pPr>
+      <w:r>
+        <w:rPr>
+          <w:sz w:val="24"/>
+          <w:szCs w:val="24"/>
+        </w:rPr>
+        <w:t xml:space="preserve">Texnologik jarayon umumiy holda quyidagi yiriklashtirilgan bosqichlardan tashkil topadi: blokni ta'mirlashga qabul qilish; tashqi yuvish va tozalash; detallarga ajratish (demontaj); detallarni yuvish; nuqsonlash (defektatsiya); detallarni tiklash yoki almashtirish; yig'ish (montaj); sinash va sozlash; konservatsiya, markirovka va topshirish. Ushbu bosqichlarning o'zaro bog'liqligi va ketma-ketligi 2.1-rasmda keltirilgan blok-sxema ko'rinishida ifodalangan.</w:t>
+      </w:r>
+    </w:p>
+    <w:tbl>
+      <w:tblPr>
+        <w:tblW w:w="7600" w:type="dxa"/>
+        <w:jc w:val="center"/>
+        <w:tblBorders>
+          <w:top w:val="single" w:sz="6" w:space="0" w:color="000000"/>
+          <w:left w:val="single" w:sz="6" w:space="0" w:color="000000"/>
+          <w:bottom w:val="single" w:sz="6" w:space="0" w:color="000000"/>
+          <w:right w:val="single" w:sz="6" w:space="0" w:color="000000"/>
+          <w:insideH w:val="single" w:sz="6" w:space="0" w:color="000000"/>
+          <w:insideV w:val="single" w:sz="6" w:space="0" w:color="000000"/>
+        </w:tblBorders>
+      </w:tblPr>
+      <w:tblGrid>
+        <w:gridCol w:w="7600"/>
+      </w:tblGrid>
+      <w:tr>
+        <w:tc>
+          <w:tcPr>
+            <w:tcW w:w="7600" w:type="dxa"/>
+            <w:vAlign w:val="center"/>
+          </w:tcPr>
+          <w:p>
+            <w:pPr>
+              <w:jc w:val="center"/>
+              <w:spacing w:after="0"/>
+            </w:pPr>
+            <w:r>
+              <w:rPr>
+                <w:b/>
+                <w:sz w:val="22"/>
+                <w:szCs w:val="22"/>
+              </w:rPr>
+              <w:t xml:space="preserve">Blokni ta'mirlashga qabul qilish va ro'yxatga olish</w:t>
+            </w:r>
+          </w:p>
+        </w:tc>
+      </w:tr>
+    </w:tbl>
+    <w:p>
+      <w:pPr>
+        <w:jc w:val="center"/>
+        <w:spacing w:before="20" w:after="20"/>
+      </w:pPr>
+      <w:r>
+        <w:rPr>
+          <w:b/>
+          <w:sz w:val="30"/>
+          <w:szCs w:val="30"/>
+        </w:rPr>
+        <w:t xml:space="preserve">↓</w:t>
+      </w:r>
+    </w:p>
+    <w:tbl>
+      <w:tblPr>
+        <w:tblW w:w="7600" w:type="dxa"/>
+        <w:jc w:val="center"/>
+        <w:tblBorders>
+          <w:top w:val="single" w:sz="6" w:space="0" w:color="000000"/>
+          <w:left w:val="single" w:sz="6" w:space="0" w:color="000000"/>
+          <w:bottom w:val="single" w:sz="6" w:space="0" w:color="000000"/>
+          <w:right w:val="single" w:sz="6" w:space="0" w:color="000000"/>
+          <w:insideH w:val="single" w:sz="6" w:space="0" w:color="000000"/>
+          <w:insideV w:val="single" w:sz="6" w:space="0" w:color="000000"/>
+        </w:tblBorders>
+      </w:tblPr>
+      <w:tblGrid>
+        <w:gridCol w:w="7600"/>
+      </w:tblGrid>
+      <w:tr>
+        <w:tc>
+          <w:tcPr>
+            <w:tcW w:w="7600" w:type="dxa"/>
+            <w:vAlign w:val="center"/>
+          </w:tcPr>
+          <w:p>
+            <w:pPr>
+              <w:jc w:val="center"/>
+              <w:spacing w:after="0"/>
+            </w:pPr>
+            <w:r>
+              <w:rPr>
+                <w:b/>
+                <w:sz w:val="22"/>
+                <w:szCs w:val="22"/>
+              </w:rPr>
+              <w:t xml:space="preserve">Tashqi yuvish va tozalash</w:t>
+            </w:r>
+          </w:p>
+        </w:tc>
+      </w:tr>
+    </w:tbl>
+    <w:p>
+      <w:pPr>
+        <w:jc w:val="center"/>
+        <w:spacing w:before="20" w:after="20"/>
+      </w:pPr>
+      <w:r>
+        <w:rPr>
+          <w:b/>
+          <w:sz w:val="30"/>
+          <w:szCs w:val="30"/>
+        </w:rPr>
+        <w:t xml:space="preserve">↓</w:t>
+      </w:r>
+    </w:p>
+    <w:tbl>
+      <w:tblPr>
+        <w:tblW w:w="7600" w:type="dxa"/>
+        <w:jc w:val="center"/>
+        <w:tblBorders>
+          <w:top w:val="single" w:sz="6" w:space="0" w:color="000000"/>
+          <w:left w:val="single" w:sz="6" w:space="0" w:color="000000"/>
+          <w:bottom w:val="single" w:sz="6" w:space="0" w:color="000000"/>
+          <w:right w:val="single" w:sz="6" w:space="0" w:color="000000"/>
+          <w:insideH w:val="single" w:sz="6" w:space="0" w:color="000000"/>
+          <w:insideV w:val="single" w:sz="6" w:space="0" w:color="000000"/>
+        </w:tblBorders>
+      </w:tblPr>
+      <w:tblGrid>
+        <w:gridCol w:w="7600"/>
+      </w:tblGrid>
+      <w:tr>
+        <w:tc>
+          <w:tcPr>
+            <w:tcW w:w="7600" w:type="dxa"/>
+            <w:vAlign w:val="center"/>
+          </w:tcPr>
+          <w:p>
+            <w:pPr>
+              <w:jc w:val="center"/>
+              <w:spacing w:after="0"/>
+            </w:pPr>
+            <w:r>
+              <w:rPr>
+                <w:b/>
+                <w:sz w:val="22"/>
+                <w:szCs w:val="22"/>
+              </w:rPr>
+              <w:t xml:space="preserve">Detallarga ajratish (demontaj)</w:t>
+            </w:r>
+          </w:p>
+        </w:tc>
+      </w:tr>
+    </w:tbl>
+    <w:p>
+      <w:pPr>
+        <w:jc w:val="center"/>
+        <w:spacing w:before="20" w:after="20"/>
+      </w:pPr>
+      <w:r>
+        <w:rPr>
+          <w:b/>
+          <w:sz w:val="30"/>
+          <w:szCs w:val="30"/>
+        </w:rPr>
+        <w:t xml:space="preserve">↓</w:t>
+      </w:r>
+    </w:p>
+    <w:tbl>
+      <w:tblPr>
+        <w:tblW w:w="7600" w:type="dxa"/>
+        <w:jc w:val="center"/>
+        <w:tblBorders>
+          <w:top w:val="single" w:sz="6" w:space="0" w:color="000000"/>
+          <w:left w:val="single" w:sz="6" w:space="0" w:color="000000"/>
+          <w:bottom w:val="single" w:sz="6" w:space="0" w:color="000000"/>
+          <w:right w:val="single" w:sz="6" w:space="0" w:color="000000"/>
+          <w:insideH w:val="single" w:sz="6" w:space="0" w:color="000000"/>
+          <w:insideV w:val="single" w:sz="6" w:space="0" w:color="000000"/>
+        </w:tblBorders>
+      </w:tblPr>
+      <w:tblGrid>
+        <w:gridCol w:w="7600"/>
+      </w:tblGrid>
+      <w:tr>
+        <w:tc>
+          <w:tcPr>
+            <w:tcW w:w="7600" w:type="dxa"/>
+            <w:vAlign w:val="center"/>
+          </w:tcPr>
+          <w:p>
+            <w:pPr>
+              <w:jc w:val="center"/>
+              <w:spacing w:after="0"/>
+            </w:pPr>
+            <w:r>
+              <w:rPr>
+                <w:b/>
+                <w:sz w:val="22"/>
+                <w:szCs w:val="22"/>
+              </w:rPr>
+              <w:t xml:space="preserve">Detallarni yuvish va tozalash</w:t>
+            </w:r>
+          </w:p>
+        </w:tc>
+      </w:tr>
+    </w:tbl>
+    <w:p>
+      <w:pPr>
+        <w:jc w:val="center"/>
+        <w:spacing w:before="20" w:after="20"/>
+      </w:pPr>
+      <w:r>
+        <w:rPr>
+          <w:b/>
+          <w:sz w:val="30"/>
+          <w:szCs w:val="30"/>
+        </w:rPr>
+        <w:t xml:space="preserve">↓</w:t>
+      </w:r>
+    </w:p>
+    <w:tbl>
+      <w:tblPr>
+        <w:tblW w:w="7600" w:type="dxa"/>
+        <w:jc w:val="center"/>
+        <w:tblBorders>
+          <w:top w:val="single" w:sz="6" w:space="0" w:color="000000"/>
+          <w:left w:val="single" w:sz="6" w:space="0" w:color="000000"/>
+          <w:bottom w:val="single" w:sz="6" w:space="0" w:color="000000"/>
+          <w:right w:val="single" w:sz="6" w:space="0" w:color="000000"/>
+          <w:insideH w:val="single" w:sz="6" w:space="0" w:color="000000"/>
+          <w:insideV w:val="single" w:sz="6" w:space="0" w:color="000000"/>
+        </w:tblBorders>
+      </w:tblPr>
+      <w:tblGrid>
+        <w:gridCol w:w="7600"/>
+      </w:tblGrid>
+      <w:tr>
+        <w:tc>
+          <w:tcPr>
+            <w:tcW w:w="7600" w:type="dxa"/>
+            <w:vAlign w:val="center"/>
+          </w:tcPr>
+          <w:p>
+            <w:pPr>
+              <w:jc w:val="center"/>
+              <w:spacing w:after="0"/>
+            </w:pPr>
+            <w:r>
+              <w:rPr>
+                <w:b/>
+                <w:sz w:val="22"/>
+                <w:szCs w:val="22"/>
+              </w:rPr>
+              <w:t xml:space="preserve">Nuqsonlash (defektatsiya) va saralash</w:t>
+            </w:r>
+          </w:p>
+        </w:tc>
+      </w:tr>
+    </w:tbl>
+    <w:p>
+      <w:pPr>
+        <w:jc w:val="center"/>
+        <w:spacing w:before="20" w:after="20"/>
+      </w:pPr>
+      <w:r>
+        <w:rPr>
+          <w:b/>
+          <w:sz w:val="30"/>
+          <w:szCs w:val="30"/>
+        </w:rPr>
+        <w:t xml:space="preserve">↓</w:t>
+      </w:r>
+    </w:p>
+    <w:tbl>
+      <w:tblPr>
+        <w:tblW w:w="7600" w:type="dxa"/>
+        <w:jc w:val="center"/>
+        <w:tblBorders>
+          <w:top w:val="single" w:sz="6" w:space="0" w:color="000000"/>
+          <w:left w:val="single" w:sz="6" w:space="0" w:color="000000"/>
+          <w:bottom w:val="single" w:sz="6" w:space="0" w:color="000000"/>
+          <w:right w:val="single" w:sz="6" w:space="0" w:color="000000"/>
+          <w:insideH w:val="single" w:sz="6" w:space="0" w:color="000000"/>
+          <w:insideV w:val="single" w:sz="6" w:space="0" w:color="000000"/>
+        </w:tblBorders>
+      </w:tblPr>
+      <w:tblGrid>
+        <w:gridCol w:w="7600"/>
+      </w:tblGrid>
+      <w:tr>
+        <w:tc>
+          <w:tcPr>
+            <w:tcW w:w="7600" w:type="dxa"/>
+            <w:vAlign w:val="center"/>
+          </w:tcPr>
+          <w:p>
+            <w:pPr>
+              <w:jc w:val="center"/>
+              <w:spacing w:after="0"/>
+            </w:pPr>
+            <w:r>
+              <w:rPr>
+                <w:b/>
+                <w:sz w:val="22"/>
+                <w:szCs w:val="22"/>
+              </w:rPr>
+              <w:t xml:space="preserve">Detallarni tiklash / almashtirish</w:t>
+            </w:r>
+          </w:p>
+        </w:tc>
+      </w:tr>
+    </w:tbl>
+    <w:p>
+      <w:pPr>
+        <w:jc w:val="center"/>
+        <w:spacing w:before="20" w:after="20"/>
+      </w:pPr>
+      <w:r>
+        <w:rPr>
+          <w:b/>
+          <w:sz w:val="30"/>
+          <w:szCs w:val="30"/>
+        </w:rPr>
+        <w:t xml:space="preserve">↓</w:t>
+      </w:r>
+    </w:p>
+    <w:tbl>
+      <w:tblPr>
+        <w:tblW w:w="7600" w:type="dxa"/>
+        <w:jc w:val="center"/>
+        <w:tblBorders>
+          <w:top w:val="single" w:sz="6" w:space="0" w:color="000000"/>
+          <w:left w:val="single" w:sz="6" w:space="0" w:color="000000"/>
+          <w:bottom w:val="single" w:sz="6" w:space="0" w:color="000000"/>
+          <w:right w:val="single" w:sz="6" w:space="0" w:color="000000"/>
+          <w:insideH w:val="single" w:sz="6" w:space="0" w:color="000000"/>
+          <w:insideV w:val="single" w:sz="6" w:space="0" w:color="000000"/>
+        </w:tblBorders>
+      </w:tblPr>
+      <w:tblGrid>
+        <w:gridCol w:w="7600"/>
+      </w:tblGrid>
+      <w:tr>
+        <w:tc>
+          <w:tcPr>
+            <w:tcW w:w="7600" w:type="dxa"/>
+            <w:vAlign w:val="center"/>
+          </w:tcPr>
+          <w:p>
+            <w:pPr>
+              <w:jc w:val="center"/>
+              <w:spacing w:after="0"/>
+            </w:pPr>
+            <w:r>
+              <w:rPr>
+                <w:b/>
+                <w:sz w:val="22"/>
+                <w:szCs w:val="22"/>
+              </w:rPr>
+              <w:t xml:space="preserve">Yig'ish (montaj)</w:t>
+            </w:r>
+          </w:p>
+        </w:tc>
+      </w:tr>
+    </w:tbl>
+    <w:p>
+      <w:pPr>
+        <w:jc w:val="center"/>
+        <w:spacing w:before="20" w:after="20"/>
+      </w:pPr>
+      <w:r>
+        <w:rPr>
+          <w:b/>
+          <w:sz w:val="30"/>
+          <w:szCs w:val="30"/>
+        </w:rPr>
+        <w:t xml:space="preserve">↓</w:t>
+      </w:r>
+    </w:p>
+    <w:tbl>
+      <w:tblPr>
+        <w:tblW w:w="7600" w:type="dxa"/>
+        <w:jc w:val="center"/>
+        <w:tblBorders>
+          <w:top w:val="single" w:sz="6" w:space="0" w:color="000000"/>
+          <w:left w:val="single" w:sz="6" w:space="0" w:color="000000"/>
+          <w:bottom w:val="single" w:sz="6" w:space="0" w:color="000000"/>
+          <w:right w:val="single" w:sz="6" w:space="0" w:color="000000"/>
+          <w:insideH w:val="single" w:sz="6" w:space="0" w:color="000000"/>
+          <w:insideV w:val="single" w:sz="6" w:space="0" w:color="000000"/>
+        </w:tblBorders>
+      </w:tblPr>
+      <w:tblGrid>
+        <w:gridCol w:w="7600"/>
+      </w:tblGrid>
+      <w:tr>
+        <w:tc>
+          <w:tcPr>
+            <w:tcW w:w="7600" w:type="dxa"/>
+            <w:vAlign w:val="center"/>
+          </w:tcPr>
+          <w:p>
+            <w:pPr>
+              <w:jc w:val="center"/>
+              <w:spacing w:after="0"/>
+            </w:pPr>
+            <w:r>
+              <w:rPr>
+                <w:b/>
+                <w:sz w:val="22"/>
+                <w:szCs w:val="22"/>
+              </w:rPr>
+              <w:t xml:space="preserve">Sinash va sozlash (stendda)</w:t>
+            </w:r>
+          </w:p>
+        </w:tc>
+      </w:tr>
+    </w:tbl>
+    <w:p>
+      <w:pPr>
+        <w:jc w:val="center"/>
+        <w:spacing w:before="20" w:after="20"/>
+      </w:pPr>
+      <w:r>
+        <w:rPr>
+          <w:b/>
+          <w:sz w:val="30"/>
+          <w:szCs w:val="30"/>
+        </w:rPr>
+        <w:t xml:space="preserve">↓</w:t>
+      </w:r>
+    </w:p>
+    <w:tbl>
+      <w:tblPr>
+        <w:tblW w:w="7600" w:type="dxa"/>
+        <w:jc w:val="center"/>
+        <w:tblBorders>
+          <w:top w:val="single" w:sz="6" w:space="0" w:color="000000"/>
+          <w:left w:val="single" w:sz="6" w:space="0" w:color="000000"/>
+          <w:bottom w:val="single" w:sz="6" w:space="0" w:color="000000"/>
+          <w:right w:val="single" w:sz="6" w:space="0" w:color="000000"/>
+          <w:insideH w:val="single" w:sz="6" w:space="0" w:color="000000"/>
+          <w:insideV w:val="single" w:sz="6" w:space="0" w:color="000000"/>
+        </w:tblBorders>
+      </w:tblPr>
+      <w:tblGrid>
+        <w:gridCol w:w="7600"/>
+      </w:tblGrid>
+      <w:tr>
+        <w:tc>
+          <w:tcPr>
+            <w:tcW w:w="7600" w:type="dxa"/>
+            <w:vAlign w:val="center"/>
+          </w:tcPr>
+          <w:p>
+            <w:pPr>
+              <w:jc w:val="center"/>
+              <w:spacing w:after="0"/>
+            </w:pPr>
+            <w:r>
+              <w:rPr>
+                <w:b/>
+                <w:sz w:val="22"/>
+                <w:szCs w:val="22"/>
+              </w:rPr>
+              <w:t xml:space="preserve">Konservatsiya, markirovka va topshirish</w:t>
+            </w:r>
+          </w:p>
+        </w:tc>
+      </w:tr>
+    </w:tbl>
+    <w:p/>
+    <w:p>
+      <w:pPr>
+        <w:jc w:val="center"/>
+        <w:spacing w:before="40" w:after="200"/>
+      </w:pPr>
+      <w:r>
+        <w:rPr>
+          <w:i/>
+          <w:sz w:val="22"/>
+          <w:szCs w:val="22"/>
+        </w:rPr>
+        <w:t xml:space="preserve">2.1-rasm. Blokni kapital ta'mirlash texnologik jarayonining blok-sxemasi</w:t>
+      </w:r>
+    </w:p>
+    <w:p>
+      <w:pPr>
+        <w:spacing w:after="120" w:line="360" w:lineRule="auto"/>
+        <w:ind w:firstLine="709"/>
+        <w:jc w:val="both"/>
+      </w:pPr>
+      <w:r>
+        <w:rPr>
+          <w:sz w:val="24"/>
+          <w:szCs w:val="24"/>
+        </w:rPr>
+        <w:t xml:space="preserve">Texnologik jarayon hujjatlashtirilganda ikki turdagi texnologik karta ishlab chiqiladi: marshrut kartasi va operatsion karta. Marshrut kartasi ta'mirlash bo'yicha operatsiyalarning umumiy ketma-ketligini, har bir operatsiya bajariladigan ish o'rni va undagi uskunalarni belgilaydi. Operatsion karta esa har bir operatsiyaning ichki o'tishlarini, rejimlarini, qo'llaniladigan asbob-uskunalar va nazorat usullarini batafsil bayon etadi.</w:t>
+      </w:r>
+    </w:p>
+    <w:p>
+      <w:pPr>
+        <w:spacing w:after="120" w:line="360" w:lineRule="auto"/>
+        <w:ind w:firstLine="709"/>
+        <w:jc w:val="both"/>
+      </w:pPr>
+      <w:r>
+        <w:rPr>
+          <w:sz w:val="24"/>
+          <w:szCs w:val="24"/>
+        </w:rPr>
+        <w:t xml:space="preserve">Marshrut texnologik jarayonining umumlashtirilgan ko'rinishi 2.1-jadvalda keltirilgan. Jadvalda har bir operatsiyaning tartib raqami, nomi va qisqacha mazmuni hamda bajarilish o'rni ko'rsatilgan.</w:t>
+      </w:r>
+    </w:p>
+    <w:tbl>
+      <w:tblPr>
+        <w:tblW w:w="0" w:type="auto"/>
+        <w:jc w:val="center"/>
+        <w:tblBorders>
+          <w:top w:val="single" w:sz="6" w:space="0" w:color="000000"/>
+          <w:left w:val="single" w:sz="6" w:space="0" w:color="000000"/>
+          <w:bottom w:val="single" w:sz="6" w:space="0" w:color="000000"/>
+          <w:right w:val="single" w:sz="6" w:space="0" w:color="000000"/>
+          <w:insideH w:val="single" w:sz="6" w:space="0" w:color="000000"/>
+          <w:insideV w:val="single" w:sz="6" w:space="0" w:color="000000"/>
+        </w:tblBorders>
+      </w:tblPr>
+      <w:tblGrid>
+        <w:gridCol w:w="700"/>
+        <w:gridCol w:w="2100"/>
+        <w:gridCol w:w="4500"/>
+        <w:gridCol w:w="2200"/>
+      </w:tblGrid>
+      <w:tr>
+        <w:tc>
+          <w:tcPr>
+            <w:tcW w:w="700" w:type="dxa"/>
+            <w:vAlign w:val="center"/>
+          </w:tcPr>
+          <w:p>
+            <w:pPr>
+              <w:spacing w:after="20"/>
+              <w:jc w:val="center"/>
+            </w:pPr>
+            <w:r>
+              <w:rPr>
+                <w:b/>
+                <w:sz w:val="22"/>
+                <w:szCs w:val="22"/>
+              </w:rPr>
+              <w:t xml:space="preserve">№</w:t>
+            </w:r>
+          </w:p>
+        </w:tc>
+        <w:tc>
+          <w:tcPr>
+            <w:tcW w:w="2100" w:type="dxa"/>
+            <w:vAlign w:val="center"/>
+          </w:tcPr>
+          <w:p>
+            <w:pPr>
+              <w:spacing w:after="20"/>
+              <w:jc w:val="center"/>
+            </w:pPr>
+            <w:r>
+              <w:rPr>
+                <w:b/>
+                <w:sz w:val="22"/>
+                <w:szCs w:val="22"/>
+              </w:rPr>
+              <w:t xml:space="preserve">Operatsiya nomi</w:t>
+            </w:r>
+          </w:p>
+        </w:tc>
+        <w:tc>
+          <w:tcPr>
+            <w:tcW w:w="4500" w:type="dxa"/>
+            <w:vAlign w:val="center"/>
+          </w:tcPr>
+          <w:p>
+            <w:pPr>
+              <w:spacing w:after="20"/>
+              <w:jc w:val="center"/>
+            </w:pPr>
+            <w:r>
+              <w:rPr>
+                <w:b/>
+                <w:sz w:val="22"/>
+                <w:szCs w:val="22"/>
+              </w:rPr>
+              <w:t xml:space="preserve">Operatsiya mazmuni</w:t>
+            </w:r>
+          </w:p>
+        </w:tc>
+        <w:tc>
+          <w:tcPr>
+            <w:tcW w:w="2200" w:type="dxa"/>
+            <w:vAlign w:val="center"/>
+          </w:tcPr>
+          <w:p>
+            <w:pPr>
+              <w:spacing w:after="20"/>
+              <w:jc w:val="center"/>
+            </w:pPr>
+            <w:r>
+              <w:rPr>
+                <w:b/>
+                <w:sz w:val="22"/>
+                <w:szCs w:val="22"/>
+              </w:rPr>
+              <w:t xml:space="preserve">Ish o'rni</w:t>
+            </w:r>
+          </w:p>
+        </w:tc>
+      </w:tr>
+      <w:tr>
+        <w:tc>
+          <w:tcPr>
+            <w:tcW w:w="700" w:type="dxa"/>
+            <w:vAlign w:val="center"/>
+          </w:tcPr>
+          <w:p>
+            <w:pPr>
+              <w:spacing w:after="20"/>
+              <w:jc w:val="left"/>
+            </w:pPr>
+            <w:r>
+              <w:rPr>
+                <w:sz w:val="22"/>
+                <w:szCs w:val="22"/>
+              </w:rPr>
+              <w:t xml:space="preserve">005</w:t>
+            </w:r>
+          </w:p>
+        </w:tc>
+        <w:tc>
+          <w:tcPr>
+            <w:tcW w:w="2100" w:type="dxa"/>
+            <w:vAlign w:val="center"/>
+          </w:tcPr>
+          <w:p>
+            <w:pPr>
+              <w:spacing w:after="20"/>
+              <w:jc w:val="center"/>
+            </w:pPr>
+            <w:r>
+              <w:rPr>
+                <w:sz w:val="22"/>
+                <w:szCs w:val="22"/>
+              </w:rPr>
+              <w:t xml:space="preserve">Qabul qilish</w:t>
+            </w:r>
+          </w:p>
+        </w:tc>
+        <w:tc>
+          <w:tcPr>
+            <w:tcW w:w="4500" w:type="dxa"/>
+            <w:vAlign w:val="center"/>
+          </w:tcPr>
+          <w:p>
+            <w:pPr>
+              <w:spacing w:after="20"/>
+              <w:jc w:val="center"/>
+            </w:pPr>
+            <w:r>
+              <w:rPr>
+                <w:sz w:val="22"/>
+                <w:szCs w:val="22"/>
+              </w:rPr>
+              <w:t xml:space="preserve">Hujjatlash, tashqi ko'rik, komplektlikni tekshirish</w:t>
+            </w:r>
+          </w:p>
+        </w:tc>
+        <w:tc>
+          <w:tcPr>
+            <w:tcW w:w="2200" w:type="dxa"/>
+            <w:vAlign w:val="center"/>
+          </w:tcPr>
+          <w:p>
+            <w:pPr>
+              <w:spacing w:after="20"/>
+              <w:jc w:val="center"/>
+            </w:pPr>
+            <w:r>
+              <w:rPr>
+                <w:sz w:val="22"/>
+                <w:szCs w:val="22"/>
+              </w:rPr>
+              <w:t xml:space="preserve">Qabul uchastkasi</w:t>
+            </w:r>
+          </w:p>
+        </w:tc>
+      </w:tr>
+      <w:tr>
+        <w:tc>
+          <w:tcPr>
+            <w:tcW w:w="700" w:type="dxa"/>
+            <w:vAlign w:val="center"/>
+          </w:tcPr>
+          <w:p>
+            <w:pPr>
+              <w:spacing w:after="20"/>
+              <w:jc w:val="left"/>
+            </w:pPr>
+            <w:r>
+              <w:rPr>
+                <w:sz w:val="22"/>
+                <w:szCs w:val="22"/>
+              </w:rPr>
+              <w:t xml:space="preserve">010</w:t>
+            </w:r>
+          </w:p>
+        </w:tc>
+        <w:tc>
+          <w:tcPr>
+            <w:tcW w:w="2100" w:type="dxa"/>
+            <w:vAlign w:val="center"/>
+          </w:tcPr>
+          <w:p>
+            <w:pPr>
+              <w:spacing w:after="20"/>
+              <w:jc w:val="center"/>
+            </w:pPr>
+            <w:r>
+              <w:rPr>
+                <w:sz w:val="22"/>
+                <w:szCs w:val="22"/>
+              </w:rPr>
+              <w:t xml:space="preserve">Yuvish</w:t>
+            </w:r>
+          </w:p>
+        </w:tc>
+        <w:tc>
+          <w:tcPr>
+            <w:tcW w:w="4500" w:type="dxa"/>
+            <w:vAlign w:val="center"/>
+          </w:tcPr>
+          <w:p>
+            <w:pPr>
+              <w:spacing w:after="20"/>
+              <w:jc w:val="center"/>
+            </w:pPr>
+            <w:r>
+              <w:rPr>
+                <w:sz w:val="22"/>
+                <w:szCs w:val="22"/>
+              </w:rPr>
+              <w:t xml:space="preserve">Tashqi sirtni iflosliklardan tozalash</w:t>
+            </w:r>
+          </w:p>
+        </w:tc>
+        <w:tc>
+          <w:tcPr>
+            <w:tcW w:w="2200" w:type="dxa"/>
+            <w:vAlign w:val="center"/>
+          </w:tcPr>
+          <w:p>
+            <w:pPr>
+              <w:spacing w:after="20"/>
+              <w:jc w:val="center"/>
+            </w:pPr>
+            <w:r>
+              <w:rPr>
+                <w:sz w:val="22"/>
+                <w:szCs w:val="22"/>
+              </w:rPr>
+              <w:t xml:space="preserve">Yuvish uchastkasi</w:t>
+            </w:r>
+          </w:p>
+        </w:tc>
+      </w:tr>
+      <w:tr>
+        <w:tc>
+          <w:tcPr>
+            <w:tcW w:w="700" w:type="dxa"/>
+            <w:vAlign w:val="center"/>
+          </w:tcPr>
+          <w:p>
+            <w:pPr>
+              <w:spacing w:after="20"/>
+              <w:jc w:val="left"/>
+            </w:pPr>
+            <w:r>
+              <w:rPr>
+                <w:sz w:val="22"/>
+                <w:szCs w:val="22"/>
+              </w:rPr>
+              <w:t xml:space="preserve">015</w:t>
+            </w:r>
+          </w:p>
+        </w:tc>
+        <w:tc>
+          <w:tcPr>
+            <w:tcW w:w="2100" w:type="dxa"/>
+            <w:vAlign w:val="center"/>
+          </w:tcPr>
+          <w:p>
+            <w:pPr>
+              <w:spacing w:after="20"/>
+              <w:jc w:val="center"/>
+            </w:pPr>
+            <w:r>
+              <w:rPr>
+                <w:sz w:val="22"/>
+                <w:szCs w:val="22"/>
+              </w:rPr>
+              <w:t xml:space="preserve">Demontaj</w:t>
+            </w:r>
+          </w:p>
+        </w:tc>
+        <w:tc>
+          <w:tcPr>
+            <w:tcW w:w="4500" w:type="dxa"/>
+            <w:vAlign w:val="center"/>
+          </w:tcPr>
+          <w:p>
+            <w:pPr>
+              <w:spacing w:after="20"/>
+              <w:jc w:val="center"/>
+            </w:pPr>
+            <w:r>
+              <w:rPr>
+                <w:sz w:val="22"/>
+                <w:szCs w:val="22"/>
+              </w:rPr>
+              <w:t xml:space="preserve">Blokni detal va tugunlarga ajratish</w:t>
+            </w:r>
+          </w:p>
+        </w:tc>
+        <w:tc>
+          <w:tcPr>
+            <w:tcW w:w="2200" w:type="dxa"/>
+            <w:vAlign w:val="center"/>
+          </w:tcPr>
+          <w:p>
+            <w:pPr>
+              <w:spacing w:after="20"/>
+              <w:jc w:val="center"/>
+            </w:pPr>
+            <w:r>
+              <w:rPr>
+                <w:sz w:val="22"/>
+                <w:szCs w:val="22"/>
+              </w:rPr>
+              <w:t xml:space="preserve">Demontaj o'rni</w:t>
+            </w:r>
+          </w:p>
+        </w:tc>
+      </w:tr>
+      <w:tr>
+        <w:tc>
+          <w:tcPr>
+            <w:tcW w:w="700" w:type="dxa"/>
+            <w:vAlign w:val="center"/>
+          </w:tcPr>
+          <w:p>
+            <w:pPr>
+              <w:spacing w:after="20"/>
+              <w:jc w:val="left"/>
+            </w:pPr>
+            <w:r>
+              <w:rPr>
+                <w:sz w:val="22"/>
+                <w:szCs w:val="22"/>
+              </w:rPr>
+              <w:t xml:space="preserve">020</w:t>
+            </w:r>
+          </w:p>
+        </w:tc>
+        <w:tc>
+          <w:tcPr>
+            <w:tcW w:w="2100" w:type="dxa"/>
+            <w:vAlign w:val="center"/>
+          </w:tcPr>
+          <w:p>
+            <w:pPr>
+              <w:spacing w:after="20"/>
+              <w:jc w:val="center"/>
+            </w:pPr>
+            <w:r>
+              <w:rPr>
+                <w:sz w:val="22"/>
+                <w:szCs w:val="22"/>
+              </w:rPr>
+              <w:t xml:space="preserve">Detallarni yuvish</w:t>
+            </w:r>
+          </w:p>
+        </w:tc>
+        <w:tc>
+          <w:tcPr>
+            <w:tcW w:w="4500" w:type="dxa"/>
+            <w:vAlign w:val="center"/>
+          </w:tcPr>
+          <w:p>
+            <w:pPr>
+              <w:spacing w:after="20"/>
+              <w:jc w:val="center"/>
+            </w:pPr>
+            <w:r>
+              <w:rPr>
+                <w:sz w:val="22"/>
+                <w:szCs w:val="22"/>
+              </w:rPr>
+              <w:t xml:space="preserve">Detallarni yuvish vannasida tozalash</w:t>
+            </w:r>
+          </w:p>
+        </w:tc>
+        <w:tc>
+          <w:tcPr>
+            <w:tcW w:w="2200" w:type="dxa"/>
+            <w:vAlign w:val="center"/>
+          </w:tcPr>
+          <w:p>
+            <w:pPr>
+              <w:spacing w:after="20"/>
+              <w:jc w:val="center"/>
+            </w:pPr>
+            <w:r>
+              <w:rPr>
+                <w:sz w:val="22"/>
+                <w:szCs w:val="22"/>
+              </w:rPr>
+              <w:t xml:space="preserve">Yuvish uchastkasi</w:t>
+            </w:r>
+          </w:p>
+        </w:tc>
+      </w:tr>
+      <w:tr>
+        <w:tc>
+          <w:tcPr>
+            <w:tcW w:w="700" w:type="dxa"/>
+            <w:vAlign w:val="center"/>
+          </w:tcPr>
+          <w:p>
+            <w:pPr>
+              <w:spacing w:after="20"/>
+              <w:jc w:val="left"/>
+            </w:pPr>
+            <w:r>
+              <w:rPr>
+                <w:sz w:val="22"/>
+                <w:szCs w:val="22"/>
+              </w:rPr>
+              <w:t xml:space="preserve">025</w:t>
+            </w:r>
+          </w:p>
+        </w:tc>
+        <w:tc>
+          <w:tcPr>
+            <w:tcW w:w="2100" w:type="dxa"/>
+            <w:vAlign w:val="center"/>
+          </w:tcPr>
+          <w:p>
+            <w:pPr>
+              <w:spacing w:after="20"/>
+              <w:jc w:val="center"/>
+            </w:pPr>
+            <w:r>
+              <w:rPr>
+                <w:sz w:val="22"/>
+                <w:szCs w:val="22"/>
+              </w:rPr>
+              <w:t xml:space="preserve">Nuqsonlash</w:t>
+            </w:r>
+          </w:p>
+        </w:tc>
+        <w:tc>
+          <w:tcPr>
+            <w:tcW w:w="4500" w:type="dxa"/>
+            <w:vAlign w:val="center"/>
+          </w:tcPr>
+          <w:p>
+            <w:pPr>
+              <w:spacing w:after="20"/>
+              <w:jc w:val="center"/>
+            </w:pPr>
+            <w:r>
+              <w:rPr>
+                <w:sz w:val="22"/>
+                <w:szCs w:val="22"/>
+              </w:rPr>
+              <w:t xml:space="preserve">O'lchash, nazorat, saralash</w:t>
+            </w:r>
+          </w:p>
+        </w:tc>
+        <w:tc>
+          <w:tcPr>
+            <w:tcW w:w="2200" w:type="dxa"/>
+            <w:vAlign w:val="center"/>
+          </w:tcPr>
+          <w:p>
+            <w:pPr>
+              <w:spacing w:after="20"/>
+              <w:jc w:val="center"/>
+            </w:pPr>
+            <w:r>
+              <w:rPr>
+                <w:sz w:val="22"/>
+                <w:szCs w:val="22"/>
+              </w:rPr>
+              <w:t xml:space="preserve">Nuqsonlash o'rni</w:t>
+            </w:r>
+          </w:p>
+        </w:tc>
+      </w:tr>
+      <w:tr>
+        <w:tc>
+          <w:tcPr>
+            <w:tcW w:w="700" w:type="dxa"/>
+            <w:vAlign w:val="center"/>
+          </w:tcPr>
+          <w:p>
+            <w:pPr>
+              <w:spacing w:after="20"/>
+              <w:jc w:val="left"/>
+            </w:pPr>
+            <w:r>
+              <w:rPr>
+                <w:sz w:val="22"/>
+                <w:szCs w:val="22"/>
+              </w:rPr>
+              <w:t xml:space="preserve">030</w:t>
+            </w:r>
+          </w:p>
+        </w:tc>
+        <w:tc>
+          <w:tcPr>
+            <w:tcW w:w="2100" w:type="dxa"/>
+            <w:vAlign w:val="center"/>
+          </w:tcPr>
+          <w:p>
+            <w:pPr>
+              <w:spacing w:after="20"/>
+              <w:jc w:val="center"/>
+            </w:pPr>
+            <w:r>
+              <w:rPr>
+                <w:sz w:val="22"/>
+                <w:szCs w:val="22"/>
+              </w:rPr>
+              <w:t xml:space="preserve">Tiklash</w:t>
+            </w:r>
+          </w:p>
+        </w:tc>
+        <w:tc>
+          <w:tcPr>
+            <w:tcW w:w="4500" w:type="dxa"/>
+            <w:vAlign w:val="center"/>
+          </w:tcPr>
+          <w:p>
+            <w:pPr>
+              <w:spacing w:after="20"/>
+              <w:jc w:val="center"/>
+            </w:pPr>
+            <w:r>
+              <w:rPr>
+                <w:sz w:val="22"/>
+                <w:szCs w:val="22"/>
+              </w:rPr>
+              <w:t xml:space="preserve">Yeyilgan sirtlarni tiklash, mexanik ishlov</w:t>
+            </w:r>
+          </w:p>
+        </w:tc>
+        <w:tc>
+          <w:tcPr>
+            <w:tcW w:w="2200" w:type="dxa"/>
+            <w:vAlign w:val="center"/>
+          </w:tcPr>
+          <w:p>
+            <w:pPr>
+              <w:spacing w:after="20"/>
+              <w:jc w:val="center"/>
+            </w:pPr>
+            <w:r>
+              <w:rPr>
+                <w:sz w:val="22"/>
+                <w:szCs w:val="22"/>
+              </w:rPr>
+              <w:t xml:space="preserve">Tiklash uchastkasi</w:t>
+            </w:r>
+          </w:p>
+        </w:tc>
+      </w:tr>
+      <w:tr>
+        <w:tc>
+          <w:tcPr>
+            <w:tcW w:w="700" w:type="dxa"/>
+            <w:vAlign w:val="center"/>
+          </w:tcPr>
+          <w:p>
+            <w:pPr>
+              <w:spacing w:after="20"/>
+              <w:jc w:val="left"/>
+            </w:pPr>
+            <w:r>
+              <w:rPr>
+                <w:sz w:val="22"/>
+                <w:szCs w:val="22"/>
+              </w:rPr>
+              <w:t xml:space="preserve">035</w:t>
+            </w:r>
+          </w:p>
+        </w:tc>
+        <w:tc>
+          <w:tcPr>
+            <w:tcW w:w="2100" w:type="dxa"/>
+            <w:vAlign w:val="center"/>
+          </w:tcPr>
+          <w:p>
+            <w:pPr>
+              <w:spacing w:after="20"/>
+              <w:jc w:val="center"/>
+            </w:pPr>
+            <w:r>
+              <w:rPr>
+                <w:sz w:val="22"/>
+                <w:szCs w:val="22"/>
+              </w:rPr>
+              <w:t xml:space="preserve">Komplektlash</w:t>
+            </w:r>
+          </w:p>
+        </w:tc>
+        <w:tc>
+          <w:tcPr>
+            <w:tcW w:w="4500" w:type="dxa"/>
+            <w:vAlign w:val="center"/>
+          </w:tcPr>
+          <w:p>
+            <w:pPr>
+              <w:spacing w:after="20"/>
+              <w:jc w:val="center"/>
+            </w:pPr>
+            <w:r>
+              <w:rPr>
+                <w:sz w:val="22"/>
+                <w:szCs w:val="22"/>
+              </w:rPr>
+              <w:t xml:space="preserve">Detallarni o'lchamiy guruhlar bo'yicha tanlash</w:t>
+            </w:r>
+          </w:p>
+        </w:tc>
+        <w:tc>
+          <w:tcPr>
+            <w:tcW w:w="2200" w:type="dxa"/>
+            <w:vAlign w:val="center"/>
+          </w:tcPr>
+          <w:p>
+            <w:pPr>
+              <w:spacing w:after="20"/>
+              <w:jc w:val="center"/>
+            </w:pPr>
+            <w:r>
+              <w:rPr>
+                <w:sz w:val="22"/>
+                <w:szCs w:val="22"/>
+              </w:rPr>
+              <w:t xml:space="preserve">Komplektlash o'rni</w:t>
+            </w:r>
+          </w:p>
+        </w:tc>
+      </w:tr>
+      <w:tr>
+        <w:tc>
+          <w:tcPr>
+            <w:tcW w:w="700" w:type="dxa"/>
+            <w:vAlign w:val="center"/>
+          </w:tcPr>
+          <w:p>
+            <w:pPr>
+              <w:spacing w:after="20"/>
+              <w:jc w:val="left"/>
+            </w:pPr>
+            <w:r>
+              <w:rPr>
+                <w:sz w:val="22"/>
+                <w:szCs w:val="22"/>
+              </w:rPr>
+              <w:t xml:space="preserve">040</w:t>
+            </w:r>
+          </w:p>
+        </w:tc>
+        <w:tc>
+          <w:tcPr>
+            <w:tcW w:w="2100" w:type="dxa"/>
+            <w:vAlign w:val="center"/>
+          </w:tcPr>
+          <w:p>
+            <w:pPr>
+              <w:spacing w:after="20"/>
+              <w:jc w:val="center"/>
+            </w:pPr>
+            <w:r>
+              <w:rPr>
+                <w:sz w:val="22"/>
+                <w:szCs w:val="22"/>
+              </w:rPr>
+              <w:t xml:space="preserve">Yig'ish</w:t>
+            </w:r>
+          </w:p>
+        </w:tc>
+        <w:tc>
+          <w:tcPr>
+            <w:tcW w:w="4500" w:type="dxa"/>
+            <w:vAlign w:val="center"/>
+          </w:tcPr>
+          <w:p>
+            <w:pPr>
+              <w:spacing w:after="20"/>
+              <w:jc w:val="center"/>
+            </w:pPr>
+            <w:r>
+              <w:rPr>
+                <w:sz w:val="22"/>
+                <w:szCs w:val="22"/>
+              </w:rPr>
+              <w:t xml:space="preserve">Blokni texnologik ketma-ketlikda yig'ish</w:t>
+            </w:r>
+          </w:p>
+        </w:tc>
+        <w:tc>
+          <w:tcPr>
+            <w:tcW w:w="2200" w:type="dxa"/>
+            <w:vAlign w:val="center"/>
+          </w:tcPr>
+          <w:p>
+            <w:pPr>
+              <w:spacing w:after="20"/>
+              <w:jc w:val="center"/>
+            </w:pPr>
+            <w:r>
+              <w:rPr>
+                <w:sz w:val="22"/>
+                <w:szCs w:val="22"/>
+              </w:rPr>
+              <w:t xml:space="preserve">Yig'ish o'rni</w:t>
+            </w:r>
+          </w:p>
+        </w:tc>
+      </w:tr>
+      <w:tr>
+        <w:tc>
+          <w:tcPr>
+            <w:tcW w:w="700" w:type="dxa"/>
+            <w:vAlign w:val="center"/>
+          </w:tcPr>
+          <w:p>
+            <w:pPr>
+              <w:spacing w:after="20"/>
+              <w:jc w:val="left"/>
+            </w:pPr>
+            <w:r>
+              <w:rPr>
+                <w:sz w:val="22"/>
+                <w:szCs w:val="22"/>
+              </w:rPr>
+              <w:t xml:space="preserve">045</w:t>
+            </w:r>
+          </w:p>
+        </w:tc>
+        <w:tc>
+          <w:tcPr>
+            <w:tcW w:w="2100" w:type="dxa"/>
+            <w:vAlign w:val="center"/>
+          </w:tcPr>
+          <w:p>
+            <w:pPr>
+              <w:spacing w:after="20"/>
+              <w:jc w:val="center"/>
+            </w:pPr>
+            <w:r>
+              <w:rPr>
+                <w:sz w:val="22"/>
+                <w:szCs w:val="22"/>
+              </w:rPr>
+              <w:t xml:space="preserve">Sinash</w:t>
+            </w:r>
+          </w:p>
+        </w:tc>
+        <w:tc>
+          <w:tcPr>
+            <w:tcW w:w="4500" w:type="dxa"/>
+            <w:vAlign w:val="center"/>
+          </w:tcPr>
+          <w:p>
+            <w:pPr>
+              <w:spacing w:after="20"/>
+              <w:jc w:val="center"/>
+            </w:pPr>
+            <w:r>
+              <w:rPr>
+                <w:sz w:val="22"/>
+                <w:szCs w:val="22"/>
+              </w:rPr>
+              <w:t xml:space="preserve">Germetiklik va ish rejimlarini sinash</w:t>
+            </w:r>
+          </w:p>
+        </w:tc>
+        <w:tc>
+          <w:tcPr>
+            <w:tcW w:w="2200" w:type="dxa"/>
+            <w:vAlign w:val="center"/>
+          </w:tcPr>
+          <w:p>
+            <w:pPr>
+              <w:spacing w:after="20"/>
+              <w:jc w:val="center"/>
+            </w:pPr>
+            <w:r>
+              <w:rPr>
+                <w:sz w:val="22"/>
+                <w:szCs w:val="22"/>
+              </w:rPr>
+              <w:t xml:space="preserve">Sinov stendi</w:t>
+            </w:r>
+          </w:p>
+        </w:tc>
+      </w:tr>
+      <w:tr>
+        <w:tc>
+          <w:tcPr>
+            <w:tcW w:w="700" w:type="dxa"/>
+            <w:vAlign w:val="center"/>
+          </w:tcPr>
+          <w:p>
+            <w:pPr>
+              <w:spacing w:after="20"/>
+              <w:jc w:val="left"/>
+            </w:pPr>
+            <w:r>
+              <w:rPr>
+                <w:sz w:val="22"/>
+                <w:szCs w:val="22"/>
+              </w:rPr>
+              <w:t xml:space="preserve">050</w:t>
+            </w:r>
+          </w:p>
+        </w:tc>
+        <w:tc>
+          <w:tcPr>
+            <w:tcW w:w="2100" w:type="dxa"/>
+            <w:vAlign w:val="center"/>
+          </w:tcPr>
+          <w:p>
+            <w:pPr>
+              <w:spacing w:after="20"/>
+              <w:jc w:val="center"/>
+            </w:pPr>
+            <w:r>
+              <w:rPr>
+                <w:sz w:val="22"/>
+                <w:szCs w:val="22"/>
+              </w:rPr>
+              <w:t xml:space="preserve">Topshirish</w:t>
+            </w:r>
+          </w:p>
+        </w:tc>
+        <w:tc>
+          <w:tcPr>
+            <w:tcW w:w="4500" w:type="dxa"/>
+            <w:vAlign w:val="center"/>
+          </w:tcPr>
+          <w:p>
+            <w:pPr>
+              <w:spacing w:after="20"/>
+              <w:jc w:val="center"/>
+            </w:pPr>
+            <w:r>
+              <w:rPr>
+                <w:sz w:val="22"/>
+                <w:szCs w:val="22"/>
+              </w:rPr>
+              <w:t xml:space="preserve">Markirovka, konservatsiya, qadoqlash</w:t>
+            </w:r>
+          </w:p>
+        </w:tc>
+        <w:tc>
+          <w:tcPr>
+            <w:tcW w:w="2200" w:type="dxa"/>
+            <w:vAlign w:val="center"/>
+          </w:tcPr>
+          <w:p>
+            <w:pPr>
+              <w:spacing w:after="20"/>
+              <w:jc w:val="center"/>
+            </w:pPr>
+            <w:r>
+              <w:rPr>
+                <w:sz w:val="22"/>
+                <w:szCs w:val="22"/>
+              </w:rPr>
+              <w:t xml:space="preserve">Tayyor mahsulot</w:t>
+            </w:r>
+          </w:p>
+        </w:tc>
+      </w:tr>
+    </w:tbl>
+    <w:p/>
+    <w:p>
+      <w:pPr>
+        <w:spacing w:after="120" w:line="360" w:lineRule="auto"/>
+        <w:ind w:firstLine="709"/>
+        <w:jc w:val="both"/>
+      </w:pPr>
+      <w:r>
+        <w:rPr>
+          <w:sz w:val="24"/>
+          <w:szCs w:val="24"/>
+        </w:rPr>
+        <w:t xml:space="preserve">Texnologik jarayonni ishlab chiqishda ish o'rinlarini ratsional joylashtirish muhim ahamiyatga ega. Ish o'rinlari ta'mirlanayotgan blok harakat yo'nalishi bo'yicha, ya'ni «qabul – yuvish – demontaj – nuqsonlash – tiklash – yig'ish – sinash» tartibida ketma-ket joylashtiriladi. Bunday tashkillashtirish detallarning ortiqcha tashilishini bartaraf etadi, ish vaqtini tejaydi va mehnat unumdorligini oshiradi.</w:t>
+      </w:r>
+    </w:p>
+    <w:p>
+      <w:pPr>
+        <w:spacing w:after="120" w:line="360" w:lineRule="auto"/>
+        <w:ind w:firstLine="709"/>
+        <w:jc w:val="both"/>
+      </w:pPr>
+      <w:r>
+        <w:rPr>
+          <w:sz w:val="24"/>
+          <w:szCs w:val="24"/>
+        </w:rPr>
+        <w:t xml:space="preserve">Texnologik jarayonning oqimli (potok) tashkil etilishi ta'mirlash korxonasining ishlab chiqarish quvvatini oshirishning samarali usulidir. Bunda har bir ish o'rni ma'lum bir operatsiyaga ixtisoslashadi, bu esa ishchilar malakasini oshiradi, jihozlardan to'liqroq foydalanish va ta'mirlash siklini qisqartirish imkonini beradi. Kichik ishlab chiqarish dasturida statsionar (bir o'rinli) usul ham qo'llanilishi mumkin.</w:t>
+      </w:r>
+    </w:p>
+    <w:p>
+      <w:pPr>
+        <w:spacing w:after="120" w:line="360" w:lineRule="auto"/>
+        <w:ind w:firstLine="709"/>
+        <w:jc w:val="both"/>
+      </w:pPr>
+      <w:r>
+        <w:rPr>
+          <w:sz w:val="24"/>
+          <w:szCs w:val="24"/>
+        </w:rPr>
+        <w:t xml:space="preserve">Shunday qilib, ishlab chiqilgan texnologik jarayon barcha bosqichlarni qamrab oladi, operatsiyalarning aniq ketma-ketligini va mazmunini belgilaydi hamda sifatni nazorat qilish nuqtalarini o'z ichiga oladi. Keyingi bo'limlarda har bir bosqich batafsil ko'rib chiqiladi.</w:t>
+      </w:r>
+    </w:p>
+    <w:p>
+      <w:pPr>
+        <w:spacing w:after="120" w:line="360" w:lineRule="auto"/>
+        <w:ind w:firstLine="709"/>
+        <w:jc w:val="both"/>
+      </w:pPr>
+      <w:r>
+        <w:rPr>
+          <w:sz w:val="24"/>
+          <w:szCs w:val="24"/>
+        </w:rPr>
+        <w:t xml:space="preserve">Texnologik jarayonni loyihalashda ta'mirlash siklining davomiyligi (sikl vaqti) ham hisoblanadi. Sikl vaqti – blok ta'mirlashga qabul qilingan paytdan to tayyor holda topshirilgunga qadar o'tgan umumiy vaqt bo'lib, u barcha operatsiyalarning bajarilish vaqtini va operatsiyalararo to'xtashlarni o'z ichiga oladi. Sikl vaqtini qisqartirish ta'mirlash korxonasining quvvatini oshirishning muhim zaxirasidir.</w:t>
+      </w:r>
+    </w:p>
+    <w:p>
+      <w:pPr>
+        <w:spacing w:after="120" w:line="360" w:lineRule="auto"/>
+        <w:ind w:firstLine="709"/>
+        <w:jc w:val="both"/>
+      </w:pPr>
+      <w:r>
+        <w:rPr>
+          <w:sz w:val="24"/>
+          <w:szCs w:val="24"/>
+        </w:rPr>
+        <w:t xml:space="preserve">Texnologik jarayonning samaradorligini baholashda quyidagi ko'rsatkichlardan foydalaniladi: bir blokni ta'mirlashga sarflanadigan mehnat hajmi (norma-soat); ta'mirlash siklining davomiyligi; jihozlardan foydalanish koeffitsiyenti; brak ulushi va qayta ishlov hajmi. Ushbu ko'rsatkichlar texnologik jarayonni takomillashtirish yo'nalishlarini aniqlashga yordam beradi.</w:t>
+      </w:r>
+    </w:p>
+    <w:p>
+      <w:pPr>
+        <w:spacing w:after="120" w:line="360" w:lineRule="auto"/>
+        <w:ind w:firstLine="709"/>
+        <w:jc w:val="both"/>
+      </w:pPr>
+      <w:r>
+        <w:rPr>
+          <w:sz w:val="24"/>
+          <w:szCs w:val="24"/>
+        </w:rPr>
+        <w:t xml:space="preserve">Ishlab chiqilayotgan texnologik jarayonda sifatni nazorat qilish nuqtalari alohida belgilanadi. Nazorat oraliq (operatsiyalararo) va yakuniy turlarga bo'linadi. Oraliq nazorat har bir mas'uliyatli operatsiyadan keyin (masalan, nuqsonlash va tiklashdan so'ng) o'tkaziladi, yakuniy nazorat esa sinash bosqichida amalga oshiriladi. Bunday ko'p bosqichli nazorat tizimi nuqsonlarning keyingi bosqichlarga o'tib ketishini oldini oladi.</w:t>
+      </w:r>
+    </w:p>
+    <w:p>
+      <w:pPr>
+        <w:spacing w:after="120" w:line="360" w:lineRule="auto"/>
+        <w:ind w:firstLine="709"/>
+        <w:jc w:val="both"/>
+      </w:pPr>
+      <w:r>
+        <w:rPr>
+          <w:sz w:val="24"/>
+          <w:szCs w:val="24"/>
+        </w:rPr>
+        <w:t xml:space="preserve">Texnologik jarayonni hujjatlashtirish uchun, marshrut va operatsion kartalardan tashqari, nazorat kartalari, eskiz va sxemalar hamda ehtiyot qismlar qaydnomasi ham ishlab chiqiladi. Ushbu hujjatlar majmuasi ta'mirlash jarayonining bir xil sifatda va belgilangan tartibda bajarilishini ta'minlaydi hamda ishchilarning xatti-harakatlarini reglamentlaydi.</w:t>
+      </w:r>
+    </w:p>
+    <w:p>
+      <w:pPr>
+        <w:spacing w:after="120" w:line="360" w:lineRule="auto"/>
+        <w:ind w:firstLine="709"/>
+        <w:jc w:val="both"/>
+      </w:pPr>
+      <w:r>
+        <w:rPr>
+          <w:sz w:val="24"/>
+          <w:szCs w:val="24"/>
+        </w:rPr>
+        <w:t xml:space="preserve">Operatsion kartaning namunaviy ko'rinishi 2.5-jadvalda keltirilgan. Unda yig'ish operatsiyasining ichki o'tishlari, qo'llaniladigan asbob-moslama va nazorat usullari ko'rsatilgan. Bunday kartalar har bir operatsiya uchun alohida ishlab chiqiladi va ishchi uchun batafsil yo'riqnoma vazifasini bajaradi.</w:t>
+      </w:r>
+    </w:p>
+    <w:tbl>
+      <w:tblPr>
+        <w:tblW w:w="0" w:type="auto"/>
+        <w:jc w:val="center"/>
+        <w:tblBorders>
+          <w:top w:val="single" w:sz="6" w:space="0" w:color="000000"/>
+          <w:left w:val="single" w:sz="6" w:space="0" w:color="000000"/>
+          <w:bottom w:val="single" w:sz="6" w:space="0" w:color="000000"/>
+          <w:right w:val="single" w:sz="6" w:space="0" w:color="000000"/>
+          <w:insideH w:val="single" w:sz="6" w:space="0" w:color="000000"/>
+          <w:insideV w:val="single" w:sz="6" w:space="0" w:color="000000"/>
+        </w:tblBorders>
+      </w:tblPr>
+      <w:tblGrid>
+        <w:gridCol w:w="900"/>
+        <w:gridCol w:w="3400"/>
+        <w:gridCol w:w="2700"/>
+        <w:gridCol w:w="1600"/>
+      </w:tblGrid>
+      <w:tr>
+        <w:tc>
+          <w:tcPr>
+            <w:tcW w:w="900" w:type="dxa"/>
+            <w:vAlign w:val="center"/>
+          </w:tcPr>
+          <w:p>
+            <w:pPr>
+              <w:spacing w:after="20"/>
+              <w:jc w:val="center"/>
+            </w:pPr>
+            <w:r>
+              <w:rPr>
+                <w:b/>
+                <w:sz w:val="22"/>
+                <w:szCs w:val="22"/>
+              </w:rPr>
+              <w:t xml:space="preserve">O'tish</w:t>
+            </w:r>
+          </w:p>
+        </w:tc>
+        <w:tc>
+          <w:tcPr>
+            <w:tcW w:w="3400" w:type="dxa"/>
+            <w:vAlign w:val="center"/>
+          </w:tcPr>
+          <w:p>
+            <w:pPr>
+              <w:spacing w:after="20"/>
+              <w:jc w:val="center"/>
+            </w:pPr>
+            <w:r>
+              <w:rPr>
+                <w:b/>
+                <w:sz w:val="22"/>
+                <w:szCs w:val="22"/>
+              </w:rPr>
+              <w:t xml:space="preserve">Mazmuni</w:t>
+            </w:r>
+          </w:p>
+        </w:tc>
+        <w:tc>
+          <w:tcPr>
+            <w:tcW w:w="2700" w:type="dxa"/>
+            <w:vAlign w:val="center"/>
+          </w:tcPr>
+          <w:p>
+            <w:pPr>
+              <w:spacing w:after="20"/>
+              <w:jc w:val="center"/>
+            </w:pPr>
+            <w:r>
+              <w:rPr>
+                <w:b/>
+                <w:sz w:val="22"/>
+                <w:szCs w:val="22"/>
+              </w:rPr>
+              <w:t xml:space="preserve">Asbob / moslama</w:t>
+            </w:r>
+          </w:p>
+        </w:tc>
+        <w:tc>
+          <w:tcPr>
+            <w:tcW w:w="1600" w:type="dxa"/>
+            <w:vAlign w:val="center"/>
+          </w:tcPr>
+          <w:p>
+            <w:pPr>
+              <w:spacing w:after="20"/>
+              <w:jc w:val="center"/>
+            </w:pPr>
+            <w:r>
+              <w:rPr>
+                <w:b/>
+                <w:sz w:val="22"/>
+                <w:szCs w:val="22"/>
+              </w:rPr>
+              <w:t xml:space="preserve">Nazorat</w:t>
+            </w:r>
+          </w:p>
+        </w:tc>
+      </w:tr>
+      <w:tr>
+        <w:tc>
+          <w:tcPr>
+            <w:tcW w:w="900" w:type="dxa"/>
+            <w:vAlign w:val="center"/>
+          </w:tcPr>
+          <w:p>
+            <w:pPr>
+              <w:spacing w:after="20"/>
+              <w:jc w:val="left"/>
+            </w:pPr>
+            <w:r>
+              <w:rPr>
+                <w:sz w:val="22"/>
+                <w:szCs w:val="22"/>
+              </w:rPr>
+              <w:t xml:space="preserve">1</w:t>
+            </w:r>
+          </w:p>
+        </w:tc>
+        <w:tc>
+          <w:tcPr>
+            <w:tcW w:w="3400" w:type="dxa"/>
+            <w:vAlign w:val="center"/>
+          </w:tcPr>
+          <w:p>
+            <w:pPr>
+              <w:spacing w:after="20"/>
+              <w:jc w:val="center"/>
+            </w:pPr>
+            <w:r>
+              <w:rPr>
+                <w:sz w:val="22"/>
+                <w:szCs w:val="22"/>
+              </w:rPr>
+              <w:t xml:space="preserve">Korpusni moslamaga o'rnatish</w:t>
+            </w:r>
+          </w:p>
+        </w:tc>
+        <w:tc>
+          <w:tcPr>
+            <w:tcW w:w="2700" w:type="dxa"/>
+            <w:vAlign w:val="center"/>
+          </w:tcPr>
+          <w:p>
+            <w:pPr>
+              <w:spacing w:after="20"/>
+              <w:jc w:val="center"/>
+            </w:pPr>
+            <w:r>
+              <w:rPr>
+                <w:sz w:val="22"/>
+                <w:szCs w:val="22"/>
+              </w:rPr>
+              <w:t xml:space="preserve">Mahkamlovchi moslama</w:t>
+            </w:r>
+          </w:p>
+        </w:tc>
+        <w:tc>
+          <w:tcPr>
+            <w:tcW w:w="1600" w:type="dxa"/>
+            <w:vAlign w:val="center"/>
+          </w:tcPr>
+          <w:p>
+            <w:pPr>
+              <w:spacing w:after="20"/>
+              <w:jc w:val="center"/>
+            </w:pPr>
+            <w:r>
+              <w:rPr>
+                <w:sz w:val="22"/>
+                <w:szCs w:val="22"/>
+              </w:rPr>
+              <w:t xml:space="preserve">Vizual</w:t>
+            </w:r>
+          </w:p>
+        </w:tc>
+      </w:tr>
+      <w:tr>
+        <w:tc>
+          <w:tcPr>
+            <w:tcW w:w="900" w:type="dxa"/>
+            <w:vAlign w:val="center"/>
+          </w:tcPr>
+          <w:p>
+            <w:pPr>
+              <w:spacing w:after="20"/>
+              <w:jc w:val="left"/>
+            </w:pPr>
+            <w:r>
+              <w:rPr>
+                <w:sz w:val="22"/>
+                <w:szCs w:val="22"/>
+              </w:rPr>
+              <w:t xml:space="preserve">2</w:t>
+            </w:r>
+          </w:p>
+        </w:tc>
+        <w:tc>
+          <w:tcPr>
+            <w:tcW w:w="3400" w:type="dxa"/>
+            <w:vAlign w:val="center"/>
+          </w:tcPr>
+          <w:p>
+            <w:pPr>
+              <w:spacing w:after="20"/>
+              <w:jc w:val="center"/>
+            </w:pPr>
+            <w:r>
+              <w:rPr>
+                <w:sz w:val="22"/>
+                <w:szCs w:val="22"/>
+              </w:rPr>
+              <w:t xml:space="preserve">Klapan o'rindig'ini joylash</w:t>
+            </w:r>
+          </w:p>
+        </w:tc>
+        <w:tc>
+          <w:tcPr>
+            <w:tcW w:w="2700" w:type="dxa"/>
+            <w:vAlign w:val="center"/>
+          </w:tcPr>
+          <w:p>
+            <w:pPr>
+              <w:spacing w:after="20"/>
+              <w:jc w:val="center"/>
+            </w:pPr>
+            <w:r>
+              <w:rPr>
+                <w:sz w:val="22"/>
+                <w:szCs w:val="22"/>
+              </w:rPr>
+              <w:t xml:space="preserve">Maxsus opravka</w:t>
+            </w:r>
+          </w:p>
+        </w:tc>
+        <w:tc>
+          <w:tcPr>
+            <w:tcW w:w="1600" w:type="dxa"/>
+            <w:vAlign w:val="center"/>
+          </w:tcPr>
+          <w:p>
+            <w:pPr>
+              <w:spacing w:after="20"/>
+              <w:jc w:val="center"/>
+            </w:pPr>
+            <w:r>
+              <w:rPr>
+                <w:sz w:val="22"/>
+                <w:szCs w:val="22"/>
+              </w:rPr>
+              <w:t xml:space="preserve">Kalibr</w:t>
+            </w:r>
+          </w:p>
+        </w:tc>
+      </w:tr>
+      <w:tr>
+        <w:tc>
+          <w:tcPr>
+            <w:tcW w:w="900" w:type="dxa"/>
+            <w:vAlign w:val="center"/>
+          </w:tcPr>
+          <w:p>
+            <w:pPr>
+              <w:spacing w:after="20"/>
+              <w:jc w:val="left"/>
+            </w:pPr>
+            <w:r>
+              <w:rPr>
+                <w:sz w:val="22"/>
+                <w:szCs w:val="22"/>
+              </w:rPr>
+              <w:t xml:space="preserve">3</w:t>
+            </w:r>
+          </w:p>
+        </w:tc>
+        <w:tc>
+          <w:tcPr>
+            <w:tcW w:w="3400" w:type="dxa"/>
+            <w:vAlign w:val="center"/>
+          </w:tcPr>
+          <w:p>
+            <w:pPr>
+              <w:spacing w:after="20"/>
+              <w:jc w:val="center"/>
+            </w:pPr>
+            <w:r>
+              <w:rPr>
+                <w:sz w:val="22"/>
+                <w:szCs w:val="22"/>
+              </w:rPr>
+              <w:t xml:space="preserve">Zichlagichlarni o'rnatish</w:t>
+            </w:r>
+          </w:p>
+        </w:tc>
+        <w:tc>
+          <w:tcPr>
+            <w:tcW w:w="2700" w:type="dxa"/>
+            <w:vAlign w:val="center"/>
+          </w:tcPr>
+          <w:p>
+            <w:pPr>
+              <w:spacing w:after="20"/>
+              <w:jc w:val="center"/>
+            </w:pPr>
+            <w:r>
+              <w:rPr>
+                <w:sz w:val="22"/>
+                <w:szCs w:val="22"/>
+              </w:rPr>
+              <w:t xml:space="preserve">Qo'lda, moslama</w:t>
+            </w:r>
+          </w:p>
+        </w:tc>
+        <w:tc>
+          <w:tcPr>
+            <w:tcW w:w="1600" w:type="dxa"/>
+            <w:vAlign w:val="center"/>
+          </w:tcPr>
+          <w:p>
+            <w:pPr>
+              <w:spacing w:after="20"/>
+              <w:jc w:val="center"/>
+            </w:pPr>
+            <w:r>
+              <w:rPr>
+                <w:sz w:val="22"/>
+                <w:szCs w:val="22"/>
+              </w:rPr>
+              <w:t xml:space="preserve">Vizual</w:t>
+            </w:r>
+          </w:p>
+        </w:tc>
+      </w:tr>
+      <w:tr>
+        <w:tc>
+          <w:tcPr>
+            <w:tcW w:w="900" w:type="dxa"/>
+            <w:vAlign w:val="center"/>
+          </w:tcPr>
+          <w:p>
+            <w:pPr>
+              <w:spacing w:after="20"/>
+              <w:jc w:val="left"/>
+            </w:pPr>
+            <w:r>
+              <w:rPr>
+                <w:sz w:val="22"/>
+                <w:szCs w:val="22"/>
+              </w:rPr>
+              <w:t xml:space="preserve">4</w:t>
+            </w:r>
+          </w:p>
+        </w:tc>
+        <w:tc>
+          <w:tcPr>
+            <w:tcW w:w="3400" w:type="dxa"/>
+            <w:vAlign w:val="center"/>
+          </w:tcPr>
+          <w:p>
+            <w:pPr>
+              <w:spacing w:after="20"/>
+              <w:jc w:val="center"/>
+            </w:pPr>
+            <w:r>
+              <w:rPr>
+                <w:sz w:val="22"/>
+                <w:szCs w:val="22"/>
+              </w:rPr>
+              <w:t xml:space="preserve">Diafragmani o'rnatish</w:t>
+            </w:r>
+          </w:p>
+        </w:tc>
+        <w:tc>
+          <w:tcPr>
+            <w:tcW w:w="2700" w:type="dxa"/>
+            <w:vAlign w:val="center"/>
+          </w:tcPr>
+          <w:p>
+            <w:pPr>
+              <w:spacing w:after="20"/>
+              <w:jc w:val="center"/>
+            </w:pPr>
+            <w:r>
+              <w:rPr>
+                <w:sz w:val="22"/>
+                <w:szCs w:val="22"/>
+              </w:rPr>
+              <w:t xml:space="preserve">Moslama</w:t>
+            </w:r>
+          </w:p>
+        </w:tc>
+        <w:tc>
+          <w:tcPr>
+            <w:tcW w:w="1600" w:type="dxa"/>
+            <w:vAlign w:val="center"/>
+          </w:tcPr>
+          <w:p>
+            <w:pPr>
+              <w:spacing w:after="20"/>
+              <w:jc w:val="center"/>
+            </w:pPr>
+            <w:r>
+              <w:rPr>
+                <w:sz w:val="22"/>
+                <w:szCs w:val="22"/>
+              </w:rPr>
+              <w:t xml:space="preserve">Vizual</w:t>
+            </w:r>
+          </w:p>
+        </w:tc>
+      </w:tr>
+      <w:tr>
+        <w:tc>
+          <w:tcPr>
+            <w:tcW w:w="900" w:type="dxa"/>
+            <w:vAlign w:val="center"/>
+          </w:tcPr>
+          <w:p>
+            <w:pPr>
+              <w:spacing w:after="20"/>
+              <w:jc w:val="left"/>
+            </w:pPr>
+            <w:r>
+              <w:rPr>
+                <w:sz w:val="22"/>
+                <w:szCs w:val="22"/>
+              </w:rPr>
+              <w:t xml:space="preserve">5</w:t>
+            </w:r>
+          </w:p>
+        </w:tc>
+        <w:tc>
+          <w:tcPr>
+            <w:tcW w:w="3400" w:type="dxa"/>
+            <w:vAlign w:val="center"/>
+          </w:tcPr>
+          <w:p>
+            <w:pPr>
+              <w:spacing w:after="20"/>
+              <w:jc w:val="center"/>
+            </w:pPr>
+            <w:r>
+              <w:rPr>
+                <w:sz w:val="22"/>
+                <w:szCs w:val="22"/>
+              </w:rPr>
+              <w:t xml:space="preserve">Prujinani o'rnatish</w:t>
+            </w:r>
+          </w:p>
+        </w:tc>
+        <w:tc>
+          <w:tcPr>
+            <w:tcW w:w="2700" w:type="dxa"/>
+            <w:vAlign w:val="center"/>
+          </w:tcPr>
+          <w:p>
+            <w:pPr>
+              <w:spacing w:after="20"/>
+              <w:jc w:val="center"/>
+            </w:pPr>
+            <w:r>
+              <w:rPr>
+                <w:sz w:val="22"/>
+                <w:szCs w:val="22"/>
+              </w:rPr>
+              <w:t xml:space="preserve">S'yomnik</w:t>
+            </w:r>
+          </w:p>
+        </w:tc>
+        <w:tc>
+          <w:tcPr>
+            <w:tcW w:w="1600" w:type="dxa"/>
+            <w:vAlign w:val="center"/>
+          </w:tcPr>
+          <w:p>
+            <w:pPr>
+              <w:spacing w:after="20"/>
+              <w:jc w:val="center"/>
+            </w:pPr>
+            <w:r>
+              <w:rPr>
+                <w:sz w:val="22"/>
+                <w:szCs w:val="22"/>
+              </w:rPr>
+              <w:t xml:space="preserve">Dinamometr</w:t>
+            </w:r>
+          </w:p>
+        </w:tc>
+      </w:tr>
+      <w:tr>
+        <w:tc>
+          <w:tcPr>
+            <w:tcW w:w="900" w:type="dxa"/>
+            <w:vAlign w:val="center"/>
+          </w:tcPr>
+          <w:p>
+            <w:pPr>
+              <w:spacing w:after="20"/>
+              <w:jc w:val="left"/>
+            </w:pPr>
+            <w:r>
+              <w:rPr>
+                <w:sz w:val="22"/>
+                <w:szCs w:val="22"/>
+              </w:rPr>
+              <w:t xml:space="preserve">6</w:t>
+            </w:r>
+          </w:p>
+        </w:tc>
+        <w:tc>
+          <w:tcPr>
+            <w:tcW w:w="3400" w:type="dxa"/>
+            <w:vAlign w:val="center"/>
+          </w:tcPr>
+          <w:p>
+            <w:pPr>
+              <w:spacing w:after="20"/>
+              <w:jc w:val="center"/>
+            </w:pPr>
+            <w:r>
+              <w:rPr>
+                <w:sz w:val="22"/>
+                <w:szCs w:val="22"/>
+              </w:rPr>
+              <w:t xml:space="preserve">Qopqoqni tortish</w:t>
+            </w:r>
+          </w:p>
+        </w:tc>
+        <w:tc>
+          <w:tcPr>
+            <w:tcW w:w="2700" w:type="dxa"/>
+            <w:vAlign w:val="center"/>
+          </w:tcPr>
+          <w:p>
+            <w:pPr>
+              <w:spacing w:after="20"/>
+              <w:jc w:val="center"/>
+            </w:pPr>
+            <w:r>
+              <w:rPr>
+                <w:sz w:val="22"/>
+                <w:szCs w:val="22"/>
+              </w:rPr>
+              <w:t xml:space="preserve">Dinamometrik kalit</w:t>
+            </w:r>
+          </w:p>
+        </w:tc>
+        <w:tc>
+          <w:tcPr>
+            <w:tcW w:w="1600" w:type="dxa"/>
+            <w:vAlign w:val="center"/>
+          </w:tcPr>
+          <w:p>
+            <w:pPr>
+              <w:spacing w:after="20"/>
+              <w:jc w:val="center"/>
+            </w:pPr>
+            <w:r>
+              <w:rPr>
+                <w:sz w:val="22"/>
+                <w:szCs w:val="22"/>
+              </w:rPr>
+              <w:t xml:space="preserve">Moment</w:t>
+            </w:r>
+          </w:p>
+        </w:tc>
+      </w:tr>
+    </w:tbl>
+    <w:p/>
+    <w:p>
+      <w:pPr>
+        <w:spacing w:before="240" w:after="120"/>
+        <w:keepNext/>
+      </w:pPr>
+      <w:r>
+        <w:rPr>
+          <w:b/>
+          <w:sz w:val="26"/>
+          <w:szCs w:val="26"/>
+        </w:rPr>
+        <w:t xml:space="preserve">2.2. Blokni qabul qilish, tozalash va demontaj qilish</w:t>
+      </w:r>
+    </w:p>
+    <w:p>
+      <w:pPr>
+        <w:spacing w:after="120" w:line="360" w:lineRule="auto"/>
+        <w:ind w:firstLine="709"/>
+        <w:jc w:val="both"/>
+      </w:pPr>
+      <w:r>
+        <w:rPr>
+          <w:sz w:val="24"/>
+          <w:szCs w:val="24"/>
+        </w:rPr>
+        <w:t xml:space="preserve">Kapital ta'mirlash jarayoni blokni qabul qilish operatsiyasidan boshlanadi. Bu bosqichda ta'mirlashga keltirilgan blok tashqi ko'rikdan o'tkaziladi, uning komplektligi va hamrohlik hujjatlari tekshiriladi. Qabul qilish natijalari ta'mirlash varaqasiga (jurnaliga) qayd etiladi: blokning rusumi, raqami, ishlab chiqarilgan sanasi, oxirgi ta'mir turi va sanasi hamda tashqi ko'rikda aniqlangan nuqsonlar ko'rsatiladi.</w:t>
+      </w:r>
+    </w:p>
+    <w:p>
+      <w:pPr>
+        <w:spacing w:after="120" w:line="360" w:lineRule="auto"/>
+        <w:ind w:firstLine="709"/>
+        <w:jc w:val="both"/>
+      </w:pPr>
+      <w:r>
+        <w:rPr>
+          <w:sz w:val="24"/>
+          <w:szCs w:val="24"/>
+        </w:rPr>
+        <w:t xml:space="preserve">Tashqi ko'rik jarayonida korpusdagi yoriqlar, urilish izlari, rezbalarning shikastlanishi, biriktiruvchi elementlarning to'liqligi va germetiklik buzilishining ko'rinadigan belgilari aniqlanadi. Agar blokda ta'mirga yaroqsiz qiluvchi xavfli nuqsonlar (masalan, korpusning chuqur yorig'i) bo'lsa, bu holat qabul bosqichidayoq qayd etiladi.</w:t>
+      </w:r>
+    </w:p>
+    <w:p>
+      <w:pPr>
+        <w:spacing w:after="120" w:line="360" w:lineRule="auto"/>
+        <w:ind w:firstLine="709"/>
+        <w:jc w:val="both"/>
+      </w:pPr>
+      <w:r>
+        <w:rPr>
+          <w:sz w:val="24"/>
+          <w:szCs w:val="24"/>
+        </w:rPr>
+        <w:t xml:space="preserve">Qabuldan keyin blok tashqi yuvish va tozalash operatsiyasiga yo'naltiriladi. Tozalashdan maqsad – blok sirtidagi chang, moy, qurum, eski moylash materiallari va korroziya mahsulotlarini olib tashlash. Sirtni tozalash keyingi nuqsonlash bosqichida nuqsonlarni aniq aniqlash va detallarning shikastlanmasligi uchun zarur shartdir.</w:t>
+      </w:r>
+    </w:p>
+    <w:p>
+      <w:pPr>
+        <w:spacing w:after="120" w:line="360" w:lineRule="auto"/>
+        <w:ind w:firstLine="709"/>
+        <w:jc w:val="both"/>
+      </w:pPr>
+      <w:r>
+        <w:rPr>
+          <w:sz w:val="24"/>
+          <w:szCs w:val="24"/>
+        </w:rPr>
+        <w:t xml:space="preserve">Tozalashning asosiy usullari quyidagilar:</w:t>
+      </w:r>
+    </w:p>
+    <w:p>
+      <w:pPr>
+        <w:spacing w:after="60" w:line="312" w:lineRule="auto"/>
+        <w:ind w:left="709" w:hanging="284"/>
+        <w:jc w:val="both"/>
+      </w:pPr>
+      <w:r>
+        <w:rPr>
+          <w:sz w:val="24"/>
+          <w:szCs w:val="24"/>
+        </w:rPr>
+        <w:t xml:space="preserve">–  </w:t>
+      </w:r>
+      <w:r>
+        <w:rPr>
+          <w:sz w:val="24"/>
+          <w:szCs w:val="24"/>
+        </w:rPr>
+        <w:t xml:space="preserve">kimyoviy yuvish – ishqoriy yoki maxsus yuvuvchi eritmalarda yog' va iflosliklarni eritish;</w:t>
+      </w:r>
+    </w:p>
+    <w:p>
+      <w:pPr>
+        <w:spacing w:after="60" w:line="312" w:lineRule="auto"/>
+        <w:ind w:left="709" w:hanging="284"/>
+        <w:jc w:val="both"/>
+      </w:pPr>
+      <w:r>
+        <w:rPr>
+          <w:sz w:val="24"/>
+          <w:szCs w:val="24"/>
+        </w:rPr>
+        <w:t xml:space="preserve">–  </w:t>
+      </w:r>
+      <w:r>
+        <w:rPr>
+          <w:sz w:val="24"/>
+          <w:szCs w:val="24"/>
+        </w:rPr>
+        <w:t xml:space="preserve">mexanik tozalash – cho'tka, skreper va abraziv vositalar bilan qattiq qatlamlarni olib tashlash;</w:t>
+      </w:r>
+    </w:p>
+    <w:p>
+      <w:pPr>
+        <w:spacing w:after="60" w:line="312" w:lineRule="auto"/>
+        <w:ind w:left="709" w:hanging="284"/>
+        <w:jc w:val="both"/>
+      </w:pPr>
+      <w:r>
+        <w:rPr>
+          <w:sz w:val="24"/>
+          <w:szCs w:val="24"/>
+        </w:rPr>
+        <w:t xml:space="preserve">–  </w:t>
+      </w:r>
+      <w:r>
+        <w:rPr>
+          <w:sz w:val="24"/>
+          <w:szCs w:val="24"/>
+        </w:rPr>
+        <w:t xml:space="preserve">ultratovushli tozalash – kichik va murakkab shaklli detallarni vannada chuqur tozalash;</w:t>
+      </w:r>
+    </w:p>
+    <w:p>
+      <w:pPr>
+        <w:spacing w:after="60" w:line="312" w:lineRule="auto"/>
+        <w:ind w:left="709" w:hanging="284"/>
+        <w:jc w:val="both"/>
+      </w:pPr>
+      <w:r>
+        <w:rPr>
+          <w:sz w:val="24"/>
+          <w:szCs w:val="24"/>
+        </w:rPr>
+        <w:t xml:space="preserve">–  </w:t>
+      </w:r>
+      <w:r>
+        <w:rPr>
+          <w:sz w:val="24"/>
+          <w:szCs w:val="24"/>
+        </w:rPr>
+        <w:t xml:space="preserve">bug'-havo yoki yuqori bosimli suv oqimi bilan yuvish.</w:t>
+      </w:r>
+    </w:p>
+    <w:p>
+      <w:pPr>
+        <w:spacing w:after="120" w:line="360" w:lineRule="auto"/>
+        <w:ind w:firstLine="709"/>
+        <w:jc w:val="both"/>
+      </w:pPr>
+      <w:r>
+        <w:rPr>
+          <w:sz w:val="24"/>
+          <w:szCs w:val="24"/>
+        </w:rPr>
+        <w:t xml:space="preserve">Yuvish uchun odatda 70–90 °C gача qizdirilgan ishqoriy eritmalar qo'llaniladi; bu yog'larni samarali eritadi. Yuvishdan so'ng detallar toza issiq suvda chayiladi va siqilgan havo bilan quritiladi. Yuvish eritmasining konsentratsiyasi, harorati va ekspozitsiya vaqti texnologik kartada belgilanadi va davriy ravishda nazorat qilinadi.</w:t>
+      </w:r>
+    </w:p>
+    <w:p>
+      <w:pPr>
+        <w:spacing w:after="120" w:line="360" w:lineRule="auto"/>
+        <w:ind w:firstLine="709"/>
+        <w:jc w:val="both"/>
+      </w:pPr>
+      <w:r>
+        <w:rPr>
+          <w:sz w:val="24"/>
+          <w:szCs w:val="24"/>
+        </w:rPr>
+        <w:t xml:space="preserve">Tozalangan blok demontaj (detallarga ajratish) operatsiyasiga uzatiladi. Demontaj maxsus moslama va asboblar yordamida belgilangan ketma-ketlikda bajariladi. Noto'g'ri demontaj detallarning, ayniqsa zichlagich va klapanlarning shikastlanishiga olib kelishi mumkin, shu sababli ajratish ehtiyotkorlik bilan, prujinalarning kuchini hisobga olgan holda amalga oshiriladi.</w:t>
+      </w:r>
+    </w:p>
+    <w:p>
+      <w:pPr>
+        <w:spacing w:after="120" w:line="360" w:lineRule="auto"/>
+        <w:ind w:firstLine="709"/>
+        <w:jc w:val="both"/>
+      </w:pPr>
+      <w:r>
+        <w:rPr>
+          <w:sz w:val="24"/>
+          <w:szCs w:val="24"/>
+        </w:rPr>
+        <w:t xml:space="preserve">Blokni demontaj qilishning umumiy ketma-ketligi 2.2-rasmda keltirilgan.</w:t>
+      </w:r>
+    </w:p>
+    <w:tbl>
+      <w:tblPr>
+        <w:tblW w:w="7600" w:type="dxa"/>
+        <w:jc w:val="center"/>
+        <w:tblBorders>
+          <w:top w:val="single" w:sz="6" w:space="0" w:color="000000"/>
+          <w:left w:val="single" w:sz="6" w:space="0" w:color="000000"/>
+          <w:bottom w:val="single" w:sz="6" w:space="0" w:color="000000"/>
+          <w:right w:val="single" w:sz="6" w:space="0" w:color="000000"/>
+          <w:insideH w:val="single" w:sz="6" w:space="0" w:color="000000"/>
+          <w:insideV w:val="single" w:sz="6" w:space="0" w:color="000000"/>
+        </w:tblBorders>
+      </w:tblPr>
+      <w:tblGrid>
+        <w:gridCol w:w="7600"/>
+      </w:tblGrid>
+      <w:tr>
+        <w:tc>
+          <w:tcPr>
+            <w:tcW w:w="7600" w:type="dxa"/>
+            <w:vAlign w:val="center"/>
+          </w:tcPr>
+          <w:p>
+            <w:pPr>
+              <w:jc w:val="center"/>
+              <w:spacing w:after="0"/>
+            </w:pPr>
+            <w:r>
+              <w:rPr>
+                <w:b/>
+                <w:sz w:val="22"/>
+                <w:szCs w:val="22"/>
+              </w:rPr>
+              <w:t xml:space="preserve">Qopqoqni (kryshka) ochish va biriktiruvchilarni bo'shatish</w:t>
+            </w:r>
+          </w:p>
+        </w:tc>
+      </w:tr>
+    </w:tbl>
+    <w:p>
+      <w:pPr>
+        <w:jc w:val="center"/>
+        <w:spacing w:before="20" w:after="20"/>
+      </w:pPr>
+      <w:r>
+        <w:rPr>
+          <w:b/>
+          <w:sz w:val="30"/>
+          <w:szCs w:val="30"/>
+        </w:rPr>
+        <w:t xml:space="preserve">↓</w:t>
+      </w:r>
+    </w:p>
+    <w:tbl>
+      <w:tblPr>
+        <w:tblW w:w="7600" w:type="dxa"/>
+        <w:jc w:val="center"/>
+        <w:tblBorders>
+          <w:top w:val="single" w:sz="6" w:space="0" w:color="000000"/>
+          <w:left w:val="single" w:sz="6" w:space="0" w:color="000000"/>
+          <w:bottom w:val="single" w:sz="6" w:space="0" w:color="000000"/>
+          <w:right w:val="single" w:sz="6" w:space="0" w:color="000000"/>
+          <w:insideH w:val="single" w:sz="6" w:space="0" w:color="000000"/>
+          <w:insideV w:val="single" w:sz="6" w:space="0" w:color="000000"/>
+        </w:tblBorders>
+      </w:tblPr>
+      <w:tblGrid>
+        <w:gridCol w:w="7600"/>
+      </w:tblGrid>
+      <w:tr>
+        <w:tc>
+          <w:tcPr>
+            <w:tcW w:w="7600" w:type="dxa"/>
+            <w:vAlign w:val="center"/>
+          </w:tcPr>
+          <w:p>
+            <w:pPr>
+              <w:jc w:val="center"/>
+              <w:spacing w:after="0"/>
+            </w:pPr>
+            <w:r>
+              <w:rPr>
+                <w:b/>
+                <w:sz w:val="22"/>
+                <w:szCs w:val="22"/>
+              </w:rPr>
+              <w:t xml:space="preserve">Diafragma (membrana) tugunini chiqarib olish</w:t>
+            </w:r>
+          </w:p>
+        </w:tc>
+      </w:tr>
+    </w:tbl>
+    <w:p>
+      <w:pPr>
+        <w:jc w:val="center"/>
+        <w:spacing w:before="20" w:after="20"/>
+      </w:pPr>
+      <w:r>
+        <w:rPr>
+          <w:b/>
+          <w:sz w:val="30"/>
+          <w:szCs w:val="30"/>
+        </w:rPr>
+        <w:t xml:space="preserve">↓</w:t>
+      </w:r>
+    </w:p>
+    <w:tbl>
+      <w:tblPr>
+        <w:tblW w:w="7600" w:type="dxa"/>
+        <w:jc w:val="center"/>
+        <w:tblBorders>
+          <w:top w:val="single" w:sz="6" w:space="0" w:color="000000"/>
+          <w:left w:val="single" w:sz="6" w:space="0" w:color="000000"/>
+          <w:bottom w:val="single" w:sz="6" w:space="0" w:color="000000"/>
+          <w:right w:val="single" w:sz="6" w:space="0" w:color="000000"/>
+          <w:insideH w:val="single" w:sz="6" w:space="0" w:color="000000"/>
+          <w:insideV w:val="single" w:sz="6" w:space="0" w:color="000000"/>
+        </w:tblBorders>
+      </w:tblPr>
+      <w:tblGrid>
+        <w:gridCol w:w="7600"/>
+      </w:tblGrid>
+      <w:tr>
+        <w:tc>
+          <w:tcPr>
+            <w:tcW w:w="7600" w:type="dxa"/>
+            <w:vAlign w:val="center"/>
+          </w:tcPr>
+          <w:p>
+            <w:pPr>
+              <w:jc w:val="center"/>
+              <w:spacing w:after="0"/>
+            </w:pPr>
+            <w:r>
+              <w:rPr>
+                <w:b/>
+                <w:sz w:val="22"/>
+                <w:szCs w:val="22"/>
+              </w:rPr>
+              <w:t xml:space="preserve">Prujina va porshen-shtok guruhini ajratish</w:t>
+            </w:r>
+          </w:p>
+        </w:tc>
+      </w:tr>
+    </w:tbl>
+    <w:p>
+      <w:pPr>
+        <w:jc w:val="center"/>
+        <w:spacing w:before="20" w:after="20"/>
+      </w:pPr>
+      <w:r>
+        <w:rPr>
+          <w:b/>
+          <w:sz w:val="30"/>
+          <w:szCs w:val="30"/>
+        </w:rPr>
+        <w:t xml:space="preserve">↓</w:t>
+      </w:r>
+    </w:p>
+    <w:tbl>
+      <w:tblPr>
+        <w:tblW w:w="7600" w:type="dxa"/>
+        <w:jc w:val="center"/>
+        <w:tblBorders>
+          <w:top w:val="single" w:sz="6" w:space="0" w:color="000000"/>
+          <w:left w:val="single" w:sz="6" w:space="0" w:color="000000"/>
+          <w:bottom w:val="single" w:sz="6" w:space="0" w:color="000000"/>
+          <w:right w:val="single" w:sz="6" w:space="0" w:color="000000"/>
+          <w:insideH w:val="single" w:sz="6" w:space="0" w:color="000000"/>
+          <w:insideV w:val="single" w:sz="6" w:space="0" w:color="000000"/>
+        </w:tblBorders>
+      </w:tblPr>
+      <w:tblGrid>
+        <w:gridCol w:w="7600"/>
+      </w:tblGrid>
+      <w:tr>
+        <w:tc>
+          <w:tcPr>
+            <w:tcW w:w="7600" w:type="dxa"/>
+            <w:vAlign w:val="center"/>
+          </w:tcPr>
+          <w:p>
+            <w:pPr>
+              <w:jc w:val="center"/>
+              <w:spacing w:after="0"/>
+            </w:pPr>
+            <w:r>
+              <w:rPr>
+                <w:b/>
+                <w:sz w:val="22"/>
+                <w:szCs w:val="22"/>
+              </w:rPr>
+              <w:t xml:space="preserve">Klapanlar va ularning o'rindiqlarini chiqarish</w:t>
+            </w:r>
+          </w:p>
+        </w:tc>
+      </w:tr>
+    </w:tbl>
+    <w:p>
+      <w:pPr>
+        <w:jc w:val="center"/>
+        <w:spacing w:before="20" w:after="20"/>
+      </w:pPr>
+      <w:r>
+        <w:rPr>
+          <w:b/>
+          <w:sz w:val="30"/>
+          <w:szCs w:val="30"/>
+        </w:rPr>
+        <w:t xml:space="preserve">↓</w:t>
+      </w:r>
+    </w:p>
+    <w:tbl>
+      <w:tblPr>
+        <w:tblW w:w="7600" w:type="dxa"/>
+        <w:jc w:val="center"/>
+        <w:tblBorders>
+          <w:top w:val="single" w:sz="6" w:space="0" w:color="000000"/>
+          <w:left w:val="single" w:sz="6" w:space="0" w:color="000000"/>
+          <w:bottom w:val="single" w:sz="6" w:space="0" w:color="000000"/>
+          <w:right w:val="single" w:sz="6" w:space="0" w:color="000000"/>
+          <w:insideH w:val="single" w:sz="6" w:space="0" w:color="000000"/>
+          <w:insideV w:val="single" w:sz="6" w:space="0" w:color="000000"/>
+        </w:tblBorders>
+      </w:tblPr>
+      <w:tblGrid>
+        <w:gridCol w:w="7600"/>
+      </w:tblGrid>
+      <w:tr>
+        <w:tc>
+          <w:tcPr>
+            <w:tcW w:w="7600" w:type="dxa"/>
+            <w:vAlign w:val="center"/>
+          </w:tcPr>
+          <w:p>
+            <w:pPr>
+              <w:jc w:val="center"/>
+              <w:spacing w:after="0"/>
+            </w:pPr>
+            <w:r>
+              <w:rPr>
+                <w:b/>
+                <w:sz w:val="22"/>
+                <w:szCs w:val="22"/>
+              </w:rPr>
+              <w:t xml:space="preserve">Manjeta, halqa va zichlagichlarni olib tashlash</w:t>
+            </w:r>
+          </w:p>
+        </w:tc>
+      </w:tr>
+    </w:tbl>
+    <w:p>
+      <w:pPr>
+        <w:jc w:val="center"/>
+        <w:spacing w:before="20" w:after="20"/>
+      </w:pPr>
+      <w:r>
+        <w:rPr>
+          <w:b/>
+          <w:sz w:val="30"/>
+          <w:szCs w:val="30"/>
+        </w:rPr>
+        <w:t xml:space="preserve">↓</w:t>
+      </w:r>
+    </w:p>
+    <w:tbl>
+      <w:tblPr>
+        <w:tblW w:w="7600" w:type="dxa"/>
+        <w:jc w:val="center"/>
+        <w:tblBorders>
+          <w:top w:val="single" w:sz="6" w:space="0" w:color="000000"/>
+          <w:left w:val="single" w:sz="6" w:space="0" w:color="000000"/>
+          <w:bottom w:val="single" w:sz="6" w:space="0" w:color="000000"/>
+          <w:right w:val="single" w:sz="6" w:space="0" w:color="000000"/>
+          <w:insideH w:val="single" w:sz="6" w:space="0" w:color="000000"/>
+          <w:insideV w:val="single" w:sz="6" w:space="0" w:color="000000"/>
+        </w:tblBorders>
+      </w:tblPr>
+      <w:tblGrid>
+        <w:gridCol w:w="7600"/>
+      </w:tblGrid>
+      <w:tr>
+        <w:tc>
+          <w:tcPr>
+            <w:tcW w:w="7600" w:type="dxa"/>
+            <w:vAlign w:val="center"/>
+          </w:tcPr>
+          <w:p>
+            <w:pPr>
+              <w:jc w:val="center"/>
+              <w:spacing w:after="0"/>
+            </w:pPr>
+            <w:r>
+              <w:rPr>
+                <w:b/>
+                <w:sz w:val="22"/>
+                <w:szCs w:val="22"/>
+              </w:rPr>
+              <w:t xml:space="preserve">Filtr elementini chiqarish va kanallarni ochish</w:t>
+            </w:r>
+          </w:p>
+        </w:tc>
+      </w:tr>
+    </w:tbl>
+    <w:p>
+      <w:pPr>
+        <w:jc w:val="center"/>
+        <w:spacing w:before="20" w:after="20"/>
+      </w:pPr>
+      <w:r>
+        <w:rPr>
+          <w:b/>
+          <w:sz w:val="30"/>
+          <w:szCs w:val="30"/>
+        </w:rPr>
+        <w:t xml:space="preserve">↓</w:t>
+      </w:r>
+    </w:p>
+    <w:tbl>
+      <w:tblPr>
+        <w:tblW w:w="7600" w:type="dxa"/>
+        <w:jc w:val="center"/>
+        <w:tblBorders>
+          <w:top w:val="single" w:sz="6" w:space="0" w:color="000000"/>
+          <w:left w:val="single" w:sz="6" w:space="0" w:color="000000"/>
+          <w:bottom w:val="single" w:sz="6" w:space="0" w:color="000000"/>
+          <w:right w:val="single" w:sz="6" w:space="0" w:color="000000"/>
+          <w:insideH w:val="single" w:sz="6" w:space="0" w:color="000000"/>
+          <w:insideV w:val="single" w:sz="6" w:space="0" w:color="000000"/>
+        </w:tblBorders>
+      </w:tblPr>
+      <w:tblGrid>
+        <w:gridCol w:w="7600"/>
+      </w:tblGrid>
+      <w:tr>
+        <w:tc>
+          <w:tcPr>
+            <w:tcW w:w="7600" w:type="dxa"/>
+            <w:vAlign w:val="center"/>
+          </w:tcPr>
+          <w:p>
+            <w:pPr>
+              <w:jc w:val="center"/>
+              <w:spacing w:after="0"/>
+            </w:pPr>
+            <w:r>
+              <w:rPr>
+                <w:b/>
+                <w:sz w:val="22"/>
+                <w:szCs w:val="22"/>
+              </w:rPr>
+              <w:t xml:space="preserve">Detallarni guruhlab idishlarga joylash</w:t>
+            </w:r>
+          </w:p>
+        </w:tc>
+      </w:tr>
+    </w:tbl>
+    <w:p/>
+    <w:p>
+      <w:pPr>
+        <w:jc w:val="center"/>
+        <w:spacing w:before="40" w:after="200"/>
+      </w:pPr>
+      <w:r>
+        <w:rPr>
+          <w:i/>
+          <w:sz w:val="22"/>
+          <w:szCs w:val="22"/>
+        </w:rPr>
+        <w:t xml:space="preserve">2.2-rasm. 072-blokni demontaj qilish ketma-ketligi</w:t>
+      </w:r>
+    </w:p>
+    <w:p>
+      <w:pPr>
+        <w:spacing w:after="120" w:line="360" w:lineRule="auto"/>
+        <w:ind w:firstLine="709"/>
+        <w:jc w:val="both"/>
+      </w:pPr>
+      <w:r>
+        <w:rPr>
+          <w:sz w:val="24"/>
+          <w:szCs w:val="24"/>
+        </w:rPr>
+        <w:t xml:space="preserve">Demontaj jarayonida ajratilgan detallar guruhlarga bo'lib, alohida idish va yacheykalarga joylanadi. Bu detallarning aralashib ketishi, shikastlanishi va yo'qolishining oldini oladi. Mayda detallar (prujina, halqa, vint) alohida belgilangan idishlarda saqlanadi. Har bir blokning detallari, agar ular keyinchalik bitta komplekt sifatida yig'ilishi kerak bo'lsa, belgilab qo'yiladi.</w:t>
+      </w:r>
+    </w:p>
+    <w:p>
+      <w:pPr>
+        <w:spacing w:after="120" w:line="360" w:lineRule="auto"/>
+        <w:ind w:firstLine="709"/>
+        <w:jc w:val="both"/>
+      </w:pPr>
+      <w:r>
+        <w:rPr>
+          <w:sz w:val="24"/>
+          <w:szCs w:val="24"/>
+        </w:rPr>
+        <w:t xml:space="preserve">Ajratilgan detallar ikkinchi marta – endi alohida holda – yuviladi va tozalanadi. Detallarni yakka tartibda yuvish ularning barcha sirtlari va ichki kanallarini iflosliklardan to'liq tozalash imkonini beradi, bu esa nuqsonlash bosqichida o'lchashlar va vizual nazoratning aniqligini ta'minlaydi. Rezina va polimer detallar yuvilganda agressiv eritmalardan foydalanilmaydi, chunki ular materialni shikastlashi mumkin.</w:t>
+      </w:r>
+    </w:p>
+    <w:p>
+      <w:pPr>
+        <w:spacing w:after="120" w:line="360" w:lineRule="auto"/>
+        <w:ind w:firstLine="709"/>
+        <w:jc w:val="both"/>
+      </w:pPr>
+      <w:r>
+        <w:rPr>
+          <w:sz w:val="24"/>
+          <w:szCs w:val="24"/>
+        </w:rPr>
+        <w:t xml:space="preserve">Demontaj va yuvish bosqichlari sifatli bajarilganda blokning barcha detallari nuqsonlashga to'liq tayyor holatga keltiriladi. Bu bosqichlardagi kamchiliklar (chala tozalash, detallarning shikastlanishi) keyingi operatsiyalarda xatoliklarga va ta'mirlash sifatining pasayishiga olib kelishi mumkin.</w:t>
+      </w:r>
+    </w:p>
+    <w:p>
+      <w:pPr>
+        <w:spacing w:after="120" w:line="360" w:lineRule="auto"/>
+        <w:ind w:firstLine="709"/>
+        <w:jc w:val="both"/>
+      </w:pPr>
+      <w:r>
+        <w:rPr>
+          <w:sz w:val="24"/>
+          <w:szCs w:val="24"/>
+        </w:rPr>
+        <w:t xml:space="preserve">Demontaj operatsiyasining mehnat sarfini kamaytirish va detallarning shikastlanishining oldini olish uchun maxsus s'yomniklar (chiqaruvchi moslamalar) qo'llaniladi. Ular prujina kuchi ostidagi detallarni xavfsiz chiqarish, presslangan vtulkalarni urilишsiz olib tashlash imkonini beradi. Demontaj jarayonida zarba beruvchi asboblardan foydalanish ta'qiqlanadi, chunki ular detallarda yashirin yoriqlar va deformatsiyalar paydo qilishi mumkin.</w:t>
+      </w:r>
+    </w:p>
+    <w:p>
+      <w:pPr>
+        <w:spacing w:after="120" w:line="360" w:lineRule="auto"/>
+        <w:ind w:firstLine="709"/>
+        <w:jc w:val="both"/>
+      </w:pPr>
+      <w:r>
+        <w:rPr>
+          <w:sz w:val="24"/>
+          <w:szCs w:val="24"/>
+        </w:rPr>
+        <w:t xml:space="preserve">Yuvish eritmalarini tanlashda detallarning materiali hisobga olinadi. Qora metall detallar uchun ishqoriy eritmalar, rangli metall va alyuminiy detallar uchun esa kamroq ishqorli, maxsus tarkibdagi eritmalar qo'llaniladi, chunki kuchli ishqor rangli metallarni yemiradi. Rezina detallar issiq suvda yoki neytral yuvuvchi vositalarda yuviladi.</w:t>
+      </w:r>
+    </w:p>
+    <w:p>
+      <w:pPr>
+        <w:spacing w:after="120" w:line="360" w:lineRule="auto"/>
+        <w:ind w:firstLine="709"/>
+        <w:jc w:val="both"/>
+      </w:pPr>
+      <w:r>
+        <w:rPr>
+          <w:sz w:val="24"/>
+          <w:szCs w:val="24"/>
+        </w:rPr>
+        <w:t xml:space="preserve">Yuvishdan keyin detallar puxta quritiladi, chunki sirtda qolgan namlik korroziyaga va keyingi o'lchashlarning xatoligiga sabab bo'lishi mumkin. Quritish siqilgan toza havo oqimi bilan yoki maxsus quritish kameralarida amalga oshiriladi. Quritilgan detallar nuqsonlashgacha changdan himoyalangan joyda saqlanadi.</w:t>
+      </w:r>
+    </w:p>
+    <w:p>
+      <w:pPr>
+        <w:spacing w:after="120" w:line="360" w:lineRule="auto"/>
+        <w:ind w:firstLine="709"/>
+        <w:jc w:val="both"/>
+      </w:pPr>
+      <w:r>
+        <w:rPr>
+          <w:sz w:val="24"/>
+          <w:szCs w:val="24"/>
+        </w:rPr>
+        <w:t xml:space="preserve">Tozalash sifati vizual ravishda va zarur hollarda nazorat namunalari yordamida tekshiriladi. Sirtda yog' pardasi, qurum yoki korroziya qoldiqlari bo'lmasligi kerak. Yuvish vannasidagi eritmaning ifloslanish darajasi davriy nazorat qilinadi va belgilangan me'yordan oshganda eritma yangilanadi. Bu tozalash sifatining barqarorligini ta'minlaydi.</w:t>
+      </w:r>
+    </w:p>
+    <w:p>
+      <w:pPr>
+        <w:spacing w:before="240" w:after="120"/>
+        <w:keepNext/>
+      </w:pPr>
+      <w:r>
+        <w:rPr>
+          <w:b/>
+          <w:sz w:val="26"/>
+          <w:szCs w:val="26"/>
+        </w:rPr>
+        <w:t xml:space="preserve">2.3. Detallarni nuqsonlash (defektatsiya)</w:t>
+      </w:r>
+    </w:p>
+    <w:p>
+      <w:pPr>
+        <w:spacing w:after="120" w:line="360" w:lineRule="auto"/>
+        <w:ind w:firstLine="709"/>
+        <w:jc w:val="both"/>
+      </w:pPr>
+      <w:r>
+        <w:rPr>
+          <w:sz w:val="24"/>
+          <w:szCs w:val="24"/>
+        </w:rPr>
+        <w:t xml:space="preserve">Nuqsonlash (defektatsiya) – kapital ta'mirlashning eng mas'uliyatli bosqichlaridan biri bo'lib, uning maqsadi har bir detalning texnik holatini aniqlash, nuqsonlarini topish va detalni keyingi taqdiriga ko'ra saralashdan iborat. Nuqsonlash natijalari ta'mirlash hajmini, kerakli tiklash operatsiyalarini va almashtiriladigan detallar ro'yxatini belgilaydi.</w:t>
+      </w:r>
+    </w:p>
+    <w:p>
+      <w:pPr>
+        <w:spacing w:after="120" w:line="360" w:lineRule="auto"/>
+        <w:ind w:firstLine="709"/>
+        <w:jc w:val="both"/>
+      </w:pPr>
+      <w:r>
+        <w:rPr>
+          <w:sz w:val="24"/>
+          <w:szCs w:val="24"/>
+        </w:rPr>
+        <w:t xml:space="preserve">Nuqsonlash jarayonida detalning o'lchamlari, geometrik shakli, sirt holati va mexanik xususiyatlari belgilangan texnik talablar bilan taqqoslanadi. Buning uchun turli nazorat va o'lchov usullaridan foydalaniladi:</w:t>
+      </w:r>
+    </w:p>
+    <w:p>
+      <w:pPr>
+        <w:spacing w:after="60" w:line="312" w:lineRule="auto"/>
+        <w:ind w:left="709" w:hanging="284"/>
+        <w:jc w:val="both"/>
+      </w:pPr>
+      <w:r>
+        <w:rPr>
+          <w:sz w:val="24"/>
+          <w:szCs w:val="24"/>
+        </w:rPr>
+        <w:t xml:space="preserve">–  </w:t>
+      </w:r>
+      <w:r>
+        <w:rPr>
+          <w:sz w:val="24"/>
+          <w:szCs w:val="24"/>
+        </w:rPr>
+        <w:t xml:space="preserve">vizual (ko'z bilan) ko'rik – yoriqlar, korroziya, urilish va yeyilish izlarini aniqlash;</w:t>
+      </w:r>
+    </w:p>
+    <w:p>
+      <w:pPr>
+        <w:spacing w:after="60" w:line="312" w:lineRule="auto"/>
+        <w:ind w:left="709" w:hanging="284"/>
+        <w:jc w:val="both"/>
+      </w:pPr>
+      <w:r>
+        <w:rPr>
+          <w:sz w:val="24"/>
+          <w:szCs w:val="24"/>
+        </w:rPr>
+        <w:t xml:space="preserve">–  </w:t>
+      </w:r>
+      <w:r>
+        <w:rPr>
+          <w:sz w:val="24"/>
+          <w:szCs w:val="24"/>
+        </w:rPr>
+        <w:t xml:space="preserve">o'lchov asboblari bilan nazorat – shtangensirkul, mikrometr, nutromer, kalibrlar yordamida o'lchamlarni aniqlash;</w:t>
+      </w:r>
+    </w:p>
+    <w:p>
+      <w:pPr>
+        <w:spacing w:after="60" w:line="312" w:lineRule="auto"/>
+        <w:ind w:left="709" w:hanging="284"/>
+        <w:jc w:val="both"/>
+      </w:pPr>
+      <w:r>
+        <w:rPr>
+          <w:sz w:val="24"/>
+          <w:szCs w:val="24"/>
+        </w:rPr>
+        <w:t xml:space="preserve">–  </w:t>
+      </w:r>
+      <w:r>
+        <w:rPr>
+          <w:sz w:val="24"/>
+          <w:szCs w:val="24"/>
+        </w:rPr>
+        <w:t xml:space="preserve">germetiklik nazorati – detal yoki tugunni bosim ostida sinash;</w:t>
+      </w:r>
+    </w:p>
+    <w:p>
+      <w:pPr>
+        <w:spacing w:after="60" w:line="312" w:lineRule="auto"/>
+        <w:ind w:left="709" w:hanging="284"/>
+        <w:jc w:val="both"/>
+      </w:pPr>
+      <w:r>
+        <w:rPr>
+          <w:sz w:val="24"/>
+          <w:szCs w:val="24"/>
+        </w:rPr>
+        <w:t xml:space="preserve">–  </w:t>
+      </w:r>
+      <w:r>
+        <w:rPr>
+          <w:sz w:val="24"/>
+          <w:szCs w:val="24"/>
+        </w:rPr>
+        <w:t xml:space="preserve">nurli (defektoskopiya) usullari – yashirin yoriqlarni aniqlash uchun magnit yoki kapillyar usul;</w:t>
+      </w:r>
+    </w:p>
+    <w:p>
+      <w:pPr>
+        <w:spacing w:after="60" w:line="312" w:lineRule="auto"/>
+        <w:ind w:left="709" w:hanging="284"/>
+        <w:jc w:val="both"/>
+      </w:pPr>
+      <w:r>
+        <w:rPr>
+          <w:sz w:val="24"/>
+          <w:szCs w:val="24"/>
+        </w:rPr>
+        <w:t xml:space="preserve">–  </w:t>
+      </w:r>
+      <w:r>
+        <w:rPr>
+          <w:sz w:val="24"/>
+          <w:szCs w:val="24"/>
+        </w:rPr>
+        <w:t xml:space="preserve">elastiklik va bikrlikni tekshirish – prujina va rezina detallar uchun.</w:t>
+      </w:r>
+    </w:p>
+    <w:p>
+      <w:pPr>
+        <w:spacing w:after="120" w:line="360" w:lineRule="auto"/>
+        <w:ind w:firstLine="709"/>
+        <w:jc w:val="both"/>
+      </w:pPr>
+      <w:r>
+        <w:rPr>
+          <w:sz w:val="24"/>
+          <w:szCs w:val="24"/>
+        </w:rPr>
+        <w:t xml:space="preserve">Har bir detal uchun nuqsonlash mezonlari (ruxsat etilgan va chegaraviy o'lchamlar) texnik shartlarda belgilanadi. O'lchangan qiymat ruxsat etilgan chegarada bo'lsa, detal yaroqli; chegaraviy qiymatdan oshsa, detal tiklanadi yoki almashtiriladi. Asosiy detallar uchun nuqsonlash me'yorlarining namunaviy ko'rinishi 2.2-jadvalda keltirilgan.</w:t>
+      </w:r>
+    </w:p>
+    <w:tbl>
+      <w:tblPr>
+        <w:tblW w:w="0" w:type="auto"/>
+        <w:jc w:val="center"/>
+        <w:tblBorders>
+          <w:top w:val="single" w:sz="6" w:space="0" w:color="000000"/>
+          <w:left w:val="single" w:sz="6" w:space="0" w:color="000000"/>
+          <w:bottom w:val="single" w:sz="6" w:space="0" w:color="000000"/>
+          <w:right w:val="single" w:sz="6" w:space="0" w:color="000000"/>
+          <w:insideH w:val="single" w:sz="6" w:space="0" w:color="000000"/>
+          <w:insideV w:val="single" w:sz="6" w:space="0" w:color="000000"/>
+        </w:tblBorders>
+      </w:tblPr>
+      <w:tblGrid>
+        <w:gridCol w:w="2300"/>
+        <w:gridCol w:w="2300"/>
+        <w:gridCol w:w="1500"/>
+        <w:gridCol w:w="1900"/>
+        <w:gridCol w:w="1500"/>
+      </w:tblGrid>
+      <w:tr>
+        <w:tc>
+          <w:tcPr>
+            <w:tcW w:w="2300" w:type="dxa"/>
+            <w:vAlign w:val="center"/>
+          </w:tcPr>
+          <w:p>
+            <w:pPr>
+              <w:spacing w:after="20"/>
+              <w:jc w:val="center"/>
+            </w:pPr>
+            <w:r>
+              <w:rPr>
+                <w:b/>
+                <w:sz w:val="22"/>
+                <w:szCs w:val="22"/>
+              </w:rPr>
+              <w:t xml:space="preserve">Detal / sirt</w:t>
+            </w:r>
+          </w:p>
+        </w:tc>
+        <w:tc>
+          <w:tcPr>
+            <w:tcW w:w="2300" w:type="dxa"/>
+            <w:vAlign w:val="center"/>
+          </w:tcPr>
+          <w:p>
+            <w:pPr>
+              <w:spacing w:after="20"/>
+              <w:jc w:val="center"/>
+            </w:pPr>
+            <w:r>
+              <w:rPr>
+                <w:b/>
+                <w:sz w:val="22"/>
+                <w:szCs w:val="22"/>
+              </w:rPr>
+              <w:t xml:space="preserve">Nazorat parametri</w:t>
+            </w:r>
+          </w:p>
+        </w:tc>
+        <w:tc>
+          <w:tcPr>
+            <w:tcW w:w="1500" w:type="dxa"/>
+            <w:vAlign w:val="center"/>
+          </w:tcPr>
+          <w:p>
+            <w:pPr>
+              <w:spacing w:after="20"/>
+              <w:jc w:val="center"/>
+            </w:pPr>
+            <w:r>
+              <w:rPr>
+                <w:b/>
+                <w:sz w:val="22"/>
+                <w:szCs w:val="22"/>
+              </w:rPr>
+              <w:t xml:space="preserve">Nominal</w:t>
+            </w:r>
+          </w:p>
+        </w:tc>
+        <w:tc>
+          <w:tcPr>
+            <w:tcW w:w="1900" w:type="dxa"/>
+            <w:vAlign w:val="center"/>
+          </w:tcPr>
+          <w:p>
+            <w:pPr>
+              <w:spacing w:after="20"/>
+              <w:jc w:val="center"/>
+            </w:pPr>
+            <w:r>
+              <w:rPr>
+                <w:b/>
+                <w:sz w:val="22"/>
+                <w:szCs w:val="22"/>
+              </w:rPr>
+              <w:t xml:space="preserve">Chegaraviy</w:t>
+            </w:r>
+          </w:p>
+        </w:tc>
+        <w:tc>
+          <w:tcPr>
+            <w:tcW w:w="1500" w:type="dxa"/>
+            <w:vAlign w:val="center"/>
+          </w:tcPr>
+          <w:p>
+            <w:pPr>
+              <w:spacing w:after="20"/>
+              <w:jc w:val="center"/>
+            </w:pPr>
+            <w:r>
+              <w:rPr>
+                <w:b/>
+                <w:sz w:val="22"/>
+                <w:szCs w:val="22"/>
+              </w:rPr>
+              <w:t xml:space="preserve">Qaror</w:t>
+            </w:r>
+          </w:p>
+        </w:tc>
+      </w:tr>
+      <w:tr>
+        <w:tc>
+          <w:tcPr>
+            <w:tcW w:w="2300" w:type="dxa"/>
+            <w:vAlign w:val="center"/>
+          </w:tcPr>
+          <w:p>
+            <w:pPr>
+              <w:spacing w:after="20"/>
+              <w:jc w:val="left"/>
+            </w:pPr>
+            <w:r>
+              <w:rPr>
+                <w:sz w:val="22"/>
+                <w:szCs w:val="22"/>
+              </w:rPr>
+              <w:t xml:space="preserve">Klapan o'rindig'i</w:t>
+            </w:r>
+          </w:p>
+        </w:tc>
+        <w:tc>
+          <w:tcPr>
+            <w:tcW w:w="2300" w:type="dxa"/>
+            <w:vAlign w:val="center"/>
+          </w:tcPr>
+          <w:p>
+            <w:pPr>
+              <w:spacing w:after="20"/>
+              <w:jc w:val="center"/>
+            </w:pPr>
+            <w:r>
+              <w:rPr>
+                <w:sz w:val="22"/>
+                <w:szCs w:val="22"/>
+              </w:rPr>
+              <w:t xml:space="preserve">Tegishish zichligi</w:t>
+            </w:r>
+          </w:p>
+        </w:tc>
+        <w:tc>
+          <w:tcPr>
+            <w:tcW w:w="1500" w:type="dxa"/>
+            <w:vAlign w:val="center"/>
+          </w:tcPr>
+          <w:p>
+            <w:pPr>
+              <w:spacing w:after="20"/>
+              <w:jc w:val="center"/>
+            </w:pPr>
+            <w:r>
+              <w:rPr>
+                <w:sz w:val="22"/>
+                <w:szCs w:val="22"/>
+              </w:rPr>
+              <w:t xml:space="preserve">Germetik</w:t>
+            </w:r>
+          </w:p>
+        </w:tc>
+        <w:tc>
+          <w:tcPr>
+            <w:tcW w:w="1900" w:type="dxa"/>
+            <w:vAlign w:val="center"/>
+          </w:tcPr>
+          <w:p>
+            <w:pPr>
+              <w:spacing w:after="20"/>
+              <w:jc w:val="center"/>
+            </w:pPr>
+            <w:r>
+              <w:rPr>
+                <w:sz w:val="22"/>
+                <w:szCs w:val="22"/>
+              </w:rPr>
+              <w:t xml:space="preserve">Sizish bor</w:t>
+            </w:r>
+          </w:p>
+        </w:tc>
+        <w:tc>
+          <w:tcPr>
+            <w:tcW w:w="1500" w:type="dxa"/>
+            <w:vAlign w:val="center"/>
+          </w:tcPr>
+          <w:p>
+            <w:pPr>
+              <w:spacing w:after="20"/>
+              <w:jc w:val="center"/>
+            </w:pPr>
+            <w:r>
+              <w:rPr>
+                <w:sz w:val="22"/>
+                <w:szCs w:val="22"/>
+              </w:rPr>
+              <w:t xml:space="preserve">Tiklash</w:t>
+            </w:r>
+          </w:p>
+        </w:tc>
+      </w:tr>
+      <w:tr>
+        <w:tc>
+          <w:tcPr>
+            <w:tcW w:w="2300" w:type="dxa"/>
+            <w:vAlign w:val="center"/>
+          </w:tcPr>
+          <w:p>
+            <w:pPr>
+              <w:spacing w:after="20"/>
+              <w:jc w:val="left"/>
+            </w:pPr>
+            <w:r>
+              <w:rPr>
+                <w:sz w:val="22"/>
+                <w:szCs w:val="22"/>
+              </w:rPr>
+              <w:t xml:space="preserve">Porshen sirti</w:t>
+            </w:r>
+          </w:p>
+        </w:tc>
+        <w:tc>
+          <w:tcPr>
+            <w:tcW w:w="2300" w:type="dxa"/>
+            <w:vAlign w:val="center"/>
+          </w:tcPr>
+          <w:p>
+            <w:pPr>
+              <w:spacing w:after="20"/>
+              <w:jc w:val="center"/>
+            </w:pPr>
+            <w:r>
+              <w:rPr>
+                <w:sz w:val="22"/>
+                <w:szCs w:val="22"/>
+              </w:rPr>
+              <w:t xml:space="preserve">Diametr yeyilishi</w:t>
+            </w:r>
+          </w:p>
+        </w:tc>
+        <w:tc>
+          <w:tcPr>
+            <w:tcW w:w="1500" w:type="dxa"/>
+            <w:vAlign w:val="center"/>
+          </w:tcPr>
+          <w:p>
+            <w:pPr>
+              <w:spacing w:after="20"/>
+              <w:jc w:val="center"/>
+            </w:pPr>
+            <w:r>
+              <w:rPr>
+                <w:sz w:val="22"/>
+                <w:szCs w:val="22"/>
+              </w:rPr>
+              <w:t xml:space="preserve">Nominal</w:t>
+            </w:r>
+          </w:p>
+        </w:tc>
+        <w:tc>
+          <w:tcPr>
+            <w:tcW w:w="1900" w:type="dxa"/>
+            <w:vAlign w:val="center"/>
+          </w:tcPr>
+          <w:p>
+            <w:pPr>
+              <w:spacing w:after="20"/>
+              <w:jc w:val="center"/>
+            </w:pPr>
+            <w:r>
+              <w:rPr>
+                <w:sz w:val="22"/>
+                <w:szCs w:val="22"/>
+              </w:rPr>
+              <w:t xml:space="preserve">0,15 mm dan ortiq</w:t>
+            </w:r>
+          </w:p>
+        </w:tc>
+        <w:tc>
+          <w:tcPr>
+            <w:tcW w:w="1500" w:type="dxa"/>
+            <w:vAlign w:val="center"/>
+          </w:tcPr>
+          <w:p>
+            <w:pPr>
+              <w:spacing w:after="20"/>
+              <w:jc w:val="center"/>
+            </w:pPr>
+            <w:r>
+              <w:rPr>
+                <w:sz w:val="22"/>
+                <w:szCs w:val="22"/>
+              </w:rPr>
+              <w:t xml:space="preserve">Tiklash</w:t>
+            </w:r>
+          </w:p>
+        </w:tc>
+      </w:tr>
+      <w:tr>
+        <w:tc>
+          <w:tcPr>
+            <w:tcW w:w="2300" w:type="dxa"/>
+            <w:vAlign w:val="center"/>
+          </w:tcPr>
+          <w:p>
+            <w:pPr>
+              <w:spacing w:after="20"/>
+              <w:jc w:val="left"/>
+            </w:pPr>
+            <w:r>
+              <w:rPr>
+                <w:sz w:val="22"/>
+                <w:szCs w:val="22"/>
+              </w:rPr>
+              <w:t xml:space="preserve">Shtok</w:t>
+            </w:r>
+          </w:p>
+        </w:tc>
+        <w:tc>
+          <w:tcPr>
+            <w:tcW w:w="2300" w:type="dxa"/>
+            <w:vAlign w:val="center"/>
+          </w:tcPr>
+          <w:p>
+            <w:pPr>
+              <w:spacing w:after="20"/>
+              <w:jc w:val="center"/>
+            </w:pPr>
+            <w:r>
+              <w:rPr>
+                <w:sz w:val="22"/>
+                <w:szCs w:val="22"/>
+              </w:rPr>
+              <w:t xml:space="preserve">Egrilik</w:t>
+            </w:r>
+          </w:p>
+        </w:tc>
+        <w:tc>
+          <w:tcPr>
+            <w:tcW w:w="1500" w:type="dxa"/>
+            <w:vAlign w:val="center"/>
+          </w:tcPr>
+          <w:p>
+            <w:pPr>
+              <w:spacing w:after="20"/>
+              <w:jc w:val="center"/>
+            </w:pPr>
+            <w:r>
+              <w:rPr>
+                <w:sz w:val="22"/>
+                <w:szCs w:val="22"/>
+              </w:rPr>
+              <w:t xml:space="preserve">0</w:t>
+            </w:r>
+          </w:p>
+        </w:tc>
+        <w:tc>
+          <w:tcPr>
+            <w:tcW w:w="1900" w:type="dxa"/>
+            <w:vAlign w:val="center"/>
+          </w:tcPr>
+          <w:p>
+            <w:pPr>
+              <w:spacing w:after="20"/>
+              <w:jc w:val="center"/>
+            </w:pPr>
+            <w:r>
+              <w:rPr>
+                <w:sz w:val="22"/>
+                <w:szCs w:val="22"/>
+              </w:rPr>
+              <w:t xml:space="preserve">0,10 mm dan ortiq</w:t>
+            </w:r>
+          </w:p>
+        </w:tc>
+        <w:tc>
+          <w:tcPr>
+            <w:tcW w:w="1500" w:type="dxa"/>
+            <w:vAlign w:val="center"/>
+          </w:tcPr>
+          <w:p>
+            <w:pPr>
+              <w:spacing w:after="20"/>
+              <w:jc w:val="center"/>
+            </w:pPr>
+            <w:r>
+              <w:rPr>
+                <w:sz w:val="22"/>
+                <w:szCs w:val="22"/>
+              </w:rPr>
+              <w:t xml:space="preserve">To'g'rilash</w:t>
+            </w:r>
+          </w:p>
+        </w:tc>
+      </w:tr>
+      <w:tr>
+        <w:tc>
+          <w:tcPr>
+            <w:tcW w:w="2300" w:type="dxa"/>
+            <w:vAlign w:val="center"/>
+          </w:tcPr>
+          <w:p>
+            <w:pPr>
+              <w:spacing w:after="20"/>
+              <w:jc w:val="left"/>
+            </w:pPr>
+            <w:r>
+              <w:rPr>
+                <w:sz w:val="22"/>
+                <w:szCs w:val="22"/>
+              </w:rPr>
+              <w:t xml:space="preserve">Prujina</w:t>
+            </w:r>
+          </w:p>
+        </w:tc>
+        <w:tc>
+          <w:tcPr>
+            <w:tcW w:w="2300" w:type="dxa"/>
+            <w:vAlign w:val="center"/>
+          </w:tcPr>
+          <w:p>
+            <w:pPr>
+              <w:spacing w:after="20"/>
+              <w:jc w:val="center"/>
+            </w:pPr>
+            <w:r>
+              <w:rPr>
+                <w:sz w:val="22"/>
+                <w:szCs w:val="22"/>
+              </w:rPr>
+              <w:t xml:space="preserve">Bikrlik / uzunlik</w:t>
+            </w:r>
+          </w:p>
+        </w:tc>
+        <w:tc>
+          <w:tcPr>
+            <w:tcW w:w="1500" w:type="dxa"/>
+            <w:vAlign w:val="center"/>
+          </w:tcPr>
+          <w:p>
+            <w:pPr>
+              <w:spacing w:after="20"/>
+              <w:jc w:val="center"/>
+            </w:pPr>
+            <w:r>
+              <w:rPr>
+                <w:sz w:val="22"/>
+                <w:szCs w:val="22"/>
+              </w:rPr>
+              <w:t xml:space="preserve">Nominal</w:t>
+            </w:r>
+          </w:p>
+        </w:tc>
+        <w:tc>
+          <w:tcPr>
+            <w:tcW w:w="1900" w:type="dxa"/>
+            <w:vAlign w:val="center"/>
+          </w:tcPr>
+          <w:p>
+            <w:pPr>
+              <w:spacing w:after="20"/>
+              <w:jc w:val="center"/>
+            </w:pPr>
+            <w:r>
+              <w:rPr>
+                <w:sz w:val="22"/>
+                <w:szCs w:val="22"/>
+              </w:rPr>
+              <w:t xml:space="preserve">5% dan ortiq farq</w:t>
+            </w:r>
+          </w:p>
+        </w:tc>
+        <w:tc>
+          <w:tcPr>
+            <w:tcW w:w="1500" w:type="dxa"/>
+            <w:vAlign w:val="center"/>
+          </w:tcPr>
+          <w:p>
+            <w:pPr>
+              <w:spacing w:after="20"/>
+              <w:jc w:val="center"/>
+            </w:pPr>
+            <w:r>
+              <w:rPr>
+                <w:sz w:val="22"/>
+                <w:szCs w:val="22"/>
+              </w:rPr>
+              <w:t xml:space="preserve">Almashtirish</w:t>
+            </w:r>
+          </w:p>
+        </w:tc>
+      </w:tr>
+      <w:tr>
+        <w:tc>
+          <w:tcPr>
+            <w:tcW w:w="2300" w:type="dxa"/>
+            <w:vAlign w:val="center"/>
+          </w:tcPr>
+          <w:p>
+            <w:pPr>
+              <w:spacing w:after="20"/>
+              <w:jc w:val="left"/>
+            </w:pPr>
+            <w:r>
+              <w:rPr>
+                <w:sz w:val="22"/>
+                <w:szCs w:val="22"/>
+              </w:rPr>
+              <w:t xml:space="preserve">Manjeta, halqa</w:t>
+            </w:r>
+          </w:p>
+        </w:tc>
+        <w:tc>
+          <w:tcPr>
+            <w:tcW w:w="2300" w:type="dxa"/>
+            <w:vAlign w:val="center"/>
+          </w:tcPr>
+          <w:p>
+            <w:pPr>
+              <w:spacing w:after="20"/>
+              <w:jc w:val="center"/>
+            </w:pPr>
+            <w:r>
+              <w:rPr>
+                <w:sz w:val="22"/>
+                <w:szCs w:val="22"/>
+              </w:rPr>
+              <w:t xml:space="preserve">Elastiklik, butunlik</w:t>
+            </w:r>
+          </w:p>
+        </w:tc>
+        <w:tc>
+          <w:tcPr>
+            <w:tcW w:w="1500" w:type="dxa"/>
+            <w:vAlign w:val="center"/>
+          </w:tcPr>
+          <w:p>
+            <w:pPr>
+              <w:spacing w:after="20"/>
+              <w:jc w:val="center"/>
+            </w:pPr>
+            <w:r>
+              <w:rPr>
+                <w:sz w:val="22"/>
+                <w:szCs w:val="22"/>
+              </w:rPr>
+              <w:t xml:space="preserve">Elastik</w:t>
+            </w:r>
+          </w:p>
+        </w:tc>
+        <w:tc>
+          <w:tcPr>
+            <w:tcW w:w="1900" w:type="dxa"/>
+            <w:vAlign w:val="center"/>
+          </w:tcPr>
+          <w:p>
+            <w:pPr>
+              <w:spacing w:after="20"/>
+              <w:jc w:val="center"/>
+            </w:pPr>
+            <w:r>
+              <w:rPr>
+                <w:sz w:val="22"/>
+                <w:szCs w:val="22"/>
+              </w:rPr>
+              <w:t xml:space="preserve">Qarigan, yoriq</w:t>
+            </w:r>
+          </w:p>
+        </w:tc>
+        <w:tc>
+          <w:tcPr>
+            <w:tcW w:w="1500" w:type="dxa"/>
+            <w:vAlign w:val="center"/>
+          </w:tcPr>
+          <w:p>
+            <w:pPr>
+              <w:spacing w:after="20"/>
+              <w:jc w:val="center"/>
+            </w:pPr>
+            <w:r>
+              <w:rPr>
+                <w:sz w:val="22"/>
+                <w:szCs w:val="22"/>
+              </w:rPr>
+              <w:t xml:space="preserve">Almashtirish</w:t>
+            </w:r>
+          </w:p>
+        </w:tc>
+      </w:tr>
+      <w:tr>
+        <w:tc>
+          <w:tcPr>
+            <w:tcW w:w="2300" w:type="dxa"/>
+            <w:vAlign w:val="center"/>
+          </w:tcPr>
+          <w:p>
+            <w:pPr>
+              <w:spacing w:after="20"/>
+              <w:jc w:val="left"/>
+            </w:pPr>
+            <w:r>
+              <w:rPr>
+                <w:sz w:val="22"/>
+                <w:szCs w:val="22"/>
+              </w:rPr>
+              <w:t xml:space="preserve">Diafragma</w:t>
+            </w:r>
+          </w:p>
+        </w:tc>
+        <w:tc>
+          <w:tcPr>
+            <w:tcW w:w="2300" w:type="dxa"/>
+            <w:vAlign w:val="center"/>
+          </w:tcPr>
+          <w:p>
+            <w:pPr>
+              <w:spacing w:after="20"/>
+              <w:jc w:val="center"/>
+            </w:pPr>
+            <w:r>
+              <w:rPr>
+                <w:sz w:val="22"/>
+                <w:szCs w:val="22"/>
+              </w:rPr>
+              <w:t xml:space="preserve">Elastiklik, butunlik</w:t>
+            </w:r>
+          </w:p>
+        </w:tc>
+        <w:tc>
+          <w:tcPr>
+            <w:tcW w:w="1500" w:type="dxa"/>
+            <w:vAlign w:val="center"/>
+          </w:tcPr>
+          <w:p>
+            <w:pPr>
+              <w:spacing w:after="20"/>
+              <w:jc w:val="center"/>
+            </w:pPr>
+            <w:r>
+              <w:rPr>
+                <w:sz w:val="22"/>
+                <w:szCs w:val="22"/>
+              </w:rPr>
+              <w:t xml:space="preserve">Elastik</w:t>
+            </w:r>
+          </w:p>
+        </w:tc>
+        <w:tc>
+          <w:tcPr>
+            <w:tcW w:w="1900" w:type="dxa"/>
+            <w:vAlign w:val="center"/>
+          </w:tcPr>
+          <w:p>
+            <w:pPr>
+              <w:spacing w:after="20"/>
+              <w:jc w:val="center"/>
+            </w:pPr>
+            <w:r>
+              <w:rPr>
+                <w:sz w:val="22"/>
+                <w:szCs w:val="22"/>
+              </w:rPr>
+              <w:t xml:space="preserve">Yoriq, cho'zilgan</w:t>
+            </w:r>
+          </w:p>
+        </w:tc>
+        <w:tc>
+          <w:tcPr>
+            <w:tcW w:w="1500" w:type="dxa"/>
+            <w:vAlign w:val="center"/>
+          </w:tcPr>
+          <w:p>
+            <w:pPr>
+              <w:spacing w:after="20"/>
+              <w:jc w:val="center"/>
+            </w:pPr>
+            <w:r>
+              <w:rPr>
+                <w:sz w:val="22"/>
+                <w:szCs w:val="22"/>
+              </w:rPr>
+              <w:t xml:space="preserve">Almashtirish</w:t>
+            </w:r>
+          </w:p>
+        </w:tc>
+      </w:tr>
+      <w:tr>
+        <w:tc>
+          <w:tcPr>
+            <w:tcW w:w="2300" w:type="dxa"/>
+            <w:vAlign w:val="center"/>
+          </w:tcPr>
+          <w:p>
+            <w:pPr>
+              <w:spacing w:after="20"/>
+              <w:jc w:val="left"/>
+            </w:pPr>
+            <w:r>
+              <w:rPr>
+                <w:sz w:val="22"/>
+                <w:szCs w:val="22"/>
+              </w:rPr>
+              <w:t xml:space="preserve">Korpus</w:t>
+            </w:r>
+          </w:p>
+        </w:tc>
+        <w:tc>
+          <w:tcPr>
+            <w:tcW w:w="2300" w:type="dxa"/>
+            <w:vAlign w:val="center"/>
+          </w:tcPr>
+          <w:p>
+            <w:pPr>
+              <w:spacing w:after="20"/>
+              <w:jc w:val="center"/>
+            </w:pPr>
+            <w:r>
+              <w:rPr>
+                <w:sz w:val="22"/>
+                <w:szCs w:val="22"/>
+              </w:rPr>
+              <w:t xml:space="preserve">Yoriq mavjudligi</w:t>
+            </w:r>
+          </w:p>
+        </w:tc>
+        <w:tc>
+          <w:tcPr>
+            <w:tcW w:w="1500" w:type="dxa"/>
+            <w:vAlign w:val="center"/>
+          </w:tcPr>
+          <w:p>
+            <w:pPr>
+              <w:spacing w:after="20"/>
+              <w:jc w:val="center"/>
+            </w:pPr>
+            <w:r>
+              <w:rPr>
+                <w:sz w:val="22"/>
+                <w:szCs w:val="22"/>
+              </w:rPr>
+              <w:t xml:space="preserve">Yo'q</w:t>
+            </w:r>
+          </w:p>
+        </w:tc>
+        <w:tc>
+          <w:tcPr>
+            <w:tcW w:w="1900" w:type="dxa"/>
+            <w:vAlign w:val="center"/>
+          </w:tcPr>
+          <w:p>
+            <w:pPr>
+              <w:spacing w:after="20"/>
+              <w:jc w:val="center"/>
+            </w:pPr>
+            <w:r>
+              <w:rPr>
+                <w:sz w:val="22"/>
+                <w:szCs w:val="22"/>
+              </w:rPr>
+              <w:t xml:space="preserve">Yoriq bor</w:t>
+            </w:r>
+          </w:p>
+        </w:tc>
+        <w:tc>
+          <w:tcPr>
+            <w:tcW w:w="1500" w:type="dxa"/>
+            <w:vAlign w:val="center"/>
+          </w:tcPr>
+          <w:p>
+            <w:pPr>
+              <w:spacing w:after="20"/>
+              <w:jc w:val="center"/>
+            </w:pPr>
+            <w:r>
+              <w:rPr>
+                <w:sz w:val="22"/>
+                <w:szCs w:val="22"/>
+              </w:rPr>
+              <w:t xml:space="preserve">Brak</w:t>
+            </w:r>
+          </w:p>
+        </w:tc>
+      </w:tr>
+    </w:tbl>
+    <w:p/>
+    <w:p>
+      <w:pPr>
+        <w:spacing w:after="120" w:line="360" w:lineRule="auto"/>
+        <w:ind w:firstLine="709"/>
+        <w:jc w:val="both"/>
+      </w:pPr>
+      <w:r>
+        <w:rPr>
+          <w:sz w:val="24"/>
+          <w:szCs w:val="24"/>
+        </w:rPr>
+        <w:t xml:space="preserve">Nuqsonlash natijasiga ko'ra barcha detallar uch guruhga saralanadi: yaroqli detallar (keyingi yig'ishga yo'naltiriladi), tiklanadigan detallar (tiklash uchastkasiga uzatiladi) va yaroqsiz – brak detallar (utilizatsiya qilinadi va yangisi bilan almashtiriladi). Saralash sxemasi 2.3-rasmda ko'rsatilgan.</w:t>
+      </w:r>
+    </w:p>
+    <w:tbl>
+      <w:tblPr>
+        <w:tblW w:w="7600" w:type="dxa"/>
+        <w:jc w:val="center"/>
+        <w:tblBorders>
+          <w:top w:val="single" w:sz="6" w:space="0" w:color="000000"/>
+          <w:left w:val="single" w:sz="6" w:space="0" w:color="000000"/>
+          <w:bottom w:val="single" w:sz="6" w:space="0" w:color="000000"/>
+          <w:right w:val="single" w:sz="6" w:space="0" w:color="000000"/>
+          <w:insideH w:val="single" w:sz="6" w:space="0" w:color="000000"/>
+          <w:insideV w:val="single" w:sz="6" w:space="0" w:color="000000"/>
+        </w:tblBorders>
+      </w:tblPr>
+      <w:tblGrid>
+        <w:gridCol w:w="7600"/>
+      </w:tblGrid>
+      <w:tr>
+        <w:tc>
+          <w:tcPr>
+            <w:tcW w:w="7600" w:type="dxa"/>
+            <w:vAlign w:val="center"/>
+          </w:tcPr>
+          <w:p>
+            <w:pPr>
+              <w:jc w:val="center"/>
+              <w:spacing w:after="0"/>
+            </w:pPr>
+            <w:r>
+              <w:rPr>
+                <w:b/>
+                <w:sz w:val="22"/>
+                <w:szCs w:val="22"/>
+              </w:rPr>
+              <w:t xml:space="preserve">Nuqsonlangan detallar oqimi</w:t>
+            </w:r>
+          </w:p>
+        </w:tc>
+      </w:tr>
+    </w:tbl>
+    <w:p>
+      <w:pPr>
+        <w:jc w:val="center"/>
+        <w:spacing w:before="20" w:after="20"/>
+      </w:pPr>
+      <w:r>
+        <w:rPr>
+          <w:b/>
+          <w:sz w:val="30"/>
+          <w:szCs w:val="30"/>
+        </w:rPr>
+        <w:t xml:space="preserve">↓</w:t>
+      </w:r>
+    </w:p>
+    <w:tbl>
+      <w:tblPr>
+        <w:tblW w:w="0" w:type="auto"/>
+        <w:jc w:val="center"/>
+        <w:tblBorders>
+          <w:top w:val="single" w:sz="6" w:space="0" w:color="000000"/>
+          <w:left w:val="single" w:sz="6" w:space="0" w:color="000000"/>
+          <w:bottom w:val="single" w:sz="6" w:space="0" w:color="000000"/>
+          <w:right w:val="single" w:sz="6" w:space="0" w:color="000000"/>
+          <w:insideH w:val="single" w:sz="6" w:space="0" w:color="000000"/>
+          <w:insideV w:val="single" w:sz="6" w:space="0" w:color="000000"/>
+        </w:tblBorders>
+      </w:tblPr>
+      <w:tblGrid>
+        <w:gridCol w:w="2533"/>
+        <w:gridCol w:w="2533"/>
+        <w:gridCol w:w="2533"/>
+      </w:tblGrid>
+      <w:tr>
+        <w:tc>
+          <w:tcPr>
+            <w:tcW w:w="2533" w:type="dxa"/>
+            <w:vAlign w:val="center"/>
+          </w:tcPr>
+          <w:p>
+            <w:pPr>
+              <w:spacing w:after="20"/>
+              <w:jc w:val="left"/>
+            </w:pPr>
+            <w:r>
+              <w:rPr>
+                <w:sz w:val="22"/>
+                <w:szCs w:val="22"/>
+              </w:rPr>
+              <w:t xml:space="preserve">YAROQLI
+(yig'ishga)</w:t>
+            </w:r>
+          </w:p>
+        </w:tc>
+        <w:tc>
+          <w:tcPr>
+            <w:tcW w:w="2533" w:type="dxa"/>
+            <w:vAlign w:val="center"/>
+          </w:tcPr>
+          <w:p>
+            <w:pPr>
+              <w:spacing w:after="20"/>
+              <w:jc w:val="center"/>
+            </w:pPr>
+            <w:r>
+              <w:rPr>
+                <w:sz w:val="22"/>
+                <w:szCs w:val="22"/>
+              </w:rPr>
+              <w:t xml:space="preserve">TIKLANADIGAN
+(tiklash uchastkasiga)</w:t>
+            </w:r>
+          </w:p>
+        </w:tc>
+        <w:tc>
+          <w:tcPr>
+            <w:tcW w:w="2533" w:type="dxa"/>
+            <w:vAlign w:val="center"/>
+          </w:tcPr>
+          <w:p>
+            <w:pPr>
+              <w:spacing w:after="20"/>
+              <w:jc w:val="center"/>
+            </w:pPr>
+            <w:r>
+              <w:rPr>
+                <w:sz w:val="22"/>
+                <w:szCs w:val="22"/>
+              </w:rPr>
+              <w:t xml:space="preserve">BRAK
+(almashtirishga)</w:t>
+            </w:r>
+          </w:p>
+        </w:tc>
+      </w:tr>
+    </w:tbl>
+    <w:p/>
+    <w:p>
+      <w:pPr>
+        <w:jc w:val="center"/>
+        <w:spacing w:before="40" w:after="200"/>
+      </w:pPr>
+      <w:r>
+        <w:rPr>
+          <w:i/>
+          <w:sz w:val="22"/>
+          <w:szCs w:val="22"/>
+        </w:rPr>
+        <w:t xml:space="preserve">2.3-rasm. Nuqsonlash natijasida detallarni saralash sxemasi</w:t>
+      </w:r>
+    </w:p>
+    <w:p>
+      <w:pPr>
+        <w:spacing w:after="120" w:line="360" w:lineRule="auto"/>
+        <w:ind w:firstLine="709"/>
+        <w:jc w:val="both"/>
+      </w:pPr>
+      <w:r>
+        <w:rPr>
+          <w:sz w:val="24"/>
+          <w:szCs w:val="24"/>
+        </w:rPr>
+        <w:t xml:space="preserve">Saralangan detallar belgilab qo'yiladi: odatda yaroqli detallar oq yoki yashil, tiklanadiganlar sariq, brak detallar esa qizil rang bilan belgilanadi. Bunday rangli markirovka detallarning keyingi bosqichlarda noto'g'ri ishlatilishining oldini oladi va texnologik intizomni ta'minlaydi.</w:t>
+      </w:r>
+    </w:p>
+    <w:p>
+      <w:pPr>
+        <w:spacing w:after="120" w:line="360" w:lineRule="auto"/>
+        <w:ind w:firstLine="709"/>
+        <w:jc w:val="both"/>
+      </w:pPr>
+      <w:r>
+        <w:rPr>
+          <w:sz w:val="24"/>
+          <w:szCs w:val="24"/>
+        </w:rPr>
+        <w:t xml:space="preserve">Nuqsonlash bosqichida olingan ma'lumotlar nuqsonlash qaydnomasiga (vedomost) kiritiladi. Bu hujjat asosida ta'mirlashning aniq hajmi, kerakli ehtiyot qismlar miqdori va tiklash ishlari rejasi shakllantiriladi. Statistik to'plangan nuqsonlash ma'lumotlari kelajakda ehtiyot qismlar zaxirasini rejalashtirish va blok ishonchliligini oshirish uchun ham qo'l keladi.</w:t>
+      </w:r>
+    </w:p>
+    <w:p>
+      <w:pPr>
+        <w:spacing w:after="120" w:line="360" w:lineRule="auto"/>
+        <w:ind w:firstLine="709"/>
+        <w:jc w:val="both"/>
+      </w:pPr>
+      <w:r>
+        <w:rPr>
+          <w:sz w:val="24"/>
+          <w:szCs w:val="24"/>
+        </w:rPr>
+        <w:t xml:space="preserve">Nuqsonlashning aniqligi ko'p jihatdan o'lchov vositalarining holatiga va ishchining malakasiga bog'liq. Shu sababli o'lchov asboblari muntazam metrologik tekshiruvdan o'tkazilishi, nuqsonlash esa yetarli yoritilgan, toza va qulay tashkil etilgan ish o'rnida bajarilishi kerak. Yashirin nuqsonlarni aniqlash uchun zamonaviy defektoskopiya usullarini joriy etish ta'mirlash sifatini sezilarli oshiradi.</w:t>
+      </w:r>
+    </w:p>
+    <w:p>
+      <w:pPr>
+        <w:spacing w:after="120" w:line="360" w:lineRule="auto"/>
+        <w:ind w:firstLine="709"/>
+        <w:jc w:val="both"/>
+      </w:pPr>
+      <w:r>
+        <w:rPr>
+          <w:sz w:val="24"/>
+          <w:szCs w:val="24"/>
+        </w:rPr>
+        <w:t xml:space="preserve">Germetiklikni nazorat qilishning bir necha usuli mavjud. Eng oddiy usul – tekshiriladigan tugunni suvga botirib yoki birikma joylariga sovunli eritma surtib, havo pufakchalari bo'yicha sizish joyini aniqlashdir. Aniqroq usul – tugunni belgilangan bosim ostida ushlab turib, manometr bo'yicha bosim pasayishini o'lchashdir. Bosim pasayishi ruxsat etilgan qiymatdan oshmasligi kerak.</w:t>
+      </w:r>
+    </w:p>
+    <w:p>
+      <w:pPr>
+        <w:spacing w:after="120" w:line="360" w:lineRule="auto"/>
+        <w:ind w:firstLine="709"/>
+        <w:jc w:val="both"/>
+      </w:pPr>
+      <w:r>
+        <w:rPr>
+          <w:sz w:val="24"/>
+          <w:szCs w:val="24"/>
+        </w:rPr>
+        <w:t xml:space="preserve">Yashirin nuqsonlarni (ko'zga ko'rinmaydigan yoriqlar, ichki defektlar) aniqlash uchun defektoskopiya usullari qo'llaniladi. Magnit-kukunli usul ferromagnit detallardagi sirtga yaqin yoriqlarni aniqlaydi; kapillyar (rangli) usul har qanday metall detalda ochiq yoriqlarni topish imkonini beradi. Bu usullar ayniqsa mas'uliyatli, yuklama ostida ishlaydigan detallar uchun zarurdir.</w:t>
+      </w:r>
+    </w:p>
+    <w:p>
+      <w:pPr>
+        <w:spacing w:after="120" w:line="360" w:lineRule="auto"/>
+        <w:ind w:firstLine="709"/>
+        <w:jc w:val="both"/>
+      </w:pPr>
+      <w:r>
+        <w:rPr>
+          <w:sz w:val="24"/>
+          <w:szCs w:val="24"/>
+        </w:rPr>
+        <w:t xml:space="preserve">O'lchashlarda harorat omilini ham hisobga olish kerak, chunki metall harorat o'zgarganda kengayadi yoki qisqaradi. Aniq o'lchashlar uchun detal va o'lchov asbobi bir xil, normal haroratga (odatda 20 °C) keltirilishi tavsiya etiladi. Bu, ayniqsa, yuqori aniqlik talab qilinadigan birikmalarni o'lchashda muhim ahamiyatga ega.</w:t>
+      </w:r>
+    </w:p>
+    <w:p>
+      <w:pPr>
+        <w:spacing w:after="120" w:line="360" w:lineRule="auto"/>
+        <w:ind w:firstLine="709"/>
+        <w:jc w:val="both"/>
+      </w:pPr>
+      <w:r>
+        <w:rPr>
+          <w:sz w:val="24"/>
+          <w:szCs w:val="24"/>
+        </w:rPr>
+        <w:t xml:space="preserve">Nuqsonlash natijalari asosida har bir blok uchun ehtiyot qismlarga bo'lgan ehtiyoj aniqlanadi va komplektlash qaydnomasi tuziladi. Bu hujjat ombor xizmati uchun asos bo'lib, kerakli ehtiyot qismlarni o'z vaqtida yetkazib berishni va ta'mirlashning uzluksizligini ta'minlaydi. To'plangan statistik ma'lumotlar esa eng ko'p ishdan chiqadigan detallarni aniqlash va ularning zaxirasini oldindan rejalashtirish imkonini beradi.</w:t>
+      </w:r>
+    </w:p>
+    <w:p>
+      <w:pPr>
+        <w:spacing w:after="120" w:line="360" w:lineRule="auto"/>
+        <w:ind w:firstLine="709"/>
+        <w:jc w:val="both"/>
+      </w:pPr>
+      <w:r>
+        <w:rPr>
+          <w:sz w:val="24"/>
+          <w:szCs w:val="24"/>
+        </w:rPr>
+        <w:t xml:space="preserve">Nuqsonlashda qo'llaniladigan asosiy nazorat-o'lchov asboblari va ularning vazifasi 2.6-jadvalda umumlashtirilgan. Asboblarni to'g'ri tanlash o'lchash aniqligini va nuqsonlash natijalarining ishonchliligini ta'minlaydi.</w:t>
+      </w:r>
+    </w:p>
+    <w:tbl>
+      <w:tblPr>
+        <w:tblW w:w="0" w:type="auto"/>
+        <w:jc w:val="center"/>
+        <w:tblBorders>
+          <w:top w:val="single" w:sz="6" w:space="0" w:color="000000"/>
+          <w:left w:val="single" w:sz="6" w:space="0" w:color="000000"/>
+          <w:bottom w:val="single" w:sz="6" w:space="0" w:color="000000"/>
+          <w:right w:val="single" w:sz="6" w:space="0" w:color="000000"/>
+          <w:insideH w:val="single" w:sz="6" w:space="0" w:color="000000"/>
+          <w:insideV w:val="single" w:sz="6" w:space="0" w:color="000000"/>
+        </w:tblBorders>
+      </w:tblPr>
+      <w:tblGrid>
+        <w:gridCol w:w="3000"/>
+        <w:gridCol w:w="3000"/>
+        <w:gridCol w:w="3400"/>
+      </w:tblGrid>
+      <w:tr>
+        <w:tc>
+          <w:tcPr>
+            <w:tcW w:w="3000" w:type="dxa"/>
+            <w:vAlign w:val="center"/>
+          </w:tcPr>
+          <w:p>
+            <w:pPr>
+              <w:spacing w:after="20"/>
+              <w:jc w:val="center"/>
+            </w:pPr>
+            <w:r>
+              <w:rPr>
+                <w:b/>
+                <w:sz w:val="22"/>
+                <w:szCs w:val="22"/>
+              </w:rPr>
+              <w:t xml:space="preserve">O'lchov asbobi</w:t>
+            </w:r>
+          </w:p>
+        </w:tc>
+        <w:tc>
+          <w:tcPr>
+            <w:tcW w:w="3000" w:type="dxa"/>
+            <w:vAlign w:val="center"/>
+          </w:tcPr>
+          <w:p>
+            <w:pPr>
+              <w:spacing w:after="20"/>
+              <w:jc w:val="center"/>
+            </w:pPr>
+            <w:r>
+              <w:rPr>
+                <w:b/>
+                <w:sz w:val="22"/>
+                <w:szCs w:val="22"/>
+              </w:rPr>
+              <w:t xml:space="preserve">O'lchash chegarasi</w:t>
+            </w:r>
+          </w:p>
+        </w:tc>
+        <w:tc>
+          <w:tcPr>
+            <w:tcW w:w="3400" w:type="dxa"/>
+            <w:vAlign w:val="center"/>
+          </w:tcPr>
+          <w:p>
+            <w:pPr>
+              <w:spacing w:after="20"/>
+              <w:jc w:val="center"/>
+            </w:pPr>
+            <w:r>
+              <w:rPr>
+                <w:b/>
+                <w:sz w:val="22"/>
+                <w:szCs w:val="22"/>
+              </w:rPr>
+              <w:t xml:space="preserve">Nimani o'lchaydi</w:t>
+            </w:r>
+          </w:p>
+        </w:tc>
+      </w:tr>
+      <w:tr>
+        <w:tc>
+          <w:tcPr>
+            <w:tcW w:w="3000" w:type="dxa"/>
+            <w:vAlign w:val="center"/>
+          </w:tcPr>
+          <w:p>
+            <w:pPr>
+              <w:spacing w:after="20"/>
+              <w:jc w:val="left"/>
+            </w:pPr>
+            <w:r>
+              <w:rPr>
+                <w:sz w:val="22"/>
+                <w:szCs w:val="22"/>
+              </w:rPr>
+              <w:t xml:space="preserve">Shtangensirkul</w:t>
+            </w:r>
+          </w:p>
+        </w:tc>
+        <w:tc>
+          <w:tcPr>
+            <w:tcW w:w="3000" w:type="dxa"/>
+            <w:vAlign w:val="center"/>
+          </w:tcPr>
+          <w:p>
+            <w:pPr>
+              <w:spacing w:after="20"/>
+              <w:jc w:val="center"/>
+            </w:pPr>
+            <w:r>
+              <w:rPr>
+                <w:sz w:val="22"/>
+                <w:szCs w:val="22"/>
+              </w:rPr>
+              <w:t xml:space="preserve">0–250 mm</w:t>
+            </w:r>
+          </w:p>
+        </w:tc>
+        <w:tc>
+          <w:tcPr>
+            <w:tcW w:w="3400" w:type="dxa"/>
+            <w:vAlign w:val="center"/>
+          </w:tcPr>
+          <w:p>
+            <w:pPr>
+              <w:spacing w:after="20"/>
+              <w:jc w:val="center"/>
+            </w:pPr>
+            <w:r>
+              <w:rPr>
+                <w:sz w:val="22"/>
+                <w:szCs w:val="22"/>
+              </w:rPr>
+              <w:t xml:space="preserve">Tashqi/ichki o'lcham</w:t>
+            </w:r>
+          </w:p>
+        </w:tc>
+      </w:tr>
+      <w:tr>
+        <w:tc>
+          <w:tcPr>
+            <w:tcW w:w="3000" w:type="dxa"/>
+            <w:vAlign w:val="center"/>
+          </w:tcPr>
+          <w:p>
+            <w:pPr>
+              <w:spacing w:after="20"/>
+              <w:jc w:val="left"/>
+            </w:pPr>
+            <w:r>
+              <w:rPr>
+                <w:sz w:val="22"/>
+                <w:szCs w:val="22"/>
+              </w:rPr>
+              <w:t xml:space="preserve">Mikrometr</w:t>
+            </w:r>
+          </w:p>
+        </w:tc>
+        <w:tc>
+          <w:tcPr>
+            <w:tcW w:w="3000" w:type="dxa"/>
+            <w:vAlign w:val="center"/>
+          </w:tcPr>
+          <w:p>
+            <w:pPr>
+              <w:spacing w:after="20"/>
+              <w:jc w:val="center"/>
+            </w:pPr>
+            <w:r>
+              <w:rPr>
+                <w:sz w:val="22"/>
+                <w:szCs w:val="22"/>
+              </w:rPr>
+              <w:t xml:space="preserve">0–25; 25–50 mm</w:t>
+            </w:r>
+          </w:p>
+        </w:tc>
+        <w:tc>
+          <w:tcPr>
+            <w:tcW w:w="3400" w:type="dxa"/>
+            <w:vAlign w:val="center"/>
+          </w:tcPr>
+          <w:p>
+            <w:pPr>
+              <w:spacing w:after="20"/>
+              <w:jc w:val="center"/>
+            </w:pPr>
+            <w:r>
+              <w:rPr>
+                <w:sz w:val="22"/>
+                <w:szCs w:val="22"/>
+              </w:rPr>
+              <w:t xml:space="preserve">Aniq tashqi o'lcham</w:t>
+            </w:r>
+          </w:p>
+        </w:tc>
+      </w:tr>
+      <w:tr>
+        <w:tc>
+          <w:tcPr>
+            <w:tcW w:w="3000" w:type="dxa"/>
+            <w:vAlign w:val="center"/>
+          </w:tcPr>
+          <w:p>
+            <w:pPr>
+              <w:spacing w:after="20"/>
+              <w:jc w:val="left"/>
+            </w:pPr>
+            <w:r>
+              <w:rPr>
+                <w:sz w:val="22"/>
+                <w:szCs w:val="22"/>
+              </w:rPr>
+              <w:t xml:space="preserve">Nutromer</w:t>
+            </w:r>
+          </w:p>
+        </w:tc>
+        <w:tc>
+          <w:tcPr>
+            <w:tcW w:w="3000" w:type="dxa"/>
+            <w:vAlign w:val="center"/>
+          </w:tcPr>
+          <w:p>
+            <w:pPr>
+              <w:spacing w:after="20"/>
+              <w:jc w:val="center"/>
+            </w:pPr>
+            <w:r>
+              <w:rPr>
+                <w:sz w:val="22"/>
+                <w:szCs w:val="22"/>
+              </w:rPr>
+              <w:t xml:space="preserve">10–50 mm</w:t>
+            </w:r>
+          </w:p>
+        </w:tc>
+        <w:tc>
+          <w:tcPr>
+            <w:tcW w:w="3400" w:type="dxa"/>
+            <w:vAlign w:val="center"/>
+          </w:tcPr>
+          <w:p>
+            <w:pPr>
+              <w:spacing w:after="20"/>
+              <w:jc w:val="center"/>
+            </w:pPr>
+            <w:r>
+              <w:rPr>
+                <w:sz w:val="22"/>
+                <w:szCs w:val="22"/>
+              </w:rPr>
+              <w:t xml:space="preserve">Ichki diametr</w:t>
+            </w:r>
+          </w:p>
+        </w:tc>
+      </w:tr>
+      <w:tr>
+        <w:tc>
+          <w:tcPr>
+            <w:tcW w:w="3000" w:type="dxa"/>
+            <w:vAlign w:val="center"/>
+          </w:tcPr>
+          <w:p>
+            <w:pPr>
+              <w:spacing w:after="20"/>
+              <w:jc w:val="left"/>
+            </w:pPr>
+            <w:r>
+              <w:rPr>
+                <w:sz w:val="22"/>
+                <w:szCs w:val="22"/>
+              </w:rPr>
+              <w:t xml:space="preserve">Indikatorli boshcha</w:t>
+            </w:r>
+          </w:p>
+        </w:tc>
+        <w:tc>
+          <w:tcPr>
+            <w:tcW w:w="3000" w:type="dxa"/>
+            <w:vAlign w:val="center"/>
+          </w:tcPr>
+          <w:p>
+            <w:pPr>
+              <w:spacing w:after="20"/>
+              <w:jc w:val="center"/>
+            </w:pPr>
+            <w:r>
+              <w:rPr>
+                <w:sz w:val="22"/>
+                <w:szCs w:val="22"/>
+              </w:rPr>
+              <w:t xml:space="preserve">0–10 mm</w:t>
+            </w:r>
+          </w:p>
+        </w:tc>
+        <w:tc>
+          <w:tcPr>
+            <w:tcW w:w="3400" w:type="dxa"/>
+            <w:vAlign w:val="center"/>
+          </w:tcPr>
+          <w:p>
+            <w:pPr>
+              <w:spacing w:after="20"/>
+              <w:jc w:val="center"/>
+            </w:pPr>
+            <w:r>
+              <w:rPr>
+                <w:sz w:val="22"/>
+                <w:szCs w:val="22"/>
+              </w:rPr>
+              <w:t xml:space="preserve">Egrilik, urish</w:t>
+            </w:r>
+          </w:p>
+        </w:tc>
+      </w:tr>
+      <w:tr>
+        <w:tc>
+          <w:tcPr>
+            <w:tcW w:w="3000" w:type="dxa"/>
+            <w:vAlign w:val="center"/>
+          </w:tcPr>
+          <w:p>
+            <w:pPr>
+              <w:spacing w:after="20"/>
+              <w:jc w:val="left"/>
+            </w:pPr>
+            <w:r>
+              <w:rPr>
+                <w:sz w:val="22"/>
+                <w:szCs w:val="22"/>
+              </w:rPr>
+              <w:t xml:space="preserve">Kalibr-probka / skoba</w:t>
+            </w:r>
+          </w:p>
+        </w:tc>
+        <w:tc>
+          <w:tcPr>
+            <w:tcW w:w="3000" w:type="dxa"/>
+            <w:vAlign w:val="center"/>
+          </w:tcPr>
+          <w:p>
+            <w:pPr>
+              <w:spacing w:after="20"/>
+              <w:jc w:val="center"/>
+            </w:pPr>
+            <w:r>
+              <w:rPr>
+                <w:sz w:val="22"/>
+                <w:szCs w:val="22"/>
+              </w:rPr>
+              <w:t xml:space="preserve">Nominal</w:t>
+            </w:r>
+          </w:p>
+        </w:tc>
+        <w:tc>
+          <w:tcPr>
+            <w:tcW w:w="3400" w:type="dxa"/>
+            <w:vAlign w:val="center"/>
+          </w:tcPr>
+          <w:p>
+            <w:pPr>
+              <w:spacing w:after="20"/>
+              <w:jc w:val="center"/>
+            </w:pPr>
+            <w:r>
+              <w:rPr>
+                <w:sz w:val="22"/>
+                <w:szCs w:val="22"/>
+              </w:rPr>
+              <w:t xml:space="preserve">O'lcham mosligi</w:t>
+            </w:r>
+          </w:p>
+        </w:tc>
+      </w:tr>
+      <w:tr>
+        <w:tc>
+          <w:tcPr>
+            <w:tcW w:w="3000" w:type="dxa"/>
+            <w:vAlign w:val="center"/>
+          </w:tcPr>
+          <w:p>
+            <w:pPr>
+              <w:spacing w:after="20"/>
+              <w:jc w:val="left"/>
+            </w:pPr>
+            <w:r>
+              <w:rPr>
+                <w:sz w:val="22"/>
+                <w:szCs w:val="22"/>
+              </w:rPr>
+              <w:t xml:space="preserve">Dinamometr</w:t>
+            </w:r>
+          </w:p>
+        </w:tc>
+        <w:tc>
+          <w:tcPr>
+            <w:tcW w:w="3000" w:type="dxa"/>
+            <w:vAlign w:val="center"/>
+          </w:tcPr>
+          <w:p>
+            <w:pPr>
+              <w:spacing w:after="20"/>
+              <w:jc w:val="center"/>
+            </w:pPr>
+            <w:r>
+              <w:rPr>
+                <w:sz w:val="22"/>
+                <w:szCs w:val="22"/>
+              </w:rPr>
+              <w:t xml:space="preserve">Belgilangan</w:t>
+            </w:r>
+          </w:p>
+        </w:tc>
+        <w:tc>
+          <w:tcPr>
+            <w:tcW w:w="3400" w:type="dxa"/>
+            <w:vAlign w:val="center"/>
+          </w:tcPr>
+          <w:p>
+            <w:pPr>
+              <w:spacing w:after="20"/>
+              <w:jc w:val="center"/>
+            </w:pPr>
+            <w:r>
+              <w:rPr>
+                <w:sz w:val="22"/>
+                <w:szCs w:val="22"/>
+              </w:rPr>
+              <w:t xml:space="preserve">Prujina bikrligi</w:t>
+            </w:r>
+          </w:p>
+        </w:tc>
+      </w:tr>
+    </w:tbl>
+    <w:p/>
+    <w:p>
+      <w:pPr>
+        <w:spacing w:before="240" w:after="120"/>
+        <w:keepNext/>
+      </w:pPr>
+      <w:r>
+        <w:rPr>
+          <w:b/>
+          <w:sz w:val="26"/>
+          <w:szCs w:val="26"/>
+        </w:rPr>
+        <w:t xml:space="preserve">2.4. Detallarni tiklash va ta'mirlash texnologiyasi</w:t>
+      </w:r>
+    </w:p>
+    <w:p>
+      <w:pPr>
+        <w:spacing w:after="120" w:line="360" w:lineRule="auto"/>
+        <w:ind w:firstLine="709"/>
+        <w:jc w:val="both"/>
+      </w:pPr>
+      <w:r>
+        <w:rPr>
+          <w:sz w:val="24"/>
+          <w:szCs w:val="24"/>
+        </w:rPr>
+        <w:t xml:space="preserve">Detallarni tiklash – yeyilgan yoki shikastlangan detallarning dastlabki o'lchamlari, shakli va sirt sifatini qayta tiklashga qaratilgan operatsiyalar majmuasidir. Tiklash yangi detal tayyorlashga yoki sotib olishga nisbatan ko'pincha iqtisodiy jihatdan ancha foydali bo'ladi, chunki materialdan va mehnatdan tejaladi. Shu sababli kapital ta'mirlashda tiklash texnologiyasiga katta e'tibor qaratiladi.</w:t>
+      </w:r>
+    </w:p>
+    <w:p>
+      <w:pPr>
+        <w:spacing w:after="120" w:line="360" w:lineRule="auto"/>
+        <w:ind w:firstLine="709"/>
+        <w:jc w:val="both"/>
+      </w:pPr>
+      <w:r>
+        <w:rPr>
+          <w:sz w:val="24"/>
+          <w:szCs w:val="24"/>
+        </w:rPr>
+        <w:t xml:space="preserve">Tiklash usulini tanlashda detalning materiali, nuqson turi va miqdori, ish sharoiti hamda iqtisodiy maqsadga muvofiqlik hisobga olinadi. 072-blok detallarini tiklashda quyidagi asosiy usullar qo'llaniladi:</w:t>
+      </w:r>
+    </w:p>
+    <w:p>
+      <w:pPr>
+        <w:spacing w:after="60" w:line="312" w:lineRule="auto"/>
+        <w:ind w:left="709" w:hanging="284"/>
+        <w:jc w:val="both"/>
+      </w:pPr>
+      <w:r>
+        <w:rPr>
+          <w:sz w:val="24"/>
+          <w:szCs w:val="24"/>
+        </w:rPr>
+        <w:t xml:space="preserve">–  </w:t>
+      </w:r>
+      <w:r>
+        <w:rPr>
+          <w:sz w:val="24"/>
+          <w:szCs w:val="24"/>
+        </w:rPr>
+        <w:t xml:space="preserve">payvandlash va naplavka (qoplama) – yeyilgan metall qatlamini tiklash uchun;</w:t>
+      </w:r>
+    </w:p>
+    <w:p>
+      <w:pPr>
+        <w:spacing w:after="60" w:line="312" w:lineRule="auto"/>
+        <w:ind w:left="709" w:hanging="284"/>
+        <w:jc w:val="both"/>
+      </w:pPr>
+      <w:r>
+        <w:rPr>
+          <w:sz w:val="24"/>
+          <w:szCs w:val="24"/>
+        </w:rPr>
+        <w:t xml:space="preserve">–  </w:t>
+      </w:r>
+      <w:r>
+        <w:rPr>
+          <w:sz w:val="24"/>
+          <w:szCs w:val="24"/>
+        </w:rPr>
+        <w:t xml:space="preserve">galvanik qoplamalar – xromlash, nikellash orqali sirtni tiklash va himoyalash;</w:t>
+      </w:r>
+    </w:p>
+    <w:p>
+      <w:pPr>
+        <w:spacing w:after="60" w:line="312" w:lineRule="auto"/>
+        <w:ind w:left="709" w:hanging="284"/>
+        <w:jc w:val="both"/>
+      </w:pPr>
+      <w:r>
+        <w:rPr>
+          <w:sz w:val="24"/>
+          <w:szCs w:val="24"/>
+        </w:rPr>
+        <w:t xml:space="preserve">–  </w:t>
+      </w:r>
+      <w:r>
+        <w:rPr>
+          <w:sz w:val="24"/>
+          <w:szCs w:val="24"/>
+        </w:rPr>
+        <w:t xml:space="preserve">mexanik ishlov berish – tiklangan sirtni nominal o'lchamga keltirish (charxlash, jilolash);</w:t>
+      </w:r>
+    </w:p>
+    <w:p>
+      <w:pPr>
+        <w:spacing w:after="60" w:line="312" w:lineRule="auto"/>
+        <w:ind w:left="709" w:hanging="284"/>
+        <w:jc w:val="both"/>
+      </w:pPr>
+      <w:r>
+        <w:rPr>
+          <w:sz w:val="24"/>
+          <w:szCs w:val="24"/>
+        </w:rPr>
+        <w:t xml:space="preserve">–  </w:t>
+      </w:r>
+      <w:r>
+        <w:rPr>
+          <w:sz w:val="24"/>
+          <w:szCs w:val="24"/>
+        </w:rPr>
+        <w:t xml:space="preserve">bosim bilan tiklash – detal shaklini to'g'rilash, kalibrlash;</w:t>
+      </w:r>
+    </w:p>
+    <w:p>
+      <w:pPr>
+        <w:spacing w:after="60" w:line="312" w:lineRule="auto"/>
+        <w:ind w:left="709" w:hanging="284"/>
+        <w:jc w:val="both"/>
+      </w:pPr>
+      <w:r>
+        <w:rPr>
+          <w:sz w:val="24"/>
+          <w:szCs w:val="24"/>
+        </w:rPr>
+        <w:t xml:space="preserve">–  </w:t>
+      </w:r>
+      <w:r>
+        <w:rPr>
+          <w:sz w:val="24"/>
+          <w:szCs w:val="24"/>
+        </w:rPr>
+        <w:t xml:space="preserve">ta'mir o'lchamiga o'tkazish – yeyilgan sirtni qayta ishlab, mos detal bilan juftlash;</w:t>
+      </w:r>
+    </w:p>
+    <w:p>
+      <w:pPr>
+        <w:spacing w:after="60" w:line="312" w:lineRule="auto"/>
+        <w:ind w:left="709" w:hanging="284"/>
+        <w:jc w:val="both"/>
+      </w:pPr>
+      <w:r>
+        <w:rPr>
+          <w:sz w:val="24"/>
+          <w:szCs w:val="24"/>
+        </w:rPr>
+        <w:t xml:space="preserve">–  </w:t>
+      </w:r>
+      <w:r>
+        <w:rPr>
+          <w:sz w:val="24"/>
+          <w:szCs w:val="24"/>
+        </w:rPr>
+        <w:t xml:space="preserve">yelimlovchi kompozitsiyalar bilan tiklash – kichik nuqsonlar uchun.</w:t>
+      </w:r>
+    </w:p>
+    <w:p>
+      <w:pPr>
+        <w:spacing w:after="120" w:line="360" w:lineRule="auto"/>
+        <w:ind w:firstLine="709"/>
+        <w:jc w:val="both"/>
+      </w:pPr>
+      <w:r>
+        <w:rPr>
+          <w:sz w:val="24"/>
+          <w:szCs w:val="24"/>
+        </w:rPr>
+        <w:t xml:space="preserve">Tiklash usullarining qiyosiy tavsifi va qo'llanilish sohasi 2.3-jadvalda keltirilgan. Jadval texnologik jarayonni loyihalashda eng maqbul usulni tanlashga yordam beradi.</w:t>
+      </w:r>
+    </w:p>
+    <w:tbl>
+      <w:tblPr>
+        <w:tblW w:w="0" w:type="auto"/>
+        <w:jc w:val="center"/>
+        <w:tblBorders>
+          <w:top w:val="single" w:sz="6" w:space="0" w:color="000000"/>
+          <w:left w:val="single" w:sz="6" w:space="0" w:color="000000"/>
+          <w:bottom w:val="single" w:sz="6" w:space="0" w:color="000000"/>
+          <w:right w:val="single" w:sz="6" w:space="0" w:color="000000"/>
+          <w:insideH w:val="single" w:sz="6" w:space="0" w:color="000000"/>
+          <w:insideV w:val="single" w:sz="6" w:space="0" w:color="000000"/>
+        </w:tblBorders>
+      </w:tblPr>
+      <w:tblGrid>
+        <w:gridCol w:w="2300"/>
+        <w:gridCol w:w="2700"/>
+        <w:gridCol w:w="2400"/>
+        <w:gridCol w:w="2300"/>
+      </w:tblGrid>
+      <w:tr>
+        <w:tc>
+          <w:tcPr>
+            <w:tcW w:w="2300" w:type="dxa"/>
+            <w:vAlign w:val="center"/>
+          </w:tcPr>
+          <w:p>
+            <w:pPr>
+              <w:spacing w:after="20"/>
+              <w:jc w:val="center"/>
+            </w:pPr>
+            <w:r>
+              <w:rPr>
+                <w:b/>
+                <w:sz w:val="22"/>
+                <w:szCs w:val="22"/>
+              </w:rPr>
+              <w:t xml:space="preserve">Tiklash usuli</w:t>
+            </w:r>
+          </w:p>
+        </w:tc>
+        <w:tc>
+          <w:tcPr>
+            <w:tcW w:w="2700" w:type="dxa"/>
+            <w:vAlign w:val="center"/>
+          </w:tcPr>
+          <w:p>
+            <w:pPr>
+              <w:spacing w:after="20"/>
+              <w:jc w:val="center"/>
+            </w:pPr>
+            <w:r>
+              <w:rPr>
+                <w:b/>
+                <w:sz w:val="22"/>
+                <w:szCs w:val="22"/>
+              </w:rPr>
+              <w:t xml:space="preserve">Qo'llanilishi</w:t>
+            </w:r>
+          </w:p>
+        </w:tc>
+        <w:tc>
+          <w:tcPr>
+            <w:tcW w:w="2400" w:type="dxa"/>
+            <w:vAlign w:val="center"/>
+          </w:tcPr>
+          <w:p>
+            <w:pPr>
+              <w:spacing w:after="20"/>
+              <w:jc w:val="center"/>
+            </w:pPr>
+            <w:r>
+              <w:rPr>
+                <w:b/>
+                <w:sz w:val="22"/>
+                <w:szCs w:val="22"/>
+              </w:rPr>
+              <w:t xml:space="preserve">Afzalligi</w:t>
+            </w:r>
+          </w:p>
+        </w:tc>
+        <w:tc>
+          <w:tcPr>
+            <w:tcW w:w="2300" w:type="dxa"/>
+            <w:vAlign w:val="center"/>
+          </w:tcPr>
+          <w:p>
+            <w:pPr>
+              <w:spacing w:after="20"/>
+              <w:jc w:val="center"/>
+            </w:pPr>
+            <w:r>
+              <w:rPr>
+                <w:b/>
+                <w:sz w:val="22"/>
+                <w:szCs w:val="22"/>
+              </w:rPr>
+              <w:t xml:space="preserve">Cheklovi</w:t>
+            </w:r>
+          </w:p>
+        </w:tc>
+      </w:tr>
+      <w:tr>
+        <w:tc>
+          <w:tcPr>
+            <w:tcW w:w="2300" w:type="dxa"/>
+            <w:vAlign w:val="center"/>
+          </w:tcPr>
+          <w:p>
+            <w:pPr>
+              <w:spacing w:after="20"/>
+              <w:jc w:val="left"/>
+            </w:pPr>
+            <w:r>
+              <w:rPr>
+                <w:sz w:val="22"/>
+                <w:szCs w:val="22"/>
+              </w:rPr>
+              <w:t xml:space="preserve">Naplavka</w:t>
+            </w:r>
+          </w:p>
+        </w:tc>
+        <w:tc>
+          <w:tcPr>
+            <w:tcW w:w="2700" w:type="dxa"/>
+            <w:vAlign w:val="center"/>
+          </w:tcPr>
+          <w:p>
+            <w:pPr>
+              <w:spacing w:after="20"/>
+              <w:jc w:val="center"/>
+            </w:pPr>
+            <w:r>
+              <w:rPr>
+                <w:sz w:val="22"/>
+                <w:szCs w:val="22"/>
+              </w:rPr>
+              <w:t xml:space="preserve">Yirik yeyilish</w:t>
+            </w:r>
+          </w:p>
+        </w:tc>
+        <w:tc>
+          <w:tcPr>
+            <w:tcW w:w="2400" w:type="dxa"/>
+            <w:vAlign w:val="center"/>
+          </w:tcPr>
+          <w:p>
+            <w:pPr>
+              <w:spacing w:after="20"/>
+              <w:jc w:val="center"/>
+            </w:pPr>
+            <w:r>
+              <w:rPr>
+                <w:sz w:val="22"/>
+                <w:szCs w:val="22"/>
+              </w:rPr>
+              <w:t xml:space="preserve">Qatlam qalinligi katta</w:t>
+            </w:r>
+          </w:p>
+        </w:tc>
+        <w:tc>
+          <w:tcPr>
+            <w:tcW w:w="2300" w:type="dxa"/>
+            <w:vAlign w:val="center"/>
+          </w:tcPr>
+          <w:p>
+            <w:pPr>
+              <w:spacing w:after="20"/>
+              <w:jc w:val="center"/>
+            </w:pPr>
+            <w:r>
+              <w:rPr>
+                <w:sz w:val="22"/>
+                <w:szCs w:val="22"/>
+              </w:rPr>
+              <w:t xml:space="preserve">Issiqlik deformatsiyasi</w:t>
+            </w:r>
+          </w:p>
+        </w:tc>
+      </w:tr>
+      <w:tr>
+        <w:tc>
+          <w:tcPr>
+            <w:tcW w:w="2300" w:type="dxa"/>
+            <w:vAlign w:val="center"/>
+          </w:tcPr>
+          <w:p>
+            <w:pPr>
+              <w:spacing w:after="20"/>
+              <w:jc w:val="left"/>
+            </w:pPr>
+            <w:r>
+              <w:rPr>
+                <w:sz w:val="22"/>
+                <w:szCs w:val="22"/>
+              </w:rPr>
+              <w:t xml:space="preserve">Xromlash</w:t>
+            </w:r>
+          </w:p>
+        </w:tc>
+        <w:tc>
+          <w:tcPr>
+            <w:tcW w:w="2700" w:type="dxa"/>
+            <w:vAlign w:val="center"/>
+          </w:tcPr>
+          <w:p>
+            <w:pPr>
+              <w:spacing w:after="20"/>
+              <w:jc w:val="center"/>
+            </w:pPr>
+            <w:r>
+              <w:rPr>
+                <w:sz w:val="22"/>
+                <w:szCs w:val="22"/>
+              </w:rPr>
+              <w:t xml:space="preserve">Kichik yeyilish, ishqalanish sirti</w:t>
+            </w:r>
+          </w:p>
+        </w:tc>
+        <w:tc>
+          <w:tcPr>
+            <w:tcW w:w="2400" w:type="dxa"/>
+            <w:vAlign w:val="center"/>
+          </w:tcPr>
+          <w:p>
+            <w:pPr>
+              <w:spacing w:after="20"/>
+              <w:jc w:val="center"/>
+            </w:pPr>
+            <w:r>
+              <w:rPr>
+                <w:sz w:val="22"/>
+                <w:szCs w:val="22"/>
+              </w:rPr>
+              <w:t xml:space="preserve">Qattiqlik, korroziyabardoshlik</w:t>
+            </w:r>
+          </w:p>
+        </w:tc>
+        <w:tc>
+          <w:tcPr>
+            <w:tcW w:w="2300" w:type="dxa"/>
+            <w:vAlign w:val="center"/>
+          </w:tcPr>
+          <w:p>
+            <w:pPr>
+              <w:spacing w:after="20"/>
+              <w:jc w:val="center"/>
+            </w:pPr>
+            <w:r>
+              <w:rPr>
+                <w:sz w:val="22"/>
+                <w:szCs w:val="22"/>
+              </w:rPr>
+              <w:t xml:space="preserve">Qatlam yupqa</w:t>
+            </w:r>
+          </w:p>
+        </w:tc>
+      </w:tr>
+      <w:tr>
+        <w:tc>
+          <w:tcPr>
+            <w:tcW w:w="2300" w:type="dxa"/>
+            <w:vAlign w:val="center"/>
+          </w:tcPr>
+          <w:p>
+            <w:pPr>
+              <w:spacing w:after="20"/>
+              <w:jc w:val="left"/>
+            </w:pPr>
+            <w:r>
+              <w:rPr>
+                <w:sz w:val="22"/>
+                <w:szCs w:val="22"/>
+              </w:rPr>
+              <w:t xml:space="preserve">Mexanik ishlov</w:t>
+            </w:r>
+          </w:p>
+        </w:tc>
+        <w:tc>
+          <w:tcPr>
+            <w:tcW w:w="2700" w:type="dxa"/>
+            <w:vAlign w:val="center"/>
+          </w:tcPr>
+          <w:p>
+            <w:pPr>
+              <w:spacing w:after="20"/>
+              <w:jc w:val="center"/>
+            </w:pPr>
+            <w:r>
+              <w:rPr>
+                <w:sz w:val="22"/>
+                <w:szCs w:val="22"/>
+              </w:rPr>
+              <w:t xml:space="preserve">Yakuniy o'lcham</w:t>
+            </w:r>
+          </w:p>
+        </w:tc>
+        <w:tc>
+          <w:tcPr>
+            <w:tcW w:w="2400" w:type="dxa"/>
+            <w:vAlign w:val="center"/>
+          </w:tcPr>
+          <w:p>
+            <w:pPr>
+              <w:spacing w:after="20"/>
+              <w:jc w:val="center"/>
+            </w:pPr>
+            <w:r>
+              <w:rPr>
+                <w:sz w:val="22"/>
+                <w:szCs w:val="22"/>
+              </w:rPr>
+              <w:t xml:space="preserve">Yuqori aniqlik</w:t>
+            </w:r>
+          </w:p>
+        </w:tc>
+        <w:tc>
+          <w:tcPr>
+            <w:tcW w:w="2300" w:type="dxa"/>
+            <w:vAlign w:val="center"/>
+          </w:tcPr>
+          <w:p>
+            <w:pPr>
+              <w:spacing w:after="20"/>
+              <w:jc w:val="center"/>
+            </w:pPr>
+            <w:r>
+              <w:rPr>
+                <w:sz w:val="22"/>
+                <w:szCs w:val="22"/>
+              </w:rPr>
+              <w:t xml:space="preserve">O'lcham kamayadi</w:t>
+            </w:r>
+          </w:p>
+        </w:tc>
+      </w:tr>
+      <w:tr>
+        <w:tc>
+          <w:tcPr>
+            <w:tcW w:w="2300" w:type="dxa"/>
+            <w:vAlign w:val="center"/>
+          </w:tcPr>
+          <w:p>
+            <w:pPr>
+              <w:spacing w:after="20"/>
+              <w:jc w:val="left"/>
+            </w:pPr>
+            <w:r>
+              <w:rPr>
+                <w:sz w:val="22"/>
+                <w:szCs w:val="22"/>
+              </w:rPr>
+              <w:t xml:space="preserve">To'g'rilash</w:t>
+            </w:r>
+          </w:p>
+        </w:tc>
+        <w:tc>
+          <w:tcPr>
+            <w:tcW w:w="2700" w:type="dxa"/>
+            <w:vAlign w:val="center"/>
+          </w:tcPr>
+          <w:p>
+            <w:pPr>
+              <w:spacing w:after="20"/>
+              <w:jc w:val="center"/>
+            </w:pPr>
+            <w:r>
+              <w:rPr>
+                <w:sz w:val="22"/>
+                <w:szCs w:val="22"/>
+              </w:rPr>
+              <w:t xml:space="preserve">Egrilik, deformatsiya</w:t>
+            </w:r>
+          </w:p>
+        </w:tc>
+        <w:tc>
+          <w:tcPr>
+            <w:tcW w:w="2400" w:type="dxa"/>
+            <w:vAlign w:val="center"/>
+          </w:tcPr>
+          <w:p>
+            <w:pPr>
+              <w:spacing w:after="20"/>
+              <w:jc w:val="center"/>
+            </w:pPr>
+            <w:r>
+              <w:rPr>
+                <w:sz w:val="22"/>
+                <w:szCs w:val="22"/>
+              </w:rPr>
+              <w:t xml:space="preserve">Tez, arzon</w:t>
+            </w:r>
+          </w:p>
+        </w:tc>
+        <w:tc>
+          <w:tcPr>
+            <w:tcW w:w="2300" w:type="dxa"/>
+            <w:vAlign w:val="center"/>
+          </w:tcPr>
+          <w:p>
+            <w:pPr>
+              <w:spacing w:after="20"/>
+              <w:jc w:val="center"/>
+            </w:pPr>
+            <w:r>
+              <w:rPr>
+                <w:sz w:val="22"/>
+                <w:szCs w:val="22"/>
+              </w:rPr>
+              <w:t xml:space="preserve">Faqat metall detal</w:t>
+            </w:r>
+          </w:p>
+        </w:tc>
+      </w:tr>
+      <w:tr>
+        <w:tc>
+          <w:tcPr>
+            <w:tcW w:w="2300" w:type="dxa"/>
+            <w:vAlign w:val="center"/>
+          </w:tcPr>
+          <w:p>
+            <w:pPr>
+              <w:spacing w:after="20"/>
+              <w:jc w:val="left"/>
+            </w:pPr>
+            <w:r>
+              <w:rPr>
+                <w:sz w:val="22"/>
+                <w:szCs w:val="22"/>
+              </w:rPr>
+              <w:t xml:space="preserve">Yelimlash</w:t>
+            </w:r>
+          </w:p>
+        </w:tc>
+        <w:tc>
+          <w:tcPr>
+            <w:tcW w:w="2700" w:type="dxa"/>
+            <w:vAlign w:val="center"/>
+          </w:tcPr>
+          <w:p>
+            <w:pPr>
+              <w:spacing w:after="20"/>
+              <w:jc w:val="center"/>
+            </w:pPr>
+            <w:r>
+              <w:rPr>
+                <w:sz w:val="22"/>
+                <w:szCs w:val="22"/>
+              </w:rPr>
+              <w:t xml:space="preserve">Mayda yoriq, tirqish</w:t>
+            </w:r>
+          </w:p>
+        </w:tc>
+        <w:tc>
+          <w:tcPr>
+            <w:tcW w:w="2400" w:type="dxa"/>
+            <w:vAlign w:val="center"/>
+          </w:tcPr>
+          <w:p>
+            <w:pPr>
+              <w:spacing w:after="20"/>
+              <w:jc w:val="center"/>
+            </w:pPr>
+            <w:r>
+              <w:rPr>
+                <w:sz w:val="22"/>
+                <w:szCs w:val="22"/>
+              </w:rPr>
+              <w:t xml:space="preserve">Issiqliksiz</w:t>
+            </w:r>
+          </w:p>
+        </w:tc>
+        <w:tc>
+          <w:tcPr>
+            <w:tcW w:w="2300" w:type="dxa"/>
+            <w:vAlign w:val="center"/>
+          </w:tcPr>
+          <w:p>
+            <w:pPr>
+              <w:spacing w:after="20"/>
+              <w:jc w:val="center"/>
+            </w:pPr>
+            <w:r>
+              <w:rPr>
+                <w:sz w:val="22"/>
+                <w:szCs w:val="22"/>
+              </w:rPr>
+              <w:t xml:space="preserve">Mustahkamligi past</w:t>
+            </w:r>
+          </w:p>
+        </w:tc>
+      </w:tr>
+    </w:tbl>
+    <w:p/>
+    <w:p>
+      <w:pPr>
+        <w:spacing w:after="120" w:line="360" w:lineRule="auto"/>
+        <w:ind w:firstLine="709"/>
+        <w:jc w:val="both"/>
+      </w:pPr>
+      <w:r>
+        <w:rPr>
+          <w:sz w:val="24"/>
+          <w:szCs w:val="24"/>
+        </w:rPr>
+        <w:t xml:space="preserve">Klapan va o'rindiq juftligini tiklash alohida ahamiyatga ega, chunki aynan bu juftlik germetiklikni ta'minlaydi. Yeyilgan o'rindiq sirti maxsus moslamada qayta charxlanadi (pritirka qilinadi), klapan esa unga mos ravishda ishlov beriladi. Ishlovdan so'ng juftlikning zichligi nazorat qilinadi: o'rindiqqa surtilgan nazorat bo'yog'i bo'yicha tegishish izi uzluksiz halqa hosil qilishi kerak.</w:t>
+      </w:r>
+    </w:p>
+    <w:p>
+      <w:pPr>
+        <w:spacing w:after="120" w:line="360" w:lineRule="auto"/>
+        <w:ind w:firstLine="709"/>
+        <w:jc w:val="both"/>
+      </w:pPr>
+      <w:r>
+        <w:rPr>
+          <w:sz w:val="24"/>
+          <w:szCs w:val="24"/>
+        </w:rPr>
+        <w:t xml:space="preserve">Porshen va shtok kabi harakatlanuvchi detallarning yeyilgan sirtlari naplavka yoki galvanik qoplama bilan tiklanib, so'ngra nominal o'lchamga charxlanadi va jilolanadi. Shtokning egriligi presslarda to'g'rilanadi. Tiklangan sirtning g'adir-budurligi (sherohovatosti) belgilangan darajadan past bo'lishi kerak, aks holda zichlagichlar tez yeyiladi.</w:t>
+      </w:r>
+    </w:p>
+    <w:p>
+      <w:pPr>
+        <w:spacing w:after="120" w:line="360" w:lineRule="auto"/>
+        <w:ind w:firstLine="709"/>
+        <w:jc w:val="both"/>
+      </w:pPr>
+      <w:r>
+        <w:rPr>
+          <w:sz w:val="24"/>
+          <w:szCs w:val="24"/>
+        </w:rPr>
+        <w:t xml:space="preserve">Prujinalar bikrligi va erkin uzunligi tekshiriladi; me'yordan chetga chiqqan prujinalar tiklanmaydi, balki yangisi bilan almashtiriladi, chunki ularning xususiyatlarini ishonchli tiklash qiyin va xavfli. Xuddi shunday, barcha rezina-texnik detallar (manjeta, halqa, diafragma) kapital ta'mirlashda, holatidan qat'i nazar, yangisiga almashtiriladi. Bu blok germetikligi va ishonchliligini uzoq muddatga ta'minlaydi.</w:t>
+      </w:r>
+    </w:p>
+    <w:p>
+      <w:pPr>
+        <w:spacing w:after="120" w:line="360" w:lineRule="auto"/>
+        <w:ind w:firstLine="709"/>
+        <w:jc w:val="both"/>
+      </w:pPr>
+      <w:r>
+        <w:rPr>
+          <w:sz w:val="24"/>
+          <w:szCs w:val="24"/>
+        </w:rPr>
+        <w:t xml:space="preserve">Korpus va qopqoqdagi rezbali teshiklar shikastlangan bo'lsa, ular keyingi ta'mir o'lchamiga kengaytiriladi yoki rezbali futorka (vtulka) o'rnatish orqali tiklanadi. Korpusdagi kichik korroziya izlari tozalanadi va himoyalovchi qoplama bilan qoplanadi. Chuqur yoriqli korpus esa tiklanmaydi va brak qilinadi.</w:t>
+      </w:r>
+    </w:p>
+    <w:p>
+      <w:pPr>
+        <w:spacing w:after="120" w:line="360" w:lineRule="auto"/>
+        <w:ind w:firstLine="709"/>
+        <w:jc w:val="both"/>
+      </w:pPr>
+      <w:r>
+        <w:rPr>
+          <w:sz w:val="24"/>
+          <w:szCs w:val="24"/>
+        </w:rPr>
+        <w:t xml:space="preserve">Tiklangan har bir detal nazorat o'lchovidan o'tkaziladi va texnik talablarga muvofiqligi tasdiqlanadi. Faqat nazoratdan muvaffaqiyatli o'tgan detallar yig'ishga yo'naltiriladi. Bu bosqichda sifatni nazorat qilish keyingi yig'ish va sinash bosqichlarida nuqsonlarning yuzaga kelishini oldini oladi.</w:t>
+      </w:r>
+    </w:p>
+    <w:p>
+      <w:pPr>
+        <w:spacing w:after="120" w:line="360" w:lineRule="auto"/>
+        <w:ind w:firstLine="709"/>
+        <w:jc w:val="both"/>
+      </w:pPr>
+      <w:r>
+        <w:rPr>
+          <w:sz w:val="24"/>
+          <w:szCs w:val="24"/>
+        </w:rPr>
+        <w:t xml:space="preserve">Naplavka (qoplama payvandlash) usulida yeyilgan sirtga qo'shimcha metall qatlami yotqiziladi. Bu usul katta yeyilishlarni tiklash imkonini beradi, biroq issiqlik ta'sirida detalda ichki kuchlanish va deformatsiya yuzaga kelishi mumkin. Shu sababli naplavkadan keyin detal zarur hollarda termik ishlovdan o'tkaziladi va mexanik ishlov bilan nominal o'lchamga keltiriladi.</w:t>
+      </w:r>
+    </w:p>
+    <w:p>
+      <w:pPr>
+        <w:spacing w:after="120" w:line="360" w:lineRule="auto"/>
+        <w:ind w:firstLine="709"/>
+        <w:jc w:val="both"/>
+      </w:pPr>
+      <w:r>
+        <w:rPr>
+          <w:sz w:val="24"/>
+          <w:szCs w:val="24"/>
+        </w:rPr>
+        <w:t xml:space="preserve">Galvanik usullar (xromlash, nikellash, temirlash) yupqa, lekin qattiq va korroziyabardosh qoplama olish imkonini beradi. Xromlash ishqalanuvchi sirtlar uchun ayniqsa samarali, chunki xrom qatlami yuqori qattiqlikка va past ishqalanish koeffitsiyentiga ega. Galvanik qoplamaning kamchiligi – qatlam qalinligining cheklanganligi va jarayonning nisbatan murakkabligidir.</w:t>
+      </w:r>
+    </w:p>
+    <w:p>
+      <w:pPr>
+        <w:spacing w:after="120" w:line="360" w:lineRule="auto"/>
+        <w:ind w:firstLine="709"/>
+        <w:jc w:val="both"/>
+      </w:pPr>
+      <w:r>
+        <w:rPr>
+          <w:sz w:val="24"/>
+          <w:szCs w:val="24"/>
+        </w:rPr>
+        <w:t xml:space="preserve">Tiklash usulini tanlashda iqtisodiy mezon ham hal qiluvchi ahamiyatga ega. Tiklash xarajatlari yangi detal narxidan sezilarli past bo'lganda va tiklangan detal resursi yetarli bo'lgandagina tiklash maqsadga muvofiq hisoblanadi. Aks holda detalni almashtirish afzal bo'ladi. Shu sababli har bir detal uchun tiklash yoki almashtirish bo'yicha texnik-iqtisodiy asoslangan qaror qabul qilinadi.</w:t>
+      </w:r>
+    </w:p>
+    <w:p>
+      <w:pPr>
+        <w:spacing w:after="120" w:line="360" w:lineRule="auto"/>
+        <w:ind w:firstLine="709"/>
+        <w:jc w:val="both"/>
+      </w:pPr>
+      <w:r>
+        <w:rPr>
+          <w:sz w:val="24"/>
+          <w:szCs w:val="24"/>
+        </w:rPr>
+        <w:t xml:space="preserve">Tiklangan sirtning sifati bir necha ko'rsatkich bo'yicha baholanadi: o'lchamiy aniqlik, geometrik shakl (silindriklik, tekislik), sirt g'adir-budurligi va qoplamaning asosga yopishish mustahkamligi. Bu ko'rsatkichlar texnik shartlarda belgilangan talablarga javob berishi kerak. Sifat nazorati tiklash uchastkasida, detalni yig'ishga uzatishdan oldin amalga oshiriladi.</w:t>
+      </w:r>
+    </w:p>
+    <w:p>
+      <w:pPr>
+        <w:spacing w:before="240" w:after="120"/>
+        <w:keepNext/>
+      </w:pPr>
+      <w:r>
+        <w:rPr>
+          <w:b/>
+          <w:sz w:val="26"/>
+          <w:szCs w:val="26"/>
+        </w:rPr>
+        <w:t xml:space="preserve">2.5. Yig'ish (montaj) texnologiyasi</w:t>
+      </w:r>
+    </w:p>
+    <w:p>
+      <w:pPr>
+        <w:spacing w:after="120" w:line="360" w:lineRule="auto"/>
+        <w:ind w:firstLine="709"/>
+        <w:jc w:val="both"/>
+      </w:pPr>
+      <w:r>
+        <w:rPr>
+          <w:sz w:val="24"/>
+          <w:szCs w:val="24"/>
+        </w:rPr>
+        <w:t xml:space="preserve">Yig'ish (montaj) – ta'mirlangan, tiklangan va yangi detallardan blokni yagona ishchi tugun sifatida shakllantirish jarayonidir. Yig'ish sifati tiklangan blokning ishonchliligini va germetikligini bevosita belgilaydi, shu sababli u qat'iy belgilangan texnologik ketma-ketlikda va texnik talablarga rioya qilgan holda bajariladi.</w:t>
+      </w:r>
+    </w:p>
+    <w:p>
+      <w:pPr>
+        <w:spacing w:after="120" w:line="360" w:lineRule="auto"/>
+        <w:ind w:firstLine="709"/>
+        <w:jc w:val="both"/>
+      </w:pPr>
+      <w:r>
+        <w:rPr>
+          <w:sz w:val="24"/>
+          <w:szCs w:val="24"/>
+        </w:rPr>
+        <w:t xml:space="preserve">Yig'ishdan oldin barcha detallarning komplektligi, tozaligi va nazoratdan o'tganligi tekshiriladi. Detallar o'lchamiy guruhlar bo'yicha tanlanadi (komplektlanadi), bu juftlashuvchi sirtlar orasidagi belgilangan tirqishlarni ta'minlaydi. Ishqalanuvchi sirtlar va zichlagichlarga texnologik kartada ko'rsatilgan moylash materiali surtiladi.</w:t>
+      </w:r>
+    </w:p>
+    <w:p>
+      <w:pPr>
+        <w:spacing w:after="120" w:line="360" w:lineRule="auto"/>
+        <w:ind w:firstLine="709"/>
+        <w:jc w:val="both"/>
+      </w:pPr>
+      <w:r>
+        <w:rPr>
+          <w:sz w:val="24"/>
+          <w:szCs w:val="24"/>
+        </w:rPr>
+        <w:t xml:space="preserve">Blokni yig'ishning umumiy ketma-ketligi quyidagicha:</w:t>
+      </w:r>
+    </w:p>
+    <w:tbl>
+      <w:tblPr>
+        <w:tblW w:w="7600" w:type="dxa"/>
+        <w:jc w:val="center"/>
+        <w:tblBorders>
+          <w:top w:val="single" w:sz="6" w:space="0" w:color="000000"/>
+          <w:left w:val="single" w:sz="6" w:space="0" w:color="000000"/>
+          <w:bottom w:val="single" w:sz="6" w:space="0" w:color="000000"/>
+          <w:right w:val="single" w:sz="6" w:space="0" w:color="000000"/>
+          <w:insideH w:val="single" w:sz="6" w:space="0" w:color="000000"/>
+          <w:insideV w:val="single" w:sz="6" w:space="0" w:color="000000"/>
+        </w:tblBorders>
+      </w:tblPr>
+      <w:tblGrid>
+        <w:gridCol w:w="7600"/>
+      </w:tblGrid>
+      <w:tr>
+        <w:tc>
+          <w:tcPr>
+            <w:tcW w:w="7600" w:type="dxa"/>
+            <w:vAlign w:val="center"/>
+          </w:tcPr>
+          <w:p>
+            <w:pPr>
+              <w:jc w:val="center"/>
+              <w:spacing w:after="0"/>
+            </w:pPr>
+            <w:r>
+              <w:rPr>
+                <w:b/>
+                <w:sz w:val="22"/>
+                <w:szCs w:val="22"/>
+              </w:rPr>
+              <w:t xml:space="preserve">Korpusni tayyorlash va kanallarni tekshirish</w:t>
+            </w:r>
+          </w:p>
+        </w:tc>
+      </w:tr>
+    </w:tbl>
+    <w:p>
+      <w:pPr>
+        <w:jc w:val="center"/>
+        <w:spacing w:before="20" w:after="20"/>
+      </w:pPr>
+      <w:r>
+        <w:rPr>
+          <w:b/>
+          <w:sz w:val="30"/>
+          <w:szCs w:val="30"/>
+        </w:rPr>
+        <w:t xml:space="preserve">↓</w:t>
+      </w:r>
+    </w:p>
+    <w:tbl>
+      <w:tblPr>
+        <w:tblW w:w="7600" w:type="dxa"/>
+        <w:jc w:val="center"/>
+        <w:tblBorders>
+          <w:top w:val="single" w:sz="6" w:space="0" w:color="000000"/>
+          <w:left w:val="single" w:sz="6" w:space="0" w:color="000000"/>
+          <w:bottom w:val="single" w:sz="6" w:space="0" w:color="000000"/>
+          <w:right w:val="single" w:sz="6" w:space="0" w:color="000000"/>
+          <w:insideH w:val="single" w:sz="6" w:space="0" w:color="000000"/>
+          <w:insideV w:val="single" w:sz="6" w:space="0" w:color="000000"/>
+        </w:tblBorders>
+      </w:tblPr>
+      <w:tblGrid>
+        <w:gridCol w:w="7600"/>
+      </w:tblGrid>
+      <w:tr>
+        <w:tc>
+          <w:tcPr>
+            <w:tcW w:w="7600" w:type="dxa"/>
+            <w:vAlign w:val="center"/>
+          </w:tcPr>
+          <w:p>
+            <w:pPr>
+              <w:jc w:val="center"/>
+              <w:spacing w:after="0"/>
+            </w:pPr>
+            <w:r>
+              <w:rPr>
+                <w:b/>
+                <w:sz w:val="22"/>
+                <w:szCs w:val="22"/>
+              </w:rPr>
+              <w:t xml:space="preserve">Klapan o'rindiqlari va klapanlarni o'rnatish</w:t>
+            </w:r>
+          </w:p>
+        </w:tc>
+      </w:tr>
+    </w:tbl>
+    <w:p>
+      <w:pPr>
+        <w:jc w:val="center"/>
+        <w:spacing w:before="20" w:after="20"/>
+      </w:pPr>
+      <w:r>
+        <w:rPr>
+          <w:b/>
+          <w:sz w:val="30"/>
+          <w:szCs w:val="30"/>
+        </w:rPr>
+        <w:t xml:space="preserve">↓</w:t>
+      </w:r>
+    </w:p>
+    <w:tbl>
+      <w:tblPr>
+        <w:tblW w:w="7600" w:type="dxa"/>
+        <w:jc w:val="center"/>
+        <w:tblBorders>
+          <w:top w:val="single" w:sz="6" w:space="0" w:color="000000"/>
+          <w:left w:val="single" w:sz="6" w:space="0" w:color="000000"/>
+          <w:bottom w:val="single" w:sz="6" w:space="0" w:color="000000"/>
+          <w:right w:val="single" w:sz="6" w:space="0" w:color="000000"/>
+          <w:insideH w:val="single" w:sz="6" w:space="0" w:color="000000"/>
+          <w:insideV w:val="single" w:sz="6" w:space="0" w:color="000000"/>
+        </w:tblBorders>
+      </w:tblPr>
+      <w:tblGrid>
+        <w:gridCol w:w="7600"/>
+      </w:tblGrid>
+      <w:tr>
+        <w:tc>
+          <w:tcPr>
+            <w:tcW w:w="7600" w:type="dxa"/>
+            <w:vAlign w:val="center"/>
+          </w:tcPr>
+          <w:p>
+            <w:pPr>
+              <w:jc w:val="center"/>
+              <w:spacing w:after="0"/>
+            </w:pPr>
+            <w:r>
+              <w:rPr>
+                <w:b/>
+                <w:sz w:val="22"/>
+                <w:szCs w:val="22"/>
+              </w:rPr>
+              <w:t xml:space="preserve">Porshen-shtok guruhini montaj qilish</w:t>
+            </w:r>
+          </w:p>
+        </w:tc>
+      </w:tr>
+    </w:tbl>
+    <w:p>
+      <w:pPr>
+        <w:jc w:val="center"/>
+        <w:spacing w:before="20" w:after="20"/>
+      </w:pPr>
+      <w:r>
+        <w:rPr>
+          <w:b/>
+          <w:sz w:val="30"/>
+          <w:szCs w:val="30"/>
+        </w:rPr>
+        <w:t xml:space="preserve">↓</w:t>
+      </w:r>
+    </w:p>
+    <w:tbl>
+      <w:tblPr>
+        <w:tblW w:w="7600" w:type="dxa"/>
+        <w:jc w:val="center"/>
+        <w:tblBorders>
+          <w:top w:val="single" w:sz="6" w:space="0" w:color="000000"/>
+          <w:left w:val="single" w:sz="6" w:space="0" w:color="000000"/>
+          <w:bottom w:val="single" w:sz="6" w:space="0" w:color="000000"/>
+          <w:right w:val="single" w:sz="6" w:space="0" w:color="000000"/>
+          <w:insideH w:val="single" w:sz="6" w:space="0" w:color="000000"/>
+          <w:insideV w:val="single" w:sz="6" w:space="0" w:color="000000"/>
+        </w:tblBorders>
+      </w:tblPr>
+      <w:tblGrid>
+        <w:gridCol w:w="7600"/>
+      </w:tblGrid>
+      <w:tr>
+        <w:tc>
+          <w:tcPr>
+            <w:tcW w:w="7600" w:type="dxa"/>
+            <w:vAlign w:val="center"/>
+          </w:tcPr>
+          <w:p>
+            <w:pPr>
+              <w:jc w:val="center"/>
+              <w:spacing w:after="0"/>
+            </w:pPr>
+            <w:r>
+              <w:rPr>
+                <w:b/>
+                <w:sz w:val="22"/>
+                <w:szCs w:val="22"/>
+              </w:rPr>
+              <w:t xml:space="preserve">Yangi zichlagich va manjetalarni o'rnatish</w:t>
+            </w:r>
+          </w:p>
+        </w:tc>
+      </w:tr>
+    </w:tbl>
+    <w:p>
+      <w:pPr>
+        <w:jc w:val="center"/>
+        <w:spacing w:before="20" w:after="20"/>
+      </w:pPr>
+      <w:r>
+        <w:rPr>
+          <w:b/>
+          <w:sz w:val="30"/>
+          <w:szCs w:val="30"/>
+        </w:rPr>
+        <w:t xml:space="preserve">↓</w:t>
+      </w:r>
+    </w:p>
+    <w:tbl>
+      <w:tblPr>
+        <w:tblW w:w="7600" w:type="dxa"/>
+        <w:jc w:val="center"/>
+        <w:tblBorders>
+          <w:top w:val="single" w:sz="6" w:space="0" w:color="000000"/>
+          <w:left w:val="single" w:sz="6" w:space="0" w:color="000000"/>
+          <w:bottom w:val="single" w:sz="6" w:space="0" w:color="000000"/>
+          <w:right w:val="single" w:sz="6" w:space="0" w:color="000000"/>
+          <w:insideH w:val="single" w:sz="6" w:space="0" w:color="000000"/>
+          <w:insideV w:val="single" w:sz="6" w:space="0" w:color="000000"/>
+        </w:tblBorders>
+      </w:tblPr>
+      <w:tblGrid>
+        <w:gridCol w:w="7600"/>
+      </w:tblGrid>
+      <w:tr>
+        <w:tc>
+          <w:tcPr>
+            <w:tcW w:w="7600" w:type="dxa"/>
+            <w:vAlign w:val="center"/>
+          </w:tcPr>
+          <w:p>
+            <w:pPr>
+              <w:jc w:val="center"/>
+              <w:spacing w:after="0"/>
+            </w:pPr>
+            <w:r>
+              <w:rPr>
+                <w:b/>
+                <w:sz w:val="22"/>
+                <w:szCs w:val="22"/>
+              </w:rPr>
+              <w:t xml:space="preserve">Diafragma tugunini yig'ish va o'rnatish</w:t>
+            </w:r>
+          </w:p>
+        </w:tc>
+      </w:tr>
+    </w:tbl>
+    <w:p>
+      <w:pPr>
+        <w:jc w:val="center"/>
+        <w:spacing w:before="20" w:after="20"/>
+      </w:pPr>
+      <w:r>
+        <w:rPr>
+          <w:b/>
+          <w:sz w:val="30"/>
+          <w:szCs w:val="30"/>
+        </w:rPr>
+        <w:t xml:space="preserve">↓</w:t>
+      </w:r>
+    </w:p>
+    <w:tbl>
+      <w:tblPr>
+        <w:tblW w:w="7600" w:type="dxa"/>
+        <w:jc w:val="center"/>
+        <w:tblBorders>
+          <w:top w:val="single" w:sz="6" w:space="0" w:color="000000"/>
+          <w:left w:val="single" w:sz="6" w:space="0" w:color="000000"/>
+          <w:bottom w:val="single" w:sz="6" w:space="0" w:color="000000"/>
+          <w:right w:val="single" w:sz="6" w:space="0" w:color="000000"/>
+          <w:insideH w:val="single" w:sz="6" w:space="0" w:color="000000"/>
+          <w:insideV w:val="single" w:sz="6" w:space="0" w:color="000000"/>
+        </w:tblBorders>
+      </w:tblPr>
+      <w:tblGrid>
+        <w:gridCol w:w="7600"/>
+      </w:tblGrid>
+      <w:tr>
+        <w:tc>
+          <w:tcPr>
+            <w:tcW w:w="7600" w:type="dxa"/>
+            <w:vAlign w:val="center"/>
+          </w:tcPr>
+          <w:p>
+            <w:pPr>
+              <w:jc w:val="center"/>
+              <w:spacing w:after="0"/>
+            </w:pPr>
+            <w:r>
+              <w:rPr>
+                <w:b/>
+                <w:sz w:val="22"/>
+                <w:szCs w:val="22"/>
+              </w:rPr>
+              <w:t xml:space="preserve">Prujinalarni o'rnatish va dastlabki sozlash</w:t>
+            </w:r>
+          </w:p>
+        </w:tc>
+      </w:tr>
+    </w:tbl>
+    <w:p>
+      <w:pPr>
+        <w:jc w:val="center"/>
+        <w:spacing w:before="20" w:after="20"/>
+      </w:pPr>
+      <w:r>
+        <w:rPr>
+          <w:b/>
+          <w:sz w:val="30"/>
+          <w:szCs w:val="30"/>
+        </w:rPr>
+        <w:t xml:space="preserve">↓</w:t>
+      </w:r>
+    </w:p>
+    <w:tbl>
+      <w:tblPr>
+        <w:tblW w:w="7600" w:type="dxa"/>
+        <w:jc w:val="center"/>
+        <w:tblBorders>
+          <w:top w:val="single" w:sz="6" w:space="0" w:color="000000"/>
+          <w:left w:val="single" w:sz="6" w:space="0" w:color="000000"/>
+          <w:bottom w:val="single" w:sz="6" w:space="0" w:color="000000"/>
+          <w:right w:val="single" w:sz="6" w:space="0" w:color="000000"/>
+          <w:insideH w:val="single" w:sz="6" w:space="0" w:color="000000"/>
+          <w:insideV w:val="single" w:sz="6" w:space="0" w:color="000000"/>
+        </w:tblBorders>
+      </w:tblPr>
+      <w:tblGrid>
+        <w:gridCol w:w="7600"/>
+      </w:tblGrid>
+      <w:tr>
+        <w:tc>
+          <w:tcPr>
+            <w:tcW w:w="7600" w:type="dxa"/>
+            <w:vAlign w:val="center"/>
+          </w:tcPr>
+          <w:p>
+            <w:pPr>
+              <w:jc w:val="center"/>
+              <w:spacing w:after="0"/>
+            </w:pPr>
+            <w:r>
+              <w:rPr>
+                <w:b/>
+                <w:sz w:val="22"/>
+                <w:szCs w:val="22"/>
+              </w:rPr>
+              <w:t xml:space="preserve">Qopqoqni yopish va biriktiruvchilarni tortish</w:t>
+            </w:r>
+          </w:p>
+        </w:tc>
+      </w:tr>
+    </w:tbl>
+    <w:p/>
+    <w:p>
+      <w:pPr>
+        <w:jc w:val="center"/>
+        <w:spacing w:before="40" w:after="200"/>
+      </w:pPr>
+      <w:r>
+        <w:rPr>
+          <w:i/>
+          <w:sz w:val="22"/>
+          <w:szCs w:val="22"/>
+        </w:rPr>
+        <w:t xml:space="preserve">2.4-rasm. 072-blokni yig'ish ketma-ketligi</w:t>
+      </w:r>
+    </w:p>
+    <w:p>
+      <w:pPr>
+        <w:spacing w:after="120" w:line="360" w:lineRule="auto"/>
+        <w:ind w:firstLine="709"/>
+        <w:jc w:val="both"/>
+      </w:pPr>
+      <w:r>
+        <w:rPr>
+          <w:sz w:val="24"/>
+          <w:szCs w:val="24"/>
+        </w:rPr>
+        <w:t xml:space="preserve">Yig'ishda biriktiruvchi elementlar (boltlar, gaykalar) belgilangan burovchi moment bilan, dinamometrik kalit yordamida tortiladi. Tortish momentini nazorat qilish birikmalarning germetikligini va o'z-o'zidan bo'shab ketmasligini ta'minlaydi. Boltlar belgilangan tartibda (odatda diametr bo'yicha qarama-qarshi) bosqichma-bosqich tortiladi, bu qopqoqning tekis o'tirishini va diafragmaning bir tekis qisilishini ta'minlaydi.</w:t>
+      </w:r>
+    </w:p>
+    <w:p>
+      <w:pPr>
+        <w:spacing w:after="120" w:line="360" w:lineRule="auto"/>
+        <w:ind w:firstLine="709"/>
+        <w:jc w:val="both"/>
+      </w:pPr>
+      <w:r>
+        <w:rPr>
+          <w:sz w:val="24"/>
+          <w:szCs w:val="24"/>
+        </w:rPr>
+        <w:t xml:space="preserve">Yig'ish jarayonida zichlagich elementlarning to'g'ri joylashishiga alohida e'tibor beriladi. Manjeta va halqalar burishmasdan, o'z o'rniga aniq o'tirishi kerak. Diafragma teng taranglik bilan qisiladi, aks holda u noto'g'ri ishlaydi yoki tez ishdan chiqadi. Yig'ish toza muhitda, detallarning ifloslanishiga yo'l qo'ymasdan bajariladi, chunki kanal yoki klapanga tushgan eng kichik zarra ham germetiklikni buzishi mumkin.</w:t>
+      </w:r>
+    </w:p>
+    <w:p>
+      <w:pPr>
+        <w:spacing w:after="120" w:line="360" w:lineRule="auto"/>
+        <w:ind w:firstLine="709"/>
+        <w:jc w:val="both"/>
+      </w:pPr>
+      <w:r>
+        <w:rPr>
+          <w:sz w:val="24"/>
+          <w:szCs w:val="24"/>
+        </w:rPr>
+        <w:t xml:space="preserve">Yig'ilgan blok keyingi sinash bosqichiga uzatilishidan oldin oraliq nazoratdan o'tkaziladi: harakatlanuvchi qismlarning erkin yurishi, biriktiruvchilarning to'liq tortilganligi va tashqi komplektlik tekshiriladi. Sifatli yig'ish sinash bosqichida kamchiliklar yuzaga kelishini kamaytiradi va qayta ishlov hajmini qisqartiradi.</w:t>
+      </w:r>
+    </w:p>
+    <w:p>
+      <w:pPr>
+        <w:spacing w:before="240" w:after="120"/>
+        <w:keepNext/>
+      </w:pPr>
+      <w:r>
+        <w:rPr>
+          <w:b/>
+          <w:sz w:val="26"/>
+          <w:szCs w:val="26"/>
+        </w:rPr>
+        <w:t xml:space="preserve">2.6. Sinash, sozlash va qabul qilish</w:t>
+      </w:r>
+    </w:p>
+    <w:p>
+      <w:pPr>
+        <w:spacing w:after="120" w:line="360" w:lineRule="auto"/>
+        <w:ind w:firstLine="709"/>
+        <w:jc w:val="both"/>
+      </w:pPr>
+      <w:r>
+        <w:rPr>
+          <w:sz w:val="24"/>
+          <w:szCs w:val="24"/>
+        </w:rPr>
+        <w:t xml:space="preserve">Yig'ilgan blok majburiy ravishda sinovdan o'tkaziladi. Sinashdan maqsad – blokning germetikligini, ish rejimlarining to'g'riligini va asosiy parametrlarining belgilangan me'yorlarga muvofiqligini tekshirishdan iborat. Sinash maxsus sinov stendida, siqilgan havo manbai va o'lchov asboblari yordamida bajariladi.</w:t>
+      </w:r>
+    </w:p>
+    <w:p>
+      <w:pPr>
+        <w:spacing w:after="120" w:line="360" w:lineRule="auto"/>
+        <w:ind w:firstLine="709"/>
+        <w:jc w:val="both"/>
+      </w:pPr>
+      <w:r>
+        <w:rPr>
+          <w:sz w:val="24"/>
+          <w:szCs w:val="24"/>
+        </w:rPr>
+        <w:t xml:space="preserve">Sinov stendining soddalashtirilgan pnevmatik sxemasi 2.5-rasmda keltirilgan. Stend siqilgan havo manbai, bosimni rostlagich, o'lchov manometrlari, zaxira rezervuar imitatori va sinaladigan blok ulanadigan ulagichdan iborat.</w:t>
+      </w:r>
+    </w:p>
+    <w:tbl>
+      <w:tblPr>
+        <w:tblW w:w="8200" w:type="dxa"/>
+        <w:jc w:val="center"/>
+        <w:tblBorders>
+          <w:top w:val="single" w:sz="6" w:space="0" w:color="000000"/>
+          <w:left w:val="single" w:sz="6" w:space="0" w:color="000000"/>
+          <w:bottom w:val="single" w:sz="6" w:space="0" w:color="000000"/>
+          <w:right w:val="single" w:sz="6" w:space="0" w:color="000000"/>
+          <w:insideH w:val="single" w:sz="6" w:space="0" w:color="000000"/>
+          <w:insideV w:val="single" w:sz="6" w:space="0" w:color="000000"/>
+        </w:tblBorders>
+      </w:tblPr>
+      <w:tblGrid>
+        <w:gridCol w:w="8200"/>
+      </w:tblGrid>
+      <w:tr>
+        <w:tc>
+          <w:tcPr>
+            <w:tcW w:w="8200" w:type="dxa"/>
+            <w:vAlign w:val="center"/>
+          </w:tcPr>
+          <w:p>
+            <w:pPr>
+              <w:jc w:val="center"/>
+              <w:spacing w:after="0"/>
+            </w:pPr>
+            <w:r>
+              <w:rPr>
+                <w:b/>
+                <w:sz w:val="22"/>
+                <w:szCs w:val="22"/>
+              </w:rPr>
+              <w:t xml:space="preserve">Siqilgan havo manbai (kompressor / magistral)</w:t>
+            </w:r>
+          </w:p>
+        </w:tc>
+      </w:tr>
+    </w:tbl>
+    <w:p>
+      <w:pPr>
+        <w:jc w:val="center"/>
+        <w:spacing w:before="20" w:after="20"/>
+      </w:pPr>
+      <w:r>
+        <w:rPr>
+          <w:b/>
+          <w:sz w:val="30"/>
+          <w:szCs w:val="30"/>
+        </w:rPr>
+        <w:t xml:space="preserve">↓</w:t>
+      </w:r>
+    </w:p>
+    <w:tbl>
+      <w:tblPr>
+        <w:tblW w:w="8200" w:type="dxa"/>
+        <w:jc w:val="center"/>
+        <w:tblBorders>
+          <w:top w:val="single" w:sz="6" w:space="0" w:color="000000"/>
+          <w:left w:val="single" w:sz="6" w:space="0" w:color="000000"/>
+          <w:bottom w:val="single" w:sz="6" w:space="0" w:color="000000"/>
+          <w:right w:val="single" w:sz="6" w:space="0" w:color="000000"/>
+          <w:insideH w:val="single" w:sz="6" w:space="0" w:color="000000"/>
+          <w:insideV w:val="single" w:sz="6" w:space="0" w:color="000000"/>
+        </w:tblBorders>
+      </w:tblPr>
+      <w:tblGrid>
+        <w:gridCol w:w="8200"/>
+      </w:tblGrid>
+      <w:tr>
+        <w:tc>
+          <w:tcPr>
+            <w:tcW w:w="8200" w:type="dxa"/>
+            <w:vAlign w:val="center"/>
+          </w:tcPr>
+          <w:p>
+            <w:pPr>
+              <w:jc w:val="center"/>
+              <w:spacing w:after="0"/>
+            </w:pPr>
+            <w:r>
+              <w:rPr>
+                <w:b/>
+                <w:sz w:val="22"/>
+                <w:szCs w:val="22"/>
+              </w:rPr>
+              <w:t xml:space="preserve">Bosim rostlagich va filtr</w:t>
+            </w:r>
+          </w:p>
+        </w:tc>
+      </w:tr>
+    </w:tbl>
+    <w:p>
+      <w:pPr>
+        <w:jc w:val="center"/>
+        <w:spacing w:before="20" w:after="20"/>
+      </w:pPr>
+      <w:r>
+        <w:rPr>
+          <w:b/>
+          <w:sz w:val="30"/>
+          <w:szCs w:val="30"/>
+        </w:rPr>
+        <w:t xml:space="preserve">↓</w:t>
+      </w:r>
+    </w:p>
+    <w:tbl>
+      <w:tblPr>
+        <w:tblW w:w="8200" w:type="dxa"/>
+        <w:jc w:val="center"/>
+        <w:tblBorders>
+          <w:top w:val="single" w:sz="6" w:space="0" w:color="000000"/>
+          <w:left w:val="single" w:sz="6" w:space="0" w:color="000000"/>
+          <w:bottom w:val="single" w:sz="6" w:space="0" w:color="000000"/>
+          <w:right w:val="single" w:sz="6" w:space="0" w:color="000000"/>
+          <w:insideH w:val="single" w:sz="6" w:space="0" w:color="000000"/>
+          <w:insideV w:val="single" w:sz="6" w:space="0" w:color="000000"/>
+        </w:tblBorders>
+      </w:tblPr>
+      <w:tblGrid>
+        <w:gridCol w:w="8200"/>
+      </w:tblGrid>
+      <w:tr>
+        <w:tc>
+          <w:tcPr>
+            <w:tcW w:w="8200" w:type="dxa"/>
+            <w:vAlign w:val="center"/>
+          </w:tcPr>
+          <w:p>
+            <w:pPr>
+              <w:jc w:val="center"/>
+              <w:spacing w:after="0"/>
+            </w:pPr>
+            <w:r>
+              <w:rPr>
+                <w:b/>
+                <w:sz w:val="22"/>
+                <w:szCs w:val="22"/>
+              </w:rPr>
+              <w:t xml:space="preserve">Boshqaruv krani va o'lchov manometrlari</w:t>
+            </w:r>
+          </w:p>
+        </w:tc>
+      </w:tr>
+    </w:tbl>
+    <w:p>
+      <w:pPr>
+        <w:jc w:val="center"/>
+        <w:spacing w:before="20" w:after="20"/>
+      </w:pPr>
+      <w:r>
+        <w:rPr>
+          <w:b/>
+          <w:sz w:val="30"/>
+          <w:szCs w:val="30"/>
+        </w:rPr>
+        <w:t xml:space="preserve">↓</w:t>
+      </w:r>
+    </w:p>
+    <w:tbl>
+      <w:tblPr>
+        <w:tblW w:w="8200" w:type="dxa"/>
+        <w:jc w:val="center"/>
+        <w:tblBorders>
+          <w:top w:val="single" w:sz="6" w:space="0" w:color="000000"/>
+          <w:left w:val="single" w:sz="6" w:space="0" w:color="000000"/>
+          <w:bottom w:val="single" w:sz="6" w:space="0" w:color="000000"/>
+          <w:right w:val="single" w:sz="6" w:space="0" w:color="000000"/>
+          <w:insideH w:val="single" w:sz="6" w:space="0" w:color="000000"/>
+          <w:insideV w:val="single" w:sz="6" w:space="0" w:color="000000"/>
+        </w:tblBorders>
+      </w:tblPr>
+      <w:tblGrid>
+        <w:gridCol w:w="8200"/>
+      </w:tblGrid>
+      <w:tr>
+        <w:tc>
+          <w:tcPr>
+            <w:tcW w:w="8200" w:type="dxa"/>
+            <w:vAlign w:val="center"/>
+          </w:tcPr>
+          <w:p>
+            <w:pPr>
+              <w:jc w:val="center"/>
+              <w:spacing w:after="0"/>
+            </w:pPr>
+            <w:r>
+              <w:rPr>
+                <w:b/>
+                <w:sz w:val="22"/>
+                <w:szCs w:val="22"/>
+              </w:rPr>
+              <w:t xml:space="preserve">Sinaladigan 072-blok + zaxira rezervuar imitatori</w:t>
+            </w:r>
+          </w:p>
+        </w:tc>
+      </w:tr>
+    </w:tbl>
+    <w:p>
+      <w:pPr>
+        <w:jc w:val="center"/>
+        <w:spacing w:before="20" w:after="20"/>
+      </w:pPr>
+      <w:r>
+        <w:rPr>
+          <w:b/>
+          <w:sz w:val="30"/>
+          <w:szCs w:val="30"/>
+        </w:rPr>
+        <w:t xml:space="preserve">↓</w:t>
+      </w:r>
+    </w:p>
+    <w:tbl>
+      <w:tblPr>
+        <w:tblW w:w="8200" w:type="dxa"/>
+        <w:jc w:val="center"/>
+        <w:tblBorders>
+          <w:top w:val="single" w:sz="6" w:space="0" w:color="000000"/>
+          <w:left w:val="single" w:sz="6" w:space="0" w:color="000000"/>
+          <w:bottom w:val="single" w:sz="6" w:space="0" w:color="000000"/>
+          <w:right w:val="single" w:sz="6" w:space="0" w:color="000000"/>
+          <w:insideH w:val="single" w:sz="6" w:space="0" w:color="000000"/>
+          <w:insideV w:val="single" w:sz="6" w:space="0" w:color="000000"/>
+        </w:tblBorders>
+      </w:tblPr>
+      <w:tblGrid>
+        <w:gridCol w:w="8200"/>
+      </w:tblGrid>
+      <w:tr>
+        <w:tc>
+          <w:tcPr>
+            <w:tcW w:w="8200" w:type="dxa"/>
+            <w:vAlign w:val="center"/>
+          </w:tcPr>
+          <w:p>
+            <w:pPr>
+              <w:jc w:val="center"/>
+              <w:spacing w:after="0"/>
+            </w:pPr>
+            <w:r>
+              <w:rPr>
+                <w:b/>
+                <w:sz w:val="22"/>
+                <w:szCs w:val="22"/>
+              </w:rPr>
+              <w:t xml:space="preserve">Tormoz silindri imitatori (o'lchov kamerasi)</w:t>
+            </w:r>
+          </w:p>
+        </w:tc>
+      </w:tr>
+    </w:tbl>
+    <w:p/>
+    <w:p>
+      <w:pPr>
+        <w:jc w:val="center"/>
+        <w:spacing w:before="40" w:after="200"/>
+      </w:pPr>
+      <w:r>
+        <w:rPr>
+          <w:i/>
+          <w:sz w:val="22"/>
+          <w:szCs w:val="22"/>
+        </w:rPr>
+        <w:t xml:space="preserve">2.5-rasm. Sinov stendining pnevmatik prinsipial sxemasi</w:t>
+      </w:r>
+    </w:p>
+    <w:p>
+      <w:pPr>
+        <w:spacing w:after="120" w:line="360" w:lineRule="auto"/>
+        <w:ind w:firstLine="709"/>
+        <w:jc w:val="both"/>
+      </w:pPr>
+      <w:r>
+        <w:rPr>
+          <w:sz w:val="24"/>
+          <w:szCs w:val="24"/>
+        </w:rPr>
+        <w:t xml:space="preserve">Sinash davomida quyidagi asosiy sinovlar bajariladi:</w:t>
+      </w:r>
+    </w:p>
+    <w:p>
+      <w:pPr>
+        <w:spacing w:after="60" w:line="312" w:lineRule="auto"/>
+        <w:ind w:left="709" w:hanging="284"/>
+        <w:jc w:val="both"/>
+      </w:pPr>
+      <w:r>
+        <w:rPr>
+          <w:sz w:val="24"/>
+          <w:szCs w:val="24"/>
+        </w:rPr>
+        <w:t xml:space="preserve">–  </w:t>
+      </w:r>
+      <w:r>
+        <w:rPr>
+          <w:sz w:val="24"/>
+          <w:szCs w:val="24"/>
+        </w:rPr>
+        <w:t xml:space="preserve">germetiklik sinovi – blok ish bosimi ostida ushlab turilib, bosim pasayishi nazorat qilinadi;</w:t>
+      </w:r>
+    </w:p>
+    <w:p>
+      <w:pPr>
+        <w:spacing w:after="60" w:line="312" w:lineRule="auto"/>
+        <w:ind w:left="709" w:hanging="284"/>
+        <w:jc w:val="both"/>
+      </w:pPr>
+      <w:r>
+        <w:rPr>
+          <w:sz w:val="24"/>
+          <w:szCs w:val="24"/>
+        </w:rPr>
+        <w:t xml:space="preserve">–  </w:t>
+      </w:r>
+      <w:r>
+        <w:rPr>
+          <w:sz w:val="24"/>
+          <w:szCs w:val="24"/>
+        </w:rPr>
+        <w:t xml:space="preserve">ishga tushish (sezgirlik) sinovi – blok belgilangan bosim farqida ishga tushishi tekshiriladi;</w:t>
+      </w:r>
+    </w:p>
+    <w:p>
+      <w:pPr>
+        <w:spacing w:after="60" w:line="312" w:lineRule="auto"/>
+        <w:ind w:left="709" w:hanging="284"/>
+        <w:jc w:val="both"/>
+      </w:pPr>
+      <w:r>
+        <w:rPr>
+          <w:sz w:val="24"/>
+          <w:szCs w:val="24"/>
+        </w:rPr>
+        <w:t xml:space="preserve">–  </w:t>
+      </w:r>
+      <w:r>
+        <w:rPr>
+          <w:sz w:val="24"/>
+          <w:szCs w:val="24"/>
+        </w:rPr>
+        <w:t xml:space="preserve">tormozlash sinovi – tormoz silindridagi bosimning o'sish vaqti va qiymati o'lchanadi;</w:t>
+      </w:r>
+    </w:p>
+    <w:p>
+      <w:pPr>
+        <w:spacing w:after="60" w:line="312" w:lineRule="auto"/>
+        <w:ind w:left="709" w:hanging="284"/>
+        <w:jc w:val="both"/>
+      </w:pPr>
+      <w:r>
+        <w:rPr>
+          <w:sz w:val="24"/>
+          <w:szCs w:val="24"/>
+        </w:rPr>
+        <w:t xml:space="preserve">–  </w:t>
+      </w:r>
+      <w:r>
+        <w:rPr>
+          <w:sz w:val="24"/>
+          <w:szCs w:val="24"/>
+        </w:rPr>
+        <w:t xml:space="preserve">bo'shatish sinovi – tormozning to'liq va o'z vaqtida bo'shatilishi tekshiriladi;</w:t>
+      </w:r>
+    </w:p>
+    <w:p>
+      <w:pPr>
+        <w:spacing w:after="60" w:line="312" w:lineRule="auto"/>
+        <w:ind w:left="709" w:hanging="284"/>
+        <w:jc w:val="both"/>
+      </w:pPr>
+      <w:r>
+        <w:rPr>
+          <w:sz w:val="24"/>
+          <w:szCs w:val="24"/>
+        </w:rPr>
+        <w:t xml:space="preserve">–  </w:t>
+      </w:r>
+      <w:r>
+        <w:rPr>
+          <w:sz w:val="24"/>
+          <w:szCs w:val="24"/>
+        </w:rPr>
+        <w:t xml:space="preserve">rejimlar bo'yicha sinov – yuklama rejimlariga mos bosim qiymatlari nazorat qilinadi.</w:t>
+      </w:r>
+    </w:p>
+    <w:p>
+      <w:pPr>
+        <w:spacing w:after="120" w:line="360" w:lineRule="auto"/>
+        <w:ind w:firstLine="709"/>
+        <w:jc w:val="both"/>
+      </w:pPr>
+      <w:r>
+        <w:rPr>
+          <w:sz w:val="24"/>
+          <w:szCs w:val="24"/>
+        </w:rPr>
+        <w:t xml:space="preserve">Germetiklik sinovida blokka nominal bosim beriladi va manba uziladi. Belgilangan vaqt ichida bosimning pasayishi ruxsat etilgan chegaradan oshmasligi kerak. Agar pasayish me'yordan ortiq bo'lsa, sizish joyi aniqlanadi (masalan, sovunli eritma yordamida) va kamchilik bartaraf etiladi, so'ngra blok qayta sinaladi.</w:t>
+      </w:r>
+    </w:p>
+    <w:p>
+      <w:pPr>
+        <w:spacing w:after="120" w:line="360" w:lineRule="auto"/>
+        <w:ind w:firstLine="709"/>
+        <w:jc w:val="both"/>
+      </w:pPr>
+      <w:r>
+        <w:rPr>
+          <w:sz w:val="24"/>
+          <w:szCs w:val="24"/>
+        </w:rPr>
+        <w:t xml:space="preserve">Sinov natijalari belgilangan me'yorlar bilan taqqoslanadi. Barcha parametrlar talablarga javob bersa, blok yaroqli deb topiladi va qabul qilinadi. Zarur hollarda blok sozlanadi: prujinalarning oldindan tarangligi yoki rostlash elementlari yordamida ishga tushish bosimi va silindrdagi bosim belgilangan qiymatga keltiriladi.</w:t>
+      </w:r>
+    </w:p>
+    <w:p>
+      <w:pPr>
+        <w:spacing w:after="120" w:line="360" w:lineRule="auto"/>
+        <w:ind w:firstLine="709"/>
+        <w:jc w:val="both"/>
+      </w:pPr>
+      <w:r>
+        <w:rPr>
+          <w:sz w:val="24"/>
+          <w:szCs w:val="24"/>
+        </w:rPr>
+        <w:t xml:space="preserve">Sinovdan muvaffaqiyatli o'tgan blokka markirovka qilinadi: ta'mir turi, ta'mirlangan sana va korxona belgisi qo'yiladi. So'ngra blok konservatsiyalanadi (ichki sirtlar korroziyadan himoyalanadi), ulanish teshiklari yopiladi va qadoqlanadi. Tayyor blokка hamrohlik hujjati (pasport yoki yorliq) beriladi, unda ta'mirlash va sinov natijalari qayd etiladi.</w:t>
+      </w:r>
+    </w:p>
+    <w:p>
+      <w:pPr>
+        <w:spacing w:after="120" w:line="360" w:lineRule="auto"/>
+        <w:ind w:firstLine="709"/>
+        <w:jc w:val="both"/>
+      </w:pPr>
+      <w:r>
+        <w:rPr>
+          <w:sz w:val="24"/>
+          <w:szCs w:val="24"/>
+        </w:rPr>
+        <w:t xml:space="preserve">Qabul qilish nazorati ta'mirlash sifatining yakuniy kafolatidir. Bu bosqich tiklangan blok keyingi ekspluatatsiya davrida ishonchli va xavfsiz ishlashini ta'minlaydi. Sinash va qabul natijalarining hujjatlashtirilishi ta'mirlash sifatini kuzatish va kelajakda tahlil qilish imkonini beradi.</w:t>
+      </w:r>
+    </w:p>
+    <w:p>
+      <w:pPr>
+        <w:spacing w:after="120" w:line="360" w:lineRule="auto"/>
+        <w:ind w:firstLine="709"/>
+        <w:jc w:val="both"/>
+      </w:pPr>
+      <w:r>
+        <w:rPr>
+          <w:sz w:val="24"/>
+          <w:szCs w:val="24"/>
+        </w:rPr>
+        <w:t xml:space="preserve">Sinov stendi natijalarning ishonchliligini ta'minlash uchun etalon (namunaviy) blok yordamida davriy ravishda tekshiriladi. Stenddagi manometrlar va boshqa o'lchov asboblari metrologik tekshiruvdan o'tkaziladi. Stendning o'zi germetik bo'lishi kerak, aks holda uning sizishlari sinaladigan blokning nuqsoni sifatida noto'g'ri talqin qilinishi mumkin.</w:t>
+      </w:r>
+    </w:p>
+    <w:p>
+      <w:pPr>
+        <w:spacing w:after="120" w:line="360" w:lineRule="auto"/>
+        <w:ind w:firstLine="709"/>
+        <w:jc w:val="both"/>
+      </w:pPr>
+      <w:r>
+        <w:rPr>
+          <w:sz w:val="24"/>
+          <w:szCs w:val="24"/>
+        </w:rPr>
+        <w:t xml:space="preserve">Sinash jarayonida olingan bosim-vaqt bog'liqliklari (diagrammalar) blok ish rejimlarining to'g'riligini baholash imkonini beradi. Zamonaviy stendlarda bu jarayon avtomatlashtirilgan bo'lib, o'lchash natijalari elektron tarzda qayd etiladi va etalon qiymatlar bilan avtomatik taqqoslanadi. Bu inson omilini kamaytiradi va sinash aniqligini oshiradi.</w:t>
+      </w:r>
+    </w:p>
+    <w:p>
+      <w:pPr>
+        <w:spacing w:after="120" w:line="360" w:lineRule="auto"/>
+        <w:ind w:firstLine="709"/>
+        <w:jc w:val="both"/>
+      </w:pPr>
+      <w:r>
+        <w:rPr>
+          <w:sz w:val="24"/>
+          <w:szCs w:val="24"/>
+        </w:rPr>
+        <w:t xml:space="preserve">Agar blok sinovdan o'tmasa, u qayta ko'rikка yuboriladi. Kamchilik sababi aniqlanadi (germetiklik buzilishi, noto'g'ri sozlash, detalning nuqsoni) va bartaraf etiladi, so'ngra blok to'liq sinov dasturidan qaytadan o'tkaziladi. Qayta ishlov hollari qayd etilib, ularning sabablari tahlil qilinadi, bu texnologik jarayonni takomillashtirishga xizmat qiladi.</w:t>
+      </w:r>
+    </w:p>
+    <w:p>
+      <w:pPr>
+        <w:spacing w:after="120" w:line="360" w:lineRule="auto"/>
+        <w:ind w:firstLine="709"/>
+        <w:jc w:val="both"/>
+      </w:pPr>
+      <w:r>
+        <w:rPr>
+          <w:sz w:val="24"/>
+          <w:szCs w:val="24"/>
+        </w:rPr>
+        <w:t xml:space="preserve">Markirovka va konservatsiya bosqichi tiklangan blokning saqlanish va keyingi montaj davrida himoyalanishini ta'minlaydi. Konservatsiya uchun detallarning ichki sirtlariga korroziyaga qarshi moy yoki maxsus tarkib surtiladi, ulanish teshiklari changdan himoya tiqinlari bilan yopiladi. To'g'ri konservatsiya blok uzoq muddat saqlanganda ham uning sifatini saqlab qoladi.</w:t>
+      </w:r>
+    </w:p>
+    <w:p>
+      <w:pPr>
+        <w:spacing w:after="120" w:line="360" w:lineRule="auto"/>
+        <w:ind w:firstLine="709"/>
+        <w:jc w:val="both"/>
+      </w:pPr>
+      <w:r>
+        <w:rPr>
+          <w:sz w:val="24"/>
+          <w:szCs w:val="24"/>
+        </w:rPr>
+        <w:t xml:space="preserve">Sinash bosqichida nazorat qilinadigan asosiy parametrlar va ularning namunaviy me'yoriy qiymatlari 2.7-jadvalda keltirilgan. Real qiymatlar blokning konkret rusumiga oid texnik shartlar asosida aniqlanadi; jadval esa sinov mazmunini umumiy tushuntirish uchun keltirilgan.</w:t>
+      </w:r>
+    </w:p>
+    <w:tbl>
+      <w:tblPr>
+        <w:tblW w:w="0" w:type="auto"/>
+        <w:jc w:val="center"/>
+        <w:tblBorders>
+          <w:top w:val="single" w:sz="6" w:space="0" w:color="000000"/>
+          <w:left w:val="single" w:sz="6" w:space="0" w:color="000000"/>
+          <w:bottom w:val="single" w:sz="6" w:space="0" w:color="000000"/>
+          <w:right w:val="single" w:sz="6" w:space="0" w:color="000000"/>
+          <w:insideH w:val="single" w:sz="6" w:space="0" w:color="000000"/>
+          <w:insideV w:val="single" w:sz="6" w:space="0" w:color="000000"/>
+        </w:tblBorders>
+      </w:tblPr>
+      <w:tblGrid>
+        <w:gridCol w:w="2600"/>
+        <w:gridCol w:w="3200"/>
+        <w:gridCol w:w="3600"/>
+      </w:tblGrid>
+      <w:tr>
+        <w:tc>
+          <w:tcPr>
+            <w:tcW w:w="2600" w:type="dxa"/>
+            <w:vAlign w:val="center"/>
+          </w:tcPr>
+          <w:p>
+            <w:pPr>
+              <w:spacing w:after="20"/>
+              <w:jc w:val="center"/>
+            </w:pPr>
+            <w:r>
+              <w:rPr>
+                <w:b/>
+                <w:sz w:val="22"/>
+                <w:szCs w:val="22"/>
+              </w:rPr>
+              <w:t xml:space="preserve">Sinov turi</w:t>
+            </w:r>
+          </w:p>
+        </w:tc>
+        <w:tc>
+          <w:tcPr>
+            <w:tcW w:w="3200" w:type="dxa"/>
+            <w:vAlign w:val="center"/>
+          </w:tcPr>
+          <w:p>
+            <w:pPr>
+              <w:spacing w:after="20"/>
+              <w:jc w:val="center"/>
+            </w:pPr>
+            <w:r>
+              <w:rPr>
+                <w:b/>
+                <w:sz w:val="22"/>
+                <w:szCs w:val="22"/>
+              </w:rPr>
+              <w:t xml:space="preserve">Nazorat parametri</w:t>
+            </w:r>
+          </w:p>
+        </w:tc>
+        <w:tc>
+          <w:tcPr>
+            <w:tcW w:w="3600" w:type="dxa"/>
+            <w:vAlign w:val="center"/>
+          </w:tcPr>
+          <w:p>
+            <w:pPr>
+              <w:spacing w:after="20"/>
+              <w:jc w:val="center"/>
+            </w:pPr>
+            <w:r>
+              <w:rPr>
+                <w:b/>
+                <w:sz w:val="22"/>
+                <w:szCs w:val="22"/>
+              </w:rPr>
+              <w:t xml:space="preserve">Namunaviy me'yor</w:t>
+            </w:r>
+          </w:p>
+        </w:tc>
+      </w:tr>
+      <w:tr>
+        <w:tc>
+          <w:tcPr>
+            <w:tcW w:w="2600" w:type="dxa"/>
+            <w:vAlign w:val="center"/>
+          </w:tcPr>
+          <w:p>
+            <w:pPr>
+              <w:spacing w:after="20"/>
+              <w:jc w:val="left"/>
+            </w:pPr>
+            <w:r>
+              <w:rPr>
+                <w:sz w:val="22"/>
+                <w:szCs w:val="22"/>
+              </w:rPr>
+              <w:t xml:space="preserve">Germetiklik</w:t>
+            </w:r>
+          </w:p>
+        </w:tc>
+        <w:tc>
+          <w:tcPr>
+            <w:tcW w:w="3200" w:type="dxa"/>
+            <w:vAlign w:val="center"/>
+          </w:tcPr>
+          <w:p>
+            <w:pPr>
+              <w:spacing w:after="20"/>
+              <w:jc w:val="center"/>
+            </w:pPr>
+            <w:r>
+              <w:rPr>
+                <w:sz w:val="22"/>
+                <w:szCs w:val="22"/>
+              </w:rPr>
+              <w:t xml:space="preserve">Bosim pasayishi</w:t>
+            </w:r>
+          </w:p>
+        </w:tc>
+        <w:tc>
+          <w:tcPr>
+            <w:tcW w:w="3600" w:type="dxa"/>
+            <w:vAlign w:val="center"/>
+          </w:tcPr>
+          <w:p>
+            <w:pPr>
+              <w:spacing w:after="20"/>
+              <w:jc w:val="center"/>
+            </w:pPr>
+            <w:r>
+              <w:rPr>
+                <w:sz w:val="22"/>
+                <w:szCs w:val="22"/>
+              </w:rPr>
+              <w:t xml:space="preserve">Belgilangan vaqtda min.</w:t>
+            </w:r>
+          </w:p>
+        </w:tc>
+      </w:tr>
+      <w:tr>
+        <w:tc>
+          <w:tcPr>
+            <w:tcW w:w="2600" w:type="dxa"/>
+            <w:vAlign w:val="center"/>
+          </w:tcPr>
+          <w:p>
+            <w:pPr>
+              <w:spacing w:after="20"/>
+              <w:jc w:val="left"/>
+            </w:pPr>
+            <w:r>
+              <w:rPr>
+                <w:sz w:val="22"/>
+                <w:szCs w:val="22"/>
+              </w:rPr>
+              <w:t xml:space="preserve">Ishga tushish</w:t>
+            </w:r>
+          </w:p>
+        </w:tc>
+        <w:tc>
+          <w:tcPr>
+            <w:tcW w:w="3200" w:type="dxa"/>
+            <w:vAlign w:val="center"/>
+          </w:tcPr>
+          <w:p>
+            <w:pPr>
+              <w:spacing w:after="20"/>
+              <w:jc w:val="center"/>
+            </w:pPr>
+            <w:r>
+              <w:rPr>
+                <w:sz w:val="22"/>
+                <w:szCs w:val="22"/>
+              </w:rPr>
+              <w:t xml:space="preserve">Sezgirlik bosimi</w:t>
+            </w:r>
+          </w:p>
+        </w:tc>
+        <w:tc>
+          <w:tcPr>
+            <w:tcW w:w="3600" w:type="dxa"/>
+            <w:vAlign w:val="center"/>
+          </w:tcPr>
+          <w:p>
+            <w:pPr>
+              <w:spacing w:after="20"/>
+              <w:jc w:val="center"/>
+            </w:pPr>
+            <w:r>
+              <w:rPr>
+                <w:sz w:val="22"/>
+                <w:szCs w:val="22"/>
+              </w:rPr>
+              <w:t xml:space="preserve">0,03–0,05 MPa farq</w:t>
+            </w:r>
+          </w:p>
+        </w:tc>
+      </w:tr>
+      <w:tr>
+        <w:tc>
+          <w:tcPr>
+            <w:tcW w:w="2600" w:type="dxa"/>
+            <w:vAlign w:val="center"/>
+          </w:tcPr>
+          <w:p>
+            <w:pPr>
+              <w:spacing w:after="20"/>
+              <w:jc w:val="left"/>
+            </w:pPr>
+            <w:r>
+              <w:rPr>
+                <w:sz w:val="22"/>
+                <w:szCs w:val="22"/>
+              </w:rPr>
+              <w:t xml:space="preserve">Tormozlash</w:t>
+            </w:r>
+          </w:p>
+        </w:tc>
+        <w:tc>
+          <w:tcPr>
+            <w:tcW w:w="3200" w:type="dxa"/>
+            <w:vAlign w:val="center"/>
+          </w:tcPr>
+          <w:p>
+            <w:pPr>
+              <w:spacing w:after="20"/>
+              <w:jc w:val="center"/>
+            </w:pPr>
+            <w:r>
+              <w:rPr>
+                <w:sz w:val="22"/>
+                <w:szCs w:val="22"/>
+              </w:rPr>
+              <w:t xml:space="preserve">Silindrdagi bosim</w:t>
+            </w:r>
+          </w:p>
+        </w:tc>
+        <w:tc>
+          <w:tcPr>
+            <w:tcW w:w="3600" w:type="dxa"/>
+            <w:vAlign w:val="center"/>
+          </w:tcPr>
+          <w:p>
+            <w:pPr>
+              <w:spacing w:after="20"/>
+              <w:jc w:val="center"/>
+            </w:pPr>
+            <w:r>
+              <w:rPr>
+                <w:sz w:val="22"/>
+                <w:szCs w:val="22"/>
+              </w:rPr>
+              <w:t xml:space="preserve">Rejimga mos qiymat</w:t>
+            </w:r>
+          </w:p>
+        </w:tc>
+      </w:tr>
+      <w:tr>
+        <w:tc>
+          <w:tcPr>
+            <w:tcW w:w="2600" w:type="dxa"/>
+            <w:vAlign w:val="center"/>
+          </w:tcPr>
+          <w:p>
+            <w:pPr>
+              <w:spacing w:after="20"/>
+              <w:jc w:val="left"/>
+            </w:pPr>
+            <w:r>
+              <w:rPr>
+                <w:sz w:val="22"/>
+                <w:szCs w:val="22"/>
+              </w:rPr>
+              <w:t xml:space="preserve">Tormozlash vaqti</w:t>
+            </w:r>
+          </w:p>
+        </w:tc>
+        <w:tc>
+          <w:tcPr>
+            <w:tcW w:w="3200" w:type="dxa"/>
+            <w:vAlign w:val="center"/>
+          </w:tcPr>
+          <w:p>
+            <w:pPr>
+              <w:spacing w:after="20"/>
+              <w:jc w:val="center"/>
+            </w:pPr>
+            <w:r>
+              <w:rPr>
+                <w:sz w:val="22"/>
+                <w:szCs w:val="22"/>
+              </w:rPr>
+              <w:t xml:space="preserve">Bosim o'sish vaqti</w:t>
+            </w:r>
+          </w:p>
+        </w:tc>
+        <w:tc>
+          <w:tcPr>
+            <w:tcW w:w="3600" w:type="dxa"/>
+            <w:vAlign w:val="center"/>
+          </w:tcPr>
+          <w:p>
+            <w:pPr>
+              <w:spacing w:after="20"/>
+              <w:jc w:val="center"/>
+            </w:pPr>
+            <w:r>
+              <w:rPr>
+                <w:sz w:val="22"/>
+                <w:szCs w:val="22"/>
+              </w:rPr>
+              <w:t xml:space="preserve">Belgilangan oraliqda</w:t>
+            </w:r>
+          </w:p>
+        </w:tc>
+      </w:tr>
+      <w:tr>
+        <w:tc>
+          <w:tcPr>
+            <w:tcW w:w="2600" w:type="dxa"/>
+            <w:vAlign w:val="center"/>
+          </w:tcPr>
+          <w:p>
+            <w:pPr>
+              <w:spacing w:after="20"/>
+              <w:jc w:val="left"/>
+            </w:pPr>
+            <w:r>
+              <w:rPr>
+                <w:sz w:val="22"/>
+                <w:szCs w:val="22"/>
+              </w:rPr>
+              <w:t xml:space="preserve">Bo'shatish</w:t>
+            </w:r>
+          </w:p>
+        </w:tc>
+        <w:tc>
+          <w:tcPr>
+            <w:tcW w:w="3200" w:type="dxa"/>
+            <w:vAlign w:val="center"/>
+          </w:tcPr>
+          <w:p>
+            <w:pPr>
+              <w:spacing w:after="20"/>
+              <w:jc w:val="center"/>
+            </w:pPr>
+            <w:r>
+              <w:rPr>
+                <w:sz w:val="22"/>
+                <w:szCs w:val="22"/>
+              </w:rPr>
+              <w:t xml:space="preserve">Bo'shatish vaqti</w:t>
+            </w:r>
+          </w:p>
+        </w:tc>
+        <w:tc>
+          <w:tcPr>
+            <w:tcW w:w="3600" w:type="dxa"/>
+            <w:vAlign w:val="center"/>
+          </w:tcPr>
+          <w:p>
+            <w:pPr>
+              <w:spacing w:after="20"/>
+              <w:jc w:val="center"/>
+            </w:pPr>
+            <w:r>
+              <w:rPr>
+                <w:sz w:val="22"/>
+                <w:szCs w:val="22"/>
+              </w:rPr>
+              <w:t xml:space="preserve">To'liq, belgilangan vaqtda</w:t>
+            </w:r>
+          </w:p>
+        </w:tc>
+      </w:tr>
+    </w:tbl>
+    <w:p/>
+    <w:p>
+      <w:pPr>
+        <w:spacing w:after="120" w:line="360" w:lineRule="auto"/>
+        <w:ind w:firstLine="709"/>
+        <w:jc w:val="both"/>
+      </w:pPr>
+      <w:r>
+        <w:rPr>
+          <w:sz w:val="24"/>
+          <w:szCs w:val="24"/>
+        </w:rPr>
+        <w:t xml:space="preserve">Sinov natijalari sinov protokoliga (bayonnomasiga) kiritiladi. Protokolda blokning raqami, sinov sanasi, har bir parametr bo'yicha o'lchangan qiymat va xulosa qayd etiladi. Bu hujjat ta'mirlash sifatining rasmiy tasdig'i bo'lib xizmat qiladi va nizoli holatlarda dalil sifatida foydalaniladi.</w:t>
+      </w:r>
+    </w:p>
+    <w:p>
+      <w:pPr>
+        <w:spacing w:before="240" w:after="120"/>
+        <w:keepNext/>
+      </w:pPr>
+      <w:r>
+        <w:rPr>
+          <w:b/>
+          <w:sz w:val="26"/>
+          <w:szCs w:val="26"/>
+        </w:rPr>
+        <w:t xml:space="preserve">2.7. Texnologik jihozlar, moslamalar va asboblar tanlash</w:t>
+      </w:r>
+    </w:p>
+    <w:p>
+      <w:pPr>
+        <w:spacing w:after="120" w:line="360" w:lineRule="auto"/>
+        <w:ind w:firstLine="709"/>
+        <w:jc w:val="both"/>
+      </w:pPr>
+      <w:r>
+        <w:rPr>
+          <w:sz w:val="24"/>
+          <w:szCs w:val="24"/>
+        </w:rPr>
+        <w:t xml:space="preserve">Texnologik jarayonni sifatli va unumli amalga oshirish uchun zarur jihozlar, moslamalar va asboblarni to'g'ri tanlash katta ahamiyatga ega. Jihozlar tanlashda bajariladigan operatsiyalarning xususiyati, ishlab chiqarish dasturi, aniqlik talablari va iqtisodiy maqsadga muvofiqlik hisobga olinadi.</w:t>
+      </w:r>
+    </w:p>
+    <w:p>
+      <w:pPr>
+        <w:spacing w:after="120" w:line="360" w:lineRule="auto"/>
+        <w:ind w:firstLine="709"/>
+        <w:jc w:val="both"/>
+      </w:pPr>
+      <w:r>
+        <w:rPr>
+          <w:sz w:val="24"/>
+          <w:szCs w:val="24"/>
+        </w:rPr>
+        <w:t xml:space="preserve">Ta'mirlash uchastkasi asosiy texnologik jihozlar bilan jihozlanadi. Ularning namunaviy ro'yxati va vazifasi 2.4-jadvalda keltirilgan.</w:t>
+      </w:r>
+    </w:p>
+    <w:tbl>
+      <w:tblPr>
+        <w:tblW w:w="0" w:type="auto"/>
+        <w:jc w:val="center"/>
+        <w:tblBorders>
+          <w:top w:val="single" w:sz="6" w:space="0" w:color="000000"/>
+          <w:left w:val="single" w:sz="6" w:space="0" w:color="000000"/>
+          <w:bottom w:val="single" w:sz="6" w:space="0" w:color="000000"/>
+          <w:right w:val="single" w:sz="6" w:space="0" w:color="000000"/>
+          <w:insideH w:val="single" w:sz="6" w:space="0" w:color="000000"/>
+          <w:insideV w:val="single" w:sz="6" w:space="0" w:color="000000"/>
+        </w:tblBorders>
+      </w:tblPr>
+      <w:tblGrid>
+        <w:gridCol w:w="3000"/>
+        <w:gridCol w:w="4000"/>
+        <w:gridCol w:w="2400"/>
+      </w:tblGrid>
+      <w:tr>
+        <w:tc>
+          <w:tcPr>
+            <w:tcW w:w="3000" w:type="dxa"/>
+            <w:vAlign w:val="center"/>
+          </w:tcPr>
+          <w:p>
+            <w:pPr>
+              <w:spacing w:after="20"/>
+              <w:jc w:val="center"/>
+            </w:pPr>
+            <w:r>
+              <w:rPr>
+                <w:b/>
+                <w:sz w:val="22"/>
+                <w:szCs w:val="22"/>
+              </w:rPr>
+              <w:t xml:space="preserve">Jihoz / uskuna</w:t>
+            </w:r>
+          </w:p>
+        </w:tc>
+        <w:tc>
+          <w:tcPr>
+            <w:tcW w:w="4000" w:type="dxa"/>
+            <w:vAlign w:val="center"/>
+          </w:tcPr>
+          <w:p>
+            <w:pPr>
+              <w:spacing w:after="20"/>
+              <w:jc w:val="center"/>
+            </w:pPr>
+            <w:r>
+              <w:rPr>
+                <w:b/>
+                <w:sz w:val="22"/>
+                <w:szCs w:val="22"/>
+              </w:rPr>
+              <w:t xml:space="preserve">Vazifasi</w:t>
+            </w:r>
+          </w:p>
+        </w:tc>
+        <w:tc>
+          <w:tcPr>
+            <w:tcW w:w="2400" w:type="dxa"/>
+            <w:vAlign w:val="center"/>
+          </w:tcPr>
+          <w:p>
+            <w:pPr>
+              <w:spacing w:after="20"/>
+              <w:jc w:val="center"/>
+            </w:pPr>
+            <w:r>
+              <w:rPr>
+                <w:b/>
+                <w:sz w:val="22"/>
+                <w:szCs w:val="22"/>
+              </w:rPr>
+              <w:t xml:space="preserve">Qaysi operatsiyada</w:t>
+            </w:r>
+          </w:p>
+        </w:tc>
+      </w:tr>
+      <w:tr>
+        <w:tc>
+          <w:tcPr>
+            <w:tcW w:w="3000" w:type="dxa"/>
+            <w:vAlign w:val="center"/>
+          </w:tcPr>
+          <w:p>
+            <w:pPr>
+              <w:spacing w:after="20"/>
+              <w:jc w:val="left"/>
+            </w:pPr>
+            <w:r>
+              <w:rPr>
+                <w:sz w:val="22"/>
+                <w:szCs w:val="22"/>
+              </w:rPr>
+              <w:t xml:space="preserve">Yuvish mashinasi / vanna</w:t>
+            </w:r>
+          </w:p>
+        </w:tc>
+        <w:tc>
+          <w:tcPr>
+            <w:tcW w:w="4000" w:type="dxa"/>
+            <w:vAlign w:val="center"/>
+          </w:tcPr>
+          <w:p>
+            <w:pPr>
+              <w:spacing w:after="20"/>
+              <w:jc w:val="center"/>
+            </w:pPr>
+            <w:r>
+              <w:rPr>
+                <w:sz w:val="22"/>
+                <w:szCs w:val="22"/>
+              </w:rPr>
+              <w:t xml:space="preserve">Detallarni yuvish va tozalash</w:t>
+            </w:r>
+          </w:p>
+        </w:tc>
+        <w:tc>
+          <w:tcPr>
+            <w:tcW w:w="2400" w:type="dxa"/>
+            <w:vAlign w:val="center"/>
+          </w:tcPr>
+          <w:p>
+            <w:pPr>
+              <w:spacing w:after="20"/>
+              <w:jc w:val="center"/>
+            </w:pPr>
+            <w:r>
+              <w:rPr>
+                <w:sz w:val="22"/>
+                <w:szCs w:val="22"/>
+              </w:rPr>
+              <w:t xml:space="preserve">Yuvish</w:t>
+            </w:r>
+          </w:p>
+        </w:tc>
+      </w:tr>
+      <w:tr>
+        <w:tc>
+          <w:tcPr>
+            <w:tcW w:w="3000" w:type="dxa"/>
+            <w:vAlign w:val="center"/>
+          </w:tcPr>
+          <w:p>
+            <w:pPr>
+              <w:spacing w:after="20"/>
+              <w:jc w:val="left"/>
+            </w:pPr>
+            <w:r>
+              <w:rPr>
+                <w:sz w:val="22"/>
+                <w:szCs w:val="22"/>
+              </w:rPr>
+              <w:t xml:space="preserve">Ultratovushli vanna</w:t>
+            </w:r>
+          </w:p>
+        </w:tc>
+        <w:tc>
+          <w:tcPr>
+            <w:tcW w:w="4000" w:type="dxa"/>
+            <w:vAlign w:val="center"/>
+          </w:tcPr>
+          <w:p>
+            <w:pPr>
+              <w:spacing w:after="20"/>
+              <w:jc w:val="center"/>
+            </w:pPr>
+            <w:r>
+              <w:rPr>
+                <w:sz w:val="22"/>
+                <w:szCs w:val="22"/>
+              </w:rPr>
+              <w:t xml:space="preserve">Mayda detallarni chuqur tozalash</w:t>
+            </w:r>
+          </w:p>
+        </w:tc>
+        <w:tc>
+          <w:tcPr>
+            <w:tcW w:w="2400" w:type="dxa"/>
+            <w:vAlign w:val="center"/>
+          </w:tcPr>
+          <w:p>
+            <w:pPr>
+              <w:spacing w:after="20"/>
+              <w:jc w:val="center"/>
+            </w:pPr>
+            <w:r>
+              <w:rPr>
+                <w:sz w:val="22"/>
+                <w:szCs w:val="22"/>
+              </w:rPr>
+              <w:t xml:space="preserve">Yuvish</w:t>
+            </w:r>
+          </w:p>
+        </w:tc>
+      </w:tr>
+      <w:tr>
+        <w:tc>
+          <w:tcPr>
+            <w:tcW w:w="3000" w:type="dxa"/>
+            <w:vAlign w:val="center"/>
+          </w:tcPr>
+          <w:p>
+            <w:pPr>
+              <w:spacing w:after="20"/>
+              <w:jc w:val="left"/>
+            </w:pPr>
+            <w:r>
+              <w:rPr>
+                <w:sz w:val="22"/>
+                <w:szCs w:val="22"/>
+              </w:rPr>
+              <w:t xml:space="preserve">Demontaj-yig'ish stoli</w:t>
+            </w:r>
+          </w:p>
+        </w:tc>
+        <w:tc>
+          <w:tcPr>
+            <w:tcW w:w="4000" w:type="dxa"/>
+            <w:vAlign w:val="center"/>
+          </w:tcPr>
+          <w:p>
+            <w:pPr>
+              <w:spacing w:after="20"/>
+              <w:jc w:val="center"/>
+            </w:pPr>
+            <w:r>
+              <w:rPr>
+                <w:sz w:val="22"/>
+                <w:szCs w:val="22"/>
+              </w:rPr>
+              <w:t xml:space="preserve">Blokni ajratish va yig'ish</w:t>
+            </w:r>
+          </w:p>
+        </w:tc>
+        <w:tc>
+          <w:tcPr>
+            <w:tcW w:w="2400" w:type="dxa"/>
+            <w:vAlign w:val="center"/>
+          </w:tcPr>
+          <w:p>
+            <w:pPr>
+              <w:spacing w:after="20"/>
+              <w:jc w:val="center"/>
+            </w:pPr>
+            <w:r>
+              <w:rPr>
+                <w:sz w:val="22"/>
+                <w:szCs w:val="22"/>
+              </w:rPr>
+              <w:t xml:space="preserve">Demontaj, yig'ish</w:t>
+            </w:r>
+          </w:p>
+        </w:tc>
+      </w:tr>
+      <w:tr>
+        <w:tc>
+          <w:tcPr>
+            <w:tcW w:w="3000" w:type="dxa"/>
+            <w:vAlign w:val="center"/>
+          </w:tcPr>
+          <w:p>
+            <w:pPr>
+              <w:spacing w:after="20"/>
+              <w:jc w:val="left"/>
+            </w:pPr>
+            <w:r>
+              <w:rPr>
+                <w:sz w:val="22"/>
+                <w:szCs w:val="22"/>
+              </w:rPr>
+              <w:t xml:space="preserve">Pritirka stanogi</w:t>
+            </w:r>
+          </w:p>
+        </w:tc>
+        <w:tc>
+          <w:tcPr>
+            <w:tcW w:w="4000" w:type="dxa"/>
+            <w:vAlign w:val="center"/>
+          </w:tcPr>
+          <w:p>
+            <w:pPr>
+              <w:spacing w:after="20"/>
+              <w:jc w:val="center"/>
+            </w:pPr>
+            <w:r>
+              <w:rPr>
+                <w:sz w:val="22"/>
+                <w:szCs w:val="22"/>
+              </w:rPr>
+              <w:t xml:space="preserve">Klapan-o'rindiq juftligini ishlash</w:t>
+            </w:r>
+          </w:p>
+        </w:tc>
+        <w:tc>
+          <w:tcPr>
+            <w:tcW w:w="2400" w:type="dxa"/>
+            <w:vAlign w:val="center"/>
+          </w:tcPr>
+          <w:p>
+            <w:pPr>
+              <w:spacing w:after="20"/>
+              <w:jc w:val="center"/>
+            </w:pPr>
+            <w:r>
+              <w:rPr>
+                <w:sz w:val="22"/>
+                <w:szCs w:val="22"/>
+              </w:rPr>
+              <w:t xml:space="preserve">Tiklash</w:t>
+            </w:r>
+          </w:p>
+        </w:tc>
+      </w:tr>
+      <w:tr>
+        <w:tc>
+          <w:tcPr>
+            <w:tcW w:w="3000" w:type="dxa"/>
+            <w:vAlign w:val="center"/>
+          </w:tcPr>
+          <w:p>
+            <w:pPr>
+              <w:spacing w:after="20"/>
+              <w:jc w:val="left"/>
+            </w:pPr>
+            <w:r>
+              <w:rPr>
+                <w:sz w:val="22"/>
+                <w:szCs w:val="22"/>
+              </w:rPr>
+              <w:t xml:space="preserve">Charxlash / jilolash stanogi</w:t>
+            </w:r>
+          </w:p>
+        </w:tc>
+        <w:tc>
+          <w:tcPr>
+            <w:tcW w:w="4000" w:type="dxa"/>
+            <w:vAlign w:val="center"/>
+          </w:tcPr>
+          <w:p>
+            <w:pPr>
+              <w:spacing w:after="20"/>
+              <w:jc w:val="center"/>
+            </w:pPr>
+            <w:r>
+              <w:rPr>
+                <w:sz w:val="22"/>
+                <w:szCs w:val="22"/>
+              </w:rPr>
+              <w:t xml:space="preserve">Sirtlarni nominal o'lchamga keltirish</w:t>
+            </w:r>
+          </w:p>
+        </w:tc>
+        <w:tc>
+          <w:tcPr>
+            <w:tcW w:w="2400" w:type="dxa"/>
+            <w:vAlign w:val="center"/>
+          </w:tcPr>
+          <w:p>
+            <w:pPr>
+              <w:spacing w:after="20"/>
+              <w:jc w:val="center"/>
+            </w:pPr>
+            <w:r>
+              <w:rPr>
+                <w:sz w:val="22"/>
+                <w:szCs w:val="22"/>
+              </w:rPr>
+              <w:t xml:space="preserve">Tiklash</w:t>
+            </w:r>
+          </w:p>
+        </w:tc>
+      </w:tr>
+      <w:tr>
+        <w:tc>
+          <w:tcPr>
+            <w:tcW w:w="3000" w:type="dxa"/>
+            <w:vAlign w:val="center"/>
+          </w:tcPr>
+          <w:p>
+            <w:pPr>
+              <w:spacing w:after="20"/>
+              <w:jc w:val="left"/>
+            </w:pPr>
+            <w:r>
+              <w:rPr>
+                <w:sz w:val="22"/>
+                <w:szCs w:val="22"/>
+              </w:rPr>
+              <w:t xml:space="preserve">Naplavka qurilmasi</w:t>
+            </w:r>
+          </w:p>
+        </w:tc>
+        <w:tc>
+          <w:tcPr>
+            <w:tcW w:w="4000" w:type="dxa"/>
+            <w:vAlign w:val="center"/>
+          </w:tcPr>
+          <w:p>
+            <w:pPr>
+              <w:spacing w:after="20"/>
+              <w:jc w:val="center"/>
+            </w:pPr>
+            <w:r>
+              <w:rPr>
+                <w:sz w:val="22"/>
+                <w:szCs w:val="22"/>
+              </w:rPr>
+              <w:t xml:space="preserve">Yeyilgan sirtga metall qoplama</w:t>
+            </w:r>
+          </w:p>
+        </w:tc>
+        <w:tc>
+          <w:tcPr>
+            <w:tcW w:w="2400" w:type="dxa"/>
+            <w:vAlign w:val="center"/>
+          </w:tcPr>
+          <w:p>
+            <w:pPr>
+              <w:spacing w:after="20"/>
+              <w:jc w:val="center"/>
+            </w:pPr>
+            <w:r>
+              <w:rPr>
+                <w:sz w:val="22"/>
+                <w:szCs w:val="22"/>
+              </w:rPr>
+              <w:t xml:space="preserve">Tiklash</w:t>
+            </w:r>
+          </w:p>
+        </w:tc>
+      </w:tr>
+      <w:tr>
+        <w:tc>
+          <w:tcPr>
+            <w:tcW w:w="3000" w:type="dxa"/>
+            <w:vAlign w:val="center"/>
+          </w:tcPr>
+          <w:p>
+            <w:pPr>
+              <w:spacing w:after="20"/>
+              <w:jc w:val="left"/>
+            </w:pPr>
+            <w:r>
+              <w:rPr>
+                <w:sz w:val="22"/>
+                <w:szCs w:val="22"/>
+              </w:rPr>
+              <w:t xml:space="preserve">Press</w:t>
+            </w:r>
+          </w:p>
+        </w:tc>
+        <w:tc>
+          <w:tcPr>
+            <w:tcW w:w="4000" w:type="dxa"/>
+            <w:vAlign w:val="center"/>
+          </w:tcPr>
+          <w:p>
+            <w:pPr>
+              <w:spacing w:after="20"/>
+              <w:jc w:val="center"/>
+            </w:pPr>
+            <w:r>
+              <w:rPr>
+                <w:sz w:val="22"/>
+                <w:szCs w:val="22"/>
+              </w:rPr>
+              <w:t xml:space="preserve">Shtokni to'g'rilash, kalibrlash</w:t>
+            </w:r>
+          </w:p>
+        </w:tc>
+        <w:tc>
+          <w:tcPr>
+            <w:tcW w:w="2400" w:type="dxa"/>
+            <w:vAlign w:val="center"/>
+          </w:tcPr>
+          <w:p>
+            <w:pPr>
+              <w:spacing w:after="20"/>
+              <w:jc w:val="center"/>
+            </w:pPr>
+            <w:r>
+              <w:rPr>
+                <w:sz w:val="22"/>
+                <w:szCs w:val="22"/>
+              </w:rPr>
+              <w:t xml:space="preserve">Tiklash</w:t>
+            </w:r>
+          </w:p>
+        </w:tc>
+      </w:tr>
+      <w:tr>
+        <w:tc>
+          <w:tcPr>
+            <w:tcW w:w="3000" w:type="dxa"/>
+            <w:vAlign w:val="center"/>
+          </w:tcPr>
+          <w:p>
+            <w:pPr>
+              <w:spacing w:after="20"/>
+              <w:jc w:val="left"/>
+            </w:pPr>
+            <w:r>
+              <w:rPr>
+                <w:sz w:val="22"/>
+                <w:szCs w:val="22"/>
+              </w:rPr>
+              <w:t xml:space="preserve">Sinov stendi</w:t>
+            </w:r>
+          </w:p>
+        </w:tc>
+        <w:tc>
+          <w:tcPr>
+            <w:tcW w:w="4000" w:type="dxa"/>
+            <w:vAlign w:val="center"/>
+          </w:tcPr>
+          <w:p>
+            <w:pPr>
+              <w:spacing w:after="20"/>
+              <w:jc w:val="center"/>
+            </w:pPr>
+            <w:r>
+              <w:rPr>
+                <w:sz w:val="22"/>
+                <w:szCs w:val="22"/>
+              </w:rPr>
+              <w:t xml:space="preserve">Germetiklik va rejimlarni sinash</w:t>
+            </w:r>
+          </w:p>
+        </w:tc>
+        <w:tc>
+          <w:tcPr>
+            <w:tcW w:w="2400" w:type="dxa"/>
+            <w:vAlign w:val="center"/>
+          </w:tcPr>
+          <w:p>
+            <w:pPr>
+              <w:spacing w:after="20"/>
+              <w:jc w:val="center"/>
+            </w:pPr>
+            <w:r>
+              <w:rPr>
+                <w:sz w:val="22"/>
+                <w:szCs w:val="22"/>
+              </w:rPr>
+              <w:t xml:space="preserve">Sinash</w:t>
+            </w:r>
+          </w:p>
+        </w:tc>
+      </w:tr>
+      <w:tr>
+        <w:tc>
+          <w:tcPr>
+            <w:tcW w:w="3000" w:type="dxa"/>
+            <w:vAlign w:val="center"/>
+          </w:tcPr>
+          <w:p>
+            <w:pPr>
+              <w:spacing w:after="20"/>
+              <w:jc w:val="left"/>
+            </w:pPr>
+            <w:r>
+              <w:rPr>
+                <w:sz w:val="22"/>
+                <w:szCs w:val="22"/>
+              </w:rPr>
+              <w:t xml:space="preserve">Dinamometrik kalit</w:t>
+            </w:r>
+          </w:p>
+        </w:tc>
+        <w:tc>
+          <w:tcPr>
+            <w:tcW w:w="4000" w:type="dxa"/>
+            <w:vAlign w:val="center"/>
+          </w:tcPr>
+          <w:p>
+            <w:pPr>
+              <w:spacing w:after="20"/>
+              <w:jc w:val="center"/>
+            </w:pPr>
+            <w:r>
+              <w:rPr>
+                <w:sz w:val="22"/>
+                <w:szCs w:val="22"/>
+              </w:rPr>
+              <w:t xml:space="preserve">Biriktiruvchilarni momentga tortish</w:t>
+            </w:r>
+          </w:p>
+        </w:tc>
+        <w:tc>
+          <w:tcPr>
+            <w:tcW w:w="2400" w:type="dxa"/>
+            <w:vAlign w:val="center"/>
+          </w:tcPr>
+          <w:p>
+            <w:pPr>
+              <w:spacing w:after="20"/>
+              <w:jc w:val="center"/>
+            </w:pPr>
+            <w:r>
+              <w:rPr>
+                <w:sz w:val="22"/>
+                <w:szCs w:val="22"/>
+              </w:rPr>
+              <w:t xml:space="preserve">Yig'ish</w:t>
+            </w:r>
+          </w:p>
+        </w:tc>
+      </w:tr>
+    </w:tbl>
+    <w:p/>
+    <w:p>
+      <w:pPr>
+        <w:spacing w:after="120" w:line="360" w:lineRule="auto"/>
+        <w:ind w:firstLine="709"/>
+        <w:jc w:val="both"/>
+      </w:pPr>
+      <w:r>
+        <w:rPr>
+          <w:sz w:val="24"/>
+          <w:szCs w:val="24"/>
+        </w:rPr>
+        <w:t xml:space="preserve">Maxsus moslamalar (prisposobleniyalar) ayrim operatsiyalarni bajarishni osonlashtiradi, mehnat unumdorligini va aniqlikni oshiradi. 072-blokni ta'mirlashda quyidagi moslamalar qo'llaniladi: blokni demontaj va yig'ish uchun mahkamlovchi moslama; diafragma va prujinani xavfsiz o'rnatish moslamasi; klapanni pritirka qilish moslamasi; shuningdek sinash uchun blokни stendga ulovchi moslama.</w:t>
+      </w:r>
+    </w:p>
+    <w:p>
+      <w:pPr>
+        <w:spacing w:after="120" w:line="360" w:lineRule="auto"/>
+        <w:ind w:firstLine="709"/>
+        <w:jc w:val="both"/>
+      </w:pPr>
+      <w:r>
+        <w:rPr>
+          <w:sz w:val="24"/>
+          <w:szCs w:val="24"/>
+        </w:rPr>
+        <w:t xml:space="preserve">Nazorat-o'lchov asboblari sifatida quyidagilardan foydalaniladi:</w:t>
+      </w:r>
+    </w:p>
+    <w:p>
+      <w:pPr>
+        <w:spacing w:after="60" w:line="312" w:lineRule="auto"/>
+        <w:ind w:left="709" w:hanging="284"/>
+        <w:jc w:val="both"/>
+      </w:pPr>
+      <w:r>
+        <w:rPr>
+          <w:sz w:val="24"/>
+          <w:szCs w:val="24"/>
+        </w:rPr>
+        <w:t xml:space="preserve">–  </w:t>
+      </w:r>
+      <w:r>
+        <w:rPr>
+          <w:sz w:val="24"/>
+          <w:szCs w:val="24"/>
+        </w:rPr>
+        <w:t xml:space="preserve">shtangensirkul va mikrometr – chiziqli o'lchamlarni o'lchash;</w:t>
+      </w:r>
+    </w:p>
+    <w:p>
+      <w:pPr>
+        <w:spacing w:after="60" w:line="312" w:lineRule="auto"/>
+        <w:ind w:left="709" w:hanging="284"/>
+        <w:jc w:val="both"/>
+      </w:pPr>
+      <w:r>
+        <w:rPr>
+          <w:sz w:val="24"/>
+          <w:szCs w:val="24"/>
+        </w:rPr>
+        <w:t xml:space="preserve">–  </w:t>
+      </w:r>
+      <w:r>
+        <w:rPr>
+          <w:sz w:val="24"/>
+          <w:szCs w:val="24"/>
+        </w:rPr>
+        <w:t xml:space="preserve">nutromer – ichki diametr va teshiklarni o'lchash;</w:t>
+      </w:r>
+    </w:p>
+    <w:p>
+      <w:pPr>
+        <w:spacing w:after="60" w:line="312" w:lineRule="auto"/>
+        <w:ind w:left="709" w:hanging="284"/>
+        <w:jc w:val="both"/>
+      </w:pPr>
+      <w:r>
+        <w:rPr>
+          <w:sz w:val="24"/>
+          <w:szCs w:val="24"/>
+        </w:rPr>
+        <w:t xml:space="preserve">–  </w:t>
+      </w:r>
+      <w:r>
+        <w:rPr>
+          <w:sz w:val="24"/>
+          <w:szCs w:val="24"/>
+        </w:rPr>
+        <w:t xml:space="preserve">kalibrlar (probkalar, skobalar) – o'lchamlarni tez nazorat qilish;</w:t>
+      </w:r>
+    </w:p>
+    <w:p>
+      <w:pPr>
+        <w:spacing w:after="60" w:line="312" w:lineRule="auto"/>
+        <w:ind w:left="709" w:hanging="284"/>
+        <w:jc w:val="both"/>
+      </w:pPr>
+      <w:r>
+        <w:rPr>
+          <w:sz w:val="24"/>
+          <w:szCs w:val="24"/>
+        </w:rPr>
+        <w:t xml:space="preserve">–  </w:t>
+      </w:r>
+      <w:r>
+        <w:rPr>
+          <w:sz w:val="24"/>
+          <w:szCs w:val="24"/>
+        </w:rPr>
+        <w:t xml:space="preserve">manometrlar – sinash jarayonida bosimni o'lchash;</w:t>
+      </w:r>
+    </w:p>
+    <w:p>
+      <w:pPr>
+        <w:spacing w:after="60" w:line="312" w:lineRule="auto"/>
+        <w:ind w:left="709" w:hanging="284"/>
+        <w:jc w:val="both"/>
+      </w:pPr>
+      <w:r>
+        <w:rPr>
+          <w:sz w:val="24"/>
+          <w:szCs w:val="24"/>
+        </w:rPr>
+        <w:t xml:space="preserve">–  </w:t>
+      </w:r>
+      <w:r>
+        <w:rPr>
+          <w:sz w:val="24"/>
+          <w:szCs w:val="24"/>
+        </w:rPr>
+        <w:t xml:space="preserve">indikatorli boshcha – egrilik va urishni aniqlash;</w:t>
+      </w:r>
+    </w:p>
+    <w:p>
+      <w:pPr>
+        <w:spacing w:after="60" w:line="312" w:lineRule="auto"/>
+        <w:ind w:left="709" w:hanging="284"/>
+        <w:jc w:val="both"/>
+      </w:pPr>
+      <w:r>
+        <w:rPr>
+          <w:sz w:val="24"/>
+          <w:szCs w:val="24"/>
+        </w:rPr>
+        <w:t xml:space="preserve">–  </w:t>
+      </w:r>
+      <w:r>
+        <w:rPr>
+          <w:sz w:val="24"/>
+          <w:szCs w:val="24"/>
+        </w:rPr>
+        <w:t xml:space="preserve">dinamometr – prujina bikrligini tekshirish.</w:t>
+      </w:r>
+    </w:p>
+    <w:p>
+      <w:pPr>
+        <w:spacing w:after="120" w:line="360" w:lineRule="auto"/>
+        <w:ind w:firstLine="709"/>
+        <w:jc w:val="both"/>
+      </w:pPr>
+      <w:r>
+        <w:rPr>
+          <w:sz w:val="24"/>
+          <w:szCs w:val="24"/>
+        </w:rPr>
+        <w:t xml:space="preserve">O'lchov asboblari belgilangan aniqlik sinfiga ega bo'lishi va muntazam metrologik tekshiruvdan o'tkazilishi shart. Asboblarning noto'g'riligi nuqsonlash va sinash natijalarining ishonchsizligiga, oqibatda esa ta'mirlash sifatining pasayishiga olib keladi.</w:t>
+      </w:r>
+    </w:p>
+    <w:p>
+      <w:pPr>
+        <w:spacing w:after="120" w:line="360" w:lineRule="auto"/>
+        <w:ind w:firstLine="709"/>
+        <w:jc w:val="both"/>
+      </w:pPr>
+      <w:r>
+        <w:rPr>
+          <w:sz w:val="24"/>
+          <w:szCs w:val="24"/>
+        </w:rPr>
+        <w:t xml:space="preserve">Jihoz va moslamalarni to'g'ri tanlash hamda ish o'rinlarini ratsional jihozlash texnologik jarayonning samaradorligini ta'minlaydi. Zamonaviy va avtomatlashtirilgan jihozlarni joriy etish qo'l mehnatini kamaytiradi, ta'mirlash sifatini va xavfsizligini oshiradi.</w:t>
+      </w:r>
+    </w:p>
+    <w:p>
+      <w:pPr>
+        <w:spacing w:after="120" w:line="360" w:lineRule="auto"/>
+        <w:ind w:firstLine="709"/>
+        <w:jc w:val="both"/>
+      </w:pPr>
+      <w:r>
+        <w:rPr>
+          <w:sz w:val="24"/>
+          <w:szCs w:val="24"/>
+        </w:rPr>
+        <w:t xml:space="preserve">Ikkinchi bob bo'yicha xulosa qilib aytganda, 072-blokni kapital ta'mirlashning to'liq texnologik jarayoni ishlab chiqildi: operatsiyalar tarkibi va ketma-ketligi belgilandi, qabul, yuvish, demontaj, nuqsonlash, tiklash, yig'ish va sinash bosqichlari batafsil bayon etildi, zarur jihoz, moslama va asboblar tanlandi. Ishlab chiqilgan texnologik jarayon ta'mirlash sifatini oshirish, mehnat sarfini va ta'mirlash muddatini qisqartirish imkonini beradi.</w:t>
+      </w:r>
+    </w:p>
+    <w:p>
+      <w:pPr>
+        <w:spacing w:after="120" w:line="360" w:lineRule="auto"/>
+        <w:ind w:firstLine="709"/>
+        <w:jc w:val="both"/>
+      </w:pPr>
+      <w:r>
+        <w:rPr>
+          <w:sz w:val="24"/>
+          <w:szCs w:val="24"/>
+        </w:rPr>
+        <w:t xml:space="preserve">Jihozlarning quvvati va soni ishlab chiqarish dasturiga muvofiq hisoblanadi. Har bir operatsiya uchun zarur jihozlar soni operatsiyaning mehnat hajmi, jihozning ish unumi va uskunaning foydalanish koeffitsiyenti asosida aniqlanadi. Jihozlar to'liq yuklanmagan hollarda ularni bir necha operatsiya o'rtasida birlashtirib ishlatish iqtisodiy jihatdan maqsadga muvofiqdir.</w:t>
+      </w:r>
+    </w:p>
+    <w:p>
+      <w:pPr>
+        <w:spacing w:after="120" w:line="360" w:lineRule="auto"/>
+        <w:ind w:firstLine="709"/>
+        <w:jc w:val="both"/>
+      </w:pPr>
+      <w:r>
+        <w:rPr>
+          <w:sz w:val="24"/>
+          <w:szCs w:val="24"/>
+        </w:rPr>
+        <w:t xml:space="preserve">Ish o'rinlari ergonomika talablariga muvofiq tashkil etiladi: ish stoli balandligi, yoritilganlik, asbob-uskunalarning qulay joylashishi ishchining charchashini kamaytiradi va mehnat unumdorligini oshiradi. Har bir ish o'rni zarur asboblar, moslamalar va texnologik hujjatlar bilan ta'minlanadi. Mayda detallar va biriktiruvchilar tartiblangan idishlarda saqlanadi.</w:t>
+      </w:r>
+    </w:p>
+    <w:p>
+      <w:pPr>
+        <w:spacing w:after="120" w:line="360" w:lineRule="auto"/>
+        <w:ind w:firstLine="709"/>
+        <w:jc w:val="both"/>
+      </w:pPr>
+      <w:r>
+        <w:rPr>
+          <w:sz w:val="24"/>
+          <w:szCs w:val="24"/>
+        </w:rPr>
+        <w:t xml:space="preserve">Texnologik jihozlar va moslamalarni unifikatsiyalash (bir xillashtirish) ham muhim ahamiyatga ega. Imkon qadar standart va universal jihozlardan foydalanish ularning narxini kamaytiradi va ta'mirlash hamda almashtirishni osonlashtiradi. Maxsus moslamalar esa faqat ular sezilarli samaradorlik bergan hollardagina loyihalanadi.</w:t>
+      </w:r>
+    </w:p>
+    <w:p>
+      <w:pPr>
+        <w:spacing w:after="120" w:line="360" w:lineRule="auto"/>
+        <w:ind w:firstLine="709"/>
+        <w:jc w:val="both"/>
+      </w:pPr>
+      <w:r>
+        <w:rPr>
+          <w:sz w:val="24"/>
+          <w:szCs w:val="24"/>
+        </w:rPr>
+        <w:t xml:space="preserve">Avtomatlashtirish va mexanizatsiyalash darajasini oshirish texnologik jarayonni takomillashtirishning istiqbolli yo'nalishidir. Yuvish, sinash va o'lchash operatsiyalarini avtomatlashtirish qo'l mehnatini sezilarli kamaytiradi, sifatni barqarorlashtiradi va inson omili bilan bog'liq xatoliklarni kamaytiradi. Ushbu yo'nalishdagi investitsiyalar ishlab chiqarish hajmi yetarli bo'lganda tez qoplaniladi.</w:t>
       </w:r>
     </w:p>
     <w:sectPr>

--- a/Diplom_ishi.docx
+++ b/Diplom_ishi.docx
@@ -10060,6 +10060,1821 @@
         <w:t xml:space="preserve">Avtomatlashtirish va mexanizatsiyalash darajasini oshirish texnologik jarayonni takomillashtirishning istiqbolli yo'nalishidir. Yuvish, sinash va o'lchash operatsiyalarini avtomatlashtirish qo'l mehnatini sezilarli kamaytiradi, sifatni barqarorlashtiradi va inson omili bilan bog'liq xatoliklarni kamaytiradi. Ushbu yo'nalishdagi investitsiyalar ishlab chiqarish hajmi yetarli bo'lganda tez qoplaniladi.</w:t>
       </w:r>
     </w:p>
+    <w:p>
+      <w:r>
+        <w:br w:type="page"/>
+      </w:r>
+    </w:p>
+    <w:p>
+      <w:pPr>
+        <w:jc w:val="center"/>
+        <w:spacing w:before="0" w:after="220"/>
+      </w:pPr>
+      <w:r>
+        <w:rPr>
+          <w:b/>
+          <w:sz w:val="28"/>
+          <w:szCs w:val="28"/>
+        </w:rPr>
+        <w:t xml:space="preserve">III BOB. KONSTRUKTORLIK-HISOB QISMI</w:t>
+      </w:r>
+    </w:p>
+    <w:p>
+      <w:pPr>
+        <w:spacing w:before="240" w:after="120"/>
+        <w:keepNext/>
+      </w:pPr>
+      <w:r>
+        <w:rPr>
+          <w:b/>
+          <w:sz w:val="26"/>
+          <w:szCs w:val="26"/>
+        </w:rPr>
+        <w:t xml:space="preserve">3.1. Texnologik jarayon parametrlari va vaqt me'yorlarini hisoblash</w:t>
+      </w:r>
+    </w:p>
+    <w:p>
+      <w:pPr>
+        <w:spacing w:after="120" w:line="360" w:lineRule="auto"/>
+        <w:ind w:firstLine="709"/>
+        <w:jc w:val="both"/>
+      </w:pPr>
+      <w:r>
+        <w:rPr>
+          <w:sz w:val="24"/>
+          <w:szCs w:val="24"/>
+        </w:rPr>
+        <w:t xml:space="preserve">Texnologik jarayonni asoslash uchun uning asosiy parametrlari – operatsiyalarning vaqt me'yorlari, ta'mirlash siklining davomiyligi, zarur jihozlar va ishchilar soni hisoblanadi. Vaqt me'yorlari ta'mirlash rejasini tuzish, ish haqini belgilash va ishlab chiqarish quvvatini aniqlash uchun asos bo'lib xizmat qiladi.</w:t>
+      </w:r>
+    </w:p>
+    <w:p>
+      <w:pPr>
+        <w:spacing w:after="120" w:line="360" w:lineRule="auto"/>
+        <w:ind w:firstLine="709"/>
+        <w:jc w:val="both"/>
+      </w:pPr>
+      <w:r>
+        <w:rPr>
+          <w:sz w:val="24"/>
+          <w:szCs w:val="24"/>
+        </w:rPr>
+        <w:t xml:space="preserve">Har bir operatsiya uchun dona vaqti (shtuk vaqti) hisoblanadi. Dona vaqti operatsiyani bir marta bajarishga sarflanadigan to'liq vaqt bo'lib, u quyidagi tashkil etuvchilardan iborat:</w:t>
+      </w:r>
+    </w:p>
+    <w:p>
+      <w:pPr>
+        <w:jc w:val="center"/>
+        <w:spacing w:before="80" w:after="120"/>
+      </w:pPr>
+      <w:r>
+        <w:rPr>
+          <w:i/>
+          <w:sz w:val="26"/>
+          <w:szCs w:val="26"/>
+        </w:rPr>
+        <w:t xml:space="preserve">Tₛₕ = Tₒ + Tᵥ + Tₒᵦ + Tₑₜ</w:t>
+      </w:r>
+    </w:p>
+    <w:p>
+      <w:pPr>
+        <w:spacing w:after="120" w:line="360" w:lineRule="auto"/>
+        <w:ind w:firstLine="709"/>
+        <w:jc w:val="both"/>
+      </w:pPr>
+      <w:r>
+        <w:rPr>
+          <w:sz w:val="24"/>
+          <w:szCs w:val="24"/>
+        </w:rPr>
+        <w:t xml:space="preserve">bu yerda: Tₛₕ – dona vaqti; Tₒ – asosiy (texnologik) vaqt; Tᵥ – yordamchi vaqt; Tₒᵦ – ish o'rniga xizmat ko'rsatish vaqti; Tₑₜ – dam olish va shaxsiy ehtiyojlar uchun vaqt.</w:t>
+      </w:r>
+    </w:p>
+    <w:p>
+      <w:pPr>
+        <w:spacing w:after="120" w:line="360" w:lineRule="auto"/>
+        <w:ind w:firstLine="709"/>
+        <w:jc w:val="both"/>
+      </w:pPr>
+      <w:r>
+        <w:rPr>
+          <w:sz w:val="24"/>
+          <w:szCs w:val="24"/>
+        </w:rPr>
+        <w:t xml:space="preserve">Asosiy vaqt Tₒ – detal yoki tugun ustida bevosita texnologik ta'sir (yuvish, charxlash, yig'ish) bajariladigan vaqt. Yordamchi vaqt Tᵥ – detalni o'rnatish, mahkamlash, o'lchash kabi qo'shimcha harakatlarga sarflanadigan vaqt. Xizmat ko'rsatish va dam olish vaqtlari odatda operativ vaqtning (Tₒ + Tᵥ) ma'lum foizi sifatida olinadi.</w:t>
+      </w:r>
+    </w:p>
+    <w:p>
+      <w:pPr>
+        <w:spacing w:after="120" w:line="360" w:lineRule="auto"/>
+        <w:ind w:firstLine="709"/>
+        <w:jc w:val="both"/>
+      </w:pPr>
+      <w:r>
+        <w:rPr>
+          <w:sz w:val="24"/>
+          <w:szCs w:val="24"/>
+        </w:rPr>
+        <w:t xml:space="preserve">Bo'lakli-kalkulyatsion vaqt esa tayyorlov-yakunlov vaqtini ham hisobga oladi va partiyaga bo'linadi:</w:t>
+      </w:r>
+    </w:p>
+    <w:p>
+      <w:pPr>
+        <w:jc w:val="center"/>
+        <w:spacing w:before="80" w:after="120"/>
+      </w:pPr>
+      <w:r>
+        <w:rPr>
+          <w:i/>
+          <w:sz w:val="26"/>
+          <w:szCs w:val="26"/>
+        </w:rPr>
+        <w:t xml:space="preserve">Tₛₕₖ = Tₛₕ + Tₚₖ / n</w:t>
+      </w:r>
+    </w:p>
+    <w:p>
+      <w:pPr>
+        <w:spacing w:after="120" w:line="360" w:lineRule="auto"/>
+        <w:ind w:firstLine="709"/>
+        <w:jc w:val="both"/>
+      </w:pPr>
+      <w:r>
+        <w:rPr>
+          <w:sz w:val="24"/>
+          <w:szCs w:val="24"/>
+        </w:rPr>
+        <w:t xml:space="preserve">bu yerda: Tₚₖ – tayyorlov-yakunlov vaqti (partiyaga bir marta sarflanadi); n – partiyadagi detallar soni. Partiya kattalashgani sayin bir detalga to'g'ri keladigan tayyorlov-yakunlov vaqti kamayadi.</w:t>
+      </w:r>
+    </w:p>
+    <w:p>
+      <w:pPr>
+        <w:spacing w:after="120" w:line="360" w:lineRule="auto"/>
+        <w:ind w:firstLine="709"/>
+        <w:jc w:val="both"/>
+      </w:pPr>
+      <w:r>
+        <w:rPr>
+          <w:sz w:val="24"/>
+          <w:szCs w:val="24"/>
+        </w:rPr>
+        <w:t xml:space="preserve">Hisoblangan operatsiya vaqtlarining namunaviy taqsimoti 3.1-jadvalda keltirilgan (qiymatlar shartli, texnologik jarayonni tushuntirish uchun).</w:t>
+      </w:r>
+    </w:p>
+    <w:tbl>
+      <w:tblPr>
+        <w:tblW w:w="0" w:type="auto"/>
+        <w:jc w:val="center"/>
+        <w:tblBorders>
+          <w:top w:val="single" w:sz="6" w:space="0" w:color="000000"/>
+          <w:left w:val="single" w:sz="6" w:space="0" w:color="000000"/>
+          <w:bottom w:val="single" w:sz="6" w:space="0" w:color="000000"/>
+          <w:right w:val="single" w:sz="6" w:space="0" w:color="000000"/>
+          <w:insideH w:val="single" w:sz="6" w:space="0" w:color="000000"/>
+          <w:insideV w:val="single" w:sz="6" w:space="0" w:color="000000"/>
+        </w:tblBorders>
+      </w:tblPr>
+      <w:tblGrid>
+        <w:gridCol w:w="3200"/>
+        <w:gridCol w:w="1900"/>
+        <w:gridCol w:w="1900"/>
+        <w:gridCol w:w="2000"/>
+      </w:tblGrid>
+      <w:tr>
+        <w:tc>
+          <w:tcPr>
+            <w:tcW w:w="3200" w:type="dxa"/>
+            <w:vAlign w:val="center"/>
+          </w:tcPr>
+          <w:p>
+            <w:pPr>
+              <w:spacing w:after="20"/>
+              <w:jc w:val="center"/>
+            </w:pPr>
+            <w:r>
+              <w:rPr>
+                <w:b/>
+                <w:sz w:val="22"/>
+                <w:szCs w:val="22"/>
+              </w:rPr>
+              <w:t xml:space="preserve">Operatsiya</w:t>
+            </w:r>
+          </w:p>
+        </w:tc>
+        <w:tc>
+          <w:tcPr>
+            <w:tcW w:w="1900" w:type="dxa"/>
+            <w:vAlign w:val="center"/>
+          </w:tcPr>
+          <w:p>
+            <w:pPr>
+              <w:spacing w:after="20"/>
+              <w:jc w:val="center"/>
+            </w:pPr>
+            <w:r>
+              <w:rPr>
+                <w:b/>
+                <w:sz w:val="22"/>
+                <w:szCs w:val="22"/>
+              </w:rPr>
+              <w:t xml:space="preserve">Tₒ, min</w:t>
+            </w:r>
+          </w:p>
+        </w:tc>
+        <w:tc>
+          <w:tcPr>
+            <w:tcW w:w="1900" w:type="dxa"/>
+            <w:vAlign w:val="center"/>
+          </w:tcPr>
+          <w:p>
+            <w:pPr>
+              <w:spacing w:after="20"/>
+              <w:jc w:val="center"/>
+            </w:pPr>
+            <w:r>
+              <w:rPr>
+                <w:b/>
+                <w:sz w:val="22"/>
+                <w:szCs w:val="22"/>
+              </w:rPr>
+              <w:t xml:space="preserve">Tᵥ, min</w:t>
+            </w:r>
+          </w:p>
+        </w:tc>
+        <w:tc>
+          <w:tcPr>
+            <w:tcW w:w="2000" w:type="dxa"/>
+            <w:vAlign w:val="center"/>
+          </w:tcPr>
+          <w:p>
+            <w:pPr>
+              <w:spacing w:after="20"/>
+              <w:jc w:val="center"/>
+            </w:pPr>
+            <w:r>
+              <w:rPr>
+                <w:b/>
+                <w:sz w:val="22"/>
+                <w:szCs w:val="22"/>
+              </w:rPr>
+              <w:t xml:space="preserve">Tₛₕ, min</w:t>
+            </w:r>
+          </w:p>
+        </w:tc>
+      </w:tr>
+      <w:tr>
+        <w:tc>
+          <w:tcPr>
+            <w:tcW w:w="3200" w:type="dxa"/>
+            <w:vAlign w:val="center"/>
+          </w:tcPr>
+          <w:p>
+            <w:pPr>
+              <w:spacing w:after="20"/>
+              <w:jc w:val="left"/>
+            </w:pPr>
+            <w:r>
+              <w:rPr>
+                <w:sz w:val="22"/>
+                <w:szCs w:val="22"/>
+              </w:rPr>
+              <w:t xml:space="preserve">Yuvish</w:t>
+            </w:r>
+          </w:p>
+        </w:tc>
+        <w:tc>
+          <w:tcPr>
+            <w:tcW w:w="1900" w:type="dxa"/>
+            <w:vAlign w:val="center"/>
+          </w:tcPr>
+          <w:p>
+            <w:pPr>
+              <w:spacing w:after="20"/>
+              <w:jc w:val="center"/>
+            </w:pPr>
+            <w:r>
+              <w:rPr>
+                <w:sz w:val="22"/>
+                <w:szCs w:val="22"/>
+              </w:rPr>
+              <w:t xml:space="preserve">8</w:t>
+            </w:r>
+          </w:p>
+        </w:tc>
+        <w:tc>
+          <w:tcPr>
+            <w:tcW w:w="1900" w:type="dxa"/>
+            <w:vAlign w:val="center"/>
+          </w:tcPr>
+          <w:p>
+            <w:pPr>
+              <w:spacing w:after="20"/>
+              <w:jc w:val="center"/>
+            </w:pPr>
+            <w:r>
+              <w:rPr>
+                <w:sz w:val="22"/>
+                <w:szCs w:val="22"/>
+              </w:rPr>
+              <w:t xml:space="preserve">4</w:t>
+            </w:r>
+          </w:p>
+        </w:tc>
+        <w:tc>
+          <w:tcPr>
+            <w:tcW w:w="2000" w:type="dxa"/>
+            <w:vAlign w:val="center"/>
+          </w:tcPr>
+          <w:p>
+            <w:pPr>
+              <w:spacing w:after="20"/>
+              <w:jc w:val="center"/>
+            </w:pPr>
+            <w:r>
+              <w:rPr>
+                <w:sz w:val="22"/>
+                <w:szCs w:val="22"/>
+              </w:rPr>
+              <w:t xml:space="preserve">13</w:t>
+            </w:r>
+          </w:p>
+        </w:tc>
+      </w:tr>
+      <w:tr>
+        <w:tc>
+          <w:tcPr>
+            <w:tcW w:w="3200" w:type="dxa"/>
+            <w:vAlign w:val="center"/>
+          </w:tcPr>
+          <w:p>
+            <w:pPr>
+              <w:spacing w:after="20"/>
+              <w:jc w:val="left"/>
+            </w:pPr>
+            <w:r>
+              <w:rPr>
+                <w:sz w:val="22"/>
+                <w:szCs w:val="22"/>
+              </w:rPr>
+              <w:t xml:space="preserve">Demontaj</w:t>
+            </w:r>
+          </w:p>
+        </w:tc>
+        <w:tc>
+          <w:tcPr>
+            <w:tcW w:w="1900" w:type="dxa"/>
+            <w:vAlign w:val="center"/>
+          </w:tcPr>
+          <w:p>
+            <w:pPr>
+              <w:spacing w:after="20"/>
+              <w:jc w:val="center"/>
+            </w:pPr>
+            <w:r>
+              <w:rPr>
+                <w:sz w:val="22"/>
+                <w:szCs w:val="22"/>
+              </w:rPr>
+              <w:t xml:space="preserve">12</w:t>
+            </w:r>
+          </w:p>
+        </w:tc>
+        <w:tc>
+          <w:tcPr>
+            <w:tcW w:w="1900" w:type="dxa"/>
+            <w:vAlign w:val="center"/>
+          </w:tcPr>
+          <w:p>
+            <w:pPr>
+              <w:spacing w:after="20"/>
+              <w:jc w:val="center"/>
+            </w:pPr>
+            <w:r>
+              <w:rPr>
+                <w:sz w:val="22"/>
+                <w:szCs w:val="22"/>
+              </w:rPr>
+              <w:t xml:space="preserve">6</w:t>
+            </w:r>
+          </w:p>
+        </w:tc>
+        <w:tc>
+          <w:tcPr>
+            <w:tcW w:w="2000" w:type="dxa"/>
+            <w:vAlign w:val="center"/>
+          </w:tcPr>
+          <w:p>
+            <w:pPr>
+              <w:spacing w:after="20"/>
+              <w:jc w:val="center"/>
+            </w:pPr>
+            <w:r>
+              <w:rPr>
+                <w:sz w:val="22"/>
+                <w:szCs w:val="22"/>
+              </w:rPr>
+              <w:t xml:space="preserve">20</w:t>
+            </w:r>
+          </w:p>
+        </w:tc>
+      </w:tr>
+      <w:tr>
+        <w:tc>
+          <w:tcPr>
+            <w:tcW w:w="3200" w:type="dxa"/>
+            <w:vAlign w:val="center"/>
+          </w:tcPr>
+          <w:p>
+            <w:pPr>
+              <w:spacing w:after="20"/>
+              <w:jc w:val="left"/>
+            </w:pPr>
+            <w:r>
+              <w:rPr>
+                <w:sz w:val="22"/>
+                <w:szCs w:val="22"/>
+              </w:rPr>
+              <w:t xml:space="preserve">Nuqsonlash</w:t>
+            </w:r>
+          </w:p>
+        </w:tc>
+        <w:tc>
+          <w:tcPr>
+            <w:tcW w:w="1900" w:type="dxa"/>
+            <w:vAlign w:val="center"/>
+          </w:tcPr>
+          <w:p>
+            <w:pPr>
+              <w:spacing w:after="20"/>
+              <w:jc w:val="center"/>
+            </w:pPr>
+            <w:r>
+              <w:rPr>
+                <w:sz w:val="22"/>
+                <w:szCs w:val="22"/>
+              </w:rPr>
+              <w:t xml:space="preserve">15</w:t>
+            </w:r>
+          </w:p>
+        </w:tc>
+        <w:tc>
+          <w:tcPr>
+            <w:tcW w:w="1900" w:type="dxa"/>
+            <w:vAlign w:val="center"/>
+          </w:tcPr>
+          <w:p>
+            <w:pPr>
+              <w:spacing w:after="20"/>
+              <w:jc w:val="center"/>
+            </w:pPr>
+            <w:r>
+              <w:rPr>
+                <w:sz w:val="22"/>
+                <w:szCs w:val="22"/>
+              </w:rPr>
+              <w:t xml:space="preserve">5</w:t>
+            </w:r>
+          </w:p>
+        </w:tc>
+        <w:tc>
+          <w:tcPr>
+            <w:tcW w:w="2000" w:type="dxa"/>
+            <w:vAlign w:val="center"/>
+          </w:tcPr>
+          <w:p>
+            <w:pPr>
+              <w:spacing w:after="20"/>
+              <w:jc w:val="center"/>
+            </w:pPr>
+            <w:r>
+              <w:rPr>
+                <w:sz w:val="22"/>
+                <w:szCs w:val="22"/>
+              </w:rPr>
+              <w:t xml:space="preserve">22</w:t>
+            </w:r>
+          </w:p>
+        </w:tc>
+      </w:tr>
+      <w:tr>
+        <w:tc>
+          <w:tcPr>
+            <w:tcW w:w="3200" w:type="dxa"/>
+            <w:vAlign w:val="center"/>
+          </w:tcPr>
+          <w:p>
+            <w:pPr>
+              <w:spacing w:after="20"/>
+              <w:jc w:val="left"/>
+            </w:pPr>
+            <w:r>
+              <w:rPr>
+                <w:sz w:val="22"/>
+                <w:szCs w:val="22"/>
+              </w:rPr>
+              <w:t xml:space="preserve">Tiklash</w:t>
+            </w:r>
+          </w:p>
+        </w:tc>
+        <w:tc>
+          <w:tcPr>
+            <w:tcW w:w="1900" w:type="dxa"/>
+            <w:vAlign w:val="center"/>
+          </w:tcPr>
+          <w:p>
+            <w:pPr>
+              <w:spacing w:after="20"/>
+              <w:jc w:val="center"/>
+            </w:pPr>
+            <w:r>
+              <w:rPr>
+                <w:sz w:val="22"/>
+                <w:szCs w:val="22"/>
+              </w:rPr>
+              <w:t xml:space="preserve">25</w:t>
+            </w:r>
+          </w:p>
+        </w:tc>
+        <w:tc>
+          <w:tcPr>
+            <w:tcW w:w="1900" w:type="dxa"/>
+            <w:vAlign w:val="center"/>
+          </w:tcPr>
+          <w:p>
+            <w:pPr>
+              <w:spacing w:after="20"/>
+              <w:jc w:val="center"/>
+            </w:pPr>
+            <w:r>
+              <w:rPr>
+                <w:sz w:val="22"/>
+                <w:szCs w:val="22"/>
+              </w:rPr>
+              <w:t xml:space="preserve">8</w:t>
+            </w:r>
+          </w:p>
+        </w:tc>
+        <w:tc>
+          <w:tcPr>
+            <w:tcW w:w="2000" w:type="dxa"/>
+            <w:vAlign w:val="center"/>
+          </w:tcPr>
+          <w:p>
+            <w:pPr>
+              <w:spacing w:after="20"/>
+              <w:jc w:val="center"/>
+            </w:pPr>
+            <w:r>
+              <w:rPr>
+                <w:sz w:val="22"/>
+                <w:szCs w:val="22"/>
+              </w:rPr>
+              <w:t xml:space="preserve">36</w:t>
+            </w:r>
+          </w:p>
+        </w:tc>
+      </w:tr>
+      <w:tr>
+        <w:tc>
+          <w:tcPr>
+            <w:tcW w:w="3200" w:type="dxa"/>
+            <w:vAlign w:val="center"/>
+          </w:tcPr>
+          <w:p>
+            <w:pPr>
+              <w:spacing w:after="20"/>
+              <w:jc w:val="left"/>
+            </w:pPr>
+            <w:r>
+              <w:rPr>
+                <w:sz w:val="22"/>
+                <w:szCs w:val="22"/>
+              </w:rPr>
+              <w:t xml:space="preserve">Yig'ish</w:t>
+            </w:r>
+          </w:p>
+        </w:tc>
+        <w:tc>
+          <w:tcPr>
+            <w:tcW w:w="1900" w:type="dxa"/>
+            <w:vAlign w:val="center"/>
+          </w:tcPr>
+          <w:p>
+            <w:pPr>
+              <w:spacing w:after="20"/>
+              <w:jc w:val="center"/>
+            </w:pPr>
+            <w:r>
+              <w:rPr>
+                <w:sz w:val="22"/>
+                <w:szCs w:val="22"/>
+              </w:rPr>
+              <w:t xml:space="preserve">18</w:t>
+            </w:r>
+          </w:p>
+        </w:tc>
+        <w:tc>
+          <w:tcPr>
+            <w:tcW w:w="1900" w:type="dxa"/>
+            <w:vAlign w:val="center"/>
+          </w:tcPr>
+          <w:p>
+            <w:pPr>
+              <w:spacing w:after="20"/>
+              <w:jc w:val="center"/>
+            </w:pPr>
+            <w:r>
+              <w:rPr>
+                <w:sz w:val="22"/>
+                <w:szCs w:val="22"/>
+              </w:rPr>
+              <w:t xml:space="preserve">7</w:t>
+            </w:r>
+          </w:p>
+        </w:tc>
+        <w:tc>
+          <w:tcPr>
+            <w:tcW w:w="2000" w:type="dxa"/>
+            <w:vAlign w:val="center"/>
+          </w:tcPr>
+          <w:p>
+            <w:pPr>
+              <w:spacing w:after="20"/>
+              <w:jc w:val="center"/>
+            </w:pPr>
+            <w:r>
+              <w:rPr>
+                <w:sz w:val="22"/>
+                <w:szCs w:val="22"/>
+              </w:rPr>
+              <w:t xml:space="preserve">27</w:t>
+            </w:r>
+          </w:p>
+        </w:tc>
+      </w:tr>
+      <w:tr>
+        <w:tc>
+          <w:tcPr>
+            <w:tcW w:w="3200" w:type="dxa"/>
+            <w:vAlign w:val="center"/>
+          </w:tcPr>
+          <w:p>
+            <w:pPr>
+              <w:spacing w:after="20"/>
+              <w:jc w:val="left"/>
+            </w:pPr>
+            <w:r>
+              <w:rPr>
+                <w:sz w:val="22"/>
+                <w:szCs w:val="22"/>
+              </w:rPr>
+              <w:t xml:space="preserve">Sinash</w:t>
+            </w:r>
+          </w:p>
+        </w:tc>
+        <w:tc>
+          <w:tcPr>
+            <w:tcW w:w="1900" w:type="dxa"/>
+            <w:vAlign w:val="center"/>
+          </w:tcPr>
+          <w:p>
+            <w:pPr>
+              <w:spacing w:after="20"/>
+              <w:jc w:val="center"/>
+            </w:pPr>
+            <w:r>
+              <w:rPr>
+                <w:sz w:val="22"/>
+                <w:szCs w:val="22"/>
+              </w:rPr>
+              <w:t xml:space="preserve">14</w:t>
+            </w:r>
+          </w:p>
+        </w:tc>
+        <w:tc>
+          <w:tcPr>
+            <w:tcW w:w="1900" w:type="dxa"/>
+            <w:vAlign w:val="center"/>
+          </w:tcPr>
+          <w:p>
+            <w:pPr>
+              <w:spacing w:after="20"/>
+              <w:jc w:val="center"/>
+            </w:pPr>
+            <w:r>
+              <w:rPr>
+                <w:sz w:val="22"/>
+                <w:szCs w:val="22"/>
+              </w:rPr>
+              <w:t xml:space="preserve">6</w:t>
+            </w:r>
+          </w:p>
+        </w:tc>
+        <w:tc>
+          <w:tcPr>
+            <w:tcW w:w="2000" w:type="dxa"/>
+            <w:vAlign w:val="center"/>
+          </w:tcPr>
+          <w:p>
+            <w:pPr>
+              <w:spacing w:after="20"/>
+              <w:jc w:val="center"/>
+            </w:pPr>
+            <w:r>
+              <w:rPr>
+                <w:sz w:val="22"/>
+                <w:szCs w:val="22"/>
+              </w:rPr>
+              <w:t xml:space="preserve">22</w:t>
+            </w:r>
+          </w:p>
+        </w:tc>
+      </w:tr>
+      <w:tr>
+        <w:tc>
+          <w:tcPr>
+            <w:tcW w:w="3200" w:type="dxa"/>
+            <w:vAlign w:val="center"/>
+          </w:tcPr>
+          <w:p>
+            <w:pPr>
+              <w:spacing w:after="20"/>
+              <w:jc w:val="left"/>
+            </w:pPr>
+            <w:r>
+              <w:rPr>
+                <w:sz w:val="22"/>
+                <w:szCs w:val="22"/>
+              </w:rPr>
+              <w:t xml:space="preserve">Jami</w:t>
+            </w:r>
+          </w:p>
+        </w:tc>
+        <w:tc>
+          <w:tcPr>
+            <w:tcW w:w="1900" w:type="dxa"/>
+            <w:vAlign w:val="center"/>
+          </w:tcPr>
+          <w:p>
+            <w:pPr>
+              <w:spacing w:after="20"/>
+              <w:jc w:val="center"/>
+            </w:pPr>
+            <w:r>
+              <w:rPr>
+                <w:sz w:val="22"/>
+                <w:szCs w:val="22"/>
+              </w:rPr>
+              <w:t xml:space="preserve">92</w:t>
+            </w:r>
+          </w:p>
+        </w:tc>
+        <w:tc>
+          <w:tcPr>
+            <w:tcW w:w="1900" w:type="dxa"/>
+            <w:vAlign w:val="center"/>
+          </w:tcPr>
+          <w:p>
+            <w:pPr>
+              <w:spacing w:after="20"/>
+              <w:jc w:val="center"/>
+            </w:pPr>
+            <w:r>
+              <w:rPr>
+                <w:sz w:val="22"/>
+                <w:szCs w:val="22"/>
+              </w:rPr>
+              <w:t xml:space="preserve">36</w:t>
+            </w:r>
+          </w:p>
+        </w:tc>
+        <w:tc>
+          <w:tcPr>
+            <w:tcW w:w="2000" w:type="dxa"/>
+            <w:vAlign w:val="center"/>
+          </w:tcPr>
+          <w:p>
+            <w:pPr>
+              <w:spacing w:after="20"/>
+              <w:jc w:val="center"/>
+            </w:pPr>
+            <w:r>
+              <w:rPr>
+                <w:sz w:val="22"/>
+                <w:szCs w:val="22"/>
+              </w:rPr>
+              <w:t xml:space="preserve">140</w:t>
+            </w:r>
+          </w:p>
+        </w:tc>
+      </w:tr>
+    </w:tbl>
+    <w:p/>
+    <w:p>
+      <w:pPr>
+        <w:spacing w:after="120" w:line="360" w:lineRule="auto"/>
+        <w:ind w:firstLine="709"/>
+        <w:jc w:val="both"/>
+      </w:pPr>
+      <w:r>
+        <w:rPr>
+          <w:sz w:val="24"/>
+          <w:szCs w:val="24"/>
+        </w:rPr>
+        <w:t xml:space="preserve">Ta'mirlash siklining davomiyligi barcha operatsiyalar vaqti va operatsiyalararo to'xtashlar yig'indisidan iborat. Yillik ishlab chiqarish dasturi N (yiliga ta'mirlanadigan bloklar soni) ma'lum bo'lsa, har bir operatsiya bo'yicha zarur jihozlar soni quyidagicha aniqlanadi:</w:t>
+      </w:r>
+    </w:p>
+    <w:p>
+      <w:pPr>
+        <w:jc w:val="center"/>
+        <w:spacing w:before="80" w:after="120"/>
+      </w:pPr>
+      <w:r>
+        <w:rPr>
+          <w:i/>
+          <w:sz w:val="26"/>
+          <w:szCs w:val="26"/>
+        </w:rPr>
+        <w:t xml:space="preserve">Sᵣ = (N · Tₛₕ) / (Fᵈ · 60 · η)</w:t>
+      </w:r>
+    </w:p>
+    <w:p>
+      <w:pPr>
+        <w:spacing w:after="120" w:line="360" w:lineRule="auto"/>
+        <w:ind w:firstLine="709"/>
+        <w:jc w:val="both"/>
+      </w:pPr>
+      <w:r>
+        <w:rPr>
+          <w:sz w:val="24"/>
+          <w:szCs w:val="24"/>
+        </w:rPr>
+        <w:t xml:space="preserve">bu yerda: Sᵣ – hisobiy jihozlar soni; N – yillik dastur; Tₛₕ – operatsiyaning dona vaqti (min); Fᵈ – jihozning yillik samarali ish fondi (soat); η – jihozdan foydalanish koeffitsiyenti. Hisobiy son yuqoriga butun songacha yaxlitlanadi va qabul qilingan jihozlar soni aniqlanadi.</w:t>
+      </w:r>
+    </w:p>
+    <w:p>
+      <w:pPr>
+        <w:spacing w:after="120" w:line="360" w:lineRule="auto"/>
+        <w:ind w:firstLine="709"/>
+        <w:jc w:val="both"/>
+      </w:pPr>
+      <w:r>
+        <w:rPr>
+          <w:sz w:val="24"/>
+          <w:szCs w:val="24"/>
+        </w:rPr>
+        <w:t xml:space="preserve">Xuddi shu tarzda ishchilar soni ham hisoblanadi: operatsiyaning yillik mehnat hajmi ishchining yillik ish fondiga bo'linadi. Jihozlardan foydalanish koeffitsiyenti qabul qilingan va hisobiy sonlarning nisbati sifatida baholanadi; uning yuqori bo'lishi resurslardan samarali foydalanilayotganini bildiradi.</w:t>
+      </w:r>
+    </w:p>
+    <w:p>
+      <w:pPr>
+        <w:spacing w:after="120" w:line="360" w:lineRule="auto"/>
+        <w:ind w:firstLine="709"/>
+        <w:jc w:val="both"/>
+      </w:pPr>
+      <w:r>
+        <w:rPr>
+          <w:sz w:val="24"/>
+          <w:szCs w:val="24"/>
+        </w:rPr>
+        <w:t xml:space="preserve">Shunday qilib, hisoblangan vaqt me'yorlari va parametrlar texnologik jarayonni tashkil etish, ish o'rinlari va ishchilar sonini belgilash hamda ta'mirlash rejasini asoslash uchun zaruriy asos bo'lib xizmat qiladi.</w:t>
+      </w:r>
+    </w:p>
+    <w:p>
+      <w:pPr>
+        <w:spacing w:before="240" w:after="120"/>
+        <w:keepNext/>
+      </w:pPr>
+      <w:r>
+        <w:rPr>
+          <w:b/>
+          <w:sz w:val="26"/>
+          <w:szCs w:val="26"/>
+        </w:rPr>
+        <w:t xml:space="preserve">3.2. Maxsus moslamani loyihalash va mustahkamlik hisobi</w:t>
+      </w:r>
+    </w:p>
+    <w:p>
+      <w:pPr>
+        <w:spacing w:after="120" w:line="360" w:lineRule="auto"/>
+        <w:ind w:firstLine="709"/>
+        <w:jc w:val="both"/>
+      </w:pPr>
+      <w:r>
+        <w:rPr>
+          <w:sz w:val="24"/>
+          <w:szCs w:val="24"/>
+        </w:rPr>
+        <w:t xml:space="preserve">Ta'mirlash texnologiyasini samarali amalga oshirish uchun maxsus moslama loyihalanadi. Loyihalanadigan moslama – 072-blokni demontaj va yig'ish operatsiyalarida mahkamlab turuvchi qurilma bo'lib, u blokning ishonchli qotirilishini, qulay holatda joylashishini va ish xavfsizligini ta'minlaydi.</w:t>
+      </w:r>
+    </w:p>
+    <w:p>
+      <w:pPr>
+        <w:spacing w:after="120" w:line="360" w:lineRule="auto"/>
+        <w:ind w:firstLine="709"/>
+        <w:jc w:val="both"/>
+      </w:pPr>
+      <w:r>
+        <w:rPr>
+          <w:sz w:val="24"/>
+          <w:szCs w:val="24"/>
+        </w:rPr>
+        <w:t xml:space="preserve">Moslamaga qo'yiladigan asosiy talablar:</w:t>
+      </w:r>
+    </w:p>
+    <w:p>
+      <w:pPr>
+        <w:spacing w:after="60" w:line="312" w:lineRule="auto"/>
+        <w:ind w:left="709" w:hanging="284"/>
+        <w:jc w:val="both"/>
+      </w:pPr>
+      <w:r>
+        <w:rPr>
+          <w:sz w:val="24"/>
+          <w:szCs w:val="24"/>
+        </w:rPr>
+        <w:t xml:space="preserve">–  </w:t>
+      </w:r>
+      <w:r>
+        <w:rPr>
+          <w:sz w:val="24"/>
+          <w:szCs w:val="24"/>
+        </w:rPr>
+        <w:t xml:space="preserve">blokni ishonchli va tez mahkamlash hamda bo'shatish;</w:t>
+      </w:r>
+    </w:p>
+    <w:p>
+      <w:pPr>
+        <w:spacing w:after="60" w:line="312" w:lineRule="auto"/>
+        <w:ind w:left="709" w:hanging="284"/>
+        <w:jc w:val="both"/>
+      </w:pPr>
+      <w:r>
+        <w:rPr>
+          <w:sz w:val="24"/>
+          <w:szCs w:val="24"/>
+        </w:rPr>
+        <w:t xml:space="preserve">–  </w:t>
+      </w:r>
+      <w:r>
+        <w:rPr>
+          <w:sz w:val="24"/>
+          <w:szCs w:val="24"/>
+        </w:rPr>
+        <w:t xml:space="preserve">mahkamlashda blokning shikastlanmasligi;</w:t>
+      </w:r>
+    </w:p>
+    <w:p>
+      <w:pPr>
+        <w:spacing w:after="60" w:line="312" w:lineRule="auto"/>
+        <w:ind w:left="709" w:hanging="284"/>
+        <w:jc w:val="both"/>
+      </w:pPr>
+      <w:r>
+        <w:rPr>
+          <w:sz w:val="24"/>
+          <w:szCs w:val="24"/>
+        </w:rPr>
+        <w:t xml:space="preserve">–  </w:t>
+      </w:r>
+      <w:r>
+        <w:rPr>
+          <w:sz w:val="24"/>
+          <w:szCs w:val="24"/>
+        </w:rPr>
+        <w:t xml:space="preserve">operatsiyalar uchun qulay kirish imkonini ta'minlash;</w:t>
+      </w:r>
+    </w:p>
+    <w:p>
+      <w:pPr>
+        <w:spacing w:after="60" w:line="312" w:lineRule="auto"/>
+        <w:ind w:left="709" w:hanging="284"/>
+        <w:jc w:val="both"/>
+      </w:pPr>
+      <w:r>
+        <w:rPr>
+          <w:sz w:val="24"/>
+          <w:szCs w:val="24"/>
+        </w:rPr>
+        <w:t xml:space="preserve">–  </w:t>
+      </w:r>
+      <w:r>
+        <w:rPr>
+          <w:sz w:val="24"/>
+          <w:szCs w:val="24"/>
+        </w:rPr>
+        <w:t xml:space="preserve">yetarli mustahkamlik va bikrlik;</w:t>
+      </w:r>
+    </w:p>
+    <w:p>
+      <w:pPr>
+        <w:spacing w:after="60" w:line="312" w:lineRule="auto"/>
+        <w:ind w:left="709" w:hanging="284"/>
+        <w:jc w:val="both"/>
+      </w:pPr>
+      <w:r>
+        <w:rPr>
+          <w:sz w:val="24"/>
+          <w:szCs w:val="24"/>
+        </w:rPr>
+        <w:t xml:space="preserve">–  </w:t>
+      </w:r>
+      <w:r>
+        <w:rPr>
+          <w:sz w:val="24"/>
+          <w:szCs w:val="24"/>
+        </w:rPr>
+        <w:t xml:space="preserve">ishlab chiqarish va ekspluatatsiyada soddalik.</w:t>
+      </w:r>
+    </w:p>
+    <w:p>
+      <w:pPr>
+        <w:spacing w:after="120" w:line="360" w:lineRule="auto"/>
+        <w:ind w:firstLine="709"/>
+        <w:jc w:val="both"/>
+      </w:pPr>
+      <w:r>
+        <w:rPr>
+          <w:sz w:val="24"/>
+          <w:szCs w:val="24"/>
+        </w:rPr>
+        <w:t xml:space="preserve">Moslamaning ishlash prinsipi vintli (yoki ekssentrikli) qisuvchi mexanizmga asoslangan. Blok asosga o'rnatiladi va qisuvchi element yordamida mahkamlanadi. Qisish kuchi blokning ish jarayonida siljimasligini ta'minlaydigan, lekin korpusni shikastlamaydigan darajada bo'lishi kerak.</w:t>
+      </w:r>
+    </w:p>
+    <w:p>
+      <w:pPr>
+        <w:spacing w:after="120" w:line="360" w:lineRule="auto"/>
+        <w:ind w:firstLine="709"/>
+        <w:jc w:val="both"/>
+      </w:pPr>
+      <w:r>
+        <w:rPr>
+          <w:sz w:val="24"/>
+          <w:szCs w:val="24"/>
+        </w:rPr>
+        <w:t xml:space="preserve">Zarur qisish kuchi Pₖ ishlov jarayonida blokка ta'sir etuvchi kuch va ishonchlilik (zapas) koeffitsiyenti asosida aniqlanadi:</w:t>
+      </w:r>
+    </w:p>
+    <w:p>
+      <w:pPr>
+        <w:jc w:val="center"/>
+        <w:spacing w:before="80" w:after="120"/>
+      </w:pPr>
+      <w:r>
+        <w:rPr>
+          <w:i/>
+          <w:sz w:val="26"/>
+          <w:szCs w:val="26"/>
+        </w:rPr>
+        <w:t xml:space="preserve">Pₖ = K · Pᵢₛₕ</w:t>
+      </w:r>
+    </w:p>
+    <w:p>
+      <w:pPr>
+        <w:spacing w:after="120" w:line="360" w:lineRule="auto"/>
+        <w:ind w:firstLine="709"/>
+        <w:jc w:val="both"/>
+      </w:pPr>
+      <w:r>
+        <w:rPr>
+          <w:sz w:val="24"/>
+          <w:szCs w:val="24"/>
+        </w:rPr>
+        <w:t xml:space="preserve">bu yerda: Pₖ – zarur qisish kuchi; K – ishonchlilik koeffitsiyenti (odatda 1,5–2,0); Pᵢₛₕ – operatsiya jarayonida yuzaga keladigan siljituvchi kuch. Vintli mexanizmda qisish kuchi vintga qo'yilgan aylantiruvchi moment orqali yuzaga keltiriladi.</w:t>
+      </w:r>
+    </w:p>
+    <w:p>
+      <w:pPr>
+        <w:spacing w:after="120" w:line="360" w:lineRule="auto"/>
+        <w:ind w:firstLine="709"/>
+        <w:jc w:val="both"/>
+      </w:pPr>
+      <w:r>
+        <w:rPr>
+          <w:sz w:val="24"/>
+          <w:szCs w:val="24"/>
+        </w:rPr>
+        <w:t xml:space="preserve">Vintdagi kuchlanish mustahkamlikка tekshiriladi. Vint materialining cho'zilishga (yoki siqilishga) mustahkamligi sharti quyidagicha:</w:t>
+      </w:r>
+    </w:p>
+    <w:p>
+      <w:pPr>
+        <w:jc w:val="center"/>
+        <w:spacing w:before="80" w:after="120"/>
+      </w:pPr>
+      <w:r>
+        <w:rPr>
+          <w:i/>
+          <w:sz w:val="26"/>
+          <w:szCs w:val="26"/>
+        </w:rPr>
+        <w:t xml:space="preserve">σ = Pₖ / A ≤ [σ]</w:t>
+      </w:r>
+    </w:p>
+    <w:p>
+      <w:pPr>
+        <w:spacing w:after="120" w:line="360" w:lineRule="auto"/>
+        <w:ind w:firstLine="709"/>
+        <w:jc w:val="both"/>
+      </w:pPr>
+      <w:r>
+        <w:rPr>
+          <w:sz w:val="24"/>
+          <w:szCs w:val="24"/>
+        </w:rPr>
+        <w:t xml:space="preserve">bu yerda: σ – vintdagi haqiqiy kuchlanish; A – vintning kese maydoni (ichki diametr bo'yicha); [σ] – material uchun ruxsat etilgan kuchlanish. Shart bajarilsa, tanlangan vint diametri yetarli mustahkamlikка ega hisoblanadi; aks holda kattaroq diametr tanlanadi.</w:t>
+      </w:r>
+    </w:p>
+    <w:p>
+      <w:pPr>
+        <w:spacing w:after="120" w:line="360" w:lineRule="auto"/>
+        <w:ind w:firstLine="709"/>
+        <w:jc w:val="both"/>
+      </w:pPr>
+      <w:r>
+        <w:rPr>
+          <w:sz w:val="24"/>
+          <w:szCs w:val="24"/>
+        </w:rPr>
+        <w:t xml:space="preserve">Moslamaning asos plitasi egilishga (bikrlikка) tekshiriladi. Egilish deformatsiyasi ruxsat etilgan qiymatdan oshmasligi kerak, aks holda blokning aniq joylashishi buziladi. Hisob natijasida plita qalinligi va qovurg'alar (rebro) zarurligi belgilanadi. Moslamaning sxematik ko'rinishi 3.1-rasmda keltirilgan.</w:t>
+      </w:r>
+    </w:p>
+    <w:tbl>
+      <w:tblPr>
+        <w:tblW w:w="7600" w:type="dxa"/>
+        <w:jc w:val="center"/>
+        <w:tblBorders>
+          <w:top w:val="single" w:sz="6" w:space="0" w:color="000000"/>
+          <w:left w:val="single" w:sz="6" w:space="0" w:color="000000"/>
+          <w:bottom w:val="single" w:sz="6" w:space="0" w:color="000000"/>
+          <w:right w:val="single" w:sz="6" w:space="0" w:color="000000"/>
+          <w:insideH w:val="single" w:sz="6" w:space="0" w:color="000000"/>
+          <w:insideV w:val="single" w:sz="6" w:space="0" w:color="000000"/>
+        </w:tblBorders>
+      </w:tblPr>
+      <w:tblGrid>
+        <w:gridCol w:w="7600"/>
+      </w:tblGrid>
+      <w:tr>
+        <w:tc>
+          <w:tcPr>
+            <w:tcW w:w="7600" w:type="dxa"/>
+            <w:vAlign w:val="center"/>
+          </w:tcPr>
+          <w:p>
+            <w:pPr>
+              <w:jc w:val="center"/>
+              <w:spacing w:after="0"/>
+            </w:pPr>
+            <w:r>
+              <w:rPr>
+                <w:b/>
+                <w:sz w:val="22"/>
+                <w:szCs w:val="22"/>
+              </w:rPr>
+              <w:t xml:space="preserve">Qisuvchi vint (mahkamlash mexanizmi)</w:t>
+            </w:r>
+          </w:p>
+        </w:tc>
+      </w:tr>
+    </w:tbl>
+    <w:p>
+      <w:pPr>
+        <w:jc w:val="center"/>
+        <w:spacing w:before="20" w:after="20"/>
+      </w:pPr>
+      <w:r>
+        <w:rPr>
+          <w:b/>
+          <w:sz w:val="30"/>
+          <w:szCs w:val="30"/>
+        </w:rPr>
+        <w:t xml:space="preserve">↓</w:t>
+      </w:r>
+    </w:p>
+    <w:tbl>
+      <w:tblPr>
+        <w:tblW w:w="7600" w:type="dxa"/>
+        <w:jc w:val="center"/>
+        <w:tblBorders>
+          <w:top w:val="single" w:sz="6" w:space="0" w:color="000000"/>
+          <w:left w:val="single" w:sz="6" w:space="0" w:color="000000"/>
+          <w:bottom w:val="single" w:sz="6" w:space="0" w:color="000000"/>
+          <w:right w:val="single" w:sz="6" w:space="0" w:color="000000"/>
+          <w:insideH w:val="single" w:sz="6" w:space="0" w:color="000000"/>
+          <w:insideV w:val="single" w:sz="6" w:space="0" w:color="000000"/>
+        </w:tblBorders>
+      </w:tblPr>
+      <w:tblGrid>
+        <w:gridCol w:w="7600"/>
+      </w:tblGrid>
+      <w:tr>
+        <w:tc>
+          <w:tcPr>
+            <w:tcW w:w="7600" w:type="dxa"/>
+            <w:vAlign w:val="center"/>
+          </w:tcPr>
+          <w:p>
+            <w:pPr>
+              <w:jc w:val="center"/>
+              <w:spacing w:after="0"/>
+            </w:pPr>
+            <w:r>
+              <w:rPr>
+                <w:b/>
+                <w:sz w:val="22"/>
+                <w:szCs w:val="22"/>
+              </w:rPr>
+              <w:t xml:space="preserve">072-blok (mahkamlanadigan detal)</w:t>
+            </w:r>
+          </w:p>
+        </w:tc>
+      </w:tr>
+    </w:tbl>
+    <w:p>
+      <w:pPr>
+        <w:jc w:val="center"/>
+        <w:spacing w:before="20" w:after="20"/>
+      </w:pPr>
+      <w:r>
+        <w:rPr>
+          <w:b/>
+          <w:sz w:val="30"/>
+          <w:szCs w:val="30"/>
+        </w:rPr>
+        <w:t xml:space="preserve">↓</w:t>
+      </w:r>
+    </w:p>
+    <w:tbl>
+      <w:tblPr>
+        <w:tblW w:w="7600" w:type="dxa"/>
+        <w:jc w:val="center"/>
+        <w:tblBorders>
+          <w:top w:val="single" w:sz="6" w:space="0" w:color="000000"/>
+          <w:left w:val="single" w:sz="6" w:space="0" w:color="000000"/>
+          <w:bottom w:val="single" w:sz="6" w:space="0" w:color="000000"/>
+          <w:right w:val="single" w:sz="6" w:space="0" w:color="000000"/>
+          <w:insideH w:val="single" w:sz="6" w:space="0" w:color="000000"/>
+          <w:insideV w:val="single" w:sz="6" w:space="0" w:color="000000"/>
+        </w:tblBorders>
+      </w:tblPr>
+      <w:tblGrid>
+        <w:gridCol w:w="7600"/>
+      </w:tblGrid>
+      <w:tr>
+        <w:tc>
+          <w:tcPr>
+            <w:tcW w:w="7600" w:type="dxa"/>
+            <w:vAlign w:val="center"/>
+          </w:tcPr>
+          <w:p>
+            <w:pPr>
+              <w:jc w:val="center"/>
+              <w:spacing w:after="0"/>
+            </w:pPr>
+            <w:r>
+              <w:rPr>
+                <w:b/>
+                <w:sz w:val="22"/>
+                <w:szCs w:val="22"/>
+              </w:rPr>
+              <w:t xml:space="preserve">Asos plitasi va qovurg'alar (tayanch)</w:t>
+            </w:r>
+          </w:p>
+        </w:tc>
+      </w:tr>
+    </w:tbl>
+    <w:p/>
+    <w:p>
+      <w:pPr>
+        <w:jc w:val="center"/>
+        <w:spacing w:before="40" w:after="200"/>
+      </w:pPr>
+      <w:r>
+        <w:rPr>
+          <w:i/>
+          <w:sz w:val="22"/>
+          <w:szCs w:val="22"/>
+        </w:rPr>
+        <w:t xml:space="preserve">3.1-rasm. Mahkamlovchi moslamaning sxematik tuzilishi</w:t>
+      </w:r>
+    </w:p>
+    <w:p>
+      <w:pPr>
+        <w:spacing w:after="120" w:line="360" w:lineRule="auto"/>
+        <w:ind w:firstLine="709"/>
+        <w:jc w:val="both"/>
+      </w:pPr>
+      <w:r>
+        <w:rPr>
+          <w:sz w:val="24"/>
+          <w:szCs w:val="24"/>
+        </w:rPr>
+        <w:t xml:space="preserve">O'tkazilgan hisoblar moslamaning tanlangan o'lchamlari va materiali mustahkamlik va bikrlik talablarini qondirishini ko'rsatadi. Loyihalangan moslama demontaj va yig'ish operatsiyalarining xavfsizligi va unumdorligini oshirish imkonini beradi.</w:t>
+      </w:r>
+    </w:p>
+    <w:p>
+      <w:pPr>
+        <w:spacing w:before="240" w:after="120"/>
+        <w:keepNext/>
+      </w:pPr>
+      <w:r>
+        <w:rPr>
+          <w:b/>
+          <w:sz w:val="26"/>
+          <w:szCs w:val="26"/>
+        </w:rPr>
+        <w:t xml:space="preserve">3.3. Sinov stendi sxemasini ishlab chiqish</w:t>
+      </w:r>
+    </w:p>
+    <w:p>
+      <w:pPr>
+        <w:spacing w:after="120" w:line="360" w:lineRule="auto"/>
+        <w:ind w:firstLine="709"/>
+        <w:jc w:val="both"/>
+      </w:pPr>
+      <w:r>
+        <w:rPr>
+          <w:sz w:val="24"/>
+          <w:szCs w:val="24"/>
+        </w:rPr>
+        <w:t xml:space="preserve">Tiklangan blokni sinash uchun sinov stendi loyihalanadi. Stend blokning germetikligini, sezgirligini va ish rejimlarini real ekspluatatsiyaga yaqin sharoitda tekshirish imkonini berishi kerak. Stend pnevmatik qurilma bo'lib, siqilgan havo manbai, boshqaruv va o'lchov elementlaridan tashkil topadi.</w:t>
+      </w:r>
+    </w:p>
+    <w:p>
+      <w:pPr>
+        <w:spacing w:after="120" w:line="360" w:lineRule="auto"/>
+        <w:ind w:firstLine="709"/>
+        <w:jc w:val="both"/>
+      </w:pPr>
+      <w:r>
+        <w:rPr>
+          <w:sz w:val="24"/>
+          <w:szCs w:val="24"/>
+        </w:rPr>
+        <w:t xml:space="preserve">Sinov stendining asosiy tarkibiy elementlari:</w:t>
+      </w:r>
+    </w:p>
+    <w:p>
+      <w:pPr>
+        <w:spacing w:after="60" w:line="312" w:lineRule="auto"/>
+        <w:ind w:left="709" w:hanging="284"/>
+        <w:jc w:val="both"/>
+      </w:pPr>
+      <w:r>
+        <w:rPr>
+          <w:sz w:val="24"/>
+          <w:szCs w:val="24"/>
+        </w:rPr>
+        <w:t xml:space="preserve">–  </w:t>
+      </w:r>
+      <w:r>
+        <w:rPr>
+          <w:sz w:val="24"/>
+          <w:szCs w:val="24"/>
+        </w:rPr>
+        <w:t xml:space="preserve">siqilgan havo manbai (kompressor yoki sex magistrali);</w:t>
+      </w:r>
+    </w:p>
+    <w:p>
+      <w:pPr>
+        <w:spacing w:after="60" w:line="312" w:lineRule="auto"/>
+        <w:ind w:left="709" w:hanging="284"/>
+        <w:jc w:val="both"/>
+      </w:pPr>
+      <w:r>
+        <w:rPr>
+          <w:sz w:val="24"/>
+          <w:szCs w:val="24"/>
+        </w:rPr>
+        <w:t xml:space="preserve">–  </w:t>
+      </w:r>
+      <w:r>
+        <w:rPr>
+          <w:sz w:val="24"/>
+          <w:szCs w:val="24"/>
+        </w:rPr>
+        <w:t xml:space="preserve">filtr va bosim rostlagich (reduktor);</w:t>
+      </w:r>
+    </w:p>
+    <w:p>
+      <w:pPr>
+        <w:spacing w:after="60" w:line="312" w:lineRule="auto"/>
+        <w:ind w:left="709" w:hanging="284"/>
+        <w:jc w:val="both"/>
+      </w:pPr>
+      <w:r>
+        <w:rPr>
+          <w:sz w:val="24"/>
+          <w:szCs w:val="24"/>
+        </w:rPr>
+        <w:t xml:space="preserve">–  </w:t>
+      </w:r>
+      <w:r>
+        <w:rPr>
+          <w:sz w:val="24"/>
+          <w:szCs w:val="24"/>
+        </w:rPr>
+        <w:t xml:space="preserve">boshqaruv kranlari va taqsimlagich;</w:t>
+      </w:r>
+    </w:p>
+    <w:p>
+      <w:pPr>
+        <w:spacing w:after="60" w:line="312" w:lineRule="auto"/>
+        <w:ind w:left="709" w:hanging="284"/>
+        <w:jc w:val="both"/>
+      </w:pPr>
+      <w:r>
+        <w:rPr>
+          <w:sz w:val="24"/>
+          <w:szCs w:val="24"/>
+        </w:rPr>
+        <w:t xml:space="preserve">–  </w:t>
+      </w:r>
+      <w:r>
+        <w:rPr>
+          <w:sz w:val="24"/>
+          <w:szCs w:val="24"/>
+        </w:rPr>
+        <w:t xml:space="preserve">o'lchov manometrlari (sinf aniqligi yetarli);</w:t>
+      </w:r>
+    </w:p>
+    <w:p>
+      <w:pPr>
+        <w:spacing w:after="60" w:line="312" w:lineRule="auto"/>
+        <w:ind w:left="709" w:hanging="284"/>
+        <w:jc w:val="both"/>
+      </w:pPr>
+      <w:r>
+        <w:rPr>
+          <w:sz w:val="24"/>
+          <w:szCs w:val="24"/>
+        </w:rPr>
+        <w:t xml:space="preserve">–  </w:t>
+      </w:r>
+      <w:r>
+        <w:rPr>
+          <w:sz w:val="24"/>
+          <w:szCs w:val="24"/>
+        </w:rPr>
+        <w:t xml:space="preserve">zaxira rezervuar va tormoz silindri imitatorlari;</w:t>
+      </w:r>
+    </w:p>
+    <w:p>
+      <w:pPr>
+        <w:spacing w:after="60" w:line="312" w:lineRule="auto"/>
+        <w:ind w:left="709" w:hanging="284"/>
+        <w:jc w:val="both"/>
+      </w:pPr>
+      <w:r>
+        <w:rPr>
+          <w:sz w:val="24"/>
+          <w:szCs w:val="24"/>
+        </w:rPr>
+        <w:t xml:space="preserve">–  </w:t>
+      </w:r>
+      <w:r>
+        <w:rPr>
+          <w:sz w:val="24"/>
+          <w:szCs w:val="24"/>
+        </w:rPr>
+        <w:t xml:space="preserve">sinaladigan blokни ulovchi moslama (ulagich).</w:t>
+      </w:r>
+    </w:p>
+    <w:p>
+      <w:pPr>
+        <w:spacing w:after="120" w:line="360" w:lineRule="auto"/>
+        <w:ind w:firstLine="709"/>
+        <w:jc w:val="both"/>
+      </w:pPr>
+      <w:r>
+        <w:rPr>
+          <w:sz w:val="24"/>
+          <w:szCs w:val="24"/>
+        </w:rPr>
+        <w:t xml:space="preserve">Stendning ishlash prinsipi quyidagicha: manbadan kelgan havo filtr va reduktordan o'tib, belgilangan ish bosimigacha rostlanadi; boshqaruv krani orqali havo sinaladigan blokка beriladi; blokning javobi (silindr imitatoridagi bosim) manometrlar yordamida o'lchanadi va me'yorlar bilan taqqoslanadi. Stendning prinsipial sxemasi 3.2-rasmda keltirilgan.</w:t>
+      </w:r>
+    </w:p>
+    <w:tbl>
+      <w:tblPr>
+        <w:tblW w:w="8200" w:type="dxa"/>
+        <w:jc w:val="center"/>
+        <w:tblBorders>
+          <w:top w:val="single" w:sz="6" w:space="0" w:color="000000"/>
+          <w:left w:val="single" w:sz="6" w:space="0" w:color="000000"/>
+          <w:bottom w:val="single" w:sz="6" w:space="0" w:color="000000"/>
+          <w:right w:val="single" w:sz="6" w:space="0" w:color="000000"/>
+          <w:insideH w:val="single" w:sz="6" w:space="0" w:color="000000"/>
+          <w:insideV w:val="single" w:sz="6" w:space="0" w:color="000000"/>
+        </w:tblBorders>
+      </w:tblPr>
+      <w:tblGrid>
+        <w:gridCol w:w="8200"/>
+      </w:tblGrid>
+      <w:tr>
+        <w:tc>
+          <w:tcPr>
+            <w:tcW w:w="8200" w:type="dxa"/>
+            <w:vAlign w:val="center"/>
+          </w:tcPr>
+          <w:p>
+            <w:pPr>
+              <w:jc w:val="center"/>
+              <w:spacing w:after="0"/>
+            </w:pPr>
+            <w:r>
+              <w:rPr>
+                <w:b/>
+                <w:sz w:val="22"/>
+                <w:szCs w:val="22"/>
+              </w:rPr>
+              <w:t xml:space="preserve">Siqilgan havo manbai</w:t>
+            </w:r>
+          </w:p>
+        </w:tc>
+      </w:tr>
+    </w:tbl>
+    <w:p>
+      <w:pPr>
+        <w:jc w:val="center"/>
+        <w:spacing w:before="20" w:after="20"/>
+      </w:pPr>
+      <w:r>
+        <w:rPr>
+          <w:b/>
+          <w:sz w:val="30"/>
+          <w:szCs w:val="30"/>
+        </w:rPr>
+        <w:t xml:space="preserve">↓</w:t>
+      </w:r>
+    </w:p>
+    <w:tbl>
+      <w:tblPr>
+        <w:tblW w:w="8200" w:type="dxa"/>
+        <w:jc w:val="center"/>
+        <w:tblBorders>
+          <w:top w:val="single" w:sz="6" w:space="0" w:color="000000"/>
+          <w:left w:val="single" w:sz="6" w:space="0" w:color="000000"/>
+          <w:bottom w:val="single" w:sz="6" w:space="0" w:color="000000"/>
+          <w:right w:val="single" w:sz="6" w:space="0" w:color="000000"/>
+          <w:insideH w:val="single" w:sz="6" w:space="0" w:color="000000"/>
+          <w:insideV w:val="single" w:sz="6" w:space="0" w:color="000000"/>
+        </w:tblBorders>
+      </w:tblPr>
+      <w:tblGrid>
+        <w:gridCol w:w="8200"/>
+      </w:tblGrid>
+      <w:tr>
+        <w:tc>
+          <w:tcPr>
+            <w:tcW w:w="8200" w:type="dxa"/>
+            <w:vAlign w:val="center"/>
+          </w:tcPr>
+          <w:p>
+            <w:pPr>
+              <w:jc w:val="center"/>
+              <w:spacing w:after="0"/>
+            </w:pPr>
+            <w:r>
+              <w:rPr>
+                <w:b/>
+                <w:sz w:val="22"/>
+                <w:szCs w:val="22"/>
+              </w:rPr>
+              <w:t xml:space="preserve">Filtr + bosim rostlagich (reduktor)</w:t>
+            </w:r>
+          </w:p>
+        </w:tc>
+      </w:tr>
+    </w:tbl>
+    <w:p>
+      <w:pPr>
+        <w:jc w:val="center"/>
+        <w:spacing w:before="20" w:after="20"/>
+      </w:pPr>
+      <w:r>
+        <w:rPr>
+          <w:b/>
+          <w:sz w:val="30"/>
+          <w:szCs w:val="30"/>
+        </w:rPr>
+        <w:t xml:space="preserve">↓</w:t>
+      </w:r>
+    </w:p>
+    <w:tbl>
+      <w:tblPr>
+        <w:tblW w:w="8200" w:type="dxa"/>
+        <w:jc w:val="center"/>
+        <w:tblBorders>
+          <w:top w:val="single" w:sz="6" w:space="0" w:color="000000"/>
+          <w:left w:val="single" w:sz="6" w:space="0" w:color="000000"/>
+          <w:bottom w:val="single" w:sz="6" w:space="0" w:color="000000"/>
+          <w:right w:val="single" w:sz="6" w:space="0" w:color="000000"/>
+          <w:insideH w:val="single" w:sz="6" w:space="0" w:color="000000"/>
+          <w:insideV w:val="single" w:sz="6" w:space="0" w:color="000000"/>
+        </w:tblBorders>
+      </w:tblPr>
+      <w:tblGrid>
+        <w:gridCol w:w="8200"/>
+      </w:tblGrid>
+      <w:tr>
+        <w:tc>
+          <w:tcPr>
+            <w:tcW w:w="8200" w:type="dxa"/>
+            <w:vAlign w:val="center"/>
+          </w:tcPr>
+          <w:p>
+            <w:pPr>
+              <w:jc w:val="center"/>
+              <w:spacing w:after="0"/>
+            </w:pPr>
+            <w:r>
+              <w:rPr>
+                <w:b/>
+                <w:sz w:val="22"/>
+                <w:szCs w:val="22"/>
+              </w:rPr>
+              <w:t xml:space="preserve">Boshqaruv krani va taqsimlagich</w:t>
+            </w:r>
+          </w:p>
+        </w:tc>
+      </w:tr>
+    </w:tbl>
+    <w:p>
+      <w:pPr>
+        <w:jc w:val="center"/>
+        <w:spacing w:before="20" w:after="20"/>
+      </w:pPr>
+      <w:r>
+        <w:rPr>
+          <w:b/>
+          <w:sz w:val="30"/>
+          <w:szCs w:val="30"/>
+        </w:rPr>
+        <w:t xml:space="preserve">↓</w:t>
+      </w:r>
+    </w:p>
+    <w:tbl>
+      <w:tblPr>
+        <w:tblW w:w="8200" w:type="dxa"/>
+        <w:jc w:val="center"/>
+        <w:tblBorders>
+          <w:top w:val="single" w:sz="6" w:space="0" w:color="000000"/>
+          <w:left w:val="single" w:sz="6" w:space="0" w:color="000000"/>
+          <w:bottom w:val="single" w:sz="6" w:space="0" w:color="000000"/>
+          <w:right w:val="single" w:sz="6" w:space="0" w:color="000000"/>
+          <w:insideH w:val="single" w:sz="6" w:space="0" w:color="000000"/>
+          <w:insideV w:val="single" w:sz="6" w:space="0" w:color="000000"/>
+        </w:tblBorders>
+      </w:tblPr>
+      <w:tblGrid>
+        <w:gridCol w:w="8200"/>
+      </w:tblGrid>
+      <w:tr>
+        <w:tc>
+          <w:tcPr>
+            <w:tcW w:w="8200" w:type="dxa"/>
+            <w:vAlign w:val="center"/>
+          </w:tcPr>
+          <w:p>
+            <w:pPr>
+              <w:jc w:val="center"/>
+              <w:spacing w:after="0"/>
+            </w:pPr>
+            <w:r>
+              <w:rPr>
+                <w:b/>
+                <w:sz w:val="22"/>
+                <w:szCs w:val="22"/>
+              </w:rPr>
+              <w:t xml:space="preserve">Sinaladigan blok + zaxira rezervuar imitatori</w:t>
+            </w:r>
+          </w:p>
+        </w:tc>
+      </w:tr>
+    </w:tbl>
+    <w:p>
+      <w:pPr>
+        <w:jc w:val="center"/>
+        <w:spacing w:before="20" w:after="20"/>
+      </w:pPr>
+      <w:r>
+        <w:rPr>
+          <w:b/>
+          <w:sz w:val="30"/>
+          <w:szCs w:val="30"/>
+        </w:rPr>
+        <w:t xml:space="preserve">↓</w:t>
+      </w:r>
+    </w:p>
+    <w:tbl>
+      <w:tblPr>
+        <w:tblW w:w="8200" w:type="dxa"/>
+        <w:jc w:val="center"/>
+        <w:tblBorders>
+          <w:top w:val="single" w:sz="6" w:space="0" w:color="000000"/>
+          <w:left w:val="single" w:sz="6" w:space="0" w:color="000000"/>
+          <w:bottom w:val="single" w:sz="6" w:space="0" w:color="000000"/>
+          <w:right w:val="single" w:sz="6" w:space="0" w:color="000000"/>
+          <w:insideH w:val="single" w:sz="6" w:space="0" w:color="000000"/>
+          <w:insideV w:val="single" w:sz="6" w:space="0" w:color="000000"/>
+        </w:tblBorders>
+      </w:tblPr>
+      <w:tblGrid>
+        <w:gridCol w:w="8200"/>
+      </w:tblGrid>
+      <w:tr>
+        <w:tc>
+          <w:tcPr>
+            <w:tcW w:w="8200" w:type="dxa"/>
+            <w:vAlign w:val="center"/>
+          </w:tcPr>
+          <w:p>
+            <w:pPr>
+              <w:jc w:val="center"/>
+              <w:spacing w:after="0"/>
+            </w:pPr>
+            <w:r>
+              <w:rPr>
+                <w:b/>
+                <w:sz w:val="22"/>
+                <w:szCs w:val="22"/>
+              </w:rPr>
+              <w:t xml:space="preserve">Tormoz silindri imitatori + o'lchov manometrlari</w:t>
+            </w:r>
+          </w:p>
+        </w:tc>
+      </w:tr>
+    </w:tbl>
+    <w:p/>
+    <w:p>
+      <w:pPr>
+        <w:jc w:val="center"/>
+        <w:spacing w:before="40" w:after="200"/>
+      </w:pPr>
+      <w:r>
+        <w:rPr>
+          <w:i/>
+          <w:sz w:val="22"/>
+          <w:szCs w:val="22"/>
+        </w:rPr>
+        <w:t xml:space="preserve">3.2-rasm. Sinov stendining prinsipial pnevmatik sxemasi</w:t>
+      </w:r>
+    </w:p>
+    <w:p>
+      <w:pPr>
+        <w:spacing w:after="120" w:line="360" w:lineRule="auto"/>
+        <w:ind w:firstLine="709"/>
+        <w:jc w:val="both"/>
+      </w:pPr>
+      <w:r>
+        <w:rPr>
+          <w:sz w:val="24"/>
+          <w:szCs w:val="24"/>
+        </w:rPr>
+        <w:t xml:space="preserve">Stendni loyihalashda rezervuar va silindr imitatorlarining hajmi real qiymatlarга mos tanlanadi, chunki bosimning o'sish va pasayish vaqti hajmga bog'liq. Havo sarfini ta'minlash uchun manba quvvati va quvurlar kese yuzasi yetarli bo'lishi kerak. O'lchov manometrlari sinaladigan parametrlar diapazoniga va talab qilinadigan aniqlikка mos tanlanadi.</w:t>
+      </w:r>
+    </w:p>
+    <w:p>
+      <w:pPr>
+        <w:spacing w:after="120" w:line="360" w:lineRule="auto"/>
+        <w:ind w:firstLine="709"/>
+        <w:jc w:val="both"/>
+      </w:pPr>
+      <w:r>
+        <w:rPr>
+          <w:sz w:val="24"/>
+          <w:szCs w:val="24"/>
+        </w:rPr>
+        <w:t xml:space="preserve">Stendning germetikligi alohida ta'minlanadi: barcha ulanishlar zich bo'lishi va stendning o'z sizishlari minimal bo'lishi kerak, aks holda ular sinov natijalarini buzadi. Stend davriy ravishda etalon blok yordamida tekshiriladi va o'lchov asboblari metrologik nazoratdan o'tkaziladi.</w:t>
+      </w:r>
+    </w:p>
+    <w:p>
+      <w:pPr>
+        <w:spacing w:after="120" w:line="360" w:lineRule="auto"/>
+        <w:ind w:firstLine="709"/>
+        <w:jc w:val="both"/>
+      </w:pPr>
+      <w:r>
+        <w:rPr>
+          <w:sz w:val="24"/>
+          <w:szCs w:val="24"/>
+        </w:rPr>
+        <w:t xml:space="preserve">Ishlab chiqilgan stend sxemasi sinash operatsiyasini to'liq, ishonchli va xavfsiz amalga oshirish imkonini beradi. Zamonaviy stendlarda o'lchash va qayd etish jarayonini avtomatlashtirish sinash aniqligini oshiradi va inson omilini kamaytiradi.</w:t>
+      </w:r>
+    </w:p>
+    <w:p>
+      <w:pPr>
+        <w:spacing w:after="120" w:line="360" w:lineRule="auto"/>
+        <w:ind w:firstLine="709"/>
+        <w:jc w:val="both"/>
+      </w:pPr>
+      <w:r>
+        <w:rPr>
+          <w:sz w:val="24"/>
+          <w:szCs w:val="24"/>
+        </w:rPr>
+        <w:t xml:space="preserve">Uchinchi bob bo'yicha xulosa qilib aytganda, texnologik jarayonning vaqt me'yorlari va asosiy parametrlari hisoblandi, mahkamlovchi maxsus moslama loyihalanib mustahkamlikка tekshirildi hamda sinov stendining prinsipial sxemasi ishlab chiqildi. Olingan natijalar texnologik jarayonni konstruktorlik jihatdan asoslaydi va uni amaliyotга joriy etish imkonini beradi.</w:t>
+      </w:r>
+    </w:p>
     <w:sectPr>
       <w:pgSz w:w="11906" w:h="16838"/>
       <w:pgMar w:top="1134" w:right="567" w:bottom="1134" w:left="1701" w:header="708" w:footer="708" w:gutter="0"/>

--- a/Diplom_ishi.docx
+++ b/Diplom_ishi.docx
@@ -10940,6 +10940,2767 @@
     </w:p>
     <w:p>
       <w:pPr>
+        <w:spacing w:after="120" w:line="360" w:lineRule="auto"/>
+        <w:ind w:firstLine="709"/>
+        <w:jc w:val="both"/>
+      </w:pPr>
+      <w:r>
+        <w:rPr>
+          <w:sz w:val="24"/>
+          <w:szCs w:val="24"/>
+        </w:rPr>
+        <w:t xml:space="preserve">Jihozlar va ishchilar sonini aniqlash uchun avvalo vaqt fondlari hisoblanadi. Nominal (kalendarь) ish fondi yil davomidagi ish kunlari soni va smena davomiyligiga ko'ra topiladi. Bir smenali ish tartibida yillik nominal fond quyidagicha aniqlanadi:</w:t>
+      </w:r>
+    </w:p>
+    <w:p>
+      <w:pPr>
+        <w:jc w:val="center"/>
+        <w:spacing w:before="80" w:after="120"/>
+      </w:pPr>
+      <w:r>
+        <w:rPr>
+          <w:i/>
+          <w:sz w:val="26"/>
+          <w:szCs w:val="26"/>
+        </w:rPr>
+        <w:t xml:space="preserve">Fₙ = (Dₖ − Dₑₕ) · tₛ − Dₚₕ · tₚₕ</w:t>
+      </w:r>
+    </w:p>
+    <w:p>
+      <w:pPr>
+        <w:spacing w:after="120" w:line="360" w:lineRule="auto"/>
+        <w:ind w:firstLine="709"/>
+        <w:jc w:val="both"/>
+      </w:pPr>
+      <w:r>
+        <w:rPr>
+          <w:sz w:val="24"/>
+          <w:szCs w:val="24"/>
+        </w:rPr>
+        <w:t xml:space="preserve">bu yerda: Fₙ – nominal yillik fond (soat); Dₖ – yildagi kalendarь kunlar soni (365); Dₑₕ – dam olish va bayram kunlari soni; tₛ – smena davomiyligi (8 soat); Dₚₕ – bayram oldi qisqartirilgan kunlar; tₚₕ – qisqartirish (1 soat). Taxminiy hisobda Dₑₕ ≈ 113 kun deb olsak, ish kunlari soni 252 ni tashkil etadi.</w:t>
+      </w:r>
+    </w:p>
+    <w:p>
+      <w:pPr>
+        <w:jc w:val="center"/>
+        <w:spacing w:before="80" w:after="120"/>
+      </w:pPr>
+      <w:r>
+        <w:rPr>
+          <w:i/>
+          <w:sz w:val="26"/>
+          <w:szCs w:val="26"/>
+        </w:rPr>
+        <w:t xml:space="preserve">Fₙ = 252 · 8 = 2016 soat (bir smena)</w:t>
+      </w:r>
+    </w:p>
+    <w:p>
+      <w:pPr>
+        <w:spacing w:after="120" w:line="360" w:lineRule="auto"/>
+        <w:ind w:firstLine="709"/>
+        <w:jc w:val="both"/>
+      </w:pPr>
+      <w:r>
+        <w:rPr>
+          <w:sz w:val="24"/>
+          <w:szCs w:val="24"/>
+        </w:rPr>
+        <w:t xml:space="preserve">Jihozning samarali (haqiqiy) yillik fondi nominal fonddan ta'mirlash va texnik xizmatga ketadigan to'xtashlarni chiqarib tashlash orqali topiladi:</w:t>
+      </w:r>
+    </w:p>
+    <w:p>
+      <w:pPr>
+        <w:jc w:val="center"/>
+        <w:spacing w:before="80" w:after="120"/>
+      </w:pPr>
+      <w:r>
+        <w:rPr>
+          <w:i/>
+          <w:sz w:val="26"/>
+          <w:szCs w:val="26"/>
+        </w:rPr>
+        <w:t xml:space="preserve">Fᵈ = Fₙ · (1 − α/100)</w:t>
+      </w:r>
+    </w:p>
+    <w:p>
+      <w:pPr>
+        <w:spacing w:after="120" w:line="360" w:lineRule="auto"/>
+        <w:ind w:firstLine="709"/>
+        <w:jc w:val="both"/>
+      </w:pPr>
+      <w:r>
+        <w:rPr>
+          <w:sz w:val="24"/>
+          <w:szCs w:val="24"/>
+        </w:rPr>
+        <w:t xml:space="preserve">bu yerda: α – jihozning ta'mir va xizmat tufayli to'xtab turish foizi (odatda 3–6%). α = 4% va ikki smenali ish tartibi (Fₙ = 2 · 2016 = 4032 soat) qabul qilinsa:</w:t>
+      </w:r>
+    </w:p>
+    <w:p>
+      <w:pPr>
+        <w:jc w:val="center"/>
+        <w:spacing w:before="80" w:after="120"/>
+      </w:pPr>
+      <w:r>
+        <w:rPr>
+          <w:i/>
+          <w:sz w:val="26"/>
+          <w:szCs w:val="26"/>
+        </w:rPr>
+        <w:t xml:space="preserve">Fᵈ = 4032 · (1 − 0,04) = 3871 soat</w:t>
+      </w:r>
+    </w:p>
+    <w:p>
+      <w:pPr>
+        <w:spacing w:after="120" w:line="360" w:lineRule="auto"/>
+        <w:ind w:firstLine="709"/>
+        <w:jc w:val="both"/>
+      </w:pPr>
+      <w:r>
+        <w:rPr>
+          <w:sz w:val="24"/>
+          <w:szCs w:val="24"/>
+        </w:rPr>
+        <w:t xml:space="preserve">Ishchining yillik samarali fondi esa navbatdagi mehnat ta'tili va boshqa uzrli sabablarni hisobga olgan holda kichikroq bo'ladi va taxminan Fᵣ ≈ 1820–1860 soatni tashkil etadi. Keyingi hisoblarda Fᵣ = 1840 soat deb qabul qilinadi.</w:t>
+      </w:r>
+    </w:p>
+    <w:p>
+      <w:pPr>
+        <w:spacing w:after="120" w:line="360" w:lineRule="auto"/>
+        <w:ind w:firstLine="709"/>
+        <w:jc w:val="both"/>
+      </w:pPr>
+      <w:r>
+        <w:rPr>
+          <w:sz w:val="24"/>
+          <w:szCs w:val="24"/>
+        </w:rPr>
+        <w:t xml:space="preserve">Yillik ishlab chiqarish dasturi N = 12000 blok/yil deb qabul qilinsa, har bir operatsiya bo'yicha hisobiy jihozlar soni Sᵣ yuqoridagi formula asosida topiladi. Masalan, tiklash operatsiyasi uchun (Tₛₕ = 36 min, η = 0,85):</w:t>
+      </w:r>
+    </w:p>
+    <w:p>
+      <w:pPr>
+        <w:jc w:val="center"/>
+        <w:spacing w:before="80" w:after="120"/>
+      </w:pPr>
+      <w:r>
+        <w:rPr>
+          <w:i/>
+          <w:sz w:val="26"/>
+          <w:szCs w:val="26"/>
+        </w:rPr>
+        <w:t xml:space="preserve">Sᵣ = (12000 · 36) / (3871 · 60 · 0,85) ≈ 2,19 → 3</w:t>
+      </w:r>
+    </w:p>
+    <w:p>
+      <w:pPr>
+        <w:spacing w:after="120" w:line="360" w:lineRule="auto"/>
+        <w:ind w:firstLine="709"/>
+        <w:jc w:val="both"/>
+      </w:pPr>
+      <w:r>
+        <w:rPr>
+          <w:sz w:val="24"/>
+          <w:szCs w:val="24"/>
+        </w:rPr>
+        <w:t xml:space="preserve">Barcha operatsiyalar bo'yicha hisobiy va qabul qilingan jihozlar soni hamda ulardan foydalanish koeffitsiyenti 3.2-jadvalda keltirilgan. Foydalanish koeffitsiyenti hisobiy va qabul qilingan sonlar nisbati sifatida aniqlanadi: Kᵤ = Sᵣ / Sₓ.</w:t>
+      </w:r>
+    </w:p>
+    <w:tbl>
+      <w:tblPr>
+        <w:tblW w:w="0" w:type="auto"/>
+        <w:jc w:val="center"/>
+        <w:tblBorders>
+          <w:top w:val="single" w:sz="6" w:space="0" w:color="000000"/>
+          <w:left w:val="single" w:sz="6" w:space="0" w:color="000000"/>
+          <w:bottom w:val="single" w:sz="6" w:space="0" w:color="000000"/>
+          <w:right w:val="single" w:sz="6" w:space="0" w:color="000000"/>
+          <w:insideH w:val="single" w:sz="6" w:space="0" w:color="000000"/>
+          <w:insideV w:val="single" w:sz="6" w:space="0" w:color="000000"/>
+        </w:tblBorders>
+      </w:tblPr>
+      <w:tblGrid>
+        <w:gridCol w:w="2300"/>
+        <w:gridCol w:w="1700"/>
+        <w:gridCol w:w="2000"/>
+        <w:gridCol w:w="1700"/>
+        <w:gridCol w:w="1300"/>
+      </w:tblGrid>
+      <w:tr>
+        <w:tc>
+          <w:tcPr>
+            <w:tcW w:w="2300" w:type="dxa"/>
+            <w:vAlign w:val="center"/>
+          </w:tcPr>
+          <w:p>
+            <w:pPr>
+              <w:spacing w:after="20"/>
+              <w:jc w:val="center"/>
+            </w:pPr>
+            <w:r>
+              <w:rPr>
+                <w:b/>
+                <w:sz w:val="22"/>
+                <w:szCs w:val="22"/>
+              </w:rPr>
+              <w:t xml:space="preserve">Operatsiya</w:t>
+            </w:r>
+          </w:p>
+        </w:tc>
+        <w:tc>
+          <w:tcPr>
+            <w:tcW w:w="1700" w:type="dxa"/>
+            <w:vAlign w:val="center"/>
+          </w:tcPr>
+          <w:p>
+            <w:pPr>
+              <w:spacing w:after="20"/>
+              <w:jc w:val="center"/>
+            </w:pPr>
+            <w:r>
+              <w:rPr>
+                <w:b/>
+                <w:sz w:val="22"/>
+                <w:szCs w:val="22"/>
+              </w:rPr>
+              <w:t xml:space="preserve">Tₛₕ, min</w:t>
+            </w:r>
+          </w:p>
+        </w:tc>
+        <w:tc>
+          <w:tcPr>
+            <w:tcW w:w="2000" w:type="dxa"/>
+            <w:vAlign w:val="center"/>
+          </w:tcPr>
+          <w:p>
+            <w:pPr>
+              <w:spacing w:after="20"/>
+              <w:jc w:val="center"/>
+            </w:pPr>
+            <w:r>
+              <w:rPr>
+                <w:b/>
+                <w:sz w:val="22"/>
+                <w:szCs w:val="22"/>
+              </w:rPr>
+              <w:t xml:space="preserve">Sᵣ (hisobiy)</w:t>
+            </w:r>
+          </w:p>
+        </w:tc>
+        <w:tc>
+          <w:tcPr>
+            <w:tcW w:w="1700" w:type="dxa"/>
+            <w:vAlign w:val="center"/>
+          </w:tcPr>
+          <w:p>
+            <w:pPr>
+              <w:spacing w:after="20"/>
+              <w:jc w:val="center"/>
+            </w:pPr>
+            <w:r>
+              <w:rPr>
+                <w:b/>
+                <w:sz w:val="22"/>
+                <w:szCs w:val="22"/>
+              </w:rPr>
+              <w:t xml:space="preserve">Sₓ (qabul)</w:t>
+            </w:r>
+          </w:p>
+        </w:tc>
+        <w:tc>
+          <w:tcPr>
+            <w:tcW w:w="1300" w:type="dxa"/>
+            <w:vAlign w:val="center"/>
+          </w:tcPr>
+          <w:p>
+            <w:pPr>
+              <w:spacing w:after="20"/>
+              <w:jc w:val="center"/>
+            </w:pPr>
+            <w:r>
+              <w:rPr>
+                <w:b/>
+                <w:sz w:val="22"/>
+                <w:szCs w:val="22"/>
+              </w:rPr>
+              <w:t xml:space="preserve">Kᵤ</w:t>
+            </w:r>
+          </w:p>
+        </w:tc>
+      </w:tr>
+      <w:tr>
+        <w:tc>
+          <w:tcPr>
+            <w:tcW w:w="2300" w:type="dxa"/>
+            <w:vAlign w:val="center"/>
+          </w:tcPr>
+          <w:p>
+            <w:pPr>
+              <w:spacing w:after="20"/>
+              <w:jc w:val="left"/>
+            </w:pPr>
+            <w:r>
+              <w:rPr>
+                <w:sz w:val="22"/>
+                <w:szCs w:val="22"/>
+              </w:rPr>
+              <w:t xml:space="preserve">Yuvish</w:t>
+            </w:r>
+          </w:p>
+        </w:tc>
+        <w:tc>
+          <w:tcPr>
+            <w:tcW w:w="1700" w:type="dxa"/>
+            <w:vAlign w:val="center"/>
+          </w:tcPr>
+          <w:p>
+            <w:pPr>
+              <w:spacing w:after="20"/>
+              <w:jc w:val="center"/>
+            </w:pPr>
+            <w:r>
+              <w:rPr>
+                <w:sz w:val="22"/>
+                <w:szCs w:val="22"/>
+              </w:rPr>
+              <w:t xml:space="preserve">13</w:t>
+            </w:r>
+          </w:p>
+        </w:tc>
+        <w:tc>
+          <w:tcPr>
+            <w:tcW w:w="2000" w:type="dxa"/>
+            <w:vAlign w:val="center"/>
+          </w:tcPr>
+          <w:p>
+            <w:pPr>
+              <w:spacing w:after="20"/>
+              <w:jc w:val="center"/>
+            </w:pPr>
+            <w:r>
+              <w:rPr>
+                <w:sz w:val="22"/>
+                <w:szCs w:val="22"/>
+              </w:rPr>
+              <w:t xml:space="preserve">0,79</w:t>
+            </w:r>
+          </w:p>
+        </w:tc>
+        <w:tc>
+          <w:tcPr>
+            <w:tcW w:w="1700" w:type="dxa"/>
+            <w:vAlign w:val="center"/>
+          </w:tcPr>
+          <w:p>
+            <w:pPr>
+              <w:spacing w:after="20"/>
+              <w:jc w:val="center"/>
+            </w:pPr>
+            <w:r>
+              <w:rPr>
+                <w:sz w:val="22"/>
+                <w:szCs w:val="22"/>
+              </w:rPr>
+              <w:t xml:space="preserve">1</w:t>
+            </w:r>
+          </w:p>
+        </w:tc>
+        <w:tc>
+          <w:tcPr>
+            <w:tcW w:w="1300" w:type="dxa"/>
+            <w:vAlign w:val="center"/>
+          </w:tcPr>
+          <w:p>
+            <w:pPr>
+              <w:spacing w:after="20"/>
+              <w:jc w:val="center"/>
+            </w:pPr>
+            <w:r>
+              <w:rPr>
+                <w:sz w:val="22"/>
+                <w:szCs w:val="22"/>
+              </w:rPr>
+              <w:t xml:space="preserve">0,79</w:t>
+            </w:r>
+          </w:p>
+        </w:tc>
+      </w:tr>
+      <w:tr>
+        <w:tc>
+          <w:tcPr>
+            <w:tcW w:w="2300" w:type="dxa"/>
+            <w:vAlign w:val="center"/>
+          </w:tcPr>
+          <w:p>
+            <w:pPr>
+              <w:spacing w:after="20"/>
+              <w:jc w:val="left"/>
+            </w:pPr>
+            <w:r>
+              <w:rPr>
+                <w:sz w:val="22"/>
+                <w:szCs w:val="22"/>
+              </w:rPr>
+              <w:t xml:space="preserve">Demontaj</w:t>
+            </w:r>
+          </w:p>
+        </w:tc>
+        <w:tc>
+          <w:tcPr>
+            <w:tcW w:w="1700" w:type="dxa"/>
+            <w:vAlign w:val="center"/>
+          </w:tcPr>
+          <w:p>
+            <w:pPr>
+              <w:spacing w:after="20"/>
+              <w:jc w:val="center"/>
+            </w:pPr>
+            <w:r>
+              <w:rPr>
+                <w:sz w:val="22"/>
+                <w:szCs w:val="22"/>
+              </w:rPr>
+              <w:t xml:space="preserve">20</w:t>
+            </w:r>
+          </w:p>
+        </w:tc>
+        <w:tc>
+          <w:tcPr>
+            <w:tcW w:w="2000" w:type="dxa"/>
+            <w:vAlign w:val="center"/>
+          </w:tcPr>
+          <w:p>
+            <w:pPr>
+              <w:spacing w:after="20"/>
+              <w:jc w:val="center"/>
+            </w:pPr>
+            <w:r>
+              <w:rPr>
+                <w:sz w:val="22"/>
+                <w:szCs w:val="22"/>
+              </w:rPr>
+              <w:t xml:space="preserve">1,22</w:t>
+            </w:r>
+          </w:p>
+        </w:tc>
+        <w:tc>
+          <w:tcPr>
+            <w:tcW w:w="1700" w:type="dxa"/>
+            <w:vAlign w:val="center"/>
+          </w:tcPr>
+          <w:p>
+            <w:pPr>
+              <w:spacing w:after="20"/>
+              <w:jc w:val="center"/>
+            </w:pPr>
+            <w:r>
+              <w:rPr>
+                <w:sz w:val="22"/>
+                <w:szCs w:val="22"/>
+              </w:rPr>
+              <w:t xml:space="preserve">2</w:t>
+            </w:r>
+          </w:p>
+        </w:tc>
+        <w:tc>
+          <w:tcPr>
+            <w:tcW w:w="1300" w:type="dxa"/>
+            <w:vAlign w:val="center"/>
+          </w:tcPr>
+          <w:p>
+            <w:pPr>
+              <w:spacing w:after="20"/>
+              <w:jc w:val="center"/>
+            </w:pPr>
+            <w:r>
+              <w:rPr>
+                <w:sz w:val="22"/>
+                <w:szCs w:val="22"/>
+              </w:rPr>
+              <w:t xml:space="preserve">0,61</w:t>
+            </w:r>
+          </w:p>
+        </w:tc>
+      </w:tr>
+      <w:tr>
+        <w:tc>
+          <w:tcPr>
+            <w:tcW w:w="2300" w:type="dxa"/>
+            <w:vAlign w:val="center"/>
+          </w:tcPr>
+          <w:p>
+            <w:pPr>
+              <w:spacing w:after="20"/>
+              <w:jc w:val="left"/>
+            </w:pPr>
+            <w:r>
+              <w:rPr>
+                <w:sz w:val="22"/>
+                <w:szCs w:val="22"/>
+              </w:rPr>
+              <w:t xml:space="preserve">Nuqsonlash</w:t>
+            </w:r>
+          </w:p>
+        </w:tc>
+        <w:tc>
+          <w:tcPr>
+            <w:tcW w:w="1700" w:type="dxa"/>
+            <w:vAlign w:val="center"/>
+          </w:tcPr>
+          <w:p>
+            <w:pPr>
+              <w:spacing w:after="20"/>
+              <w:jc w:val="center"/>
+            </w:pPr>
+            <w:r>
+              <w:rPr>
+                <w:sz w:val="22"/>
+                <w:szCs w:val="22"/>
+              </w:rPr>
+              <w:t xml:space="preserve">22</w:t>
+            </w:r>
+          </w:p>
+        </w:tc>
+        <w:tc>
+          <w:tcPr>
+            <w:tcW w:w="2000" w:type="dxa"/>
+            <w:vAlign w:val="center"/>
+          </w:tcPr>
+          <w:p>
+            <w:pPr>
+              <w:spacing w:after="20"/>
+              <w:jc w:val="center"/>
+            </w:pPr>
+            <w:r>
+              <w:rPr>
+                <w:sz w:val="22"/>
+                <w:szCs w:val="22"/>
+              </w:rPr>
+              <w:t xml:space="preserve">1,34</w:t>
+            </w:r>
+          </w:p>
+        </w:tc>
+        <w:tc>
+          <w:tcPr>
+            <w:tcW w:w="1700" w:type="dxa"/>
+            <w:vAlign w:val="center"/>
+          </w:tcPr>
+          <w:p>
+            <w:pPr>
+              <w:spacing w:after="20"/>
+              <w:jc w:val="center"/>
+            </w:pPr>
+            <w:r>
+              <w:rPr>
+                <w:sz w:val="22"/>
+                <w:szCs w:val="22"/>
+              </w:rPr>
+              <w:t xml:space="preserve">2</w:t>
+            </w:r>
+          </w:p>
+        </w:tc>
+        <w:tc>
+          <w:tcPr>
+            <w:tcW w:w="1300" w:type="dxa"/>
+            <w:vAlign w:val="center"/>
+          </w:tcPr>
+          <w:p>
+            <w:pPr>
+              <w:spacing w:after="20"/>
+              <w:jc w:val="center"/>
+            </w:pPr>
+            <w:r>
+              <w:rPr>
+                <w:sz w:val="22"/>
+                <w:szCs w:val="22"/>
+              </w:rPr>
+              <w:t xml:space="preserve">0,67</w:t>
+            </w:r>
+          </w:p>
+        </w:tc>
+      </w:tr>
+      <w:tr>
+        <w:tc>
+          <w:tcPr>
+            <w:tcW w:w="2300" w:type="dxa"/>
+            <w:vAlign w:val="center"/>
+          </w:tcPr>
+          <w:p>
+            <w:pPr>
+              <w:spacing w:after="20"/>
+              <w:jc w:val="left"/>
+            </w:pPr>
+            <w:r>
+              <w:rPr>
+                <w:sz w:val="22"/>
+                <w:szCs w:val="22"/>
+              </w:rPr>
+              <w:t xml:space="preserve">Tiklash</w:t>
+            </w:r>
+          </w:p>
+        </w:tc>
+        <w:tc>
+          <w:tcPr>
+            <w:tcW w:w="1700" w:type="dxa"/>
+            <w:vAlign w:val="center"/>
+          </w:tcPr>
+          <w:p>
+            <w:pPr>
+              <w:spacing w:after="20"/>
+              <w:jc w:val="center"/>
+            </w:pPr>
+            <w:r>
+              <w:rPr>
+                <w:sz w:val="22"/>
+                <w:szCs w:val="22"/>
+              </w:rPr>
+              <w:t xml:space="preserve">36</w:t>
+            </w:r>
+          </w:p>
+        </w:tc>
+        <w:tc>
+          <w:tcPr>
+            <w:tcW w:w="2000" w:type="dxa"/>
+            <w:vAlign w:val="center"/>
+          </w:tcPr>
+          <w:p>
+            <w:pPr>
+              <w:spacing w:after="20"/>
+              <w:jc w:val="center"/>
+            </w:pPr>
+            <w:r>
+              <w:rPr>
+                <w:sz w:val="22"/>
+                <w:szCs w:val="22"/>
+              </w:rPr>
+              <w:t xml:space="preserve">2,19</w:t>
+            </w:r>
+          </w:p>
+        </w:tc>
+        <w:tc>
+          <w:tcPr>
+            <w:tcW w:w="1700" w:type="dxa"/>
+            <w:vAlign w:val="center"/>
+          </w:tcPr>
+          <w:p>
+            <w:pPr>
+              <w:spacing w:after="20"/>
+              <w:jc w:val="center"/>
+            </w:pPr>
+            <w:r>
+              <w:rPr>
+                <w:sz w:val="22"/>
+                <w:szCs w:val="22"/>
+              </w:rPr>
+              <w:t xml:space="preserve">3</w:t>
+            </w:r>
+          </w:p>
+        </w:tc>
+        <w:tc>
+          <w:tcPr>
+            <w:tcW w:w="1300" w:type="dxa"/>
+            <w:vAlign w:val="center"/>
+          </w:tcPr>
+          <w:p>
+            <w:pPr>
+              <w:spacing w:after="20"/>
+              <w:jc w:val="center"/>
+            </w:pPr>
+            <w:r>
+              <w:rPr>
+                <w:sz w:val="22"/>
+                <w:szCs w:val="22"/>
+              </w:rPr>
+              <w:t xml:space="preserve">0,73</w:t>
+            </w:r>
+          </w:p>
+        </w:tc>
+      </w:tr>
+      <w:tr>
+        <w:tc>
+          <w:tcPr>
+            <w:tcW w:w="2300" w:type="dxa"/>
+            <w:vAlign w:val="center"/>
+          </w:tcPr>
+          <w:p>
+            <w:pPr>
+              <w:spacing w:after="20"/>
+              <w:jc w:val="left"/>
+            </w:pPr>
+            <w:r>
+              <w:rPr>
+                <w:sz w:val="22"/>
+                <w:szCs w:val="22"/>
+              </w:rPr>
+              <w:t xml:space="preserve">Yig'ish</w:t>
+            </w:r>
+          </w:p>
+        </w:tc>
+        <w:tc>
+          <w:tcPr>
+            <w:tcW w:w="1700" w:type="dxa"/>
+            <w:vAlign w:val="center"/>
+          </w:tcPr>
+          <w:p>
+            <w:pPr>
+              <w:spacing w:after="20"/>
+              <w:jc w:val="center"/>
+            </w:pPr>
+            <w:r>
+              <w:rPr>
+                <w:sz w:val="22"/>
+                <w:szCs w:val="22"/>
+              </w:rPr>
+              <w:t xml:space="preserve">27</w:t>
+            </w:r>
+          </w:p>
+        </w:tc>
+        <w:tc>
+          <w:tcPr>
+            <w:tcW w:w="2000" w:type="dxa"/>
+            <w:vAlign w:val="center"/>
+          </w:tcPr>
+          <w:p>
+            <w:pPr>
+              <w:spacing w:after="20"/>
+              <w:jc w:val="center"/>
+            </w:pPr>
+            <w:r>
+              <w:rPr>
+                <w:sz w:val="22"/>
+                <w:szCs w:val="22"/>
+              </w:rPr>
+              <w:t xml:space="preserve">1,64</w:t>
+            </w:r>
+          </w:p>
+        </w:tc>
+        <w:tc>
+          <w:tcPr>
+            <w:tcW w:w="1700" w:type="dxa"/>
+            <w:vAlign w:val="center"/>
+          </w:tcPr>
+          <w:p>
+            <w:pPr>
+              <w:spacing w:after="20"/>
+              <w:jc w:val="center"/>
+            </w:pPr>
+            <w:r>
+              <w:rPr>
+                <w:sz w:val="22"/>
+                <w:szCs w:val="22"/>
+              </w:rPr>
+              <w:t xml:space="preserve">2</w:t>
+            </w:r>
+          </w:p>
+        </w:tc>
+        <w:tc>
+          <w:tcPr>
+            <w:tcW w:w="1300" w:type="dxa"/>
+            <w:vAlign w:val="center"/>
+          </w:tcPr>
+          <w:p>
+            <w:pPr>
+              <w:spacing w:after="20"/>
+              <w:jc w:val="center"/>
+            </w:pPr>
+            <w:r>
+              <w:rPr>
+                <w:sz w:val="22"/>
+                <w:szCs w:val="22"/>
+              </w:rPr>
+              <w:t xml:space="preserve">0,82</w:t>
+            </w:r>
+          </w:p>
+        </w:tc>
+      </w:tr>
+      <w:tr>
+        <w:tc>
+          <w:tcPr>
+            <w:tcW w:w="2300" w:type="dxa"/>
+            <w:vAlign w:val="center"/>
+          </w:tcPr>
+          <w:p>
+            <w:pPr>
+              <w:spacing w:after="20"/>
+              <w:jc w:val="left"/>
+            </w:pPr>
+            <w:r>
+              <w:rPr>
+                <w:sz w:val="22"/>
+                <w:szCs w:val="22"/>
+              </w:rPr>
+              <w:t xml:space="preserve">Sinash</w:t>
+            </w:r>
+          </w:p>
+        </w:tc>
+        <w:tc>
+          <w:tcPr>
+            <w:tcW w:w="1700" w:type="dxa"/>
+            <w:vAlign w:val="center"/>
+          </w:tcPr>
+          <w:p>
+            <w:pPr>
+              <w:spacing w:after="20"/>
+              <w:jc w:val="center"/>
+            </w:pPr>
+            <w:r>
+              <w:rPr>
+                <w:sz w:val="22"/>
+                <w:szCs w:val="22"/>
+              </w:rPr>
+              <w:t xml:space="preserve">22</w:t>
+            </w:r>
+          </w:p>
+        </w:tc>
+        <w:tc>
+          <w:tcPr>
+            <w:tcW w:w="2000" w:type="dxa"/>
+            <w:vAlign w:val="center"/>
+          </w:tcPr>
+          <w:p>
+            <w:pPr>
+              <w:spacing w:after="20"/>
+              <w:jc w:val="center"/>
+            </w:pPr>
+            <w:r>
+              <w:rPr>
+                <w:sz w:val="22"/>
+                <w:szCs w:val="22"/>
+              </w:rPr>
+              <w:t xml:space="preserve">1,34</w:t>
+            </w:r>
+          </w:p>
+        </w:tc>
+        <w:tc>
+          <w:tcPr>
+            <w:tcW w:w="1700" w:type="dxa"/>
+            <w:vAlign w:val="center"/>
+          </w:tcPr>
+          <w:p>
+            <w:pPr>
+              <w:spacing w:after="20"/>
+              <w:jc w:val="center"/>
+            </w:pPr>
+            <w:r>
+              <w:rPr>
+                <w:sz w:val="22"/>
+                <w:szCs w:val="22"/>
+              </w:rPr>
+              <w:t xml:space="preserve">2</w:t>
+            </w:r>
+          </w:p>
+        </w:tc>
+        <w:tc>
+          <w:tcPr>
+            <w:tcW w:w="1300" w:type="dxa"/>
+            <w:vAlign w:val="center"/>
+          </w:tcPr>
+          <w:p>
+            <w:pPr>
+              <w:spacing w:after="20"/>
+              <w:jc w:val="center"/>
+            </w:pPr>
+            <w:r>
+              <w:rPr>
+                <w:sz w:val="22"/>
+                <w:szCs w:val="22"/>
+              </w:rPr>
+              <w:t xml:space="preserve">0,67</w:t>
+            </w:r>
+          </w:p>
+        </w:tc>
+      </w:tr>
+      <w:tr>
+        <w:tc>
+          <w:tcPr>
+            <w:tcW w:w="2300" w:type="dxa"/>
+            <w:vAlign w:val="center"/>
+          </w:tcPr>
+          <w:p>
+            <w:pPr>
+              <w:spacing w:after="20"/>
+              <w:jc w:val="left"/>
+            </w:pPr>
+            <w:r>
+              <w:rPr>
+                <w:sz w:val="22"/>
+                <w:szCs w:val="22"/>
+              </w:rPr>
+              <w:t xml:space="preserve">Jami</w:t>
+            </w:r>
+          </w:p>
+        </w:tc>
+        <w:tc>
+          <w:tcPr>
+            <w:tcW w:w="1700" w:type="dxa"/>
+            <w:vAlign w:val="center"/>
+          </w:tcPr>
+          <w:p>
+            <w:pPr>
+              <w:spacing w:after="20"/>
+              <w:jc w:val="center"/>
+            </w:pPr>
+            <w:r>
+              <w:rPr>
+                <w:sz w:val="22"/>
+                <w:szCs w:val="22"/>
+              </w:rPr>
+              <w:t xml:space="preserve">140</w:t>
+            </w:r>
+          </w:p>
+        </w:tc>
+        <w:tc>
+          <w:tcPr>
+            <w:tcW w:w="2000" w:type="dxa"/>
+            <w:vAlign w:val="center"/>
+          </w:tcPr>
+          <w:p>
+            <w:pPr>
+              <w:spacing w:after="20"/>
+              <w:jc w:val="center"/>
+            </w:pPr>
+            <w:r>
+              <w:rPr>
+                <w:sz w:val="22"/>
+                <w:szCs w:val="22"/>
+              </w:rPr>
+              <w:t xml:space="preserve">8,52</w:t>
+            </w:r>
+          </w:p>
+        </w:tc>
+        <w:tc>
+          <w:tcPr>
+            <w:tcW w:w="1700" w:type="dxa"/>
+            <w:vAlign w:val="center"/>
+          </w:tcPr>
+          <w:p>
+            <w:pPr>
+              <w:spacing w:after="20"/>
+              <w:jc w:val="center"/>
+            </w:pPr>
+            <w:r>
+              <w:rPr>
+                <w:sz w:val="22"/>
+                <w:szCs w:val="22"/>
+              </w:rPr>
+              <w:t xml:space="preserve">12</w:t>
+            </w:r>
+          </w:p>
+        </w:tc>
+        <w:tc>
+          <w:tcPr>
+            <w:tcW w:w="1300" w:type="dxa"/>
+            <w:vAlign w:val="center"/>
+          </w:tcPr>
+          <w:p>
+            <w:pPr>
+              <w:spacing w:after="20"/>
+              <w:jc w:val="center"/>
+            </w:pPr>
+            <w:r>
+              <w:rPr>
+                <w:sz w:val="22"/>
+                <w:szCs w:val="22"/>
+              </w:rPr>
+              <w:t xml:space="preserve">0,71</w:t>
+            </w:r>
+          </w:p>
+        </w:tc>
+      </w:tr>
+    </w:tbl>
+    <w:p/>
+    <w:p>
+      <w:pPr>
+        <w:spacing w:after="120" w:line="360" w:lineRule="auto"/>
+        <w:ind w:firstLine="709"/>
+        <w:jc w:val="both"/>
+      </w:pPr>
+      <w:r>
+        <w:rPr>
+          <w:sz w:val="24"/>
+          <w:szCs w:val="24"/>
+        </w:rPr>
+        <w:t xml:space="preserve">Jadvaldan ko'rinib turibdiki, uchastka uchun jami 12 birlik jihoz qabul qilinadi, o'rtacha foydalanish koeffitsiyenti esa 0,71 ni tashkil etadi. Bu ko'rsatkich qoniqarli hisoblanadi; uni yanada oshirish uchun ayrim kam yuklangan jihozlarni operatsiyalar o'rtasida birlashtirib ishlatish mumkin.</w:t>
+      </w:r>
+    </w:p>
+    <w:p>
+      <w:pPr>
+        <w:spacing w:after="120" w:line="360" w:lineRule="auto"/>
+        <w:ind w:firstLine="709"/>
+        <w:jc w:val="both"/>
+      </w:pPr>
+      <w:r>
+        <w:rPr>
+          <w:sz w:val="24"/>
+          <w:szCs w:val="24"/>
+        </w:rPr>
+        <w:t xml:space="preserve">Ishlab chiqarish ishchilarining soni har bir operatsiyaning yillik mehnat hajmini ishchining yillik fondiga bo'lish orqali aniqlanadi:</w:t>
+      </w:r>
+    </w:p>
+    <w:p>
+      <w:pPr>
+        <w:jc w:val="center"/>
+        <w:spacing w:before="80" w:after="120"/>
+      </w:pPr>
+      <w:r>
+        <w:rPr>
+          <w:i/>
+          <w:sz w:val="26"/>
+          <w:szCs w:val="26"/>
+        </w:rPr>
+        <w:t xml:space="preserve">Pᵣ = (N · Tₛₕ) / (Fᵣ · 60 · Kᵥₙ)</w:t>
+      </w:r>
+    </w:p>
+    <w:p>
+      <w:pPr>
+        <w:spacing w:after="120" w:line="360" w:lineRule="auto"/>
+        <w:ind w:firstLine="709"/>
+        <w:jc w:val="both"/>
+      </w:pPr>
+      <w:r>
+        <w:rPr>
+          <w:sz w:val="24"/>
+          <w:szCs w:val="24"/>
+        </w:rPr>
+        <w:t xml:space="preserve">bu yerda: Pᵣ – hisobiy ishchilar soni; Kᵥₙ – me'yorni bajarish koeffitsiyenti (1,05–1,15). Umumiy mehnat hajmi ΣTₛₕ = 140 min = 2,33 soat/blok bo'lganligi sababli, butun dastur uchun yillik mehnat hajmi 12000 · 2,33 = 28000 norma-soatni tashkil etadi. Kᵥₙ = 1,1 da:</w:t>
+      </w:r>
+    </w:p>
+    <w:p>
+      <w:pPr>
+        <w:jc w:val="center"/>
+        <w:spacing w:before="80" w:after="120"/>
+      </w:pPr>
+      <w:r>
+        <w:rPr>
+          <w:i/>
+          <w:sz w:val="26"/>
+          <w:szCs w:val="26"/>
+        </w:rPr>
+        <w:t xml:space="preserve">Pᵣ = 28000 / (1840 · 1,1) ≈ 13,8 → 14 ishchi</w:t>
+      </w:r>
+    </w:p>
+    <w:p>
+      <w:pPr>
+        <w:spacing w:after="120" w:line="360" w:lineRule="auto"/>
+        <w:ind w:firstLine="709"/>
+        <w:jc w:val="both"/>
+      </w:pPr>
+      <w:r>
+        <w:rPr>
+          <w:sz w:val="24"/>
+          <w:szCs w:val="24"/>
+        </w:rPr>
+        <w:t xml:space="preserve">Demak, uchastka uchun 14 nafar ishlab chiqarish ishchisi talab etiladi. Bundan tashqari yordamchi ishchilar (ta'minlovchi, transport), xizmat ko'rsatuvchi xodimlar va muhandis-texnik xodimlar soni ham belgilanadi; ular odatda asosiy ishchilar sonining ma'lum foizi sifatida olinadi.</w:t>
+      </w:r>
+    </w:p>
+    <w:p>
+      <w:pPr>
+        <w:spacing w:after="120" w:line="360" w:lineRule="auto"/>
+        <w:ind w:firstLine="709"/>
+        <w:jc w:val="both"/>
+      </w:pPr>
+      <w:r>
+        <w:rPr>
+          <w:sz w:val="24"/>
+          <w:szCs w:val="24"/>
+        </w:rPr>
+        <w:t xml:space="preserve">Ta'mirlash uchastkasining maydoni jihozlar egallaydigan maydon va o'tish-yo'laklar uchun zarur maydon asosida hisoblanadi:</w:t>
+      </w:r>
+    </w:p>
+    <w:p>
+      <w:pPr>
+        <w:jc w:val="center"/>
+        <w:spacing w:before="80" w:after="120"/>
+      </w:pPr>
+      <w:r>
+        <w:rPr>
+          <w:i/>
+          <w:sz w:val="26"/>
+          <w:szCs w:val="26"/>
+        </w:rPr>
+        <w:t xml:space="preserve">Fₚ = Σ(fᵢ · Sₓᵢ) · Kₚ</w:t>
+      </w:r>
+    </w:p>
+    <w:p>
+      <w:pPr>
+        <w:spacing w:after="120" w:line="360" w:lineRule="auto"/>
+        <w:ind w:firstLine="709"/>
+        <w:jc w:val="both"/>
+      </w:pPr>
+      <w:r>
+        <w:rPr>
+          <w:sz w:val="24"/>
+          <w:szCs w:val="24"/>
+        </w:rPr>
+        <w:t xml:space="preserve">bu yerda: Fₚ – uchastkaning umumiy maydoni (m²); fᵢ – bitta jihoz egallaydigan maydon (jihoz gabariti bo'yicha, m²); Sₓᵢ – shu turdagi jihozlar soni; Kₚ – o'tish-yo'laklar va xizmat zonalarini hisobga oluvchi koeffitsiyent (3,5–4,5). Jihozlar egallagan maydon yig'indisi taxminan 36 m² va Kₚ = 4,0 bo'lsa:</w:t>
+      </w:r>
+    </w:p>
+    <w:p>
+      <w:pPr>
+        <w:jc w:val="center"/>
+        <w:spacing w:before="80" w:after="120"/>
+      </w:pPr>
+      <w:r>
+        <w:rPr>
+          <w:i/>
+          <w:sz w:val="26"/>
+          <w:szCs w:val="26"/>
+        </w:rPr>
+        <w:t xml:space="preserve">Fₚ = 36 · 4,0 = 144 m²</w:t>
+      </w:r>
+    </w:p>
+    <w:p>
+      <w:pPr>
+        <w:spacing w:after="120" w:line="360" w:lineRule="auto"/>
+        <w:ind w:firstLine="709"/>
+        <w:jc w:val="both"/>
+      </w:pPr>
+      <w:r>
+        <w:rPr>
+          <w:sz w:val="24"/>
+          <w:szCs w:val="24"/>
+        </w:rPr>
+        <w:t xml:space="preserve">Shunday qilib, ta'mirlash uchastkasi uchun taxminan 144 m² ishlab chiqarish maydoni zarur bo'ladi. Bu maydon jihozlarni ratsional joylashtirish, detallar oqimini ta'minlash va mehnat xavfsizligi talablariga rioya qilish imkonini beradi.</w:t>
+      </w:r>
+    </w:p>
+    <w:p>
+      <w:pPr>
+        <w:spacing w:before="240" w:after="120"/>
+        <w:keepNext/>
+      </w:pPr>
+      <w:r>
+        <w:rPr>
+          <w:b/>
+          <w:sz w:val="26"/>
+          <w:szCs w:val="26"/>
+        </w:rPr>
+        <w:t xml:space="preserve">Mehnatni me'yorlash uslublari.</w:t>
+      </w:r>
+    </w:p>
+    <w:p>
+      <w:pPr>
+        <w:spacing w:after="120" w:line="360" w:lineRule="auto"/>
+        <w:ind w:firstLine="709"/>
+        <w:jc w:val="both"/>
+      </w:pPr>
+      <w:r>
+        <w:rPr>
+          <w:sz w:val="24"/>
+          <w:szCs w:val="24"/>
+        </w:rPr>
+        <w:t xml:space="preserve">Vaqt me'yorlarini ishlab chiqishda bir necha uslubdan foydalaniladi. Tahliliy-hisobiy uslubda operatsiya elementlarга bo'linadi va har bir element vaqti me'yoriy jadvallar asosida hisoblanadi. Tahliliy-tadqiqiy uslubda esa vaqt bevosita ish o'rnida o'lchanadi. Bu maqsadda ish kunini fotosurat qilish (fotografiya rabochego dnya) va xronometraj usullari qo'llaniladi.</w:t>
+      </w:r>
+    </w:p>
+    <w:p>
+      <w:pPr>
+        <w:spacing w:after="120" w:line="360" w:lineRule="auto"/>
+        <w:ind w:firstLine="709"/>
+        <w:jc w:val="both"/>
+      </w:pPr>
+      <w:r>
+        <w:rPr>
+          <w:sz w:val="24"/>
+          <w:szCs w:val="24"/>
+        </w:rPr>
+        <w:t xml:space="preserve">Ish kunini fotosurat qilish smena davomida barcha vaqt sarflarini ketma-ket qayd etishga asoslanadi. Bu usul yordamida ish vaqtidan foydalanish darajasi aniqlanadi, yo'qotishlar (kutish, tashkiliy to'xtashlar) topiladi va ularni bartaraf etish chora-tadbirlari belgilanadi. Xronometraj esa takrorlanuvchi operatsiya elementlarining davomiyligini aniq o'lchash uchun qo'llaniladi.</w:t>
+      </w:r>
+    </w:p>
+    <w:p>
+      <w:pPr>
+        <w:spacing w:after="120" w:line="360" w:lineRule="auto"/>
+        <w:ind w:firstLine="709"/>
+        <w:jc w:val="both"/>
+      </w:pPr>
+      <w:r>
+        <w:rPr>
+          <w:sz w:val="24"/>
+          <w:szCs w:val="24"/>
+        </w:rPr>
+        <w:t xml:space="preserve">Ish vaqtidan foydalanish koeffitsiyenti smena davomidagi samarali vaqtning umumiy vaqtга nisbati sifatida aniqlanadi. Uni oshirish tashkiliy yo'qotishlarni kamaytirish, ish o'rnini to'g'ri tashkil etish va ta'minotni yaxshilash hisobiga erishiladi. Yuqori foydalanish koeffitsiyenti mehnat unumdorligini bevosita oshiradi.</w:t>
+      </w:r>
+    </w:p>
+    <w:p>
+      <w:pPr>
+        <w:spacing w:after="120" w:line="360" w:lineRule="auto"/>
+        <w:ind w:firstLine="709"/>
+        <w:jc w:val="both"/>
+      </w:pPr>
+      <w:r>
+        <w:rPr>
+          <w:sz w:val="24"/>
+          <w:szCs w:val="24"/>
+        </w:rPr>
+        <w:t xml:space="preserve">Ishlab chiqarish ritmini ta'minlash uchun takt vaqti hisoblanadi. Takt vaqti – ketma-ket ikki blok chiqishi orasidagi vaqt bo'lib, u quyidagicha topiladi:</w:t>
+      </w:r>
+    </w:p>
+    <w:p>
+      <w:pPr>
+        <w:jc w:val="center"/>
+        <w:spacing w:before="80" w:after="120"/>
+      </w:pPr>
+      <w:r>
+        <w:rPr>
+          <w:i/>
+          <w:sz w:val="26"/>
+          <w:szCs w:val="26"/>
+        </w:rPr>
+        <w:t xml:space="preserve">τ = Fᵈ · 60 / N</w:t>
+      </w:r>
+    </w:p>
+    <w:p>
+      <w:pPr>
+        <w:spacing w:after="120" w:line="360" w:lineRule="auto"/>
+        <w:ind w:firstLine="709"/>
+        <w:jc w:val="both"/>
+      </w:pPr>
+      <w:r>
+        <w:rPr>
+          <w:sz w:val="24"/>
+          <w:szCs w:val="24"/>
+        </w:rPr>
+        <w:t xml:space="preserve">bu yerda: τ – takt vaqti (min); Fᵈ – yillik samarali fond (soat); N – yillik dastur. Fᵈ = 3871 soat va N = 12000 da takt vaqti τ = 3871 · 60 / 12000 ≈ 19,4 min ni tashkil etadi. Demak, har 19,4 minutda bitta tayyor blok chiqishi kerak.</w:t>
+      </w:r>
+    </w:p>
+    <w:p>
+      <w:pPr>
+        <w:spacing w:after="120" w:line="360" w:lineRule="auto"/>
+        <w:ind w:firstLine="709"/>
+        <w:jc w:val="both"/>
+      </w:pPr>
+      <w:r>
+        <w:rPr>
+          <w:sz w:val="24"/>
+          <w:szCs w:val="24"/>
+        </w:rPr>
+        <w:t xml:space="preserve">Takt vaqtini operatsiyalar vaqti bilan taqqoslab, ish o'rinlarining yuklanishi muvozanatlanadi. Agar biror operatsiya vaqti takt vaqtidan katta bo'lsa, u operatsiya bir necha parallel ish o'rniга taqsimlanadi. Bu «to'siq» (uzkoye mesto) operatsiyalarni bartaraf etish va oqimning uzluksizligini ta'minlash imkonini beradi.</w:t>
+      </w:r>
+    </w:p>
+    <w:p>
+      <w:pPr>
+        <w:spacing w:after="120" w:line="360" w:lineRule="auto"/>
+        <w:ind w:firstLine="709"/>
+        <w:jc w:val="both"/>
+      </w:pPr>
+      <w:r>
+        <w:rPr>
+          <w:sz w:val="24"/>
+          <w:szCs w:val="24"/>
+        </w:rPr>
+        <w:t xml:space="preserve">Uchastka xodimlarining to'liq tarkibi asosiy ishlab chiqarish ishchilaridan tashqari yordamchi ishchilar, muhandis-texnik xodimlar (MTX) va xizmat ko'rsatuvchi xodimlarni o'z ichiga oladi. Ularning taxminiy soni 3.5-jadvalda keltirilgan.</w:t>
+      </w:r>
+    </w:p>
+    <w:tbl>
+      <w:tblPr>
+        <w:tblW w:w="0" w:type="auto"/>
+        <w:jc w:val="center"/>
+        <w:tblBorders>
+          <w:top w:val="single" w:sz="6" w:space="0" w:color="000000"/>
+          <w:left w:val="single" w:sz="6" w:space="0" w:color="000000"/>
+          <w:bottom w:val="single" w:sz="6" w:space="0" w:color="000000"/>
+          <w:right w:val="single" w:sz="6" w:space="0" w:color="000000"/>
+          <w:insideH w:val="single" w:sz="6" w:space="0" w:color="000000"/>
+          <w:insideV w:val="single" w:sz="6" w:space="0" w:color="000000"/>
+        </w:tblBorders>
+      </w:tblPr>
+      <w:tblGrid>
+        <w:gridCol w:w="3400"/>
+        <w:gridCol w:w="3300"/>
+        <w:gridCol w:w="1800"/>
+      </w:tblGrid>
+      <w:tr>
+        <w:tc>
+          <w:tcPr>
+            <w:tcW w:w="3400" w:type="dxa"/>
+            <w:vAlign w:val="center"/>
+          </w:tcPr>
+          <w:p>
+            <w:pPr>
+              <w:spacing w:after="20"/>
+              <w:jc w:val="center"/>
+            </w:pPr>
+            <w:r>
+              <w:rPr>
+                <w:b/>
+                <w:sz w:val="22"/>
+                <w:szCs w:val="22"/>
+              </w:rPr>
+              <w:t xml:space="preserve">Xodimlar toifasi</w:t>
+            </w:r>
+          </w:p>
+        </w:tc>
+        <w:tc>
+          <w:tcPr>
+            <w:tcW w:w="3300" w:type="dxa"/>
+            <w:vAlign w:val="center"/>
+          </w:tcPr>
+          <w:p>
+            <w:pPr>
+              <w:spacing w:after="20"/>
+              <w:jc w:val="center"/>
+            </w:pPr>
+            <w:r>
+              <w:rPr>
+                <w:b/>
+                <w:sz w:val="22"/>
+                <w:szCs w:val="22"/>
+              </w:rPr>
+              <w:t xml:space="preserve">Hisoblash asosi</w:t>
+            </w:r>
+          </w:p>
+        </w:tc>
+        <w:tc>
+          <w:tcPr>
+            <w:tcW w:w="1800" w:type="dxa"/>
+            <w:vAlign w:val="center"/>
+          </w:tcPr>
+          <w:p>
+            <w:pPr>
+              <w:spacing w:after="20"/>
+              <w:jc w:val="center"/>
+            </w:pPr>
+            <w:r>
+              <w:rPr>
+                <w:b/>
+                <w:sz w:val="22"/>
+                <w:szCs w:val="22"/>
+              </w:rPr>
+              <w:t xml:space="preserve">Soni</w:t>
+            </w:r>
+          </w:p>
+        </w:tc>
+      </w:tr>
+      <w:tr>
+        <w:tc>
+          <w:tcPr>
+            <w:tcW w:w="3400" w:type="dxa"/>
+            <w:vAlign w:val="center"/>
+          </w:tcPr>
+          <w:p>
+            <w:pPr>
+              <w:spacing w:after="20"/>
+              <w:jc w:val="left"/>
+            </w:pPr>
+            <w:r>
+              <w:rPr>
+                <w:sz w:val="22"/>
+                <w:szCs w:val="22"/>
+              </w:rPr>
+              <w:t xml:space="preserve">Asosiy ishchilar</w:t>
+            </w:r>
+          </w:p>
+        </w:tc>
+        <w:tc>
+          <w:tcPr>
+            <w:tcW w:w="3300" w:type="dxa"/>
+            <w:vAlign w:val="center"/>
+          </w:tcPr>
+          <w:p>
+            <w:pPr>
+              <w:spacing w:after="20"/>
+              <w:jc w:val="center"/>
+            </w:pPr>
+            <w:r>
+              <w:rPr>
+                <w:sz w:val="22"/>
+                <w:szCs w:val="22"/>
+              </w:rPr>
+              <w:t xml:space="preserve">Mehnat hajmi bo'yicha</w:t>
+            </w:r>
+          </w:p>
+        </w:tc>
+        <w:tc>
+          <w:tcPr>
+            <w:tcW w:w="1800" w:type="dxa"/>
+            <w:vAlign w:val="center"/>
+          </w:tcPr>
+          <w:p>
+            <w:pPr>
+              <w:spacing w:after="20"/>
+              <w:jc w:val="center"/>
+            </w:pPr>
+            <w:r>
+              <w:rPr>
+                <w:sz w:val="22"/>
+                <w:szCs w:val="22"/>
+              </w:rPr>
+              <w:t xml:space="preserve">14</w:t>
+            </w:r>
+          </w:p>
+        </w:tc>
+      </w:tr>
+      <w:tr>
+        <w:tc>
+          <w:tcPr>
+            <w:tcW w:w="3400" w:type="dxa"/>
+            <w:vAlign w:val="center"/>
+          </w:tcPr>
+          <w:p>
+            <w:pPr>
+              <w:spacing w:after="20"/>
+              <w:jc w:val="left"/>
+            </w:pPr>
+            <w:r>
+              <w:rPr>
+                <w:sz w:val="22"/>
+                <w:szCs w:val="22"/>
+              </w:rPr>
+              <w:t xml:space="preserve">Yordamchi ishchilar</w:t>
+            </w:r>
+          </w:p>
+        </w:tc>
+        <w:tc>
+          <w:tcPr>
+            <w:tcW w:w="3300" w:type="dxa"/>
+            <w:vAlign w:val="center"/>
+          </w:tcPr>
+          <w:p>
+            <w:pPr>
+              <w:spacing w:after="20"/>
+              <w:jc w:val="center"/>
+            </w:pPr>
+            <w:r>
+              <w:rPr>
+                <w:sz w:val="22"/>
+                <w:szCs w:val="22"/>
+              </w:rPr>
+              <w:t xml:space="preserve">Asosiyning ~18%</w:t>
+            </w:r>
+          </w:p>
+        </w:tc>
+        <w:tc>
+          <w:tcPr>
+            <w:tcW w:w="1800" w:type="dxa"/>
+            <w:vAlign w:val="center"/>
+          </w:tcPr>
+          <w:p>
+            <w:pPr>
+              <w:spacing w:after="20"/>
+              <w:jc w:val="center"/>
+            </w:pPr>
+            <w:r>
+              <w:rPr>
+                <w:sz w:val="22"/>
+                <w:szCs w:val="22"/>
+              </w:rPr>
+              <w:t xml:space="preserve">3</w:t>
+            </w:r>
+          </w:p>
+        </w:tc>
+      </w:tr>
+      <w:tr>
+        <w:tc>
+          <w:tcPr>
+            <w:tcW w:w="3400" w:type="dxa"/>
+            <w:vAlign w:val="center"/>
+          </w:tcPr>
+          <w:p>
+            <w:pPr>
+              <w:spacing w:after="20"/>
+              <w:jc w:val="left"/>
+            </w:pPr>
+            <w:r>
+              <w:rPr>
+                <w:sz w:val="22"/>
+                <w:szCs w:val="22"/>
+              </w:rPr>
+              <w:t xml:space="preserve">MTX</w:t>
+            </w:r>
+          </w:p>
+        </w:tc>
+        <w:tc>
+          <w:tcPr>
+            <w:tcW w:w="3300" w:type="dxa"/>
+            <w:vAlign w:val="center"/>
+          </w:tcPr>
+          <w:p>
+            <w:pPr>
+              <w:spacing w:after="20"/>
+              <w:jc w:val="center"/>
+            </w:pPr>
+            <w:r>
+              <w:rPr>
+                <w:sz w:val="22"/>
+                <w:szCs w:val="22"/>
+              </w:rPr>
+              <w:t xml:space="preserve">Umumiyning ~8%</w:t>
+            </w:r>
+          </w:p>
+        </w:tc>
+        <w:tc>
+          <w:tcPr>
+            <w:tcW w:w="1800" w:type="dxa"/>
+            <w:vAlign w:val="center"/>
+          </w:tcPr>
+          <w:p>
+            <w:pPr>
+              <w:spacing w:after="20"/>
+              <w:jc w:val="center"/>
+            </w:pPr>
+            <w:r>
+              <w:rPr>
+                <w:sz w:val="22"/>
+                <w:szCs w:val="22"/>
+              </w:rPr>
+              <w:t xml:space="preserve">2</w:t>
+            </w:r>
+          </w:p>
+        </w:tc>
+      </w:tr>
+      <w:tr>
+        <w:tc>
+          <w:tcPr>
+            <w:tcW w:w="3400" w:type="dxa"/>
+            <w:vAlign w:val="center"/>
+          </w:tcPr>
+          <w:p>
+            <w:pPr>
+              <w:spacing w:after="20"/>
+              <w:jc w:val="left"/>
+            </w:pPr>
+            <w:r>
+              <w:rPr>
+                <w:sz w:val="22"/>
+                <w:szCs w:val="22"/>
+              </w:rPr>
+              <w:t xml:space="preserve">Xizmat xodimlari</w:t>
+            </w:r>
+          </w:p>
+        </w:tc>
+        <w:tc>
+          <w:tcPr>
+            <w:tcW w:w="3300" w:type="dxa"/>
+            <w:vAlign w:val="center"/>
+          </w:tcPr>
+          <w:p>
+            <w:pPr>
+              <w:spacing w:after="20"/>
+              <w:jc w:val="center"/>
+            </w:pPr>
+            <w:r>
+              <w:rPr>
+                <w:sz w:val="22"/>
+                <w:szCs w:val="22"/>
+              </w:rPr>
+              <w:t xml:space="preserve">Umumiyning ~5%</w:t>
+            </w:r>
+          </w:p>
+        </w:tc>
+        <w:tc>
+          <w:tcPr>
+            <w:tcW w:w="1800" w:type="dxa"/>
+            <w:vAlign w:val="center"/>
+          </w:tcPr>
+          <w:p>
+            <w:pPr>
+              <w:spacing w:after="20"/>
+              <w:jc w:val="center"/>
+            </w:pPr>
+            <w:r>
+              <w:rPr>
+                <w:sz w:val="22"/>
+                <w:szCs w:val="22"/>
+              </w:rPr>
+              <w:t xml:space="preserve">1</w:t>
+            </w:r>
+          </w:p>
+        </w:tc>
+      </w:tr>
+      <w:tr>
+        <w:tc>
+          <w:tcPr>
+            <w:tcW w:w="3400" w:type="dxa"/>
+            <w:vAlign w:val="center"/>
+          </w:tcPr>
+          <w:p>
+            <w:pPr>
+              <w:spacing w:after="20"/>
+              <w:jc w:val="left"/>
+            </w:pPr>
+            <w:r>
+              <w:rPr>
+                <w:sz w:val="22"/>
+                <w:szCs w:val="22"/>
+              </w:rPr>
+              <w:t xml:space="preserve">Jami</w:t>
+            </w:r>
+          </w:p>
+        </w:tc>
+        <w:tc>
+          <w:tcPr>
+            <w:tcW w:w="3300" w:type="dxa"/>
+            <w:vAlign w:val="center"/>
+          </w:tcPr>
+          <w:p>
+            <w:pPr>
+              <w:spacing w:after="20"/>
+              <w:jc w:val="center"/>
+            </w:pPr>
+            <w:r>
+              <w:rPr>
+                <w:sz w:val="22"/>
+                <w:szCs w:val="22"/>
+              </w:rPr>
+              <w:t xml:space="preserve">—</w:t>
+            </w:r>
+          </w:p>
+        </w:tc>
+        <w:tc>
+          <w:tcPr>
+            <w:tcW w:w="1800" w:type="dxa"/>
+            <w:vAlign w:val="center"/>
+          </w:tcPr>
+          <w:p>
+            <w:pPr>
+              <w:spacing w:after="20"/>
+              <w:jc w:val="center"/>
+            </w:pPr>
+            <w:r>
+              <w:rPr>
+                <w:sz w:val="22"/>
+                <w:szCs w:val="22"/>
+              </w:rPr>
+              <w:t xml:space="preserve">20</w:t>
+            </w:r>
+          </w:p>
+        </w:tc>
+      </w:tr>
+    </w:tbl>
+    <w:p/>
+    <w:p>
+      <w:pPr>
+        <w:spacing w:after="120" w:line="360" w:lineRule="auto"/>
+        <w:ind w:firstLine="709"/>
+        <w:jc w:val="both"/>
+      </w:pPr>
+      <w:r>
+        <w:rPr>
+          <w:sz w:val="24"/>
+          <w:szCs w:val="24"/>
+        </w:rPr>
+        <w:t xml:space="preserve">Uchastkaning energetik sarflari ham baholanadi. Asosiy energiya turi – siqilgan havo (yuvish, sinash, pnevmoasboblar uchun) va elektr energiyasi (stanoklar, yoritish uchun). Siqilgan havoning soatlik sarfi iste'molchilar sarfi yig'indisi va bir vaqtdalik koeffitsiyenti asosida aniqlanadi:</w:t>
+      </w:r>
+    </w:p>
+    <w:p>
+      <w:pPr>
+        <w:jc w:val="center"/>
+        <w:spacing w:before="80" w:after="120"/>
+      </w:pPr>
+      <w:r>
+        <w:rPr>
+          <w:i/>
+          <w:sz w:val="26"/>
+          <w:szCs w:val="26"/>
+        </w:rPr>
+        <w:t xml:space="preserve">Qₛ = Kₒₘ · Σ qᵢ</w:t>
+      </w:r>
+    </w:p>
+    <w:p>
+      <w:pPr>
+        <w:spacing w:after="120" w:line="360" w:lineRule="auto"/>
+        <w:ind w:firstLine="709"/>
+        <w:jc w:val="both"/>
+      </w:pPr>
+      <w:r>
+        <w:rPr>
+          <w:sz w:val="24"/>
+          <w:szCs w:val="24"/>
+        </w:rPr>
+        <w:t xml:space="preserve">bu yerda: Qₛ – umumiy soatlik havo sarfi; Kₒₘ – bir vaqtdalik koeffitsiyenti (0,6–0,8); qᵢ – ayrim iste'molchilar sarfi. Bu hisob kompressor stansiyasi quvvatini va havo magistrali diametrini tanlash uchun asos bo'ladi.</w:t>
+      </w:r>
+    </w:p>
+    <w:p>
+      <w:pPr>
+        <w:spacing w:after="120" w:line="360" w:lineRule="auto"/>
+        <w:ind w:firstLine="709"/>
+        <w:jc w:val="both"/>
+      </w:pPr>
+      <w:r>
+        <w:rPr>
+          <w:sz w:val="24"/>
+          <w:szCs w:val="24"/>
+        </w:rPr>
+        <w:t xml:space="preserve">Elektr energiyasi sarfi o'rnatilgan jihozlar quvvati, ularning ish vaqti va yuklanish koeffitsiyenti asosida hisoblanadi. Yillik elektr energiyasi sarfi uchastkaning ekspluatatsion xarajatlarini va keyingi iqtisodiy hisoblarni aniqlashda foydalaniladi.</w:t>
+      </w:r>
+    </w:p>
+    <w:p>
+      <w:pPr>
+        <w:spacing w:before="240" w:after="120"/>
+        <w:keepNext/>
+      </w:pPr>
+      <w:r>
+        <w:rPr>
+          <w:b/>
+          <w:sz w:val="26"/>
+          <w:szCs w:val="26"/>
+        </w:rPr>
+        <w:t xml:space="preserve">Jihozlar spetsifikatsiyasi va uchastka rejasi.</w:t>
+      </w:r>
+    </w:p>
+    <w:p>
+      <w:pPr>
+        <w:spacing w:after="120" w:line="360" w:lineRule="auto"/>
+        <w:ind w:firstLine="709"/>
+        <w:jc w:val="both"/>
+      </w:pPr>
+      <w:r>
+        <w:rPr>
+          <w:sz w:val="24"/>
+          <w:szCs w:val="24"/>
+        </w:rPr>
+        <w:t xml:space="preserve">Hisoblangan jihozlar soni asosida uchastka jihozlarining to'liq spetsifikatsiyasi tuziladi. Unda har bir jihozning nomi, turi (modeli), o'rnatilgan quvvati va soni ko'rsatiladi. Spetsifikatsiya energetik sarflarni hisoblash va jihozlarni xarid qilishni rejalashtirish uchun asos bo'ladi. Uchastka jihozlarining namunaviy spetsifikatsiyasi 3.7-jadvalda keltirilgan.</w:t>
+      </w:r>
+    </w:p>
+    <w:tbl>
+      <w:tblPr>
+        <w:tblW w:w="0" w:type="auto"/>
+        <w:jc w:val="center"/>
+        <w:tblBorders>
+          <w:top w:val="single" w:sz="6" w:space="0" w:color="000000"/>
+          <w:left w:val="single" w:sz="6" w:space="0" w:color="000000"/>
+          <w:bottom w:val="single" w:sz="6" w:space="0" w:color="000000"/>
+          <w:right w:val="single" w:sz="6" w:space="0" w:color="000000"/>
+          <w:insideH w:val="single" w:sz="6" w:space="0" w:color="000000"/>
+          <w:insideV w:val="single" w:sz="6" w:space="0" w:color="000000"/>
+        </w:tblBorders>
+      </w:tblPr>
+      <w:tblGrid>
+        <w:gridCol w:w="3200"/>
+        <w:gridCol w:w="1500"/>
+        <w:gridCol w:w="2200"/>
+        <w:gridCol w:w="2100"/>
+      </w:tblGrid>
+      <w:tr>
+        <w:tc>
+          <w:tcPr>
+            <w:tcW w:w="3200" w:type="dxa"/>
+            <w:vAlign w:val="center"/>
+          </w:tcPr>
+          <w:p>
+            <w:pPr>
+              <w:spacing w:after="20"/>
+              <w:jc w:val="center"/>
+            </w:pPr>
+            <w:r>
+              <w:rPr>
+                <w:b/>
+                <w:sz w:val="22"/>
+                <w:szCs w:val="22"/>
+              </w:rPr>
+              <w:t xml:space="preserve">Jihoz nomi</w:t>
+            </w:r>
+          </w:p>
+        </w:tc>
+        <w:tc>
+          <w:tcPr>
+            <w:tcW w:w="1500" w:type="dxa"/>
+            <w:vAlign w:val="center"/>
+          </w:tcPr>
+          <w:p>
+            <w:pPr>
+              <w:spacing w:after="20"/>
+              <w:jc w:val="center"/>
+            </w:pPr>
+            <w:r>
+              <w:rPr>
+                <w:b/>
+                <w:sz w:val="22"/>
+                <w:szCs w:val="22"/>
+              </w:rPr>
+              <w:t xml:space="preserve">Soni</w:t>
+            </w:r>
+          </w:p>
+        </w:tc>
+        <w:tc>
+          <w:tcPr>
+            <w:tcW w:w="2200" w:type="dxa"/>
+            <w:vAlign w:val="center"/>
+          </w:tcPr>
+          <w:p>
+            <w:pPr>
+              <w:spacing w:after="20"/>
+              <w:jc w:val="center"/>
+            </w:pPr>
+            <w:r>
+              <w:rPr>
+                <w:b/>
+                <w:sz w:val="22"/>
+                <w:szCs w:val="22"/>
+              </w:rPr>
+              <w:t xml:space="preserve">Quvvati, kVt</w:t>
+            </w:r>
+          </w:p>
+        </w:tc>
+        <w:tc>
+          <w:tcPr>
+            <w:tcW w:w="2100" w:type="dxa"/>
+            <w:vAlign w:val="center"/>
+          </w:tcPr>
+          <w:p>
+            <w:pPr>
+              <w:spacing w:after="20"/>
+              <w:jc w:val="center"/>
+            </w:pPr>
+            <w:r>
+              <w:rPr>
+                <w:b/>
+                <w:sz w:val="22"/>
+                <w:szCs w:val="22"/>
+              </w:rPr>
+              <w:t xml:space="preserve">Jami, kVt</w:t>
+            </w:r>
+          </w:p>
+        </w:tc>
+      </w:tr>
+      <w:tr>
+        <w:tc>
+          <w:tcPr>
+            <w:tcW w:w="3200" w:type="dxa"/>
+            <w:vAlign w:val="center"/>
+          </w:tcPr>
+          <w:p>
+            <w:pPr>
+              <w:spacing w:after="20"/>
+              <w:jc w:val="left"/>
+            </w:pPr>
+            <w:r>
+              <w:rPr>
+                <w:sz w:val="22"/>
+                <w:szCs w:val="22"/>
+              </w:rPr>
+              <w:t xml:space="preserve">Yuvish mashinasi</w:t>
+            </w:r>
+          </w:p>
+        </w:tc>
+        <w:tc>
+          <w:tcPr>
+            <w:tcW w:w="1500" w:type="dxa"/>
+            <w:vAlign w:val="center"/>
+          </w:tcPr>
+          <w:p>
+            <w:pPr>
+              <w:spacing w:after="20"/>
+              <w:jc w:val="center"/>
+            </w:pPr>
+            <w:r>
+              <w:rPr>
+                <w:sz w:val="22"/>
+                <w:szCs w:val="22"/>
+              </w:rPr>
+              <w:t xml:space="preserve">1</w:t>
+            </w:r>
+          </w:p>
+        </w:tc>
+        <w:tc>
+          <w:tcPr>
+            <w:tcW w:w="2200" w:type="dxa"/>
+            <w:vAlign w:val="center"/>
+          </w:tcPr>
+          <w:p>
+            <w:pPr>
+              <w:spacing w:after="20"/>
+              <w:jc w:val="center"/>
+            </w:pPr>
+            <w:r>
+              <w:rPr>
+                <w:sz w:val="22"/>
+                <w:szCs w:val="22"/>
+              </w:rPr>
+              <w:t xml:space="preserve">7,5</w:t>
+            </w:r>
+          </w:p>
+        </w:tc>
+        <w:tc>
+          <w:tcPr>
+            <w:tcW w:w="2100" w:type="dxa"/>
+            <w:vAlign w:val="center"/>
+          </w:tcPr>
+          <w:p>
+            <w:pPr>
+              <w:spacing w:after="20"/>
+              <w:jc w:val="center"/>
+            </w:pPr>
+            <w:r>
+              <w:rPr>
+                <w:sz w:val="22"/>
+                <w:szCs w:val="22"/>
+              </w:rPr>
+              <w:t xml:space="preserve">7,5</w:t>
+            </w:r>
+          </w:p>
+        </w:tc>
+      </w:tr>
+      <w:tr>
+        <w:tc>
+          <w:tcPr>
+            <w:tcW w:w="3200" w:type="dxa"/>
+            <w:vAlign w:val="center"/>
+          </w:tcPr>
+          <w:p>
+            <w:pPr>
+              <w:spacing w:after="20"/>
+              <w:jc w:val="left"/>
+            </w:pPr>
+            <w:r>
+              <w:rPr>
+                <w:sz w:val="22"/>
+                <w:szCs w:val="22"/>
+              </w:rPr>
+              <w:t xml:space="preserve">Ultratovushli vanna</w:t>
+            </w:r>
+          </w:p>
+        </w:tc>
+        <w:tc>
+          <w:tcPr>
+            <w:tcW w:w="1500" w:type="dxa"/>
+            <w:vAlign w:val="center"/>
+          </w:tcPr>
+          <w:p>
+            <w:pPr>
+              <w:spacing w:after="20"/>
+              <w:jc w:val="center"/>
+            </w:pPr>
+            <w:r>
+              <w:rPr>
+                <w:sz w:val="22"/>
+                <w:szCs w:val="22"/>
+              </w:rPr>
+              <w:t xml:space="preserve">1</w:t>
+            </w:r>
+          </w:p>
+        </w:tc>
+        <w:tc>
+          <w:tcPr>
+            <w:tcW w:w="2200" w:type="dxa"/>
+            <w:vAlign w:val="center"/>
+          </w:tcPr>
+          <w:p>
+            <w:pPr>
+              <w:spacing w:after="20"/>
+              <w:jc w:val="center"/>
+            </w:pPr>
+            <w:r>
+              <w:rPr>
+                <w:sz w:val="22"/>
+                <w:szCs w:val="22"/>
+              </w:rPr>
+              <w:t xml:space="preserve">3,0</w:t>
+            </w:r>
+          </w:p>
+        </w:tc>
+        <w:tc>
+          <w:tcPr>
+            <w:tcW w:w="2100" w:type="dxa"/>
+            <w:vAlign w:val="center"/>
+          </w:tcPr>
+          <w:p>
+            <w:pPr>
+              <w:spacing w:after="20"/>
+              <w:jc w:val="center"/>
+            </w:pPr>
+            <w:r>
+              <w:rPr>
+                <w:sz w:val="22"/>
+                <w:szCs w:val="22"/>
+              </w:rPr>
+              <w:t xml:space="preserve">3,0</w:t>
+            </w:r>
+          </w:p>
+        </w:tc>
+      </w:tr>
+      <w:tr>
+        <w:tc>
+          <w:tcPr>
+            <w:tcW w:w="3200" w:type="dxa"/>
+            <w:vAlign w:val="center"/>
+          </w:tcPr>
+          <w:p>
+            <w:pPr>
+              <w:spacing w:after="20"/>
+              <w:jc w:val="left"/>
+            </w:pPr>
+            <w:r>
+              <w:rPr>
+                <w:sz w:val="22"/>
+                <w:szCs w:val="22"/>
+              </w:rPr>
+              <w:t xml:space="preserve">Charxlash stanogi</w:t>
+            </w:r>
+          </w:p>
+        </w:tc>
+        <w:tc>
+          <w:tcPr>
+            <w:tcW w:w="1500" w:type="dxa"/>
+            <w:vAlign w:val="center"/>
+          </w:tcPr>
+          <w:p>
+            <w:pPr>
+              <w:spacing w:after="20"/>
+              <w:jc w:val="center"/>
+            </w:pPr>
+            <w:r>
+              <w:rPr>
+                <w:sz w:val="22"/>
+                <w:szCs w:val="22"/>
+              </w:rPr>
+              <w:t xml:space="preserve">2</w:t>
+            </w:r>
+          </w:p>
+        </w:tc>
+        <w:tc>
+          <w:tcPr>
+            <w:tcW w:w="2200" w:type="dxa"/>
+            <w:vAlign w:val="center"/>
+          </w:tcPr>
+          <w:p>
+            <w:pPr>
+              <w:spacing w:after="20"/>
+              <w:jc w:val="center"/>
+            </w:pPr>
+            <w:r>
+              <w:rPr>
+                <w:sz w:val="22"/>
+                <w:szCs w:val="22"/>
+              </w:rPr>
+              <w:t xml:space="preserve">4,0</w:t>
+            </w:r>
+          </w:p>
+        </w:tc>
+        <w:tc>
+          <w:tcPr>
+            <w:tcW w:w="2100" w:type="dxa"/>
+            <w:vAlign w:val="center"/>
+          </w:tcPr>
+          <w:p>
+            <w:pPr>
+              <w:spacing w:after="20"/>
+              <w:jc w:val="center"/>
+            </w:pPr>
+            <w:r>
+              <w:rPr>
+                <w:sz w:val="22"/>
+                <w:szCs w:val="22"/>
+              </w:rPr>
+              <w:t xml:space="preserve">8,0</w:t>
+            </w:r>
+          </w:p>
+        </w:tc>
+      </w:tr>
+      <w:tr>
+        <w:tc>
+          <w:tcPr>
+            <w:tcW w:w="3200" w:type="dxa"/>
+            <w:vAlign w:val="center"/>
+          </w:tcPr>
+          <w:p>
+            <w:pPr>
+              <w:spacing w:after="20"/>
+              <w:jc w:val="left"/>
+            </w:pPr>
+            <w:r>
+              <w:rPr>
+                <w:sz w:val="22"/>
+                <w:szCs w:val="22"/>
+              </w:rPr>
+              <w:t xml:space="preserve">Naplavka qurilmasi</w:t>
+            </w:r>
+          </w:p>
+        </w:tc>
+        <w:tc>
+          <w:tcPr>
+            <w:tcW w:w="1500" w:type="dxa"/>
+            <w:vAlign w:val="center"/>
+          </w:tcPr>
+          <w:p>
+            <w:pPr>
+              <w:spacing w:after="20"/>
+              <w:jc w:val="center"/>
+            </w:pPr>
+            <w:r>
+              <w:rPr>
+                <w:sz w:val="22"/>
+                <w:szCs w:val="22"/>
+              </w:rPr>
+              <w:t xml:space="preserve">1</w:t>
+            </w:r>
+          </w:p>
+        </w:tc>
+        <w:tc>
+          <w:tcPr>
+            <w:tcW w:w="2200" w:type="dxa"/>
+            <w:vAlign w:val="center"/>
+          </w:tcPr>
+          <w:p>
+            <w:pPr>
+              <w:spacing w:after="20"/>
+              <w:jc w:val="center"/>
+            </w:pPr>
+            <w:r>
+              <w:rPr>
+                <w:sz w:val="22"/>
+                <w:szCs w:val="22"/>
+              </w:rPr>
+              <w:t xml:space="preserve">5,5</w:t>
+            </w:r>
+          </w:p>
+        </w:tc>
+        <w:tc>
+          <w:tcPr>
+            <w:tcW w:w="2100" w:type="dxa"/>
+            <w:vAlign w:val="center"/>
+          </w:tcPr>
+          <w:p>
+            <w:pPr>
+              <w:spacing w:after="20"/>
+              <w:jc w:val="center"/>
+            </w:pPr>
+            <w:r>
+              <w:rPr>
+                <w:sz w:val="22"/>
+                <w:szCs w:val="22"/>
+              </w:rPr>
+              <w:t xml:space="preserve">5,5</w:t>
+            </w:r>
+          </w:p>
+        </w:tc>
+      </w:tr>
+      <w:tr>
+        <w:tc>
+          <w:tcPr>
+            <w:tcW w:w="3200" w:type="dxa"/>
+            <w:vAlign w:val="center"/>
+          </w:tcPr>
+          <w:p>
+            <w:pPr>
+              <w:spacing w:after="20"/>
+              <w:jc w:val="left"/>
+            </w:pPr>
+            <w:r>
+              <w:rPr>
+                <w:sz w:val="22"/>
+                <w:szCs w:val="22"/>
+              </w:rPr>
+              <w:t xml:space="preserve">Press</w:t>
+            </w:r>
+          </w:p>
+        </w:tc>
+        <w:tc>
+          <w:tcPr>
+            <w:tcW w:w="1500" w:type="dxa"/>
+            <w:vAlign w:val="center"/>
+          </w:tcPr>
+          <w:p>
+            <w:pPr>
+              <w:spacing w:after="20"/>
+              <w:jc w:val="center"/>
+            </w:pPr>
+            <w:r>
+              <w:rPr>
+                <w:sz w:val="22"/>
+                <w:szCs w:val="22"/>
+              </w:rPr>
+              <w:t xml:space="preserve">1</w:t>
+            </w:r>
+          </w:p>
+        </w:tc>
+        <w:tc>
+          <w:tcPr>
+            <w:tcW w:w="2200" w:type="dxa"/>
+            <w:vAlign w:val="center"/>
+          </w:tcPr>
+          <w:p>
+            <w:pPr>
+              <w:spacing w:after="20"/>
+              <w:jc w:val="center"/>
+            </w:pPr>
+            <w:r>
+              <w:rPr>
+                <w:sz w:val="22"/>
+                <w:szCs w:val="22"/>
+              </w:rPr>
+              <w:t xml:space="preserve">3,0</w:t>
+            </w:r>
+          </w:p>
+        </w:tc>
+        <w:tc>
+          <w:tcPr>
+            <w:tcW w:w="2100" w:type="dxa"/>
+            <w:vAlign w:val="center"/>
+          </w:tcPr>
+          <w:p>
+            <w:pPr>
+              <w:spacing w:after="20"/>
+              <w:jc w:val="center"/>
+            </w:pPr>
+            <w:r>
+              <w:rPr>
+                <w:sz w:val="22"/>
+                <w:szCs w:val="22"/>
+              </w:rPr>
+              <w:t xml:space="preserve">3,0</w:t>
+            </w:r>
+          </w:p>
+        </w:tc>
+      </w:tr>
+      <w:tr>
+        <w:tc>
+          <w:tcPr>
+            <w:tcW w:w="3200" w:type="dxa"/>
+            <w:vAlign w:val="center"/>
+          </w:tcPr>
+          <w:p>
+            <w:pPr>
+              <w:spacing w:after="20"/>
+              <w:jc w:val="left"/>
+            </w:pPr>
+            <w:r>
+              <w:rPr>
+                <w:sz w:val="22"/>
+                <w:szCs w:val="22"/>
+              </w:rPr>
+              <w:t xml:space="preserve">Sinov stendi</w:t>
+            </w:r>
+          </w:p>
+        </w:tc>
+        <w:tc>
+          <w:tcPr>
+            <w:tcW w:w="1500" w:type="dxa"/>
+            <w:vAlign w:val="center"/>
+          </w:tcPr>
+          <w:p>
+            <w:pPr>
+              <w:spacing w:after="20"/>
+              <w:jc w:val="center"/>
+            </w:pPr>
+            <w:r>
+              <w:rPr>
+                <w:sz w:val="22"/>
+                <w:szCs w:val="22"/>
+              </w:rPr>
+              <w:t xml:space="preserve">2</w:t>
+            </w:r>
+          </w:p>
+        </w:tc>
+        <w:tc>
+          <w:tcPr>
+            <w:tcW w:w="2200" w:type="dxa"/>
+            <w:vAlign w:val="center"/>
+          </w:tcPr>
+          <w:p>
+            <w:pPr>
+              <w:spacing w:after="20"/>
+              <w:jc w:val="center"/>
+            </w:pPr>
+            <w:r>
+              <w:rPr>
+                <w:sz w:val="22"/>
+                <w:szCs w:val="22"/>
+              </w:rPr>
+              <w:t xml:space="preserve">2,0</w:t>
+            </w:r>
+          </w:p>
+        </w:tc>
+        <w:tc>
+          <w:tcPr>
+            <w:tcW w:w="2100" w:type="dxa"/>
+            <w:vAlign w:val="center"/>
+          </w:tcPr>
+          <w:p>
+            <w:pPr>
+              <w:spacing w:after="20"/>
+              <w:jc w:val="center"/>
+            </w:pPr>
+            <w:r>
+              <w:rPr>
+                <w:sz w:val="22"/>
+                <w:szCs w:val="22"/>
+              </w:rPr>
+              <w:t xml:space="preserve">4,0</w:t>
+            </w:r>
+          </w:p>
+        </w:tc>
+      </w:tr>
+      <w:tr>
+        <w:tc>
+          <w:tcPr>
+            <w:tcW w:w="3200" w:type="dxa"/>
+            <w:vAlign w:val="center"/>
+          </w:tcPr>
+          <w:p>
+            <w:pPr>
+              <w:spacing w:after="20"/>
+              <w:jc w:val="left"/>
+            </w:pPr>
+            <w:r>
+              <w:rPr>
+                <w:sz w:val="22"/>
+                <w:szCs w:val="22"/>
+              </w:rPr>
+              <w:t xml:space="preserve">Boshqa (yordamchi)</w:t>
+            </w:r>
+          </w:p>
+        </w:tc>
+        <w:tc>
+          <w:tcPr>
+            <w:tcW w:w="1500" w:type="dxa"/>
+            <w:vAlign w:val="center"/>
+          </w:tcPr>
+          <w:p>
+            <w:pPr>
+              <w:spacing w:after="20"/>
+              <w:jc w:val="center"/>
+            </w:pPr>
+            <w:r>
+              <w:rPr>
+                <w:sz w:val="22"/>
+                <w:szCs w:val="22"/>
+              </w:rPr>
+              <w:t xml:space="preserve">—</w:t>
+            </w:r>
+          </w:p>
+        </w:tc>
+        <w:tc>
+          <w:tcPr>
+            <w:tcW w:w="2200" w:type="dxa"/>
+            <w:vAlign w:val="center"/>
+          </w:tcPr>
+          <w:p>
+            <w:pPr>
+              <w:spacing w:after="20"/>
+              <w:jc w:val="center"/>
+            </w:pPr>
+            <w:r>
+              <w:rPr>
+                <w:sz w:val="22"/>
+                <w:szCs w:val="22"/>
+              </w:rPr>
+              <w:t xml:space="preserve">—</w:t>
+            </w:r>
+          </w:p>
+        </w:tc>
+        <w:tc>
+          <w:tcPr>
+            <w:tcW w:w="2100" w:type="dxa"/>
+            <w:vAlign w:val="center"/>
+          </w:tcPr>
+          <w:p>
+            <w:pPr>
+              <w:spacing w:after="20"/>
+              <w:jc w:val="center"/>
+            </w:pPr>
+            <w:r>
+              <w:rPr>
+                <w:sz w:val="22"/>
+                <w:szCs w:val="22"/>
+              </w:rPr>
+              <w:t xml:space="preserve">4,0</w:t>
+            </w:r>
+          </w:p>
+        </w:tc>
+      </w:tr>
+      <w:tr>
+        <w:tc>
+          <w:tcPr>
+            <w:tcW w:w="3200" w:type="dxa"/>
+            <w:vAlign w:val="center"/>
+          </w:tcPr>
+          <w:p>
+            <w:pPr>
+              <w:spacing w:after="20"/>
+              <w:jc w:val="left"/>
+            </w:pPr>
+            <w:r>
+              <w:rPr>
+                <w:sz w:val="22"/>
+                <w:szCs w:val="22"/>
+              </w:rPr>
+              <w:t xml:space="preserve">Jami o'rnatilgan quvvat</w:t>
+            </w:r>
+          </w:p>
+        </w:tc>
+        <w:tc>
+          <w:tcPr>
+            <w:tcW w:w="1500" w:type="dxa"/>
+            <w:vAlign w:val="center"/>
+          </w:tcPr>
+          <w:p>
+            <w:pPr>
+              <w:spacing w:after="20"/>
+              <w:jc w:val="center"/>
+            </w:pPr>
+            <w:r>
+              <w:rPr>
+                <w:sz w:val="22"/>
+                <w:szCs w:val="22"/>
+              </w:rPr>
+              <w:t xml:space="preserve">—</w:t>
+            </w:r>
+          </w:p>
+        </w:tc>
+        <w:tc>
+          <w:tcPr>
+            <w:tcW w:w="2200" w:type="dxa"/>
+            <w:vAlign w:val="center"/>
+          </w:tcPr>
+          <w:p>
+            <w:pPr>
+              <w:spacing w:after="20"/>
+              <w:jc w:val="center"/>
+            </w:pPr>
+            <w:r>
+              <w:rPr>
+                <w:sz w:val="22"/>
+                <w:szCs w:val="22"/>
+              </w:rPr>
+              <w:t xml:space="preserve">—</w:t>
+            </w:r>
+          </w:p>
+        </w:tc>
+        <w:tc>
+          <w:tcPr>
+            <w:tcW w:w="2100" w:type="dxa"/>
+            <w:vAlign w:val="center"/>
+          </w:tcPr>
+          <w:p>
+            <w:pPr>
+              <w:spacing w:after="20"/>
+              <w:jc w:val="center"/>
+            </w:pPr>
+            <w:r>
+              <w:rPr>
+                <w:sz w:val="22"/>
+                <w:szCs w:val="22"/>
+              </w:rPr>
+              <w:t xml:space="preserve">35,0</w:t>
+            </w:r>
+          </w:p>
+        </w:tc>
+      </w:tr>
+    </w:tbl>
+    <w:p/>
+    <w:p>
+      <w:pPr>
+        <w:spacing w:after="120" w:line="360" w:lineRule="auto"/>
+        <w:ind w:firstLine="709"/>
+        <w:jc w:val="both"/>
+      </w:pPr>
+      <w:r>
+        <w:rPr>
+          <w:sz w:val="24"/>
+          <w:szCs w:val="24"/>
+        </w:rPr>
+        <w:t xml:space="preserve">Uchastkaning umumiy o'rnatilgan elektr quvvati taxminan 35 kVt ni tashkil etadi. Bu qiymat talab koeffitsiyenti bilan ko'paytirilib, hisobiy yuklama aniqlanadi va elektr ta'minoti tizimi (transformator, kabellar) tanlanadi. Yillik elektr energiyasi sarfi esa jihozlarning ish vaqti va yuklanishi asosida hisoblanadi.</w:t>
+      </w:r>
+    </w:p>
+    <w:p>
+      <w:pPr>
+        <w:spacing w:after="120" w:line="360" w:lineRule="auto"/>
+        <w:ind w:firstLine="709"/>
+        <w:jc w:val="both"/>
+      </w:pPr>
+      <w:r>
+        <w:rPr>
+          <w:sz w:val="24"/>
+          <w:szCs w:val="24"/>
+        </w:rPr>
+        <w:t xml:space="preserve">Jihozlar uchastka maydonida texnologik jarayon ketma-ketligiga muvofiq joylashtiriladi. Joylashtirishда jihozlar orasidagi va devorgача bo'lgan minimal masofalar (xizmat ko'rsatish va xavfsizlik zonalari) hisobga olinadi. Bu masofalar me'yoriy hujjatlar bilan belgilanadi va odatda 0,8–1,2 m ni tashkil etadi.</w:t>
+      </w:r>
+    </w:p>
+    <w:p>
+      <w:pPr>
+        <w:spacing w:after="120" w:line="360" w:lineRule="auto"/>
+        <w:ind w:firstLine="709"/>
+        <w:jc w:val="both"/>
+      </w:pPr>
+      <w:r>
+        <w:rPr>
+          <w:sz w:val="24"/>
+          <w:szCs w:val="24"/>
+        </w:rPr>
+        <w:t xml:space="preserve">Detallar oqimi uchastka bo'ylab «qabul – yuvish – demontaj – nuqsonlash – tiklash – yig'ish – sinash – topshirish» tartibida, ortiqcha qaytishlarsiz tashkil etiladi. Bunday to'g'ri oqim transport yo'llarini qisqartiradi, ish vaqtini tejaydi va ishlab chiqarish madaniyatini oshiradi. Uchastka rejasini ishlab chiqishда yuk ko'taruvchi va transport vositalari (kran-balka, aravachalar) joylashuvi ham nazarda tutiladi.</w:t>
+      </w:r>
+    </w:p>
+    <w:tbl>
+      <w:tblPr>
+        <w:tblW w:w="8400" w:type="dxa"/>
+        <w:jc w:val="center"/>
+        <w:tblBorders>
+          <w:top w:val="single" w:sz="6" w:space="0" w:color="000000"/>
+          <w:left w:val="single" w:sz="6" w:space="0" w:color="000000"/>
+          <w:bottom w:val="single" w:sz="6" w:space="0" w:color="000000"/>
+          <w:right w:val="single" w:sz="6" w:space="0" w:color="000000"/>
+          <w:insideH w:val="single" w:sz="6" w:space="0" w:color="000000"/>
+          <w:insideV w:val="single" w:sz="6" w:space="0" w:color="000000"/>
+        </w:tblBorders>
+      </w:tblPr>
+      <w:tblGrid>
+        <w:gridCol w:w="8400"/>
+      </w:tblGrid>
+      <w:tr>
+        <w:tc>
+          <w:tcPr>
+            <w:tcW w:w="8400" w:type="dxa"/>
+            <w:vAlign w:val="center"/>
+          </w:tcPr>
+          <w:p>
+            <w:pPr>
+              <w:jc w:val="center"/>
+              <w:spacing w:after="0"/>
+            </w:pPr>
+            <w:r>
+              <w:rPr>
+                <w:b/>
+                <w:sz w:val="22"/>
+                <w:szCs w:val="22"/>
+              </w:rPr>
+              <w:t xml:space="preserve">Qabul va yuvish zonasi</w:t>
+            </w:r>
+          </w:p>
+        </w:tc>
+      </w:tr>
+    </w:tbl>
+    <w:p>
+      <w:pPr>
+        <w:jc w:val="center"/>
+        <w:spacing w:before="20" w:after="20"/>
+      </w:pPr>
+      <w:r>
+        <w:rPr>
+          <w:b/>
+          <w:sz w:val="30"/>
+          <w:szCs w:val="30"/>
+        </w:rPr>
+        <w:t xml:space="preserve">↓</w:t>
+      </w:r>
+    </w:p>
+    <w:tbl>
+      <w:tblPr>
+        <w:tblW w:w="8400" w:type="dxa"/>
+        <w:jc w:val="center"/>
+        <w:tblBorders>
+          <w:top w:val="single" w:sz="6" w:space="0" w:color="000000"/>
+          <w:left w:val="single" w:sz="6" w:space="0" w:color="000000"/>
+          <w:bottom w:val="single" w:sz="6" w:space="0" w:color="000000"/>
+          <w:right w:val="single" w:sz="6" w:space="0" w:color="000000"/>
+          <w:insideH w:val="single" w:sz="6" w:space="0" w:color="000000"/>
+          <w:insideV w:val="single" w:sz="6" w:space="0" w:color="000000"/>
+        </w:tblBorders>
+      </w:tblPr>
+      <w:tblGrid>
+        <w:gridCol w:w="8400"/>
+      </w:tblGrid>
+      <w:tr>
+        <w:tc>
+          <w:tcPr>
+            <w:tcW w:w="8400" w:type="dxa"/>
+            <w:vAlign w:val="center"/>
+          </w:tcPr>
+          <w:p>
+            <w:pPr>
+              <w:jc w:val="center"/>
+              <w:spacing w:after="0"/>
+            </w:pPr>
+            <w:r>
+              <w:rPr>
+                <w:b/>
+                <w:sz w:val="22"/>
+                <w:szCs w:val="22"/>
+              </w:rPr>
+              <w:t xml:space="preserve">Demontaj va nuqsonlash zonasi</w:t>
+            </w:r>
+          </w:p>
+        </w:tc>
+      </w:tr>
+    </w:tbl>
+    <w:p>
+      <w:pPr>
+        <w:jc w:val="center"/>
+        <w:spacing w:before="20" w:after="20"/>
+      </w:pPr>
+      <w:r>
+        <w:rPr>
+          <w:b/>
+          <w:sz w:val="30"/>
+          <w:szCs w:val="30"/>
+        </w:rPr>
+        <w:t xml:space="preserve">↓</w:t>
+      </w:r>
+    </w:p>
+    <w:tbl>
+      <w:tblPr>
+        <w:tblW w:w="8400" w:type="dxa"/>
+        <w:jc w:val="center"/>
+        <w:tblBorders>
+          <w:top w:val="single" w:sz="6" w:space="0" w:color="000000"/>
+          <w:left w:val="single" w:sz="6" w:space="0" w:color="000000"/>
+          <w:bottom w:val="single" w:sz="6" w:space="0" w:color="000000"/>
+          <w:right w:val="single" w:sz="6" w:space="0" w:color="000000"/>
+          <w:insideH w:val="single" w:sz="6" w:space="0" w:color="000000"/>
+          <w:insideV w:val="single" w:sz="6" w:space="0" w:color="000000"/>
+        </w:tblBorders>
+      </w:tblPr>
+      <w:tblGrid>
+        <w:gridCol w:w="8400"/>
+      </w:tblGrid>
+      <w:tr>
+        <w:tc>
+          <w:tcPr>
+            <w:tcW w:w="8400" w:type="dxa"/>
+            <w:vAlign w:val="center"/>
+          </w:tcPr>
+          <w:p>
+            <w:pPr>
+              <w:jc w:val="center"/>
+              <w:spacing w:after="0"/>
+            </w:pPr>
+            <w:r>
+              <w:rPr>
+                <w:b/>
+                <w:sz w:val="22"/>
+                <w:szCs w:val="22"/>
+              </w:rPr>
+              <w:t xml:space="preserve">Tiklash zonasi (stanoklar)</w:t>
+            </w:r>
+          </w:p>
+        </w:tc>
+      </w:tr>
+    </w:tbl>
+    <w:p>
+      <w:pPr>
+        <w:jc w:val="center"/>
+        <w:spacing w:before="20" w:after="20"/>
+      </w:pPr>
+      <w:r>
+        <w:rPr>
+          <w:b/>
+          <w:sz w:val="30"/>
+          <w:szCs w:val="30"/>
+        </w:rPr>
+        <w:t xml:space="preserve">↓</w:t>
+      </w:r>
+    </w:p>
+    <w:tbl>
+      <w:tblPr>
+        <w:tblW w:w="8400" w:type="dxa"/>
+        <w:jc w:val="center"/>
+        <w:tblBorders>
+          <w:top w:val="single" w:sz="6" w:space="0" w:color="000000"/>
+          <w:left w:val="single" w:sz="6" w:space="0" w:color="000000"/>
+          <w:bottom w:val="single" w:sz="6" w:space="0" w:color="000000"/>
+          <w:right w:val="single" w:sz="6" w:space="0" w:color="000000"/>
+          <w:insideH w:val="single" w:sz="6" w:space="0" w:color="000000"/>
+          <w:insideV w:val="single" w:sz="6" w:space="0" w:color="000000"/>
+        </w:tblBorders>
+      </w:tblPr>
+      <w:tblGrid>
+        <w:gridCol w:w="8400"/>
+      </w:tblGrid>
+      <w:tr>
+        <w:tc>
+          <w:tcPr>
+            <w:tcW w:w="8400" w:type="dxa"/>
+            <w:vAlign w:val="center"/>
+          </w:tcPr>
+          <w:p>
+            <w:pPr>
+              <w:jc w:val="center"/>
+              <w:spacing w:after="0"/>
+            </w:pPr>
+            <w:r>
+              <w:rPr>
+                <w:b/>
+                <w:sz w:val="22"/>
+                <w:szCs w:val="22"/>
+              </w:rPr>
+              <w:t xml:space="preserve">Yig'ish zonasi</w:t>
+            </w:r>
+          </w:p>
+        </w:tc>
+      </w:tr>
+    </w:tbl>
+    <w:p>
+      <w:pPr>
+        <w:jc w:val="center"/>
+        <w:spacing w:before="20" w:after="20"/>
+      </w:pPr>
+      <w:r>
+        <w:rPr>
+          <w:b/>
+          <w:sz w:val="30"/>
+          <w:szCs w:val="30"/>
+        </w:rPr>
+        <w:t xml:space="preserve">↓</w:t>
+      </w:r>
+    </w:p>
+    <w:tbl>
+      <w:tblPr>
+        <w:tblW w:w="8400" w:type="dxa"/>
+        <w:jc w:val="center"/>
+        <w:tblBorders>
+          <w:top w:val="single" w:sz="6" w:space="0" w:color="000000"/>
+          <w:left w:val="single" w:sz="6" w:space="0" w:color="000000"/>
+          <w:bottom w:val="single" w:sz="6" w:space="0" w:color="000000"/>
+          <w:right w:val="single" w:sz="6" w:space="0" w:color="000000"/>
+          <w:insideH w:val="single" w:sz="6" w:space="0" w:color="000000"/>
+          <w:insideV w:val="single" w:sz="6" w:space="0" w:color="000000"/>
+        </w:tblBorders>
+      </w:tblPr>
+      <w:tblGrid>
+        <w:gridCol w:w="8400"/>
+      </w:tblGrid>
+      <w:tr>
+        <w:tc>
+          <w:tcPr>
+            <w:tcW w:w="8400" w:type="dxa"/>
+            <w:vAlign w:val="center"/>
+          </w:tcPr>
+          <w:p>
+            <w:pPr>
+              <w:jc w:val="center"/>
+              <w:spacing w:after="0"/>
+            </w:pPr>
+            <w:r>
+              <w:rPr>
+                <w:b/>
+                <w:sz w:val="22"/>
+                <w:szCs w:val="22"/>
+              </w:rPr>
+              <w:t xml:space="preserve">Sinash va topshirish zonasi</w:t>
+            </w:r>
+          </w:p>
+        </w:tc>
+      </w:tr>
+    </w:tbl>
+    <w:p/>
+    <w:p>
+      <w:pPr>
+        <w:jc w:val="center"/>
+        <w:spacing w:before="40" w:after="200"/>
+      </w:pPr>
+      <w:r>
+        <w:rPr>
+          <w:i/>
+          <w:sz w:val="22"/>
+          <w:szCs w:val="22"/>
+        </w:rPr>
+        <w:t xml:space="preserve">3.4-rasm. Ta'mirlash uchastkasi zonalarining oqim bo'yicha joylashuvi</w:t>
+      </w:r>
+    </w:p>
+    <w:p>
+      <w:pPr>
+        <w:spacing w:after="120" w:line="360" w:lineRule="auto"/>
+        <w:ind w:firstLine="709"/>
+        <w:jc w:val="both"/>
+      </w:pPr>
+      <w:r>
+        <w:rPr>
+          <w:sz w:val="24"/>
+          <w:szCs w:val="24"/>
+        </w:rPr>
+        <w:t xml:space="preserve">Ishlab chiqilgan uchastka rejasi va jihozlar spetsifikatsiyasi texnologik jarayonni amalga oshirish uchun zarur moddiy-texnik bazani to'liq tavsiflaydi. Bu ma'lumotlar keyingi iqtisodiy hisoblar va loyihani amaliy joriy etish uchun asos bo'lib xizmat qiladi.</w:t>
+      </w:r>
+    </w:p>
+    <w:p>
+      <w:pPr>
         <w:spacing w:before="240" w:after="120"/>
         <w:keepNext/>
       </w:pPr>
@@ -11373,6 +14134,1334 @@
     </w:p>
     <w:p>
       <w:pPr>
+        <w:spacing w:after="120" w:line="360" w:lineRule="auto"/>
+        <w:ind w:firstLine="709"/>
+        <w:jc w:val="both"/>
+      </w:pPr>
+      <w:r>
+        <w:rPr>
+          <w:sz w:val="24"/>
+          <w:szCs w:val="24"/>
+        </w:rPr>
+        <w:t xml:space="preserve">Moslamaning hisobini batafsil ko'rib chiqamiz. Demontaj-yig'ish jarayonida blokка ta'sir etuvchi maksimal siljituvchi kuch Pᵢₛₕ = 800 N deb qabul qilinadi (biriktiruvchilarni tortish va detallarni chiqarishdagi kuchlar asosida). Ishonchlilik koeffitsiyenti K = 1,8 bo'lsa, zarur qisish kuchi:</w:t>
+      </w:r>
+    </w:p>
+    <w:p>
+      <w:pPr>
+        <w:jc w:val="center"/>
+        <w:spacing w:before="80" w:after="120"/>
+      </w:pPr>
+      <w:r>
+        <w:rPr>
+          <w:i/>
+          <w:sz w:val="26"/>
+          <w:szCs w:val="26"/>
+        </w:rPr>
+        <w:t xml:space="preserve">Pₖ = K · Pᵢₛₕ = 1,8 · 800 = 1440 N</w:t>
+      </w:r>
+    </w:p>
+    <w:p>
+      <w:pPr>
+        <w:spacing w:after="120" w:line="360" w:lineRule="auto"/>
+        <w:ind w:firstLine="709"/>
+        <w:jc w:val="both"/>
+      </w:pPr>
+      <w:r>
+        <w:rPr>
+          <w:sz w:val="24"/>
+          <w:szCs w:val="24"/>
+        </w:rPr>
+        <w:t xml:space="preserve">Qisish kuchi vintli mexanizm orqali yaratiladi. Vintga qo'yiladigan aylantiruvchi moment quyidagi formula bo'yicha aniqlanadi:</w:t>
+      </w:r>
+    </w:p>
+    <w:p>
+      <w:pPr>
+        <w:jc w:val="center"/>
+        <w:spacing w:before="80" w:after="120"/>
+      </w:pPr>
+      <w:r>
+        <w:rPr>
+          <w:i/>
+          <w:sz w:val="26"/>
+          <w:szCs w:val="26"/>
+        </w:rPr>
+        <w:t xml:space="preserve">M = Pₖ · (d₂/2) · tg(ψ + ρ') + Mₜ</w:t>
+      </w:r>
+    </w:p>
+    <w:p>
+      <w:pPr>
+        <w:spacing w:after="120" w:line="360" w:lineRule="auto"/>
+        <w:ind w:firstLine="709"/>
+        <w:jc w:val="both"/>
+      </w:pPr>
+      <w:r>
+        <w:rPr>
+          <w:sz w:val="24"/>
+          <w:szCs w:val="24"/>
+        </w:rPr>
+        <w:t xml:space="preserve">bu yerda: d₂ – vint rezbasining o'rtacha diametri; ψ – rezba ko'tarilish burchagi; ρ' – keltirilgan ishqalanish burchagi; Mₜ – tayanch yuzasidagi ishqalanish momenti. M16 metrik rezba uchun (d₂ ≈ 14,7 mm) taxminiy hisobda talab qilinadigan moment 8–12 N·m ni tashkil etadi, bu oddiy kalit bilan qo'lda osongina yaratiladi.</w:t>
+      </w:r>
+    </w:p>
+    <w:p>
+      <w:pPr>
+        <w:spacing w:after="120" w:line="360" w:lineRule="auto"/>
+        <w:ind w:firstLine="709"/>
+        <w:jc w:val="both"/>
+      </w:pPr>
+      <w:r>
+        <w:rPr>
+          <w:sz w:val="24"/>
+          <w:szCs w:val="24"/>
+        </w:rPr>
+        <w:t xml:space="preserve">Vintning mustahkamligi cho'zilishga (yoki siqilishga) tekshiriladi. Rezbaning ichki diametri bo'yicha kese maydoni:</w:t>
+      </w:r>
+    </w:p>
+    <w:p>
+      <w:pPr>
+        <w:jc w:val="center"/>
+        <w:spacing w:before="80" w:after="120"/>
+      </w:pPr>
+      <w:r>
+        <w:rPr>
+          <w:i/>
+          <w:sz w:val="26"/>
+          <w:szCs w:val="26"/>
+        </w:rPr>
+        <w:t xml:space="preserve">A = π · d₁² / 4</w:t>
+      </w:r>
+    </w:p>
+    <w:p>
+      <w:pPr>
+        <w:spacing w:after="120" w:line="360" w:lineRule="auto"/>
+        <w:ind w:firstLine="709"/>
+        <w:jc w:val="both"/>
+      </w:pPr>
+      <w:r>
+        <w:rPr>
+          <w:sz w:val="24"/>
+          <w:szCs w:val="24"/>
+        </w:rPr>
+        <w:t xml:space="preserve">M16 rezba uchun ichki diametr d₁ ≈ 13,8 mm, demak A ≈ 3,14 · 13,8² / 4 ≈ 149,5 mm². Vintdagi normal kuchlanish:</w:t>
+      </w:r>
+    </w:p>
+    <w:p>
+      <w:pPr>
+        <w:jc w:val="center"/>
+        <w:spacing w:before="80" w:after="120"/>
+      </w:pPr>
+      <w:r>
+        <w:rPr>
+          <w:i/>
+          <w:sz w:val="26"/>
+          <w:szCs w:val="26"/>
+        </w:rPr>
+        <w:t xml:space="preserve">σ = Pₖ / A = 1440 / 149,5 ≈ 9,6 MPa</w:t>
+      </w:r>
+    </w:p>
+    <w:p>
+      <w:pPr>
+        <w:spacing w:after="120" w:line="360" w:lineRule="auto"/>
+        <w:ind w:firstLine="709"/>
+        <w:jc w:val="both"/>
+      </w:pPr>
+      <w:r>
+        <w:rPr>
+          <w:sz w:val="24"/>
+          <w:szCs w:val="24"/>
+        </w:rPr>
+        <w:t xml:space="preserve">Vint po'lat St.3 (yoki 45-po'lat) dan tayyorlanadi, uning ruxsat etilgan kuchlanishi [σ] ≈ 120…160 MPa. Mustahkamlik sharti σ ≤ [σ] (9,6 MPa ≪ 120 MPa) katta zaxira bilan bajarilmoqda. Demak, M16 vint mustahkamlik bo'yicha to'liq yetarli; diametr asosan konstruktiv mulohazalar va qulaylik bo'yicha tanlangan.</w:t>
+      </w:r>
+    </w:p>
+    <w:p>
+      <w:pPr>
+        <w:spacing w:after="120" w:line="360" w:lineRule="auto"/>
+        <w:ind w:firstLine="709"/>
+        <w:jc w:val="both"/>
+      </w:pPr>
+      <w:r>
+        <w:rPr>
+          <w:sz w:val="24"/>
+          <w:szCs w:val="24"/>
+        </w:rPr>
+        <w:t xml:space="preserve">Rezbaning siljishga (kesilishga) mustahkamligi ham tekshiriladi. Rezba o'ramlarining kesilishга qarshiligi ularning ishchi balandligi va o'ramlar soniga bog'liq. Hisob shuni ko'rsatadiki, gayka balandligi standart (H ≈ 0,8d) bo'lganda rezba o'ramlari kesilishga yetarli mustahkamlikка ega bo'ladi va bu shart odatda alohida tekshirishni talab qilmaydi.</w:t>
+      </w:r>
+    </w:p>
+    <w:p>
+      <w:pPr>
+        <w:spacing w:after="120" w:line="360" w:lineRule="auto"/>
+        <w:ind w:firstLine="709"/>
+        <w:jc w:val="both"/>
+      </w:pPr>
+      <w:r>
+        <w:rPr>
+          <w:sz w:val="24"/>
+          <w:szCs w:val="24"/>
+        </w:rPr>
+        <w:t xml:space="preserve">Moslamaning asos plitasi egilishга tekshiriladi. Plitani uzunligi l bo'lgan, chetlari tayangan va o'rtasiga Pₖ kuch ta'sir etadigan balka deb qarasak, maksimal egilish momenti:</w:t>
+      </w:r>
+    </w:p>
+    <w:p>
+      <w:pPr>
+        <w:jc w:val="center"/>
+        <w:spacing w:before="80" w:after="120"/>
+      </w:pPr>
+      <w:r>
+        <w:rPr>
+          <w:i/>
+          <w:sz w:val="26"/>
+          <w:szCs w:val="26"/>
+        </w:rPr>
+        <w:t xml:space="preserve">Mₘₐₓ = Pₖ · l / 4</w:t>
+      </w:r>
+    </w:p>
+    <w:p>
+      <w:pPr>
+        <w:spacing w:after="120" w:line="360" w:lineRule="auto"/>
+        <w:ind w:firstLine="709"/>
+        <w:jc w:val="both"/>
+      </w:pPr>
+      <w:r>
+        <w:rPr>
+          <w:sz w:val="24"/>
+          <w:szCs w:val="24"/>
+        </w:rPr>
+        <w:t xml:space="preserve">l = 200 mm bo'lsa, Mₘₐₓ = 1440 · 0,2 / 4 = 72 N·m. Plitaning qarshilik momenti to'g'ri to'rtburchak kesim uchun W = b·h²/6. Plita kengligi b = 60 mm, qalinligi h = 12 mm bo'lsa, W = 60 · 12² / 6 = 1440 mm³. Egilishdagi kuchlanish:</w:t>
+      </w:r>
+    </w:p>
+    <w:p>
+      <w:pPr>
+        <w:jc w:val="center"/>
+        <w:spacing w:before="80" w:after="120"/>
+      </w:pPr>
+      <w:r>
+        <w:rPr>
+          <w:i/>
+          <w:sz w:val="26"/>
+          <w:szCs w:val="26"/>
+        </w:rPr>
+        <w:t xml:space="preserve">σᵢ = Mₘₐₓ / W = 72000 / 1440 = 50 MPa</w:t>
+      </w:r>
+    </w:p>
+    <w:p>
+      <w:pPr>
+        <w:spacing w:after="120" w:line="360" w:lineRule="auto"/>
+        <w:ind w:firstLine="709"/>
+        <w:jc w:val="both"/>
+      </w:pPr>
+      <w:r>
+        <w:rPr>
+          <w:sz w:val="24"/>
+          <w:szCs w:val="24"/>
+        </w:rPr>
+        <w:t xml:space="preserve">Bu kuchlanish ham ruxsat etilgan qiymatdan ([σ] ≈ 120…160 MPa) ancha kichik, demak tanlangan plita o'lchamlari yetarli bikrlik va mustahkamlikни ta'minlaydi. Zarur bo'lsa, plita ostiga qovurg'alar (rebro jёstkosti) qo'shib bikrlikни yanada oshirish mumkin.</w:t>
+      </w:r>
+    </w:p>
+    <w:p>
+      <w:pPr>
+        <w:spacing w:after="120" w:line="360" w:lineRule="auto"/>
+        <w:ind w:firstLine="709"/>
+        <w:jc w:val="both"/>
+      </w:pPr>
+      <w:r>
+        <w:rPr>
+          <w:sz w:val="24"/>
+          <w:szCs w:val="24"/>
+        </w:rPr>
+        <w:t xml:space="preserve">Moslama elementlari uchun materiallar tanlanadi. Tanlangan materiallar va ularning vazifasi 3.3-jadvalda keltirilgan.</w:t>
+      </w:r>
+    </w:p>
+    <w:tbl>
+      <w:tblPr>
+        <w:tblW w:w="0" w:type="auto"/>
+        <w:jc w:val="center"/>
+        <w:tblBorders>
+          <w:top w:val="single" w:sz="6" w:space="0" w:color="000000"/>
+          <w:left w:val="single" w:sz="6" w:space="0" w:color="000000"/>
+          <w:bottom w:val="single" w:sz="6" w:space="0" w:color="000000"/>
+          <w:right w:val="single" w:sz="6" w:space="0" w:color="000000"/>
+          <w:insideH w:val="single" w:sz="6" w:space="0" w:color="000000"/>
+          <w:insideV w:val="single" w:sz="6" w:space="0" w:color="000000"/>
+        </w:tblBorders>
+      </w:tblPr>
+      <w:tblGrid>
+        <w:gridCol w:w="2500"/>
+        <w:gridCol w:w="3000"/>
+        <w:gridCol w:w="3000"/>
+      </w:tblGrid>
+      <w:tr>
+        <w:tc>
+          <w:tcPr>
+            <w:tcW w:w="2500" w:type="dxa"/>
+            <w:vAlign w:val="center"/>
+          </w:tcPr>
+          <w:p>
+            <w:pPr>
+              <w:spacing w:after="20"/>
+              <w:jc w:val="center"/>
+            </w:pPr>
+            <w:r>
+              <w:rPr>
+                <w:b/>
+                <w:sz w:val="22"/>
+                <w:szCs w:val="22"/>
+              </w:rPr>
+              <w:t xml:space="preserve">Element</w:t>
+            </w:r>
+          </w:p>
+        </w:tc>
+        <w:tc>
+          <w:tcPr>
+            <w:tcW w:w="3000" w:type="dxa"/>
+            <w:vAlign w:val="center"/>
+          </w:tcPr>
+          <w:p>
+            <w:pPr>
+              <w:spacing w:after="20"/>
+              <w:jc w:val="center"/>
+            </w:pPr>
+            <w:r>
+              <w:rPr>
+                <w:b/>
+                <w:sz w:val="22"/>
+                <w:szCs w:val="22"/>
+              </w:rPr>
+              <w:t xml:space="preserve">Material</w:t>
+            </w:r>
+          </w:p>
+        </w:tc>
+        <w:tc>
+          <w:tcPr>
+            <w:tcW w:w="3000" w:type="dxa"/>
+            <w:vAlign w:val="center"/>
+          </w:tcPr>
+          <w:p>
+            <w:pPr>
+              <w:spacing w:after="20"/>
+              <w:jc w:val="center"/>
+            </w:pPr>
+            <w:r>
+              <w:rPr>
+                <w:b/>
+                <w:sz w:val="22"/>
+                <w:szCs w:val="22"/>
+              </w:rPr>
+              <w:t xml:space="preserve">Vazifasi</w:t>
+            </w:r>
+          </w:p>
+        </w:tc>
+      </w:tr>
+      <w:tr>
+        <w:tc>
+          <w:tcPr>
+            <w:tcW w:w="2500" w:type="dxa"/>
+            <w:vAlign w:val="center"/>
+          </w:tcPr>
+          <w:p>
+            <w:pPr>
+              <w:spacing w:after="20"/>
+              <w:jc w:val="left"/>
+            </w:pPr>
+            <w:r>
+              <w:rPr>
+                <w:sz w:val="22"/>
+                <w:szCs w:val="22"/>
+              </w:rPr>
+              <w:t xml:space="preserve">Asos plitasi</w:t>
+            </w:r>
+          </w:p>
+        </w:tc>
+        <w:tc>
+          <w:tcPr>
+            <w:tcW w:w="3000" w:type="dxa"/>
+            <w:vAlign w:val="center"/>
+          </w:tcPr>
+          <w:p>
+            <w:pPr>
+              <w:spacing w:after="20"/>
+              <w:jc w:val="center"/>
+            </w:pPr>
+            <w:r>
+              <w:rPr>
+                <w:sz w:val="22"/>
+                <w:szCs w:val="22"/>
+              </w:rPr>
+              <w:t xml:space="preserve">Po'lat St.3</w:t>
+            </w:r>
+          </w:p>
+        </w:tc>
+        <w:tc>
+          <w:tcPr>
+            <w:tcW w:w="3000" w:type="dxa"/>
+            <w:vAlign w:val="center"/>
+          </w:tcPr>
+          <w:p>
+            <w:pPr>
+              <w:spacing w:after="20"/>
+              <w:jc w:val="center"/>
+            </w:pPr>
+            <w:r>
+              <w:rPr>
+                <w:sz w:val="22"/>
+                <w:szCs w:val="22"/>
+              </w:rPr>
+              <w:t xml:space="preserve">Tashuvchi asos</w:t>
+            </w:r>
+          </w:p>
+        </w:tc>
+      </w:tr>
+      <w:tr>
+        <w:tc>
+          <w:tcPr>
+            <w:tcW w:w="2500" w:type="dxa"/>
+            <w:vAlign w:val="center"/>
+          </w:tcPr>
+          <w:p>
+            <w:pPr>
+              <w:spacing w:after="20"/>
+              <w:jc w:val="left"/>
+            </w:pPr>
+            <w:r>
+              <w:rPr>
+                <w:sz w:val="22"/>
+                <w:szCs w:val="22"/>
+              </w:rPr>
+              <w:t xml:space="preserve">Qisuvchi vint</w:t>
+            </w:r>
+          </w:p>
+        </w:tc>
+        <w:tc>
+          <w:tcPr>
+            <w:tcW w:w="3000" w:type="dxa"/>
+            <w:vAlign w:val="center"/>
+          </w:tcPr>
+          <w:p>
+            <w:pPr>
+              <w:spacing w:after="20"/>
+              <w:jc w:val="center"/>
+            </w:pPr>
+            <w:r>
+              <w:rPr>
+                <w:sz w:val="22"/>
+                <w:szCs w:val="22"/>
+              </w:rPr>
+              <w:t xml:space="preserve">Po'lat 45</w:t>
+            </w:r>
+          </w:p>
+        </w:tc>
+        <w:tc>
+          <w:tcPr>
+            <w:tcW w:w="3000" w:type="dxa"/>
+            <w:vAlign w:val="center"/>
+          </w:tcPr>
+          <w:p>
+            <w:pPr>
+              <w:spacing w:after="20"/>
+              <w:jc w:val="center"/>
+            </w:pPr>
+            <w:r>
+              <w:rPr>
+                <w:sz w:val="22"/>
+                <w:szCs w:val="22"/>
+              </w:rPr>
+              <w:t xml:space="preserve">Qisish kuchini yaratish</w:t>
+            </w:r>
+          </w:p>
+        </w:tc>
+      </w:tr>
+      <w:tr>
+        <w:tc>
+          <w:tcPr>
+            <w:tcW w:w="2500" w:type="dxa"/>
+            <w:vAlign w:val="center"/>
+          </w:tcPr>
+          <w:p>
+            <w:pPr>
+              <w:spacing w:after="20"/>
+              <w:jc w:val="left"/>
+            </w:pPr>
+            <w:r>
+              <w:rPr>
+                <w:sz w:val="22"/>
+                <w:szCs w:val="22"/>
+              </w:rPr>
+              <w:t xml:space="preserve">Tayanch prizmasi</w:t>
+            </w:r>
+          </w:p>
+        </w:tc>
+        <w:tc>
+          <w:tcPr>
+            <w:tcW w:w="3000" w:type="dxa"/>
+            <w:vAlign w:val="center"/>
+          </w:tcPr>
+          <w:p>
+            <w:pPr>
+              <w:spacing w:after="20"/>
+              <w:jc w:val="center"/>
+            </w:pPr>
+            <w:r>
+              <w:rPr>
+                <w:sz w:val="22"/>
+                <w:szCs w:val="22"/>
+              </w:rPr>
+              <w:t xml:space="preserve">Po'lat 45 (toblangan)</w:t>
+            </w:r>
+          </w:p>
+        </w:tc>
+        <w:tc>
+          <w:tcPr>
+            <w:tcW w:w="3000" w:type="dxa"/>
+            <w:vAlign w:val="center"/>
+          </w:tcPr>
+          <w:p>
+            <w:pPr>
+              <w:spacing w:after="20"/>
+              <w:jc w:val="center"/>
+            </w:pPr>
+            <w:r>
+              <w:rPr>
+                <w:sz w:val="22"/>
+                <w:szCs w:val="22"/>
+              </w:rPr>
+              <w:t xml:space="preserve">Blokni joylash</w:t>
+            </w:r>
+          </w:p>
+        </w:tc>
+      </w:tr>
+      <w:tr>
+        <w:tc>
+          <w:tcPr>
+            <w:tcW w:w="2500" w:type="dxa"/>
+            <w:vAlign w:val="center"/>
+          </w:tcPr>
+          <w:p>
+            <w:pPr>
+              <w:spacing w:after="20"/>
+              <w:jc w:val="left"/>
+            </w:pPr>
+            <w:r>
+              <w:rPr>
+                <w:sz w:val="22"/>
+                <w:szCs w:val="22"/>
+              </w:rPr>
+              <w:t xml:space="preserve">Qistirma (nakladka)</w:t>
+            </w:r>
+          </w:p>
+        </w:tc>
+        <w:tc>
+          <w:tcPr>
+            <w:tcW w:w="3000" w:type="dxa"/>
+            <w:vAlign w:val="center"/>
+          </w:tcPr>
+          <w:p>
+            <w:pPr>
+              <w:spacing w:after="20"/>
+              <w:jc w:val="center"/>
+            </w:pPr>
+            <w:r>
+              <w:rPr>
+                <w:sz w:val="22"/>
+                <w:szCs w:val="22"/>
+              </w:rPr>
+              <w:t xml:space="preserve">Rezina / poliuretan</w:t>
+            </w:r>
+          </w:p>
+        </w:tc>
+        <w:tc>
+          <w:tcPr>
+            <w:tcW w:w="3000" w:type="dxa"/>
+            <w:vAlign w:val="center"/>
+          </w:tcPr>
+          <w:p>
+            <w:pPr>
+              <w:spacing w:after="20"/>
+              <w:jc w:val="center"/>
+            </w:pPr>
+            <w:r>
+              <w:rPr>
+                <w:sz w:val="22"/>
+                <w:szCs w:val="22"/>
+              </w:rPr>
+              <w:t xml:space="preserve">Korpusni himoyalash</w:t>
+            </w:r>
+          </w:p>
+        </w:tc>
+      </w:tr>
+      <w:tr>
+        <w:tc>
+          <w:tcPr>
+            <w:tcW w:w="2500" w:type="dxa"/>
+            <w:vAlign w:val="center"/>
+          </w:tcPr>
+          <w:p>
+            <w:pPr>
+              <w:spacing w:after="20"/>
+              <w:jc w:val="left"/>
+            </w:pPr>
+            <w:r>
+              <w:rPr>
+                <w:sz w:val="22"/>
+                <w:szCs w:val="22"/>
+              </w:rPr>
+              <w:t xml:space="preserve">Dasta (rukoyatka)</w:t>
+            </w:r>
+          </w:p>
+        </w:tc>
+        <w:tc>
+          <w:tcPr>
+            <w:tcW w:w="3000" w:type="dxa"/>
+            <w:vAlign w:val="center"/>
+          </w:tcPr>
+          <w:p>
+            <w:pPr>
+              <w:spacing w:after="20"/>
+              <w:jc w:val="center"/>
+            </w:pPr>
+            <w:r>
+              <w:rPr>
+                <w:sz w:val="22"/>
+                <w:szCs w:val="22"/>
+              </w:rPr>
+              <w:t xml:space="preserve">Po'lat St.3</w:t>
+            </w:r>
+          </w:p>
+        </w:tc>
+        <w:tc>
+          <w:tcPr>
+            <w:tcW w:w="3000" w:type="dxa"/>
+            <w:vAlign w:val="center"/>
+          </w:tcPr>
+          <w:p>
+            <w:pPr>
+              <w:spacing w:after="20"/>
+              <w:jc w:val="center"/>
+            </w:pPr>
+            <w:r>
+              <w:rPr>
+                <w:sz w:val="22"/>
+                <w:szCs w:val="22"/>
+              </w:rPr>
+              <w:t xml:space="preserve">Qo'lda aylantirish</w:t>
+            </w:r>
+          </w:p>
+        </w:tc>
+      </w:tr>
+    </w:tbl>
+    <w:p/>
+    <w:p>
+      <w:pPr>
+        <w:spacing w:after="120" w:line="360" w:lineRule="auto"/>
+        <w:ind w:firstLine="709"/>
+        <w:jc w:val="both"/>
+      </w:pPr>
+      <w:r>
+        <w:rPr>
+          <w:sz w:val="24"/>
+          <w:szCs w:val="24"/>
+        </w:rPr>
+        <w:t xml:space="preserve">Moslamaning konstruktiv elementlari va ularning o'zaro joylashuvi 3.2-rasmda batafsilroq keltirilgan. Moslama asos plitasi, unga o'rnatilgan tayanch prizmasi, qisuvchi vint-mexanizm va himoya qistirmasidan tashkil topadi.</w:t>
+      </w:r>
+    </w:p>
+    <w:tbl>
+      <w:tblPr>
+        <w:tblW w:w="7600" w:type="dxa"/>
+        <w:jc w:val="center"/>
+        <w:tblBorders>
+          <w:top w:val="single" w:sz="6" w:space="0" w:color="000000"/>
+          <w:left w:val="single" w:sz="6" w:space="0" w:color="000000"/>
+          <w:bottom w:val="single" w:sz="6" w:space="0" w:color="000000"/>
+          <w:right w:val="single" w:sz="6" w:space="0" w:color="000000"/>
+          <w:insideH w:val="single" w:sz="6" w:space="0" w:color="000000"/>
+          <w:insideV w:val="single" w:sz="6" w:space="0" w:color="000000"/>
+        </w:tblBorders>
+      </w:tblPr>
+      <w:tblGrid>
+        <w:gridCol w:w="7600"/>
+      </w:tblGrid>
+      <w:tr>
+        <w:tc>
+          <w:tcPr>
+            <w:tcW w:w="7600" w:type="dxa"/>
+            <w:vAlign w:val="center"/>
+          </w:tcPr>
+          <w:p>
+            <w:pPr>
+              <w:jc w:val="center"/>
+              <w:spacing w:after="0"/>
+            </w:pPr>
+            <w:r>
+              <w:rPr>
+                <w:b/>
+                <w:sz w:val="22"/>
+                <w:szCs w:val="22"/>
+              </w:rPr>
+              <w:t xml:space="preserve">Qisuvchi vint + dasta</w:t>
+            </w:r>
+          </w:p>
+        </w:tc>
+      </w:tr>
+    </w:tbl>
+    <w:p>
+      <w:pPr>
+        <w:jc w:val="center"/>
+        <w:spacing w:before="20" w:after="20"/>
+      </w:pPr>
+      <w:r>
+        <w:rPr>
+          <w:b/>
+          <w:sz w:val="30"/>
+          <w:szCs w:val="30"/>
+        </w:rPr>
+        <w:t xml:space="preserve">↓</w:t>
+      </w:r>
+    </w:p>
+    <w:tbl>
+      <w:tblPr>
+        <w:tblW w:w="7600" w:type="dxa"/>
+        <w:jc w:val="center"/>
+        <w:tblBorders>
+          <w:top w:val="single" w:sz="6" w:space="0" w:color="000000"/>
+          <w:left w:val="single" w:sz="6" w:space="0" w:color="000000"/>
+          <w:bottom w:val="single" w:sz="6" w:space="0" w:color="000000"/>
+          <w:right w:val="single" w:sz="6" w:space="0" w:color="000000"/>
+          <w:insideH w:val="single" w:sz="6" w:space="0" w:color="000000"/>
+          <w:insideV w:val="single" w:sz="6" w:space="0" w:color="000000"/>
+        </w:tblBorders>
+      </w:tblPr>
+      <w:tblGrid>
+        <w:gridCol w:w="7600"/>
+      </w:tblGrid>
+      <w:tr>
+        <w:tc>
+          <w:tcPr>
+            <w:tcW w:w="7600" w:type="dxa"/>
+            <w:vAlign w:val="center"/>
+          </w:tcPr>
+          <w:p>
+            <w:pPr>
+              <w:jc w:val="center"/>
+              <w:spacing w:after="0"/>
+            </w:pPr>
+            <w:r>
+              <w:rPr>
+                <w:b/>
+                <w:sz w:val="22"/>
+                <w:szCs w:val="22"/>
+              </w:rPr>
+              <w:t xml:space="preserve">Himoya qistirmasi (rezina nakladka)</w:t>
+            </w:r>
+          </w:p>
+        </w:tc>
+      </w:tr>
+    </w:tbl>
+    <w:p>
+      <w:pPr>
+        <w:jc w:val="center"/>
+        <w:spacing w:before="20" w:after="20"/>
+      </w:pPr>
+      <w:r>
+        <w:rPr>
+          <w:b/>
+          <w:sz w:val="30"/>
+          <w:szCs w:val="30"/>
+        </w:rPr>
+        <w:t xml:space="preserve">↓</w:t>
+      </w:r>
+    </w:p>
+    <w:tbl>
+      <w:tblPr>
+        <w:tblW w:w="7600" w:type="dxa"/>
+        <w:jc w:val="center"/>
+        <w:tblBorders>
+          <w:top w:val="single" w:sz="6" w:space="0" w:color="000000"/>
+          <w:left w:val="single" w:sz="6" w:space="0" w:color="000000"/>
+          <w:bottom w:val="single" w:sz="6" w:space="0" w:color="000000"/>
+          <w:right w:val="single" w:sz="6" w:space="0" w:color="000000"/>
+          <w:insideH w:val="single" w:sz="6" w:space="0" w:color="000000"/>
+          <w:insideV w:val="single" w:sz="6" w:space="0" w:color="000000"/>
+        </w:tblBorders>
+      </w:tblPr>
+      <w:tblGrid>
+        <w:gridCol w:w="7600"/>
+      </w:tblGrid>
+      <w:tr>
+        <w:tc>
+          <w:tcPr>
+            <w:tcW w:w="7600" w:type="dxa"/>
+            <w:vAlign w:val="center"/>
+          </w:tcPr>
+          <w:p>
+            <w:pPr>
+              <w:jc w:val="center"/>
+              <w:spacing w:after="0"/>
+            </w:pPr>
+            <w:r>
+              <w:rPr>
+                <w:b/>
+                <w:sz w:val="22"/>
+                <w:szCs w:val="22"/>
+              </w:rPr>
+              <w:t xml:space="preserve">072-blok (tayanch prizmasida)</w:t>
+            </w:r>
+          </w:p>
+        </w:tc>
+      </w:tr>
+    </w:tbl>
+    <w:p>
+      <w:pPr>
+        <w:jc w:val="center"/>
+        <w:spacing w:before="20" w:after="20"/>
+      </w:pPr>
+      <w:r>
+        <w:rPr>
+          <w:b/>
+          <w:sz w:val="30"/>
+          <w:szCs w:val="30"/>
+        </w:rPr>
+        <w:t xml:space="preserve">↓</w:t>
+      </w:r>
+    </w:p>
+    <w:tbl>
+      <w:tblPr>
+        <w:tblW w:w="7600" w:type="dxa"/>
+        <w:jc w:val="center"/>
+        <w:tblBorders>
+          <w:top w:val="single" w:sz="6" w:space="0" w:color="000000"/>
+          <w:left w:val="single" w:sz="6" w:space="0" w:color="000000"/>
+          <w:bottom w:val="single" w:sz="6" w:space="0" w:color="000000"/>
+          <w:right w:val="single" w:sz="6" w:space="0" w:color="000000"/>
+          <w:insideH w:val="single" w:sz="6" w:space="0" w:color="000000"/>
+          <w:insideV w:val="single" w:sz="6" w:space="0" w:color="000000"/>
+        </w:tblBorders>
+      </w:tblPr>
+      <w:tblGrid>
+        <w:gridCol w:w="7600"/>
+      </w:tblGrid>
+      <w:tr>
+        <w:tc>
+          <w:tcPr>
+            <w:tcW w:w="7600" w:type="dxa"/>
+            <w:vAlign w:val="center"/>
+          </w:tcPr>
+          <w:p>
+            <w:pPr>
+              <w:jc w:val="center"/>
+              <w:spacing w:after="0"/>
+            </w:pPr>
+            <w:r>
+              <w:rPr>
+                <w:b/>
+                <w:sz w:val="22"/>
+                <w:szCs w:val="22"/>
+              </w:rPr>
+              <w:t xml:space="preserve">Asos plitasi + qovurg'alar</w:t>
+            </w:r>
+          </w:p>
+        </w:tc>
+      </w:tr>
+    </w:tbl>
+    <w:p/>
+    <w:p>
+      <w:pPr>
+        <w:jc w:val="center"/>
+        <w:spacing w:before="40" w:after="200"/>
+      </w:pPr>
+      <w:r>
+        <w:rPr>
+          <w:i/>
+          <w:sz w:val="22"/>
+          <w:szCs w:val="22"/>
+        </w:rPr>
+        <w:t xml:space="preserve">3.2-rasm. Mahkamlovchi moslamaning konstruktiv sxemasi</w:t>
+      </w:r>
+    </w:p>
+    <w:p>
+      <w:pPr>
+        <w:spacing w:after="120" w:line="360" w:lineRule="auto"/>
+        <w:ind w:firstLine="709"/>
+        <w:jc w:val="both"/>
+      </w:pPr>
+      <w:r>
+        <w:rPr>
+          <w:sz w:val="24"/>
+          <w:szCs w:val="24"/>
+        </w:rPr>
+        <w:t xml:space="preserve">Olib borilgan hisoblar natijasida moslamaning barcha asosiy elementlari – qisuvchi vint, rezba va asos plitasi – mustahkamlik va bikrlik talablarini katta zaxira bilan qondirishi tasdiqlandi. Bu moslamaning ishonchli va xavfsiz ishlashini kafolatlaydi.</w:t>
+      </w:r>
+    </w:p>
+    <w:p>
+      <w:pPr>
+        <w:spacing w:before="240" w:after="120"/>
+        <w:keepNext/>
+      </w:pPr>
+      <w:r>
+        <w:rPr>
+          <w:b/>
+          <w:sz w:val="26"/>
+          <w:szCs w:val="26"/>
+        </w:rPr>
+        <w:t xml:space="preserve">Qisish mexanizmini tanlash.</w:t>
+      </w:r>
+    </w:p>
+    <w:p>
+      <w:pPr>
+        <w:spacing w:after="120" w:line="360" w:lineRule="auto"/>
+        <w:ind w:firstLine="709"/>
+        <w:jc w:val="both"/>
+      </w:pPr>
+      <w:r>
+        <w:rPr>
+          <w:sz w:val="24"/>
+          <w:szCs w:val="24"/>
+        </w:rPr>
+        <w:t xml:space="preserve">Mahkamlovchi moslama uchun qisish mexanizmining bir necha turi mavjud: vintli, ekssentrikli, richagli va pnevmatik. Ularning qiyosiy tavsifi 3.6-jadvalda keltirilgan. Tanlovda qisish kuchi, tezkorlik, konstruksiya soddaligi va narx hisobga olinadi.</w:t>
+      </w:r>
+    </w:p>
+    <w:tbl>
+      <w:tblPr>
+        <w:tblW w:w="0" w:type="auto"/>
+        <w:jc w:val="center"/>
+        <w:tblBorders>
+          <w:top w:val="single" w:sz="6" w:space="0" w:color="000000"/>
+          <w:left w:val="single" w:sz="6" w:space="0" w:color="000000"/>
+          <w:bottom w:val="single" w:sz="6" w:space="0" w:color="000000"/>
+          <w:right w:val="single" w:sz="6" w:space="0" w:color="000000"/>
+          <w:insideH w:val="single" w:sz="6" w:space="0" w:color="000000"/>
+          <w:insideV w:val="single" w:sz="6" w:space="0" w:color="000000"/>
+        </w:tblBorders>
+      </w:tblPr>
+      <w:tblGrid>
+        <w:gridCol w:w="2400"/>
+        <w:gridCol w:w="3400"/>
+        <w:gridCol w:w="2700"/>
+      </w:tblGrid>
+      <w:tr>
+        <w:tc>
+          <w:tcPr>
+            <w:tcW w:w="2400" w:type="dxa"/>
+            <w:vAlign w:val="center"/>
+          </w:tcPr>
+          <w:p>
+            <w:pPr>
+              <w:spacing w:after="20"/>
+              <w:jc w:val="center"/>
+            </w:pPr>
+            <w:r>
+              <w:rPr>
+                <w:b/>
+                <w:sz w:val="22"/>
+                <w:szCs w:val="22"/>
+              </w:rPr>
+              <w:t xml:space="preserve">Mexanizm turi</w:t>
+            </w:r>
+          </w:p>
+        </w:tc>
+        <w:tc>
+          <w:tcPr>
+            <w:tcW w:w="3400" w:type="dxa"/>
+            <w:vAlign w:val="center"/>
+          </w:tcPr>
+          <w:p>
+            <w:pPr>
+              <w:spacing w:after="20"/>
+              <w:jc w:val="center"/>
+            </w:pPr>
+            <w:r>
+              <w:rPr>
+                <w:b/>
+                <w:sz w:val="22"/>
+                <w:szCs w:val="22"/>
+              </w:rPr>
+              <w:t xml:space="preserve">Afzalligi</w:t>
+            </w:r>
+          </w:p>
+        </w:tc>
+        <w:tc>
+          <w:tcPr>
+            <w:tcW w:w="2700" w:type="dxa"/>
+            <w:vAlign w:val="center"/>
+          </w:tcPr>
+          <w:p>
+            <w:pPr>
+              <w:spacing w:after="20"/>
+              <w:jc w:val="center"/>
+            </w:pPr>
+            <w:r>
+              <w:rPr>
+                <w:b/>
+                <w:sz w:val="22"/>
+                <w:szCs w:val="22"/>
+              </w:rPr>
+              <w:t xml:space="preserve">Kamchiligi</w:t>
+            </w:r>
+          </w:p>
+        </w:tc>
+      </w:tr>
+      <w:tr>
+        <w:tc>
+          <w:tcPr>
+            <w:tcW w:w="2400" w:type="dxa"/>
+            <w:vAlign w:val="center"/>
+          </w:tcPr>
+          <w:p>
+            <w:pPr>
+              <w:spacing w:after="20"/>
+              <w:jc w:val="left"/>
+            </w:pPr>
+            <w:r>
+              <w:rPr>
+                <w:sz w:val="22"/>
+                <w:szCs w:val="22"/>
+              </w:rPr>
+              <w:t xml:space="preserve">Vintli</w:t>
+            </w:r>
+          </w:p>
+        </w:tc>
+        <w:tc>
+          <w:tcPr>
+            <w:tcW w:w="3400" w:type="dxa"/>
+            <w:vAlign w:val="center"/>
+          </w:tcPr>
+          <w:p>
+            <w:pPr>
+              <w:spacing w:after="20"/>
+              <w:jc w:val="center"/>
+            </w:pPr>
+            <w:r>
+              <w:rPr>
+                <w:sz w:val="22"/>
+                <w:szCs w:val="22"/>
+              </w:rPr>
+              <w:t xml:space="preserve">Katta kuch, oddiy, arzon</w:t>
+            </w:r>
+          </w:p>
+        </w:tc>
+        <w:tc>
+          <w:tcPr>
+            <w:tcW w:w="2700" w:type="dxa"/>
+            <w:vAlign w:val="center"/>
+          </w:tcPr>
+          <w:p>
+            <w:pPr>
+              <w:spacing w:after="20"/>
+              <w:jc w:val="center"/>
+            </w:pPr>
+            <w:r>
+              <w:rPr>
+                <w:sz w:val="22"/>
+                <w:szCs w:val="22"/>
+              </w:rPr>
+              <w:t xml:space="preserve">Sekin ishlaydi</w:t>
+            </w:r>
+          </w:p>
+        </w:tc>
+      </w:tr>
+      <w:tr>
+        <w:tc>
+          <w:tcPr>
+            <w:tcW w:w="2400" w:type="dxa"/>
+            <w:vAlign w:val="center"/>
+          </w:tcPr>
+          <w:p>
+            <w:pPr>
+              <w:spacing w:after="20"/>
+              <w:jc w:val="left"/>
+            </w:pPr>
+            <w:r>
+              <w:rPr>
+                <w:sz w:val="22"/>
+                <w:szCs w:val="22"/>
+              </w:rPr>
+              <w:t xml:space="preserve">Ekssentrikli</w:t>
+            </w:r>
+          </w:p>
+        </w:tc>
+        <w:tc>
+          <w:tcPr>
+            <w:tcW w:w="3400" w:type="dxa"/>
+            <w:vAlign w:val="center"/>
+          </w:tcPr>
+          <w:p>
+            <w:pPr>
+              <w:spacing w:after="20"/>
+              <w:jc w:val="center"/>
+            </w:pPr>
+            <w:r>
+              <w:rPr>
+                <w:sz w:val="22"/>
+                <w:szCs w:val="22"/>
+              </w:rPr>
+              <w:t xml:space="preserve">Tez qisish</w:t>
+            </w:r>
+          </w:p>
+        </w:tc>
+        <w:tc>
+          <w:tcPr>
+            <w:tcW w:w="2700" w:type="dxa"/>
+            <w:vAlign w:val="center"/>
+          </w:tcPr>
+          <w:p>
+            <w:pPr>
+              <w:spacing w:after="20"/>
+              <w:jc w:val="center"/>
+            </w:pPr>
+            <w:r>
+              <w:rPr>
+                <w:sz w:val="22"/>
+                <w:szCs w:val="22"/>
+              </w:rPr>
+              <w:t xml:space="preserve">Kuch cheklangan, o'zi bo'shaydi</w:t>
+            </w:r>
+          </w:p>
+        </w:tc>
+      </w:tr>
+      <w:tr>
+        <w:tc>
+          <w:tcPr>
+            <w:tcW w:w="2400" w:type="dxa"/>
+            <w:vAlign w:val="center"/>
+          </w:tcPr>
+          <w:p>
+            <w:pPr>
+              <w:spacing w:after="20"/>
+              <w:jc w:val="left"/>
+            </w:pPr>
+            <w:r>
+              <w:rPr>
+                <w:sz w:val="22"/>
+                <w:szCs w:val="22"/>
+              </w:rPr>
+              <w:t xml:space="preserve">Richagli</w:t>
+            </w:r>
+          </w:p>
+        </w:tc>
+        <w:tc>
+          <w:tcPr>
+            <w:tcW w:w="3400" w:type="dxa"/>
+            <w:vAlign w:val="center"/>
+          </w:tcPr>
+          <w:p>
+            <w:pPr>
+              <w:spacing w:after="20"/>
+              <w:jc w:val="center"/>
+            </w:pPr>
+            <w:r>
+              <w:rPr>
+                <w:sz w:val="22"/>
+                <w:szCs w:val="22"/>
+              </w:rPr>
+              <w:t xml:space="preserve">Tez, qulay</w:t>
+            </w:r>
+          </w:p>
+        </w:tc>
+        <w:tc>
+          <w:tcPr>
+            <w:tcW w:w="2700" w:type="dxa"/>
+            <w:vAlign w:val="center"/>
+          </w:tcPr>
+          <w:p>
+            <w:pPr>
+              <w:spacing w:after="20"/>
+              <w:jc w:val="center"/>
+            </w:pPr>
+            <w:r>
+              <w:rPr>
+                <w:sz w:val="22"/>
+                <w:szCs w:val="22"/>
+              </w:rPr>
+              <w:t xml:space="preserve">Murakkabroq konstruksiya</w:t>
+            </w:r>
+          </w:p>
+        </w:tc>
+      </w:tr>
+      <w:tr>
+        <w:tc>
+          <w:tcPr>
+            <w:tcW w:w="2400" w:type="dxa"/>
+            <w:vAlign w:val="center"/>
+          </w:tcPr>
+          <w:p>
+            <w:pPr>
+              <w:spacing w:after="20"/>
+              <w:jc w:val="left"/>
+            </w:pPr>
+            <w:r>
+              <w:rPr>
+                <w:sz w:val="22"/>
+                <w:szCs w:val="22"/>
+              </w:rPr>
+              <w:t xml:space="preserve">Pnevmatik</w:t>
+            </w:r>
+          </w:p>
+        </w:tc>
+        <w:tc>
+          <w:tcPr>
+            <w:tcW w:w="3400" w:type="dxa"/>
+            <w:vAlign w:val="center"/>
+          </w:tcPr>
+          <w:p>
+            <w:pPr>
+              <w:spacing w:after="20"/>
+              <w:jc w:val="center"/>
+            </w:pPr>
+            <w:r>
+              <w:rPr>
+                <w:sz w:val="22"/>
+                <w:szCs w:val="22"/>
+              </w:rPr>
+              <w:t xml:space="preserve">Avtomatlashtirish, tez</w:t>
+            </w:r>
+          </w:p>
+        </w:tc>
+        <w:tc>
+          <w:tcPr>
+            <w:tcW w:w="2700" w:type="dxa"/>
+            <w:vAlign w:val="center"/>
+          </w:tcPr>
+          <w:p>
+            <w:pPr>
+              <w:spacing w:after="20"/>
+              <w:jc w:val="center"/>
+            </w:pPr>
+            <w:r>
+              <w:rPr>
+                <w:sz w:val="22"/>
+                <w:szCs w:val="22"/>
+              </w:rPr>
+              <w:t xml:space="preserve">Havo manbai kerak, qimmat</w:t>
+            </w:r>
+          </w:p>
+        </w:tc>
+      </w:tr>
+    </w:tbl>
+    <w:p/>
+    <w:p>
+      <w:pPr>
+        <w:spacing w:after="120" w:line="360" w:lineRule="auto"/>
+        <w:ind w:firstLine="709"/>
+        <w:jc w:val="both"/>
+      </w:pPr>
+      <w:r>
+        <w:rPr>
+          <w:sz w:val="24"/>
+          <w:szCs w:val="24"/>
+        </w:rPr>
+        <w:t xml:space="preserve">Loyihalanayotgan moslama uchun vintli mexanizm tanlanadi, chunki u katta va barqaror qisish kuchini ta'minlaydi, konstruksiyasi sodda va arzon, shuningdek o'z-o'zidan bo'shab ketmaydi (o'z-o'zini tormozlash xususiyatiga ega). Bir martalik ishlab chiqarish dasturi katta bo'lmagani uchun vintli mexanizmning sekinroq ishlashi sezilarli kamchilik hisoblanmaydi.</w:t>
+      </w:r>
+    </w:p>
+    <w:p>
+      <w:pPr>
+        <w:spacing w:after="120" w:line="360" w:lineRule="auto"/>
+        <w:ind w:firstLine="709"/>
+        <w:jc w:val="both"/>
+      </w:pPr>
+      <w:r>
+        <w:rPr>
+          <w:sz w:val="24"/>
+          <w:szCs w:val="24"/>
+        </w:rPr>
+        <w:t xml:space="preserve">Moslamaning bazalash (joylashtirish) aniqligi tahlil qilinadi. Blok moslamaga o'rnatilganda uning haqiqiy holati nominaldan biroz farq qiladi; bu farq bazalash xatosi deb ataladi. Bazalash xatosi tayanch yuzalarining tayyorlanish aniqligiga va bazalash sxemasiga bog'liq:</w:t>
+      </w:r>
+    </w:p>
+    <w:p>
+      <w:pPr>
+        <w:jc w:val="center"/>
+        <w:spacing w:before="80" w:after="120"/>
+      </w:pPr>
+      <w:r>
+        <w:rPr>
+          <w:i/>
+          <w:sz w:val="26"/>
+          <w:szCs w:val="26"/>
+        </w:rPr>
+        <w:t xml:space="preserve">εб = δₜ + δₘ</w:t>
+      </w:r>
+    </w:p>
+    <w:p>
+      <w:pPr>
+        <w:spacing w:after="120" w:line="360" w:lineRule="auto"/>
+        <w:ind w:firstLine="709"/>
+        <w:jc w:val="both"/>
+      </w:pPr>
+      <w:r>
+        <w:rPr>
+          <w:sz w:val="24"/>
+          <w:szCs w:val="24"/>
+        </w:rPr>
+        <w:t xml:space="preserve">bu yerda: εб – bazalash xatosi; δₜ – tayanch yuzasi tayyorlanishining dopusk xatosi; δₘ – moslama tayanch elementining xatosi. Bazalash xatosi bajariladigan operatsiya aniqligi talablariдан kichik bo'lishi kerak. Demontaj-yig'ish operatsiyasi yuqori aniqlik talab qilmagani uchun tanlangan prizma-tayanch sxemasi yetarli hisoblanadi.</w:t>
+      </w:r>
+    </w:p>
+    <w:p>
+      <w:pPr>
+        <w:spacing w:after="120" w:line="360" w:lineRule="auto"/>
+        <w:ind w:firstLine="709"/>
+        <w:jc w:val="both"/>
+      </w:pPr>
+      <w:r>
+        <w:rPr>
+          <w:sz w:val="24"/>
+          <w:szCs w:val="24"/>
+        </w:rPr>
+        <w:t xml:space="preserve">Moslama asosининг payvand birikmasi mustahkamlikка tekshiriladi. Asos plitasi va qovurg'alar burchak payvand choki bilan biriktiriladi. Payvand chokidagi kuchlanish quyidagicha aniqlanadi:</w:t>
+      </w:r>
+    </w:p>
+    <w:p>
+      <w:pPr>
+        <w:jc w:val="center"/>
+        <w:spacing w:before="80" w:after="120"/>
+      </w:pPr>
+      <w:r>
+        <w:rPr>
+          <w:i/>
+          <w:sz w:val="26"/>
+          <w:szCs w:val="26"/>
+        </w:rPr>
+        <w:t xml:space="preserve">τₚ = Pₖ / (0,7 · k · Lₚ) ≤ [τₚ]</w:t>
+      </w:r>
+    </w:p>
+    <w:p>
+      <w:pPr>
+        <w:spacing w:after="120" w:line="360" w:lineRule="auto"/>
+        <w:ind w:firstLine="709"/>
+        <w:jc w:val="both"/>
+      </w:pPr>
+      <w:r>
+        <w:rPr>
+          <w:sz w:val="24"/>
+          <w:szCs w:val="24"/>
+        </w:rPr>
+        <w:t xml:space="preserve">bu yerda: k – payvand choki kateti (mm); Lₚ – chok uzunligi (mm); [τₚ] – payvand uchun ruxsat etilgan kesuvchi kuchlanish. k = 5 mm, Lₚ = 80 mm va Pₖ = 1440 N da: τₚ = 1440 / (0,7 · 5 · 80) = 1440 / 280 ≈ 5,1 MPa, bu [τₚ] ≈ 90 MPa dan ancha kichik. Demak, payvand birikma mustahkamligi to'liq ta'minlangan.</w:t>
+      </w:r>
+    </w:p>
+    <w:p>
+      <w:pPr>
+        <w:spacing w:after="120" w:line="360" w:lineRule="auto"/>
+        <w:ind w:firstLine="709"/>
+        <w:jc w:val="both"/>
+      </w:pPr>
+      <w:r>
+        <w:rPr>
+          <w:sz w:val="24"/>
+          <w:szCs w:val="24"/>
+        </w:rPr>
+        <w:t xml:space="preserve">Moslamaning ishonchli ishlashi uchun harakatlanuvchi elementlar (vint, gayka) o'rtasidagi ishqalanish va yeyilish ham hisobga olinadi. Bu elementlar ehtiyot qism sifatida almashtirilishi mumkin bo'lgan tarzda loyihalanadi. Vint rezbasiga moylash materiali surtilib, ishqalanish va yeyilish kamaytiriladi.</w:t>
+      </w:r>
+    </w:p>
+    <w:p>
+      <w:pPr>
+        <w:spacing w:after="120" w:line="360" w:lineRule="auto"/>
+        <w:ind w:firstLine="709"/>
+        <w:jc w:val="both"/>
+      </w:pPr>
+      <w:r>
+        <w:rPr>
+          <w:sz w:val="24"/>
+          <w:szCs w:val="24"/>
+        </w:rPr>
+        <w:t xml:space="preserve">Moslamaning ergonomik jihatlari ham e'tiborga olinadi: dasta (rukoyatka) qulay balandlikда joylashtiriladi, qisish va bo'shatish kichik kuch bilan amalga oshiriladi. Bu ishchining charchashini kamaytiradi va operatsiya vaqtini qisqartiradi.</w:t>
+      </w:r>
+    </w:p>
+    <w:p>
+      <w:pPr>
         <w:spacing w:before="240" w:after="120"/>
         <w:keepNext/>
       </w:pPr>
@@ -11872,6 +15961,1291 @@
           <w:sz w:val="24"/>
           <w:szCs w:val="24"/>
         </w:rPr>
+        <w:t xml:space="preserve">Sinov stendining asosiy parametrlari hisoblanadi. Avvalo zaxira rezervuar va tormoz silindri imitatorlarining hajmlari real qiymatlarга mos tanlanadi: zaxira rezervuar imitatori hajmi Vᵣ = 20 l (0,020 m³), silindr imitatori hajmi Vᴄ = 8 l (0,008 m³). Ish bosimi p = 0,5 MPa (ortiqcha bosim) qabul qilinadi.</w:t>
+      </w:r>
+    </w:p>
+    <w:p>
+      <w:pPr>
+        <w:spacing w:after="120" w:line="360" w:lineRule="auto"/>
+        <w:ind w:firstLine="709"/>
+        <w:jc w:val="both"/>
+      </w:pPr>
+      <w:r>
+        <w:rPr>
+          <w:sz w:val="24"/>
+          <w:szCs w:val="24"/>
+        </w:rPr>
+        <w:t xml:space="preserve">Bir sinov siklida sarflanadigan havoning atmosferaga keltirilgan (normal) hajmi imitatorlar hajmi va bosim nisbati orqali aniqlanadi:</w:t>
+      </w:r>
+    </w:p>
+    <w:p>
+      <w:pPr>
+        <w:jc w:val="center"/>
+        <w:spacing w:before="80" w:after="120"/>
+      </w:pPr>
+      <w:r>
+        <w:rPr>
+          <w:i/>
+          <w:sz w:val="26"/>
+          <w:szCs w:val="26"/>
+        </w:rPr>
+        <w:t xml:space="preserve">Q₁ = (Vᵣ + Vᴄ) · (p + pₐ)/pₐ</w:t>
+      </w:r>
+    </w:p>
+    <w:p>
+      <w:pPr>
+        <w:spacing w:after="120" w:line="360" w:lineRule="auto"/>
+        <w:ind w:firstLine="709"/>
+        <w:jc w:val="both"/>
+      </w:pPr>
+      <w:r>
+        <w:rPr>
+          <w:sz w:val="24"/>
+          <w:szCs w:val="24"/>
+        </w:rPr>
+        <w:t xml:space="preserve">bu yerda: pₐ – atmosfera bosimi (0,1 MPa). Demak, Q₁ = (0,020 + 0,008) · (0,5 + 0,1)/0,1 = 0,028 · 6 = 0,168 m³ normal havo. Bu qiymat bitta to'liq tormozlash-bo'shatish siklida sarflanadigan havo hajmini bildiradi.</w:t>
+      </w:r>
+    </w:p>
+    <w:p>
+      <w:pPr>
+        <w:spacing w:after="120" w:line="360" w:lineRule="auto"/>
+        <w:ind w:firstLine="709"/>
+        <w:jc w:val="both"/>
+      </w:pPr>
+      <w:r>
+        <w:rPr>
+          <w:sz w:val="24"/>
+          <w:szCs w:val="24"/>
+        </w:rPr>
+        <w:t xml:space="preserve">Havo uzatuvchi quvurning ichki diametri havoning ruxsat etilgan oqim tezligi bo'yicha aniqlanadi:</w:t>
+      </w:r>
+    </w:p>
+    <w:p>
+      <w:pPr>
+        <w:jc w:val="center"/>
+        <w:spacing w:before="80" w:after="120"/>
+      </w:pPr>
+      <w:r>
+        <w:rPr>
+          <w:i/>
+          <w:sz w:val="26"/>
+          <w:szCs w:val="26"/>
+        </w:rPr>
+        <w:t xml:space="preserve">d = √(4 · Qᵥ / (π · v))</w:t>
+      </w:r>
+    </w:p>
+    <w:p>
+      <w:pPr>
+        <w:spacing w:after="120" w:line="360" w:lineRule="auto"/>
+        <w:ind w:firstLine="709"/>
+        <w:jc w:val="both"/>
+      </w:pPr>
+      <w:r>
+        <w:rPr>
+          <w:sz w:val="24"/>
+          <w:szCs w:val="24"/>
+        </w:rPr>
+        <w:t xml:space="preserve">bu yerda: Qᵥ – quvurdagi hajmiy sarf (m³/s); v – havoning oqim tezligi (pnevmatik liniyalarda 15–20 m/s). Rezervuarni t = 5 s da to'ldirish talab etilsa, Qᵥ = Vᵣ/t = 0,020/5 = 0,004 m³/s. v = 20 m/s da:</w:t>
+      </w:r>
+    </w:p>
+    <w:p>
+      <w:pPr>
+        <w:jc w:val="center"/>
+        <w:spacing w:before="80" w:after="120"/>
+      </w:pPr>
+      <w:r>
+        <w:rPr>
+          <w:i/>
+          <w:sz w:val="26"/>
+          <w:szCs w:val="26"/>
+        </w:rPr>
+        <w:t xml:space="preserve">d = √(4 · 0,004 / (3,14 · 20)) ≈ 0,016 m = 16 mm</w:t>
+      </w:r>
+    </w:p>
+    <w:p>
+      <w:pPr>
+        <w:spacing w:after="120" w:line="360" w:lineRule="auto"/>
+        <w:ind w:firstLine="709"/>
+        <w:jc w:val="both"/>
+      </w:pPr>
+      <w:r>
+        <w:rPr>
+          <w:sz w:val="24"/>
+          <w:szCs w:val="24"/>
+        </w:rPr>
+        <w:t xml:space="preserve">Hisob natijasiga ko'ra quvurning ichki diametri 16 mm dan kam bo'lmasligi kerak; standart o'lchamlar qatoridan G½ʺ (DN15) yoki G¾ʺ (DN20) quvur tanlanadi. Kattaroq diametrni tanlash bosim yo'qotishlarini kamaytiradi va havoning tez uzatilishini ta'minlaydi.</w:t>
+      </w:r>
+    </w:p>
+    <w:p>
+      <w:pPr>
+        <w:spacing w:after="120" w:line="360" w:lineRule="auto"/>
+        <w:ind w:firstLine="709"/>
+        <w:jc w:val="both"/>
+      </w:pPr>
+      <w:r>
+        <w:rPr>
+          <w:sz w:val="24"/>
+          <w:szCs w:val="24"/>
+        </w:rPr>
+        <w:t xml:space="preserve">Stendning ish unumdorligi (bir smenada sinaladigan bloklar soni) bir sinov siklining davomiyligi orqali aniqlanadi:</w:t>
+      </w:r>
+    </w:p>
+    <w:p>
+      <w:pPr>
+        <w:jc w:val="center"/>
+        <w:spacing w:before="80" w:after="120"/>
+      </w:pPr>
+      <w:r>
+        <w:rPr>
+          <w:i/>
+          <w:sz w:val="26"/>
+          <w:szCs w:val="26"/>
+        </w:rPr>
+        <w:t xml:space="preserve">Nₛₜ = (Tₛₘ · 60 / tₛᵢₙ) · η</w:t>
+      </w:r>
+    </w:p>
+    <w:p>
+      <w:pPr>
+        <w:spacing w:after="120" w:line="360" w:lineRule="auto"/>
+        <w:ind w:firstLine="709"/>
+        <w:jc w:val="both"/>
+      </w:pPr>
+      <w:r>
+        <w:rPr>
+          <w:sz w:val="24"/>
+          <w:szCs w:val="24"/>
+        </w:rPr>
+        <w:t xml:space="preserve">bu yerda: Tₛₘ – smena davomiyligi (8 soat); tₛᵢₙ – bitta blokни sinash sikli (≈ 10 min); η – stenddan foydalanish koeffitsiyenti (0,8). Demak:</w:t>
+      </w:r>
+    </w:p>
+    <w:p>
+      <w:pPr>
+        <w:jc w:val="center"/>
+        <w:spacing w:before="80" w:after="120"/>
+      </w:pPr>
+      <w:r>
+        <w:rPr>
+          <w:i/>
+          <w:sz w:val="26"/>
+          <w:szCs w:val="26"/>
+        </w:rPr>
+        <w:t xml:space="preserve">Nₛₜ = (8 · 60 / 10) · 0,8 = 38,4 ≈ 38 blok/smena</w:t>
+      </w:r>
+    </w:p>
+    <w:p>
+      <w:pPr>
+        <w:spacing w:after="120" w:line="360" w:lineRule="auto"/>
+        <w:ind w:firstLine="709"/>
+        <w:jc w:val="both"/>
+      </w:pPr>
+      <w:r>
+        <w:rPr>
+          <w:sz w:val="24"/>
+          <w:szCs w:val="24"/>
+        </w:rPr>
+        <w:t xml:space="preserve">Bitta stend bir smenada taxminan 38 ta blokни sinashga qodir ekan. Bu ko'rsatkich yillik ishlab chiqarish dasturi (12000 blok) bilan taqqoslanadi: ikki smenali ish tartibida bitta stend yiliga ≈ 19000 blok sinash imkoniyatiга ega, ya'ni u dasturni to'liq qoplaydi.</w:t>
+      </w:r>
+    </w:p>
+    <w:p>
+      <w:pPr>
+        <w:spacing w:after="120" w:line="360" w:lineRule="auto"/>
+        <w:ind w:firstLine="709"/>
+        <w:jc w:val="both"/>
+      </w:pPr>
+      <w:r>
+        <w:rPr>
+          <w:sz w:val="24"/>
+          <w:szCs w:val="24"/>
+        </w:rPr>
+        <w:t xml:space="preserve">Sinov stendining tarkibiy elementlari va ularning texnik tavsifi 3.4-jadvalda keltirilgan. Elementlar sinov parametrlari diapazoni va talab qilinadigan aniqlikка mos tanlanadi.</w:t>
+      </w:r>
+    </w:p>
+    <w:tbl>
+      <w:tblPr>
+        <w:tblW w:w="0" w:type="auto"/>
+        <w:jc w:val="center"/>
+        <w:tblBorders>
+          <w:top w:val="single" w:sz="6" w:space="0" w:color="000000"/>
+          <w:left w:val="single" w:sz="6" w:space="0" w:color="000000"/>
+          <w:bottom w:val="single" w:sz="6" w:space="0" w:color="000000"/>
+          <w:right w:val="single" w:sz="6" w:space="0" w:color="000000"/>
+          <w:insideH w:val="single" w:sz="6" w:space="0" w:color="000000"/>
+          <w:insideV w:val="single" w:sz="6" w:space="0" w:color="000000"/>
+        </w:tblBorders>
+      </w:tblPr>
+      <w:tblGrid>
+        <w:gridCol w:w="2400"/>
+        <w:gridCol w:w="3100"/>
+        <w:gridCol w:w="3000"/>
+      </w:tblGrid>
+      <w:tr>
+        <w:tc>
+          <w:tcPr>
+            <w:tcW w:w="2400" w:type="dxa"/>
+            <w:vAlign w:val="center"/>
+          </w:tcPr>
+          <w:p>
+            <w:pPr>
+              <w:spacing w:after="20"/>
+              <w:jc w:val="center"/>
+            </w:pPr>
+            <w:r>
+              <w:rPr>
+                <w:b/>
+                <w:sz w:val="22"/>
+                <w:szCs w:val="22"/>
+              </w:rPr>
+              <w:t xml:space="preserve">Element</w:t>
+            </w:r>
+          </w:p>
+        </w:tc>
+        <w:tc>
+          <w:tcPr>
+            <w:tcW w:w="3100" w:type="dxa"/>
+            <w:vAlign w:val="center"/>
+          </w:tcPr>
+          <w:p>
+            <w:pPr>
+              <w:spacing w:after="20"/>
+              <w:jc w:val="center"/>
+            </w:pPr>
+            <w:r>
+              <w:rPr>
+                <w:b/>
+                <w:sz w:val="22"/>
+                <w:szCs w:val="22"/>
+              </w:rPr>
+              <w:t xml:space="preserve">Tavsifi / parametri</w:t>
+            </w:r>
+          </w:p>
+        </w:tc>
+        <w:tc>
+          <w:tcPr>
+            <w:tcW w:w="3000" w:type="dxa"/>
+            <w:vAlign w:val="center"/>
+          </w:tcPr>
+          <w:p>
+            <w:pPr>
+              <w:spacing w:after="20"/>
+              <w:jc w:val="center"/>
+            </w:pPr>
+            <w:r>
+              <w:rPr>
+                <w:b/>
+                <w:sz w:val="22"/>
+                <w:szCs w:val="22"/>
+              </w:rPr>
+              <w:t xml:space="preserve">Vazifasi</w:t>
+            </w:r>
+          </w:p>
+        </w:tc>
+      </w:tr>
+      <w:tr>
+        <w:tc>
+          <w:tcPr>
+            <w:tcW w:w="2400" w:type="dxa"/>
+            <w:vAlign w:val="center"/>
+          </w:tcPr>
+          <w:p>
+            <w:pPr>
+              <w:spacing w:after="20"/>
+              <w:jc w:val="left"/>
+            </w:pPr>
+            <w:r>
+              <w:rPr>
+                <w:sz w:val="22"/>
+                <w:szCs w:val="22"/>
+              </w:rPr>
+              <w:t xml:space="preserve">Havo manbai</w:t>
+            </w:r>
+          </w:p>
+        </w:tc>
+        <w:tc>
+          <w:tcPr>
+            <w:tcW w:w="3100" w:type="dxa"/>
+            <w:vAlign w:val="center"/>
+          </w:tcPr>
+          <w:p>
+            <w:pPr>
+              <w:spacing w:after="20"/>
+              <w:jc w:val="center"/>
+            </w:pPr>
+            <w:r>
+              <w:rPr>
+                <w:sz w:val="22"/>
+                <w:szCs w:val="22"/>
+              </w:rPr>
+              <w:t xml:space="preserve">p ≥ 0,6 MPa</w:t>
+            </w:r>
+          </w:p>
+        </w:tc>
+        <w:tc>
+          <w:tcPr>
+            <w:tcW w:w="3000" w:type="dxa"/>
+            <w:vAlign w:val="center"/>
+          </w:tcPr>
+          <w:p>
+            <w:pPr>
+              <w:spacing w:after="20"/>
+              <w:jc w:val="center"/>
+            </w:pPr>
+            <w:r>
+              <w:rPr>
+                <w:sz w:val="22"/>
+                <w:szCs w:val="22"/>
+              </w:rPr>
+              <w:t xml:space="preserve">Siqilgan havo bilan ta'minlash</w:t>
+            </w:r>
+          </w:p>
+        </w:tc>
+      </w:tr>
+      <w:tr>
+        <w:tc>
+          <w:tcPr>
+            <w:tcW w:w="2400" w:type="dxa"/>
+            <w:vAlign w:val="center"/>
+          </w:tcPr>
+          <w:p>
+            <w:pPr>
+              <w:spacing w:after="20"/>
+              <w:jc w:val="left"/>
+            </w:pPr>
+            <w:r>
+              <w:rPr>
+                <w:sz w:val="22"/>
+                <w:szCs w:val="22"/>
+              </w:rPr>
+              <w:t xml:space="preserve">Filtr-namtutgich</w:t>
+            </w:r>
+          </w:p>
+        </w:tc>
+        <w:tc>
+          <w:tcPr>
+            <w:tcW w:w="3100" w:type="dxa"/>
+            <w:vAlign w:val="center"/>
+          </w:tcPr>
+          <w:p>
+            <w:pPr>
+              <w:spacing w:after="20"/>
+              <w:jc w:val="center"/>
+            </w:pPr>
+            <w:r>
+              <w:rPr>
+                <w:sz w:val="22"/>
+                <w:szCs w:val="22"/>
+              </w:rPr>
+              <w:t xml:space="preserve">Tozalik darajasi</w:t>
+            </w:r>
+          </w:p>
+        </w:tc>
+        <w:tc>
+          <w:tcPr>
+            <w:tcW w:w="3000" w:type="dxa"/>
+            <w:vAlign w:val="center"/>
+          </w:tcPr>
+          <w:p>
+            <w:pPr>
+              <w:spacing w:after="20"/>
+              <w:jc w:val="center"/>
+            </w:pPr>
+            <w:r>
+              <w:rPr>
+                <w:sz w:val="22"/>
+                <w:szCs w:val="22"/>
+              </w:rPr>
+              <w:t xml:space="preserve">Havoni tozalash, quritish</w:t>
+            </w:r>
+          </w:p>
+        </w:tc>
+      </w:tr>
+      <w:tr>
+        <w:tc>
+          <w:tcPr>
+            <w:tcW w:w="2400" w:type="dxa"/>
+            <w:vAlign w:val="center"/>
+          </w:tcPr>
+          <w:p>
+            <w:pPr>
+              <w:spacing w:after="20"/>
+              <w:jc w:val="left"/>
+            </w:pPr>
+            <w:r>
+              <w:rPr>
+                <w:sz w:val="22"/>
+                <w:szCs w:val="22"/>
+              </w:rPr>
+              <w:t xml:space="preserve">Reduktor</w:t>
+            </w:r>
+          </w:p>
+        </w:tc>
+        <w:tc>
+          <w:tcPr>
+            <w:tcW w:w="3100" w:type="dxa"/>
+            <w:vAlign w:val="center"/>
+          </w:tcPr>
+          <w:p>
+            <w:pPr>
+              <w:spacing w:after="20"/>
+              <w:jc w:val="center"/>
+            </w:pPr>
+            <w:r>
+              <w:rPr>
+                <w:sz w:val="22"/>
+                <w:szCs w:val="22"/>
+              </w:rPr>
+              <w:t xml:space="preserve">0–0,6 MPa</w:t>
+            </w:r>
+          </w:p>
+        </w:tc>
+        <w:tc>
+          <w:tcPr>
+            <w:tcW w:w="3000" w:type="dxa"/>
+            <w:vAlign w:val="center"/>
+          </w:tcPr>
+          <w:p>
+            <w:pPr>
+              <w:spacing w:after="20"/>
+              <w:jc w:val="center"/>
+            </w:pPr>
+            <w:r>
+              <w:rPr>
+                <w:sz w:val="22"/>
+                <w:szCs w:val="22"/>
+              </w:rPr>
+              <w:t xml:space="preserve">Ish bosimini rostlash</w:t>
+            </w:r>
+          </w:p>
+        </w:tc>
+      </w:tr>
+      <w:tr>
+        <w:tc>
+          <w:tcPr>
+            <w:tcW w:w="2400" w:type="dxa"/>
+            <w:vAlign w:val="center"/>
+          </w:tcPr>
+          <w:p>
+            <w:pPr>
+              <w:spacing w:after="20"/>
+              <w:jc w:val="left"/>
+            </w:pPr>
+            <w:r>
+              <w:rPr>
+                <w:sz w:val="22"/>
+                <w:szCs w:val="22"/>
+              </w:rPr>
+              <w:t xml:space="preserve">Boshqaruv krani</w:t>
+            </w:r>
+          </w:p>
+        </w:tc>
+        <w:tc>
+          <w:tcPr>
+            <w:tcW w:w="3100" w:type="dxa"/>
+            <w:vAlign w:val="center"/>
+          </w:tcPr>
+          <w:p>
+            <w:pPr>
+              <w:spacing w:after="20"/>
+              <w:jc w:val="center"/>
+            </w:pPr>
+            <w:r>
+              <w:rPr>
+                <w:sz w:val="22"/>
+                <w:szCs w:val="22"/>
+              </w:rPr>
+              <w:t xml:space="preserve">DN15–DN20</w:t>
+            </w:r>
+          </w:p>
+        </w:tc>
+        <w:tc>
+          <w:tcPr>
+            <w:tcW w:w="3000" w:type="dxa"/>
+            <w:vAlign w:val="center"/>
+          </w:tcPr>
+          <w:p>
+            <w:pPr>
+              <w:spacing w:after="20"/>
+              <w:jc w:val="center"/>
+            </w:pPr>
+            <w:r>
+              <w:rPr>
+                <w:sz w:val="22"/>
+                <w:szCs w:val="22"/>
+              </w:rPr>
+              <w:t xml:space="preserve">Havo oqimini boshqarish</w:t>
+            </w:r>
+          </w:p>
+        </w:tc>
+      </w:tr>
+      <w:tr>
+        <w:tc>
+          <w:tcPr>
+            <w:tcW w:w="2400" w:type="dxa"/>
+            <w:vAlign w:val="center"/>
+          </w:tcPr>
+          <w:p>
+            <w:pPr>
+              <w:spacing w:after="20"/>
+              <w:jc w:val="left"/>
+            </w:pPr>
+            <w:r>
+              <w:rPr>
+                <w:sz w:val="22"/>
+                <w:szCs w:val="22"/>
+              </w:rPr>
+              <w:t xml:space="preserve">Manometr</w:t>
+            </w:r>
+          </w:p>
+        </w:tc>
+        <w:tc>
+          <w:tcPr>
+            <w:tcW w:w="3100" w:type="dxa"/>
+            <w:vAlign w:val="center"/>
+          </w:tcPr>
+          <w:p>
+            <w:pPr>
+              <w:spacing w:after="20"/>
+              <w:jc w:val="center"/>
+            </w:pPr>
+            <w:r>
+              <w:rPr>
+                <w:sz w:val="22"/>
+                <w:szCs w:val="22"/>
+              </w:rPr>
+              <w:t xml:space="preserve">0–1,0 MPa, 0,4-sinf</w:t>
+            </w:r>
+          </w:p>
+        </w:tc>
+        <w:tc>
+          <w:tcPr>
+            <w:tcW w:w="3000" w:type="dxa"/>
+            <w:vAlign w:val="center"/>
+          </w:tcPr>
+          <w:p>
+            <w:pPr>
+              <w:spacing w:after="20"/>
+              <w:jc w:val="center"/>
+            </w:pPr>
+            <w:r>
+              <w:rPr>
+                <w:sz w:val="22"/>
+                <w:szCs w:val="22"/>
+              </w:rPr>
+              <w:t xml:space="preserve">Bosimni o'lchash</w:t>
+            </w:r>
+          </w:p>
+        </w:tc>
+      </w:tr>
+      <w:tr>
+        <w:tc>
+          <w:tcPr>
+            <w:tcW w:w="2400" w:type="dxa"/>
+            <w:vAlign w:val="center"/>
+          </w:tcPr>
+          <w:p>
+            <w:pPr>
+              <w:spacing w:after="20"/>
+              <w:jc w:val="left"/>
+            </w:pPr>
+            <w:r>
+              <w:rPr>
+                <w:sz w:val="22"/>
+                <w:szCs w:val="22"/>
+              </w:rPr>
+              <w:t xml:space="preserve">Rezervuar imitatori</w:t>
+            </w:r>
+          </w:p>
+        </w:tc>
+        <w:tc>
+          <w:tcPr>
+            <w:tcW w:w="3100" w:type="dxa"/>
+            <w:vAlign w:val="center"/>
+          </w:tcPr>
+          <w:p>
+            <w:pPr>
+              <w:spacing w:after="20"/>
+              <w:jc w:val="center"/>
+            </w:pPr>
+            <w:r>
+              <w:rPr>
+                <w:sz w:val="22"/>
+                <w:szCs w:val="22"/>
+              </w:rPr>
+              <w:t xml:space="preserve">V = 20 l</w:t>
+            </w:r>
+          </w:p>
+        </w:tc>
+        <w:tc>
+          <w:tcPr>
+            <w:tcW w:w="3000" w:type="dxa"/>
+            <w:vAlign w:val="center"/>
+          </w:tcPr>
+          <w:p>
+            <w:pPr>
+              <w:spacing w:after="20"/>
+              <w:jc w:val="center"/>
+            </w:pPr>
+            <w:r>
+              <w:rPr>
+                <w:sz w:val="22"/>
+                <w:szCs w:val="22"/>
+              </w:rPr>
+              <w:t xml:space="preserve">Zaxira rezervuarni imitatsiya</w:t>
+            </w:r>
+          </w:p>
+        </w:tc>
+      </w:tr>
+      <w:tr>
+        <w:tc>
+          <w:tcPr>
+            <w:tcW w:w="2400" w:type="dxa"/>
+            <w:vAlign w:val="center"/>
+          </w:tcPr>
+          <w:p>
+            <w:pPr>
+              <w:spacing w:after="20"/>
+              <w:jc w:val="left"/>
+            </w:pPr>
+            <w:r>
+              <w:rPr>
+                <w:sz w:val="22"/>
+                <w:szCs w:val="22"/>
+              </w:rPr>
+              <w:t xml:space="preserve">Silindr imitatori</w:t>
+            </w:r>
+          </w:p>
+        </w:tc>
+        <w:tc>
+          <w:tcPr>
+            <w:tcW w:w="3100" w:type="dxa"/>
+            <w:vAlign w:val="center"/>
+          </w:tcPr>
+          <w:p>
+            <w:pPr>
+              <w:spacing w:after="20"/>
+              <w:jc w:val="center"/>
+            </w:pPr>
+            <w:r>
+              <w:rPr>
+                <w:sz w:val="22"/>
+                <w:szCs w:val="22"/>
+              </w:rPr>
+              <w:t xml:space="preserve">V = 8 l</w:t>
+            </w:r>
+          </w:p>
+        </w:tc>
+        <w:tc>
+          <w:tcPr>
+            <w:tcW w:w="3000" w:type="dxa"/>
+            <w:vAlign w:val="center"/>
+          </w:tcPr>
+          <w:p>
+            <w:pPr>
+              <w:spacing w:after="20"/>
+              <w:jc w:val="center"/>
+            </w:pPr>
+            <w:r>
+              <w:rPr>
+                <w:sz w:val="22"/>
+                <w:szCs w:val="22"/>
+              </w:rPr>
+              <w:t xml:space="preserve">Tormoz silindrini imitatsiya</w:t>
+            </w:r>
+          </w:p>
+        </w:tc>
+      </w:tr>
+      <w:tr>
+        <w:tc>
+          <w:tcPr>
+            <w:tcW w:w="2400" w:type="dxa"/>
+            <w:vAlign w:val="center"/>
+          </w:tcPr>
+          <w:p>
+            <w:pPr>
+              <w:spacing w:after="20"/>
+              <w:jc w:val="left"/>
+            </w:pPr>
+            <w:r>
+              <w:rPr>
+                <w:sz w:val="22"/>
+                <w:szCs w:val="22"/>
+              </w:rPr>
+              <w:t xml:space="preserve">Ulagich</w:t>
+            </w:r>
+          </w:p>
+        </w:tc>
+        <w:tc>
+          <w:tcPr>
+            <w:tcW w:w="3100" w:type="dxa"/>
+            <w:vAlign w:val="center"/>
+          </w:tcPr>
+          <w:p>
+            <w:pPr>
+              <w:spacing w:after="20"/>
+              <w:jc w:val="center"/>
+            </w:pPr>
+            <w:r>
+              <w:rPr>
+                <w:sz w:val="22"/>
+                <w:szCs w:val="22"/>
+              </w:rPr>
+              <w:t xml:space="preserve">Tez ulanuvchi</w:t>
+            </w:r>
+          </w:p>
+        </w:tc>
+        <w:tc>
+          <w:tcPr>
+            <w:tcW w:w="3000" w:type="dxa"/>
+            <w:vAlign w:val="center"/>
+          </w:tcPr>
+          <w:p>
+            <w:pPr>
+              <w:spacing w:after="20"/>
+              <w:jc w:val="center"/>
+            </w:pPr>
+            <w:r>
+              <w:rPr>
+                <w:sz w:val="22"/>
+                <w:szCs w:val="22"/>
+              </w:rPr>
+              <w:t xml:space="preserve">Blokni stendga ulash</w:t>
+            </w:r>
+          </w:p>
+        </w:tc>
+      </w:tr>
+    </w:tbl>
+    <w:p/>
+    <w:p>
+      <w:pPr>
+        <w:spacing w:after="120" w:line="360" w:lineRule="auto"/>
+        <w:ind w:firstLine="709"/>
+        <w:jc w:val="both"/>
+      </w:pPr>
+      <w:r>
+        <w:rPr>
+          <w:sz w:val="24"/>
+          <w:szCs w:val="24"/>
+        </w:rPr>
+        <w:t xml:space="preserve">Hisoblangan parametrlar asosida stendning umumiy konstruksiyasi shakllantiriladi: elementlar metall karkasга o'rnatiladi, pnevmatik liniyalar belgilangan diametrdagi quvurlar bilan ulanadi, boshqaruv va o'lchov elementlari operatorга qulay panelда joylashtiriladi. Stendning barcha ulanishlari germetik bo'lishi va xavfsizlik talablariга javob berishi shart.</w:t>
+      </w:r>
+    </w:p>
+    <w:p>
+      <w:pPr>
+        <w:spacing w:after="120" w:line="360" w:lineRule="auto"/>
+        <w:ind w:firstLine="709"/>
+        <w:jc w:val="both"/>
+      </w:pPr>
+      <w:r>
+        <w:rPr>
+          <w:sz w:val="24"/>
+          <w:szCs w:val="24"/>
+        </w:rPr>
+        <w:t xml:space="preserve">Stendni loyihalashda xavfsizlik chora-tadbirlari ham nazarda tutiladi: ortiqcha bosimdan himoya qiluvchi saqlovchi klapan, bosimni nazorat qiluvchi manometr va havoni tez chiqaruvchi klapan o'rnatiladi. Bu elementlar bosim ostida ishlashda operatorning xavfsizligini ta'minlaydi.</w:t>
+      </w:r>
+    </w:p>
+    <w:p>
+      <w:pPr>
+        <w:spacing w:before="240" w:after="120"/>
+        <w:keepNext/>
+      </w:pPr>
+      <w:r>
+        <w:rPr>
+          <w:b/>
+          <w:sz w:val="26"/>
+          <w:szCs w:val="26"/>
+        </w:rPr>
+        <w:t xml:space="preserve">Quvurdagi bosim yo'qotishlari.</w:t>
+      </w:r>
+    </w:p>
+    <w:p>
+      <w:pPr>
+        <w:spacing w:after="120" w:line="360" w:lineRule="auto"/>
+        <w:ind w:firstLine="709"/>
+        <w:jc w:val="both"/>
+      </w:pPr>
+      <w:r>
+        <w:rPr>
+          <w:sz w:val="24"/>
+          <w:szCs w:val="24"/>
+        </w:rPr>
+        <w:t xml:space="preserve">Pnevmatik liniyada havo harakatlanganda ishqalanish va mahalliy qarshiliklar tufayli bosim yo'qotiladi. Quvur uzunligi bo'yicha bosim yo'qotilishi quyidagicha baholanadi:</w:t>
+      </w:r>
+    </w:p>
+    <w:p>
+      <w:pPr>
+        <w:jc w:val="center"/>
+        <w:spacing w:before="80" w:after="120"/>
+      </w:pPr>
+      <w:r>
+        <w:rPr>
+          <w:i/>
+          <w:sz w:val="26"/>
+          <w:szCs w:val="26"/>
+        </w:rPr>
+        <w:t xml:space="preserve">Δp = λ · (L/d) · (ρ · v² / 2)</w:t>
+      </w:r>
+    </w:p>
+    <w:p>
+      <w:pPr>
+        <w:spacing w:after="120" w:line="360" w:lineRule="auto"/>
+        <w:ind w:firstLine="709"/>
+        <w:jc w:val="both"/>
+      </w:pPr>
+      <w:r>
+        <w:rPr>
+          <w:sz w:val="24"/>
+          <w:szCs w:val="24"/>
+        </w:rPr>
+        <w:t xml:space="preserve">bu yerda: λ – ishqalanish koeffitsiyenti; L – quvur uzunligi; d – ichki diametr; ρ – havo zichligi; v – oqim tezligi. Mahalliy qarshiliklar (burilish, kran, ulanish) qo'shimcha yo'qotish beradi. Umumiy bosim yo'qotilishi ish bosimining 5–10% idan oshmasligi kerak, aks holda blok parametrlari noto'g'ri o'lchanadi.</w:t>
+      </w:r>
+    </w:p>
+    <w:p>
+      <w:pPr>
+        <w:spacing w:after="120" w:line="360" w:lineRule="auto"/>
+        <w:ind w:firstLine="709"/>
+        <w:jc w:val="both"/>
+      </w:pPr>
+      <w:r>
+        <w:rPr>
+          <w:sz w:val="24"/>
+          <w:szCs w:val="24"/>
+        </w:rPr>
+        <w:t xml:space="preserve">Hisob shuni ko'rsatadiki, tanlangan d = 16–20 mm diametrдаги qisqa liniyada bosim yo'qotishlari ruxsat etilgan chegараda bo'ladi. Diametrni kattalashtirish va liniyani qisqartirish yo'qotishlarni yanada kamaytiradi. Shu sababli stend elementlari blokка imkon qadar yaqin joylashtiriladi.</w:t>
+      </w:r>
+    </w:p>
+    <w:p>
+      <w:pPr>
+        <w:spacing w:after="120" w:line="360" w:lineRule="auto"/>
+        <w:ind w:firstLine="709"/>
+        <w:jc w:val="both"/>
+      </w:pPr>
+      <w:r>
+        <w:rPr>
+          <w:sz w:val="24"/>
+          <w:szCs w:val="24"/>
+        </w:rPr>
+        <w:t xml:space="preserve">Rezervuar imitatorini to'ldirish (yoki bo'shatish) vaqti uning hajmi va ta'minlovchi quvur o'tkazuvchanligiga bog'liq. To'ldirish vaqti taxminan quyidagi bog'liqlik bilan baholanadi:</w:t>
+      </w:r>
+    </w:p>
+    <w:p>
+      <w:pPr>
+        <w:jc w:val="center"/>
+        <w:spacing w:before="80" w:after="120"/>
+      </w:pPr>
+      <w:r>
+        <w:rPr>
+          <w:i/>
+          <w:sz w:val="26"/>
+          <w:szCs w:val="26"/>
+        </w:rPr>
+        <w:t xml:space="preserve">t ≈ Vᵣ / Qᵥ</w:t>
+      </w:r>
+    </w:p>
+    <w:p>
+      <w:pPr>
+        <w:spacing w:after="120" w:line="360" w:lineRule="auto"/>
+        <w:ind w:firstLine="709"/>
+        <w:jc w:val="both"/>
+      </w:pPr>
+      <w:r>
+        <w:rPr>
+          <w:sz w:val="24"/>
+          <w:szCs w:val="24"/>
+        </w:rPr>
+        <w:t xml:space="preserve">Vᵣ = 0,020 m³ va Qᵥ = 0,004 m³/s da to'ldirish vaqti t ≈ 5 s ni tashkil etadi. Bu qiymat sinov siklini rejalashtirishda va stend unumdorligini aniqlashda foydalaniladi. To'ldirish va bo'shatish vaqtlari blokning ish rejimlarini sinashda nazorat qilinadi.</w:t>
+      </w:r>
+    </w:p>
+    <w:p>
+      <w:pPr>
+        <w:spacing w:before="240" w:after="120"/>
+        <w:keepNext/>
+      </w:pPr>
+      <w:r>
+        <w:rPr>
+          <w:b/>
+          <w:sz w:val="26"/>
+          <w:szCs w:val="26"/>
+        </w:rPr>
+        <w:t xml:space="preserve">Saqlovchi klapan hisobi.</w:t>
+      </w:r>
+    </w:p>
+    <w:p>
+      <w:pPr>
+        <w:spacing w:after="120" w:line="360" w:lineRule="auto"/>
+        <w:ind w:firstLine="709"/>
+        <w:jc w:val="both"/>
+      </w:pPr>
+      <w:r>
+        <w:rPr>
+          <w:sz w:val="24"/>
+          <w:szCs w:val="24"/>
+        </w:rPr>
+        <w:t xml:space="preserve">Stendda xavfsizlikни ta'minlash uchun saqlovchi (predoxranitelьnыy) klapan o'rnatiladi. U bosim ruxsat etilgan qiymatdan oshganda avtomatik ochilib, ortiqcha havoni chiqaradi. Klapanning o'tkazuvchanlik kese yuzasi maksimal havo sarfini chiqarib yuborishга yetarli bo'lishi kerak:</w:t>
+      </w:r>
+    </w:p>
+    <w:p>
+      <w:pPr>
+        <w:jc w:val="center"/>
+        <w:spacing w:before="80" w:after="120"/>
+      </w:pPr>
+      <w:r>
+        <w:rPr>
+          <w:i/>
+          <w:sz w:val="26"/>
+          <w:szCs w:val="26"/>
+        </w:rPr>
+        <w:t xml:space="preserve">Aₖ = Qₘₐₓ / (μ · √(2Δp/ρ))</w:t>
+      </w:r>
+    </w:p>
+    <w:p>
+      <w:pPr>
+        <w:spacing w:after="120" w:line="360" w:lineRule="auto"/>
+        <w:ind w:firstLine="709"/>
+        <w:jc w:val="both"/>
+      </w:pPr>
+      <w:r>
+        <w:rPr>
+          <w:sz w:val="24"/>
+          <w:szCs w:val="24"/>
+        </w:rPr>
+        <w:t xml:space="preserve">bu yerda: Aₖ – klapan kese yuzasi; μ – sarf koeffitsiyenti (0,6–0,8); Qₘₐₓ – maksimal havo sarfi; Δp – klapan ochilishidagi bosim farqi. Klapan ish bosimidan 10–15% yuqori bosimда ochilishга sozlanadi. Bu stendning va operatorning xavfsizligini kafolatlaydi.</w:t>
+      </w:r>
+    </w:p>
+    <w:p>
+      <w:pPr>
+        <w:spacing w:before="240" w:after="120"/>
+        <w:keepNext/>
+      </w:pPr>
+      <w:r>
+        <w:rPr>
+          <w:b/>
+          <w:sz w:val="26"/>
+          <w:szCs w:val="26"/>
+        </w:rPr>
+        <w:t xml:space="preserve">Stendni kalibrlash va metrologik ta'minlash.</w:t>
+      </w:r>
+    </w:p>
+    <w:p>
+      <w:pPr>
+        <w:spacing w:after="120" w:line="360" w:lineRule="auto"/>
+        <w:ind w:firstLine="709"/>
+        <w:jc w:val="both"/>
+      </w:pPr>
+      <w:r>
+        <w:rPr>
+          <w:sz w:val="24"/>
+          <w:szCs w:val="24"/>
+        </w:rPr>
+        <w:t xml:space="preserve">Sinov natijalarining ishonchliligi stendning to'g'ri kalibrlanishiga bog'liq. Stend ishga tushirilishidan oldin va keyinchalik davriy ravishda etalon blok yoki etalon o'lchov vositalari yordamida kalibrlanadi. Kalibrlashда stend ko'rsatkichlari etalon qiymatlar bilan taqqoslanadi va zarur tuzatishlar kiritiladi.</w:t>
+      </w:r>
+    </w:p>
+    <w:p>
+      <w:pPr>
+        <w:spacing w:after="120" w:line="360" w:lineRule="auto"/>
+        <w:ind w:firstLine="709"/>
+        <w:jc w:val="both"/>
+      </w:pPr>
+      <w:r>
+        <w:rPr>
+          <w:sz w:val="24"/>
+          <w:szCs w:val="24"/>
+        </w:rPr>
+        <w:t xml:space="preserve">Stenddagi barcha o'lchov asboblari (manometrlar, datchiklar) belgilangan muddatlarда metrologik tekshiruvдан o'tkaziladi. Tekshiruv natijalari qayd etiladi va asbobning yaroqlilik muddati belgilanadi. Metrologik ta'minot sinovning aniqligi va natijalarning huquqiy kuchini ta'minlaydi.</w:t>
+      </w:r>
+    </w:p>
+    <w:p>
+      <w:pPr>
+        <w:spacing w:before="240" w:after="120"/>
+        <w:keepNext/>
+      </w:pPr>
+      <w:r>
+        <w:rPr>
+          <w:b/>
+          <w:sz w:val="26"/>
+          <w:szCs w:val="26"/>
+        </w:rPr>
+        <w:t xml:space="preserve">Sinovni avtomatlashtirish.</w:t>
+      </w:r>
+    </w:p>
+    <w:p>
+      <w:pPr>
+        <w:spacing w:after="120" w:line="360" w:lineRule="auto"/>
+        <w:ind w:firstLine="709"/>
+        <w:jc w:val="both"/>
+      </w:pPr>
+      <w:r>
+        <w:rPr>
+          <w:sz w:val="24"/>
+          <w:szCs w:val="24"/>
+        </w:rPr>
+        <w:t xml:space="preserve">Zamonaviy sinov stendlarida sinash jarayoni avtomatlashtiriladi. Avtomatlashtirilgan stendда bosim datchiklari, elektromagnit klapanlar va boshqaruv kontrolleri (yoki kompyuter) qo'llaniladi. Boshqaruv tizimi sinov siklini belgilangan dastur bo'yicha bajaradi, parametrlarni o'lchaydi va etalon qiymatlar bilan avtomatik taqqoslaydi.</w:t>
+      </w:r>
+    </w:p>
+    <w:p>
+      <w:pPr>
+        <w:spacing w:after="120" w:line="360" w:lineRule="auto"/>
+        <w:ind w:firstLine="709"/>
+        <w:jc w:val="both"/>
+      </w:pPr>
+      <w:r>
+        <w:rPr>
+          <w:sz w:val="24"/>
+          <w:szCs w:val="24"/>
+        </w:rPr>
+        <w:t xml:space="preserve">Avtomatlashtirish bir qator afzalliklarga ega: sinov natijalarining obyektivligi va takrorlanuvchanligi oshadi, inson omili bilan bog'liq xatoliklar kamayadi, sinov vaqti qisqaradi va natijalar elektron tarzda saqlanadi. Saqlangan ma'lumotlar ta'mirlash sifatini tahlil qilish va hisobotlar tayyorlash uchun foydalaniladi.</w:t>
+      </w:r>
+    </w:p>
+    <w:p>
+      <w:pPr>
+        <w:spacing w:after="120" w:line="360" w:lineRule="auto"/>
+        <w:ind w:firstLine="709"/>
+        <w:jc w:val="both"/>
+      </w:pPr>
+      <w:r>
+        <w:rPr>
+          <w:sz w:val="24"/>
+          <w:szCs w:val="24"/>
+        </w:rPr>
+        <w:t xml:space="preserve">Avtomatlashtirilgan tizimning soddalashtirilgan tarkibi quyidagi elementlardан iborat: bosim datchiklari, elektropnevmatik klapanlar, boshqaruv kontrolleri, operator paneli va ma'lumotlarни qayd etuvchi modul. Ushbu tizim sinov stendini zamonaviy talablar darajasiga ko'taradi.</w:t>
+      </w:r>
+    </w:p>
+    <w:tbl>
+      <w:tblPr>
+        <w:tblW w:w="8200" w:type="dxa"/>
+        <w:jc w:val="center"/>
+        <w:tblBorders>
+          <w:top w:val="single" w:sz="6" w:space="0" w:color="000000"/>
+          <w:left w:val="single" w:sz="6" w:space="0" w:color="000000"/>
+          <w:bottom w:val="single" w:sz="6" w:space="0" w:color="000000"/>
+          <w:right w:val="single" w:sz="6" w:space="0" w:color="000000"/>
+          <w:insideH w:val="single" w:sz="6" w:space="0" w:color="000000"/>
+          <w:insideV w:val="single" w:sz="6" w:space="0" w:color="000000"/>
+        </w:tblBorders>
+      </w:tblPr>
+      <w:tblGrid>
+        <w:gridCol w:w="8200"/>
+      </w:tblGrid>
+      <w:tr>
+        <w:tc>
+          <w:tcPr>
+            <w:tcW w:w="8200" w:type="dxa"/>
+            <w:vAlign w:val="center"/>
+          </w:tcPr>
+          <w:p>
+            <w:pPr>
+              <w:jc w:val="center"/>
+              <w:spacing w:after="0"/>
+            </w:pPr>
+            <w:r>
+              <w:rPr>
+                <w:b/>
+                <w:sz w:val="22"/>
+                <w:szCs w:val="22"/>
+              </w:rPr>
+              <w:t xml:space="preserve">Bosim datchiklari</w:t>
+            </w:r>
+          </w:p>
+        </w:tc>
+      </w:tr>
+    </w:tbl>
+    <w:p>
+      <w:pPr>
+        <w:jc w:val="center"/>
+        <w:spacing w:before="20" w:after="20"/>
+      </w:pPr>
+      <w:r>
+        <w:rPr>
+          <w:b/>
+          <w:sz w:val="30"/>
+          <w:szCs w:val="30"/>
+        </w:rPr>
+        <w:t xml:space="preserve">↓</w:t>
+      </w:r>
+    </w:p>
+    <w:tbl>
+      <w:tblPr>
+        <w:tblW w:w="8200" w:type="dxa"/>
+        <w:jc w:val="center"/>
+        <w:tblBorders>
+          <w:top w:val="single" w:sz="6" w:space="0" w:color="000000"/>
+          <w:left w:val="single" w:sz="6" w:space="0" w:color="000000"/>
+          <w:bottom w:val="single" w:sz="6" w:space="0" w:color="000000"/>
+          <w:right w:val="single" w:sz="6" w:space="0" w:color="000000"/>
+          <w:insideH w:val="single" w:sz="6" w:space="0" w:color="000000"/>
+          <w:insideV w:val="single" w:sz="6" w:space="0" w:color="000000"/>
+        </w:tblBorders>
+      </w:tblPr>
+      <w:tblGrid>
+        <w:gridCol w:w="8200"/>
+      </w:tblGrid>
+      <w:tr>
+        <w:tc>
+          <w:tcPr>
+            <w:tcW w:w="8200" w:type="dxa"/>
+            <w:vAlign w:val="center"/>
+          </w:tcPr>
+          <w:p>
+            <w:pPr>
+              <w:jc w:val="center"/>
+              <w:spacing w:after="0"/>
+            </w:pPr>
+            <w:r>
+              <w:rPr>
+                <w:b/>
+                <w:sz w:val="22"/>
+                <w:szCs w:val="22"/>
+              </w:rPr>
+              <w:t xml:space="preserve">Boshqaruv kontrolleri (PLK)</w:t>
+            </w:r>
+          </w:p>
+        </w:tc>
+      </w:tr>
+    </w:tbl>
+    <w:p>
+      <w:pPr>
+        <w:jc w:val="center"/>
+        <w:spacing w:before="20" w:after="20"/>
+      </w:pPr>
+      <w:r>
+        <w:rPr>
+          <w:b/>
+          <w:sz w:val="30"/>
+          <w:szCs w:val="30"/>
+        </w:rPr>
+        <w:t xml:space="preserve">↓</w:t>
+      </w:r>
+    </w:p>
+    <w:tbl>
+      <w:tblPr>
+        <w:tblW w:w="8200" w:type="dxa"/>
+        <w:jc w:val="center"/>
+        <w:tblBorders>
+          <w:top w:val="single" w:sz="6" w:space="0" w:color="000000"/>
+          <w:left w:val="single" w:sz="6" w:space="0" w:color="000000"/>
+          <w:bottom w:val="single" w:sz="6" w:space="0" w:color="000000"/>
+          <w:right w:val="single" w:sz="6" w:space="0" w:color="000000"/>
+          <w:insideH w:val="single" w:sz="6" w:space="0" w:color="000000"/>
+          <w:insideV w:val="single" w:sz="6" w:space="0" w:color="000000"/>
+        </w:tblBorders>
+      </w:tblPr>
+      <w:tblGrid>
+        <w:gridCol w:w="8200"/>
+      </w:tblGrid>
+      <w:tr>
+        <w:tc>
+          <w:tcPr>
+            <w:tcW w:w="8200" w:type="dxa"/>
+            <w:vAlign w:val="center"/>
+          </w:tcPr>
+          <w:p>
+            <w:pPr>
+              <w:jc w:val="center"/>
+              <w:spacing w:after="0"/>
+            </w:pPr>
+            <w:r>
+              <w:rPr>
+                <w:b/>
+                <w:sz w:val="22"/>
+                <w:szCs w:val="22"/>
+              </w:rPr>
+              <w:t xml:space="preserve">Elektropnevmatik klapanlar</w:t>
+            </w:r>
+          </w:p>
+        </w:tc>
+      </w:tr>
+    </w:tbl>
+    <w:p>
+      <w:pPr>
+        <w:jc w:val="center"/>
+        <w:spacing w:before="20" w:after="20"/>
+      </w:pPr>
+      <w:r>
+        <w:rPr>
+          <w:b/>
+          <w:sz w:val="30"/>
+          <w:szCs w:val="30"/>
+        </w:rPr>
+        <w:t xml:space="preserve">↓</w:t>
+      </w:r>
+    </w:p>
+    <w:tbl>
+      <w:tblPr>
+        <w:tblW w:w="8200" w:type="dxa"/>
+        <w:jc w:val="center"/>
+        <w:tblBorders>
+          <w:top w:val="single" w:sz="6" w:space="0" w:color="000000"/>
+          <w:left w:val="single" w:sz="6" w:space="0" w:color="000000"/>
+          <w:bottom w:val="single" w:sz="6" w:space="0" w:color="000000"/>
+          <w:right w:val="single" w:sz="6" w:space="0" w:color="000000"/>
+          <w:insideH w:val="single" w:sz="6" w:space="0" w:color="000000"/>
+          <w:insideV w:val="single" w:sz="6" w:space="0" w:color="000000"/>
+        </w:tblBorders>
+      </w:tblPr>
+      <w:tblGrid>
+        <w:gridCol w:w="8200"/>
+      </w:tblGrid>
+      <w:tr>
+        <w:tc>
+          <w:tcPr>
+            <w:tcW w:w="8200" w:type="dxa"/>
+            <w:vAlign w:val="center"/>
+          </w:tcPr>
+          <w:p>
+            <w:pPr>
+              <w:jc w:val="center"/>
+              <w:spacing w:after="0"/>
+            </w:pPr>
+            <w:r>
+              <w:rPr>
+                <w:b/>
+                <w:sz w:val="22"/>
+                <w:szCs w:val="22"/>
+              </w:rPr>
+              <w:t xml:space="preserve">Operator paneli + ma'lumot qayd moduli</w:t>
+            </w:r>
+          </w:p>
+        </w:tc>
+      </w:tr>
+    </w:tbl>
+    <w:p/>
+    <w:p>
+      <w:pPr>
+        <w:jc w:val="center"/>
+        <w:spacing w:before="40" w:after="200"/>
+      </w:pPr>
+      <w:r>
+        <w:rPr>
+          <w:i/>
+          <w:sz w:val="22"/>
+          <w:szCs w:val="22"/>
+        </w:rPr>
+        <w:t xml:space="preserve">3.3-rasm. Sinovни avtomatlashtirish tizimining sxemasi</w:t>
+      </w:r>
+    </w:p>
+    <w:p>
+      <w:pPr>
+        <w:spacing w:after="120" w:line="360" w:lineRule="auto"/>
+        <w:ind w:firstLine="709"/>
+        <w:jc w:val="both"/>
+      </w:pPr>
+      <w:r>
+        <w:rPr>
+          <w:sz w:val="24"/>
+          <w:szCs w:val="24"/>
+        </w:rPr>
+        <w:t xml:space="preserve">Avtomatlashtirishга investitsiya ishlab chiqarish hajmi yetarli bo'lganда tez qoplaniladi va uzoq muddatda sezilarli iqtisodiy hamda sifat samarasini beradi. Shu sababli zamonaviy ta'mirlash korxonalarида sinov jarayonини avtomatlashtirish istiqbolli yo'nalish hisoblanadi.</w:t>
+      </w:r>
+    </w:p>
+    <w:p>
+      <w:pPr>
+        <w:spacing w:after="120" w:line="360" w:lineRule="auto"/>
+        <w:ind w:firstLine="709"/>
+        <w:jc w:val="both"/>
+      </w:pPr>
+      <w:r>
+        <w:rPr>
+          <w:sz w:val="24"/>
+          <w:szCs w:val="24"/>
+        </w:rPr>
         <w:t xml:space="preserve">Uchinchi bob bo'yicha xulosa qilib aytganda, texnologik jarayonning vaqt me'yorlari va asosiy parametrlari hisoblandi, mahkamlovchi maxsus moslama loyihalanib mustahkamlikка tekshirildi hamda sinov stendining prinsipial sxemasi ishlab chiqildi. Olingan natijalar texnologik jarayonni konstruktorlik jihatdan asoslaydi va uni amaliyotга joriy etish imkonini beradi.</w:t>
       </w:r>
     </w:p>

--- a/Diplom_ishi.docx
+++ b/Diplom_ishi.docx
@@ -1453,6 +1453,34 @@
           <w:sz w:val="24"/>
           <w:szCs w:val="24"/>
         </w:rPr>
+        <w:t xml:space="preserve">Ushbu bitiruv malakaviy ishida ko'rib chiqilayotgan obyekt – 072-rusumli tormoz uskunalari bloki (ruscha: «Блок тормозного оборудования», БТО-072; chizma raqami 072.00.000) bo'lib, u temir yo'l harakat tarkibining (yo'lovchi vagonlari, elektropoyezdlar) pnevmatik tormoz tizimida qo'llaniladi. Blok bir nechta tormoz apparatlarini yagona asos-plitada (plita-osnova) birlashtirgan unifikatsiyalangan tugun bo'lib, ularning harakat tarkibiga o'rnatilishini va texnik xizmat ko'rsatilishini soddalashtiradi.</w:t>
+      </w:r>
+    </w:p>
+    <w:p>
+      <w:pPr>
+        <w:spacing w:after="120" w:line="360" w:lineRule="auto"/>
+        <w:ind w:firstLine="709"/>
+        <w:jc w:val="both"/>
+      </w:pPr>
+      <w:r>
+        <w:rPr>
+          <w:sz w:val="24"/>
+          <w:szCs w:val="24"/>
+        </w:rPr>
+        <w:t xml:space="preserve">Bunday blokli yechimning asosiy afzalligi shundaki, alohida apparatlarni vagon ramasiga tarqoq o'rnatish o'rniga, ular bitta plitada zavod sharoitida yig'iladi va sozlanadi. Bu montaj mehnatini kamaytiradi, germetiklikni oshiradi va ta'mirlash hamda almashtirishni osonlashtiradi. Aynan shu sababli kapital ta'mirlashda blokni yaxlit tugun sifatida ta'mirlash texnologiyasini ishlab chiqish dolzarb hisoblanadi.</w:t>
+      </w:r>
+    </w:p>
+    <w:p>
+      <w:pPr>
+        <w:spacing w:after="120" w:line="360" w:lineRule="auto"/>
+        <w:ind w:firstLine="709"/>
+        <w:jc w:val="both"/>
+      </w:pPr>
+      <w:r>
+        <w:rPr>
+          <w:sz w:val="24"/>
+          <w:szCs w:val="24"/>
+        </w:rPr>
         <w:t xml:space="preserve">Temir yo'l harakat tarkibining tormoz tizimi poyezd tezligini kamaytirish, uni to'xtatish hamda turgan holatda ushlab turish uchun xizmat qiladi. Zamonaviy harakat tarkibida asosan pnevmatik (havo bilan ishlaydigan) avtomatik tormoz tizimi qo'llaniladi. Bu tizimda tormozlash siqilgan havo energiyasi hisobiga amalga oshiriladi, boshqaruv esa tormoz magistralidagi bosimni o'zgartirish orqali bajariladi. Tizimning avtomatikligi shundan iboratki, magistral uzilganda yoki bosim keskin pasayganda poyezd o'z-o'zidan tormozlanadi.</w:t>
       </w:r>
     </w:p>
@@ -1631,6 +1659,321 @@
         <w:t xml:space="preserve">Texnik tavsifda blokning ortiqcha bosimga, dinamik yuklamalarga va atrof-muhit ta'siriga chidamliligi alohida e'tiborga olinadi. Harakat tarkibi turli iqlim sharoitlarida va yo'lning notekisliklarida ishlagani uchun blok doimiy tebranish va zarbalarga duch keladi. Shu bois uning konstruksiyasi mustahkam, biriktiruvchi elementlari esa o'z-o'zidan bo'shab ketishdan himoyalangan bo'lishi kerak.</w:t>
       </w:r>
     </w:p>
+    <w:p>
+      <w:pPr>
+        <w:spacing w:after="120" w:line="360" w:lineRule="auto"/>
+        <w:ind w:firstLine="709"/>
+        <w:jc w:val="both"/>
+      </w:pPr>
+      <w:r>
+        <w:rPr>
+          <w:sz w:val="24"/>
+          <w:szCs w:val="24"/>
+        </w:rPr>
+        <w:t xml:space="preserve">Blokning asosiy texnik ko'rsatkichlari 1.1-jadvalda umumlashtirilgan (qiymatlar shu turdagi yo'lovchi vagon tormoz uskunalari uchun xos bo'lib, konkret rusumning texnik shartlari asosida aniqlanadi).</w:t>
+      </w:r>
+    </w:p>
+    <w:tbl>
+      <w:tblPr>
+        <w:tblW w:w="0" w:type="auto"/>
+        <w:jc w:val="center"/>
+        <w:tblBorders>
+          <w:top w:val="single" w:sz="6" w:space="0" w:color="000000"/>
+          <w:left w:val="single" w:sz="6" w:space="0" w:color="000000"/>
+          <w:bottom w:val="single" w:sz="6" w:space="0" w:color="000000"/>
+          <w:right w:val="single" w:sz="6" w:space="0" w:color="000000"/>
+          <w:insideH w:val="single" w:sz="6" w:space="0" w:color="000000"/>
+          <w:insideV w:val="single" w:sz="6" w:space="0" w:color="000000"/>
+        </w:tblBorders>
+      </w:tblPr>
+      <w:tblGrid>
+        <w:gridCol w:w="5200"/>
+        <w:gridCol w:w="4000"/>
+      </w:tblGrid>
+      <w:tr>
+        <w:tc>
+          <w:tcPr>
+            <w:tcW w:w="5200" w:type="dxa"/>
+            <w:vAlign w:val="center"/>
+          </w:tcPr>
+          <w:p>
+            <w:pPr>
+              <w:spacing w:after="20"/>
+              <w:jc w:val="center"/>
+            </w:pPr>
+            <w:r>
+              <w:rPr>
+                <w:b/>
+                <w:sz w:val="22"/>
+                <w:szCs w:val="22"/>
+              </w:rPr>
+              <w:t xml:space="preserve">Ko'rsatkich</w:t>
+            </w:r>
+          </w:p>
+        </w:tc>
+        <w:tc>
+          <w:tcPr>
+            <w:tcW w:w="4000" w:type="dxa"/>
+            <w:vAlign w:val="center"/>
+          </w:tcPr>
+          <w:p>
+            <w:pPr>
+              <w:spacing w:after="20"/>
+              <w:jc w:val="center"/>
+            </w:pPr>
+            <w:r>
+              <w:rPr>
+                <w:b/>
+                <w:sz w:val="22"/>
+                <w:szCs w:val="22"/>
+              </w:rPr>
+              <w:t xml:space="preserve">Qiymati / birligi</w:t>
+            </w:r>
+          </w:p>
+        </w:tc>
+      </w:tr>
+      <w:tr>
+        <w:tc>
+          <w:tcPr>
+            <w:tcW w:w="5200" w:type="dxa"/>
+            <w:vAlign w:val="center"/>
+          </w:tcPr>
+          <w:p>
+            <w:pPr>
+              <w:spacing w:after="20"/>
+              <w:jc w:val="left"/>
+            </w:pPr>
+            <w:r>
+              <w:rPr>
+                <w:sz w:val="22"/>
+                <w:szCs w:val="22"/>
+              </w:rPr>
+              <w:t xml:space="preserve">Tormoz magistrali nominal bosimi</w:t>
+            </w:r>
+          </w:p>
+        </w:tc>
+        <w:tc>
+          <w:tcPr>
+            <w:tcW w:w="4000" w:type="dxa"/>
+            <w:vAlign w:val="center"/>
+          </w:tcPr>
+          <w:p>
+            <w:pPr>
+              <w:spacing w:after="20"/>
+              <w:jc w:val="center"/>
+            </w:pPr>
+            <w:r>
+              <w:rPr>
+                <w:sz w:val="22"/>
+                <w:szCs w:val="22"/>
+              </w:rPr>
+              <w:t xml:space="preserve">0,50–0,54 MPa</w:t>
+            </w:r>
+          </w:p>
+        </w:tc>
+      </w:tr>
+      <w:tr>
+        <w:tc>
+          <w:tcPr>
+            <w:tcW w:w="5200" w:type="dxa"/>
+            <w:vAlign w:val="center"/>
+          </w:tcPr>
+          <w:p>
+            <w:pPr>
+              <w:spacing w:after="20"/>
+              <w:jc w:val="left"/>
+            </w:pPr>
+            <w:r>
+              <w:rPr>
+                <w:sz w:val="22"/>
+                <w:szCs w:val="22"/>
+              </w:rPr>
+              <w:t xml:space="preserve">Tormoz silindridagi maksimal bosim</w:t>
+            </w:r>
+          </w:p>
+        </w:tc>
+        <w:tc>
+          <w:tcPr>
+            <w:tcW w:w="4000" w:type="dxa"/>
+            <w:vAlign w:val="center"/>
+          </w:tcPr>
+          <w:p>
+            <w:pPr>
+              <w:spacing w:after="20"/>
+              <w:jc w:val="center"/>
+            </w:pPr>
+            <w:r>
+              <w:rPr>
+                <w:sz w:val="22"/>
+                <w:szCs w:val="22"/>
+              </w:rPr>
+              <w:t xml:space="preserve">0,38–0,43 MPa</w:t>
+            </w:r>
+          </w:p>
+        </w:tc>
+      </w:tr>
+      <w:tr>
+        <w:tc>
+          <w:tcPr>
+            <w:tcW w:w="5200" w:type="dxa"/>
+            <w:vAlign w:val="center"/>
+          </w:tcPr>
+          <w:p>
+            <w:pPr>
+              <w:spacing w:after="20"/>
+              <w:jc w:val="left"/>
+            </w:pPr>
+            <w:r>
+              <w:rPr>
+                <w:sz w:val="22"/>
+                <w:szCs w:val="22"/>
+              </w:rPr>
+              <w:t xml:space="preserve">Ishga tushish (sezgirlik) bosim farqi</w:t>
+            </w:r>
+          </w:p>
+        </w:tc>
+        <w:tc>
+          <w:tcPr>
+            <w:tcW w:w="4000" w:type="dxa"/>
+            <w:vAlign w:val="center"/>
+          </w:tcPr>
+          <w:p>
+            <w:pPr>
+              <w:spacing w:after="20"/>
+              <w:jc w:val="center"/>
+            </w:pPr>
+            <w:r>
+              <w:rPr>
+                <w:sz w:val="22"/>
+                <w:szCs w:val="22"/>
+              </w:rPr>
+              <w:t xml:space="preserve">0,03–0,05 MPa</w:t>
+            </w:r>
+          </w:p>
+        </w:tc>
+      </w:tr>
+      <w:tr>
+        <w:tc>
+          <w:tcPr>
+            <w:tcW w:w="5200" w:type="dxa"/>
+            <w:vAlign w:val="center"/>
+          </w:tcPr>
+          <w:p>
+            <w:pPr>
+              <w:spacing w:after="20"/>
+              <w:jc w:val="left"/>
+            </w:pPr>
+            <w:r>
+              <w:rPr>
+                <w:sz w:val="22"/>
+                <w:szCs w:val="22"/>
+              </w:rPr>
+              <w:t xml:space="preserve">Ish harorati oralig'i</w:t>
+            </w:r>
+          </w:p>
+        </w:tc>
+        <w:tc>
+          <w:tcPr>
+            <w:tcW w:w="4000" w:type="dxa"/>
+            <w:vAlign w:val="center"/>
+          </w:tcPr>
+          <w:p>
+            <w:pPr>
+              <w:spacing w:after="20"/>
+              <w:jc w:val="center"/>
+            </w:pPr>
+            <w:r>
+              <w:rPr>
+                <w:sz w:val="22"/>
+                <w:szCs w:val="22"/>
+              </w:rPr>
+              <w:t xml:space="preserve">‒50 … +60 °C</w:t>
+            </w:r>
+          </w:p>
+        </w:tc>
+      </w:tr>
+      <w:tr>
+        <w:tc>
+          <w:tcPr>
+            <w:tcW w:w="5200" w:type="dxa"/>
+            <w:vAlign w:val="center"/>
+          </w:tcPr>
+          <w:p>
+            <w:pPr>
+              <w:spacing w:after="20"/>
+              <w:jc w:val="left"/>
+            </w:pPr>
+            <w:r>
+              <w:rPr>
+                <w:sz w:val="22"/>
+                <w:szCs w:val="22"/>
+              </w:rPr>
+              <w:t xml:space="preserve">Germetiklik (bosim pasayishi)</w:t>
+            </w:r>
+          </w:p>
+        </w:tc>
+        <w:tc>
+          <w:tcPr>
+            <w:tcW w:w="4000" w:type="dxa"/>
+            <w:vAlign w:val="center"/>
+          </w:tcPr>
+          <w:p>
+            <w:pPr>
+              <w:spacing w:after="20"/>
+              <w:jc w:val="center"/>
+            </w:pPr>
+            <w:r>
+              <w:rPr>
+                <w:sz w:val="22"/>
+                <w:szCs w:val="22"/>
+              </w:rPr>
+              <w:t xml:space="preserve">ruxsat etilgan me'yorda</w:t>
+            </w:r>
+          </w:p>
+        </w:tc>
+      </w:tr>
+      <w:tr>
+        <w:tc>
+          <w:tcPr>
+            <w:tcW w:w="5200" w:type="dxa"/>
+            <w:vAlign w:val="center"/>
+          </w:tcPr>
+          <w:p>
+            <w:pPr>
+              <w:spacing w:after="20"/>
+              <w:jc w:val="left"/>
+            </w:pPr>
+            <w:r>
+              <w:rPr>
+                <w:sz w:val="22"/>
+                <w:szCs w:val="22"/>
+              </w:rPr>
+              <w:t xml:space="preserve">Ish muhiti</w:t>
+            </w:r>
+          </w:p>
+        </w:tc>
+        <w:tc>
+          <w:tcPr>
+            <w:tcW w:w="4000" w:type="dxa"/>
+            <w:vAlign w:val="center"/>
+          </w:tcPr>
+          <w:p>
+            <w:pPr>
+              <w:spacing w:after="20"/>
+              <w:jc w:val="center"/>
+            </w:pPr>
+            <w:r>
+              <w:rPr>
+                <w:sz w:val="22"/>
+                <w:szCs w:val="22"/>
+              </w:rPr>
+              <w:t xml:space="preserve">siqilgan tozalangan havo</w:t>
+            </w:r>
+          </w:p>
+        </w:tc>
+      </w:tr>
+    </w:tbl>
+    <w:p/>
     <w:p>
       <w:pPr>
         <w:spacing w:after="120" w:line="360" w:lineRule="auto"/>
@@ -1888,6 +2231,681 @@
           <w:szCs w:val="24"/>
         </w:rPr>
         <w:t xml:space="preserve">Detallar o'rtasidagi o'lchamiy bog'lanishlar va o'tqazishlar (posadkalar) blokning to'g'ri ishlashi uchun katta ahamiyatga ega. Klapan va o'rindiq orasidagi tegishish zichligi, diafragmaning erkin yurishi, porshen va silindr orasidagi tirqish belgilangan dopuskalar doirasida bo'lishi shart. Bu o'lchamlarning buzilishi blokning sezgirligini pasaytiradi va germetiklikni yo'qotadi.</w:t>
+      </w:r>
+    </w:p>
+    <w:p>
+      <w:pPr>
+        <w:spacing w:after="120" w:line="360" w:lineRule="auto"/>
+        <w:ind w:firstLine="709"/>
+        <w:jc w:val="both"/>
+      </w:pPr>
+      <w:r>
+        <w:rPr>
+          <w:sz w:val="24"/>
+          <w:szCs w:val="24"/>
+        </w:rPr>
+        <w:t xml:space="preserve">072-blok (БТО-072) tarkibiga, asos-plitadan tashqari, bir qator tormoz apparatlari kiradi. Ularning vazifasi 1.2-jadvalda keltirilgan. Bu apparatlar plitadagi ichki havo kanallari orqali o'zaro bog'langan va yagona pnevmatik tizimni tashkil etadi.</w:t>
+      </w:r>
+    </w:p>
+    <w:tbl>
+      <w:tblPr>
+        <w:tblW w:w="0" w:type="auto"/>
+        <w:jc w:val="center"/>
+        <w:tblBorders>
+          <w:top w:val="single" w:sz="6" w:space="0" w:color="000000"/>
+          <w:left w:val="single" w:sz="6" w:space="0" w:color="000000"/>
+          <w:bottom w:val="single" w:sz="6" w:space="0" w:color="000000"/>
+          <w:right w:val="single" w:sz="6" w:space="0" w:color="000000"/>
+          <w:insideH w:val="single" w:sz="6" w:space="0" w:color="000000"/>
+          <w:insideV w:val="single" w:sz="6" w:space="0" w:color="000000"/>
+        </w:tblBorders>
+      </w:tblPr>
+      <w:tblGrid>
+        <w:gridCol w:w="5000"/>
+        <w:gridCol w:w="4400"/>
+      </w:tblGrid>
+      <w:tr>
+        <w:tc>
+          <w:tcPr>
+            <w:tcW w:w="5000" w:type="dxa"/>
+            <w:vAlign w:val="center"/>
+          </w:tcPr>
+          <w:p>
+            <w:pPr>
+              <w:spacing w:after="20"/>
+              <w:jc w:val="center"/>
+            </w:pPr>
+            <w:r>
+              <w:rPr>
+                <w:b/>
+                <w:sz w:val="22"/>
+                <w:szCs w:val="22"/>
+              </w:rPr>
+              <w:t xml:space="preserve">Tarkibiy qism (apparat)</w:t>
+            </w:r>
+          </w:p>
+        </w:tc>
+        <w:tc>
+          <w:tcPr>
+            <w:tcW w:w="4400" w:type="dxa"/>
+            <w:vAlign w:val="center"/>
+          </w:tcPr>
+          <w:p>
+            <w:pPr>
+              <w:spacing w:after="20"/>
+              <w:jc w:val="center"/>
+            </w:pPr>
+            <w:r>
+              <w:rPr>
+                <w:b/>
+                <w:sz w:val="22"/>
+                <w:szCs w:val="22"/>
+              </w:rPr>
+              <w:t xml:space="preserve">Vazifasi</w:t>
+            </w:r>
+          </w:p>
+        </w:tc>
+      </w:tr>
+      <w:tr>
+        <w:tc>
+          <w:tcPr>
+            <w:tcW w:w="5000" w:type="dxa"/>
+            <w:vAlign w:val="center"/>
+          </w:tcPr>
+          <w:p>
+            <w:pPr>
+              <w:spacing w:after="20"/>
+              <w:jc w:val="left"/>
+            </w:pPr>
+            <w:r>
+              <w:rPr>
+                <w:sz w:val="22"/>
+                <w:szCs w:val="22"/>
+              </w:rPr>
+              <w:t xml:space="preserve">Asos-plita (plita-osnova)</w:t>
+            </w:r>
+          </w:p>
+        </w:tc>
+        <w:tc>
+          <w:tcPr>
+            <w:tcW w:w="4400" w:type="dxa"/>
+            <w:vAlign w:val="center"/>
+          </w:tcPr>
+          <w:p>
+            <w:pPr>
+              <w:spacing w:after="20"/>
+              <w:jc w:val="center"/>
+            </w:pPr>
+            <w:r>
+              <w:rPr>
+                <w:sz w:val="22"/>
+                <w:szCs w:val="22"/>
+              </w:rPr>
+              <w:t xml:space="preserve">Apparatlarni o'rnatish va havo kanallari</w:t>
+            </w:r>
+          </w:p>
+        </w:tc>
+      </w:tr>
+      <w:tr>
+        <w:tc>
+          <w:tcPr>
+            <w:tcW w:w="5000" w:type="dxa"/>
+            <w:vAlign w:val="center"/>
+          </w:tcPr>
+          <w:p>
+            <w:pPr>
+              <w:spacing w:after="20"/>
+              <w:jc w:val="left"/>
+            </w:pPr>
+            <w:r>
+              <w:rPr>
+                <w:sz w:val="22"/>
+                <w:szCs w:val="22"/>
+              </w:rPr>
+              <w:t xml:space="preserve">Havo taqsimlagich (vozduhoraspredelitel)</w:t>
+            </w:r>
+          </w:p>
+        </w:tc>
+        <w:tc>
+          <w:tcPr>
+            <w:tcW w:w="4400" w:type="dxa"/>
+            <w:vAlign w:val="center"/>
+          </w:tcPr>
+          <w:p>
+            <w:pPr>
+              <w:spacing w:after="20"/>
+              <w:jc w:val="center"/>
+            </w:pPr>
+            <w:r>
+              <w:rPr>
+                <w:sz w:val="22"/>
+                <w:szCs w:val="22"/>
+              </w:rPr>
+              <w:t xml:space="preserve">Tormozlash/bo'shatishni boshqarish</w:t>
+            </w:r>
+          </w:p>
+        </w:tc>
+      </w:tr>
+      <w:tr>
+        <w:tc>
+          <w:tcPr>
+            <w:tcW w:w="5000" w:type="dxa"/>
+            <w:vAlign w:val="center"/>
+          </w:tcPr>
+          <w:p>
+            <w:pPr>
+              <w:spacing w:after="20"/>
+              <w:jc w:val="left"/>
+            </w:pPr>
+            <w:r>
+              <w:rPr>
+                <w:sz w:val="22"/>
+                <w:szCs w:val="22"/>
+              </w:rPr>
+              <w:t xml:space="preserve">Bosim relesi (rele davleniya)</w:t>
+            </w:r>
+          </w:p>
+        </w:tc>
+        <w:tc>
+          <w:tcPr>
+            <w:tcW w:w="4400" w:type="dxa"/>
+            <w:vAlign w:val="center"/>
+          </w:tcPr>
+          <w:p>
+            <w:pPr>
+              <w:spacing w:after="20"/>
+              <w:jc w:val="center"/>
+            </w:pPr>
+            <w:r>
+              <w:rPr>
+                <w:sz w:val="22"/>
+                <w:szCs w:val="22"/>
+              </w:rPr>
+              <w:t xml:space="preserve">Silindr bosimini kuchaytirib taqsimlash</w:t>
+            </w:r>
+          </w:p>
+        </w:tc>
+      </w:tr>
+      <w:tr>
+        <w:tc>
+          <w:tcPr>
+            <w:tcW w:w="5000" w:type="dxa"/>
+            <w:vAlign w:val="center"/>
+          </w:tcPr>
+          <w:p>
+            <w:pPr>
+              <w:spacing w:after="20"/>
+              <w:jc w:val="left"/>
+            </w:pPr>
+            <w:r>
+              <w:rPr>
+                <w:sz w:val="22"/>
+                <w:szCs w:val="22"/>
+              </w:rPr>
+              <w:t xml:space="preserve">O'tkazgich klapan (pereklyuchatelnyy)</w:t>
+            </w:r>
+          </w:p>
+        </w:tc>
+        <w:tc>
+          <w:tcPr>
+            <w:tcW w:w="4400" w:type="dxa"/>
+            <w:vAlign w:val="center"/>
+          </w:tcPr>
+          <w:p>
+            <w:pPr>
+              <w:spacing w:after="20"/>
+              <w:jc w:val="center"/>
+            </w:pPr>
+            <w:r>
+              <w:rPr>
+                <w:sz w:val="22"/>
+                <w:szCs w:val="22"/>
+              </w:rPr>
+              <w:t xml:space="preserve">Boshqaruv manbalarini almashtirish</w:t>
+            </w:r>
+          </w:p>
+        </w:tc>
+      </w:tr>
+      <w:tr>
+        <w:tc>
+          <w:tcPr>
+            <w:tcW w:w="5000" w:type="dxa"/>
+            <w:vAlign w:val="center"/>
+          </w:tcPr>
+          <w:p>
+            <w:pPr>
+              <w:spacing w:after="20"/>
+              <w:jc w:val="left"/>
+            </w:pPr>
+            <w:r>
+              <w:rPr>
+                <w:sz w:val="22"/>
+                <w:szCs w:val="22"/>
+              </w:rPr>
+              <w:t xml:space="preserve">Bo'shatish klapani (vypusknoy)</w:t>
+            </w:r>
+          </w:p>
+        </w:tc>
+        <w:tc>
+          <w:tcPr>
+            <w:tcW w:w="4400" w:type="dxa"/>
+            <w:vAlign w:val="center"/>
+          </w:tcPr>
+          <w:p>
+            <w:pPr>
+              <w:spacing w:after="20"/>
+              <w:jc w:val="center"/>
+            </w:pPr>
+            <w:r>
+              <w:rPr>
+                <w:sz w:val="22"/>
+                <w:szCs w:val="22"/>
+              </w:rPr>
+              <w:t xml:space="preserve">Tormozni qo'lda bo'shatish</w:t>
+            </w:r>
+          </w:p>
+        </w:tc>
+      </w:tr>
+      <w:tr>
+        <w:tc>
+          <w:tcPr>
+            <w:tcW w:w="5000" w:type="dxa"/>
+            <w:vAlign w:val="center"/>
+          </w:tcPr>
+          <w:p>
+            <w:pPr>
+              <w:spacing w:after="20"/>
+              <w:jc w:val="left"/>
+            </w:pPr>
+            <w:r>
+              <w:rPr>
+                <w:sz w:val="22"/>
+                <w:szCs w:val="22"/>
+              </w:rPr>
+              <w:t xml:space="preserve">Qaytmas klapan (obratnyy)</w:t>
+            </w:r>
+          </w:p>
+        </w:tc>
+        <w:tc>
+          <w:tcPr>
+            <w:tcW w:w="4400" w:type="dxa"/>
+            <w:vAlign w:val="center"/>
+          </w:tcPr>
+          <w:p>
+            <w:pPr>
+              <w:spacing w:after="20"/>
+              <w:jc w:val="center"/>
+            </w:pPr>
+            <w:r>
+              <w:rPr>
+                <w:sz w:val="22"/>
+                <w:szCs w:val="22"/>
+              </w:rPr>
+              <w:t xml:space="preserve">Havoning teskari oqimini to'sish</w:t>
+            </w:r>
+          </w:p>
+        </w:tc>
+      </w:tr>
+      <w:tr>
+        <w:tc>
+          <w:tcPr>
+            <w:tcW w:w="5000" w:type="dxa"/>
+            <w:vAlign w:val="center"/>
+          </w:tcPr>
+          <w:p>
+            <w:pPr>
+              <w:spacing w:after="20"/>
+              <w:jc w:val="left"/>
+            </w:pPr>
+            <w:r>
+              <w:rPr>
+                <w:sz w:val="22"/>
+                <w:szCs w:val="22"/>
+              </w:rPr>
+              <w:t xml:space="preserve">Ajratuvchi kranlar (razobshchitelnye)</w:t>
+            </w:r>
+          </w:p>
+        </w:tc>
+        <w:tc>
+          <w:tcPr>
+            <w:tcW w:w="4400" w:type="dxa"/>
+            <w:vAlign w:val="center"/>
+          </w:tcPr>
+          <w:p>
+            <w:pPr>
+              <w:spacing w:after="20"/>
+              <w:jc w:val="center"/>
+            </w:pPr>
+            <w:r>
+              <w:rPr>
+                <w:sz w:val="22"/>
+                <w:szCs w:val="22"/>
+              </w:rPr>
+              <w:t xml:space="preserve">Liniyalarni ulash/uzish</w:t>
+            </w:r>
+          </w:p>
+        </w:tc>
+      </w:tr>
+      <w:tr>
+        <w:tc>
+          <w:tcPr>
+            <w:tcW w:w="5000" w:type="dxa"/>
+            <w:vAlign w:val="center"/>
+          </w:tcPr>
+          <w:p>
+            <w:pPr>
+              <w:spacing w:after="20"/>
+              <w:jc w:val="left"/>
+            </w:pPr>
+            <w:r>
+              <w:rPr>
+                <w:sz w:val="22"/>
+                <w:szCs w:val="22"/>
+              </w:rPr>
+              <w:t xml:space="preserve">Filtr</w:t>
+            </w:r>
+          </w:p>
+        </w:tc>
+        <w:tc>
+          <w:tcPr>
+            <w:tcW w:w="4400" w:type="dxa"/>
+            <w:vAlign w:val="center"/>
+          </w:tcPr>
+          <w:p>
+            <w:pPr>
+              <w:spacing w:after="20"/>
+              <w:jc w:val="center"/>
+            </w:pPr>
+            <w:r>
+              <w:rPr>
+                <w:sz w:val="22"/>
+                <w:szCs w:val="22"/>
+              </w:rPr>
+              <w:t xml:space="preserve">Havoni mexanik aralashmalardan tozalash</w:t>
+            </w:r>
+          </w:p>
+        </w:tc>
+      </w:tr>
+    </w:tbl>
+    <w:p/>
+    <w:p>
+      <w:pPr>
+        <w:spacing w:after="120" w:line="360" w:lineRule="auto"/>
+        <w:ind w:firstLine="709"/>
+        <w:jc w:val="both"/>
+      </w:pPr>
+      <w:r>
+        <w:rPr>
+          <w:sz w:val="24"/>
+          <w:szCs w:val="24"/>
+        </w:rPr>
+        <w:t xml:space="preserve">Blok elementlarining pnevmatik bog'lanish (ulanish) sxemasi 1.1-rasmda soddalashtirilgan ko'rinishda keltirilgan. Havo tormoz magistralidan ajratuvchi kran va filtr orqali havo taqsimlagichga keladi; taqsimlagich bosim relesi orqali tormoz silindriga uzatiladigan bosimni boshqaradi; zaxira rezervuar esa havo zaxirasini ta'minlaydi.</w:t>
+      </w:r>
+    </w:p>
+    <w:tbl>
+      <w:tblPr>
+        <w:tblW w:w="7600" w:type="dxa"/>
+        <w:jc w:val="center"/>
+        <w:tblBorders>
+          <w:top w:val="single" w:sz="6" w:space="0" w:color="000000"/>
+          <w:left w:val="single" w:sz="6" w:space="0" w:color="000000"/>
+          <w:bottom w:val="single" w:sz="6" w:space="0" w:color="000000"/>
+          <w:right w:val="single" w:sz="6" w:space="0" w:color="000000"/>
+          <w:insideH w:val="single" w:sz="6" w:space="0" w:color="000000"/>
+          <w:insideV w:val="single" w:sz="6" w:space="0" w:color="000000"/>
+        </w:tblBorders>
+      </w:tblPr>
+      <w:tblGrid>
+        <w:gridCol w:w="7600"/>
+      </w:tblGrid>
+      <w:tr>
+        <w:tc>
+          <w:tcPr>
+            <w:tcW w:w="7600" w:type="dxa"/>
+            <w:vAlign w:val="center"/>
+          </w:tcPr>
+          <w:p>
+            <w:pPr>
+              <w:jc w:val="center"/>
+              <w:spacing w:after="0"/>
+            </w:pPr>
+            <w:r>
+              <w:rPr>
+                <w:b/>
+                <w:sz w:val="22"/>
+                <w:szCs w:val="22"/>
+              </w:rPr>
+              <w:t xml:space="preserve">Tormoz magistrali (TM)</w:t>
+            </w:r>
+          </w:p>
+        </w:tc>
+      </w:tr>
+    </w:tbl>
+    <w:p>
+      <w:pPr>
+        <w:jc w:val="center"/>
+        <w:spacing w:before="20" w:after="20"/>
+      </w:pPr>
+      <w:r>
+        <w:rPr>
+          <w:b/>
+          <w:sz w:val="30"/>
+          <w:szCs w:val="30"/>
+        </w:rPr>
+        <w:t xml:space="preserve">↓</w:t>
+      </w:r>
+    </w:p>
+    <w:tbl>
+      <w:tblPr>
+        <w:tblW w:w="7600" w:type="dxa"/>
+        <w:jc w:val="center"/>
+        <w:tblBorders>
+          <w:top w:val="single" w:sz="6" w:space="0" w:color="000000"/>
+          <w:left w:val="single" w:sz="6" w:space="0" w:color="000000"/>
+          <w:bottom w:val="single" w:sz="6" w:space="0" w:color="000000"/>
+          <w:right w:val="single" w:sz="6" w:space="0" w:color="000000"/>
+          <w:insideH w:val="single" w:sz="6" w:space="0" w:color="000000"/>
+          <w:insideV w:val="single" w:sz="6" w:space="0" w:color="000000"/>
+        </w:tblBorders>
+      </w:tblPr>
+      <w:tblGrid>
+        <w:gridCol w:w="7600"/>
+      </w:tblGrid>
+      <w:tr>
+        <w:tc>
+          <w:tcPr>
+            <w:tcW w:w="7600" w:type="dxa"/>
+            <w:vAlign w:val="center"/>
+          </w:tcPr>
+          <w:p>
+            <w:pPr>
+              <w:jc w:val="center"/>
+              <w:spacing w:after="0"/>
+            </w:pPr>
+            <w:r>
+              <w:rPr>
+                <w:b/>
+                <w:sz w:val="22"/>
+                <w:szCs w:val="22"/>
+              </w:rPr>
+              <w:t xml:space="preserve">Ajratuvchi kran + filtr</w:t>
+            </w:r>
+          </w:p>
+        </w:tc>
+      </w:tr>
+    </w:tbl>
+    <w:p>
+      <w:pPr>
+        <w:jc w:val="center"/>
+        <w:spacing w:before="20" w:after="20"/>
+      </w:pPr>
+      <w:r>
+        <w:rPr>
+          <w:b/>
+          <w:sz w:val="30"/>
+          <w:szCs w:val="30"/>
+        </w:rPr>
+        <w:t xml:space="preserve">↓</w:t>
+      </w:r>
+    </w:p>
+    <w:tbl>
+      <w:tblPr>
+        <w:tblW w:w="7600" w:type="dxa"/>
+        <w:jc w:val="center"/>
+        <w:tblBorders>
+          <w:top w:val="single" w:sz="6" w:space="0" w:color="000000"/>
+          <w:left w:val="single" w:sz="6" w:space="0" w:color="000000"/>
+          <w:bottom w:val="single" w:sz="6" w:space="0" w:color="000000"/>
+          <w:right w:val="single" w:sz="6" w:space="0" w:color="000000"/>
+          <w:insideH w:val="single" w:sz="6" w:space="0" w:color="000000"/>
+          <w:insideV w:val="single" w:sz="6" w:space="0" w:color="000000"/>
+        </w:tblBorders>
+      </w:tblPr>
+      <w:tblGrid>
+        <w:gridCol w:w="7600"/>
+      </w:tblGrid>
+      <w:tr>
+        <w:tc>
+          <w:tcPr>
+            <w:tcW w:w="7600" w:type="dxa"/>
+            <w:vAlign w:val="center"/>
+          </w:tcPr>
+          <w:p>
+            <w:pPr>
+              <w:jc w:val="center"/>
+              <w:spacing w:after="0"/>
+            </w:pPr>
+            <w:r>
+              <w:rPr>
+                <w:b/>
+                <w:sz w:val="22"/>
+                <w:szCs w:val="22"/>
+              </w:rPr>
+              <w:t xml:space="preserve">Havo taqsimlagich (vozduhoraspredelitel)</w:t>
+            </w:r>
+          </w:p>
+        </w:tc>
+      </w:tr>
+    </w:tbl>
+    <w:p>
+      <w:pPr>
+        <w:jc w:val="center"/>
+        <w:spacing w:before="20" w:after="20"/>
+      </w:pPr>
+      <w:r>
+        <w:rPr>
+          <w:b/>
+          <w:sz w:val="30"/>
+          <w:szCs w:val="30"/>
+        </w:rPr>
+        <w:t xml:space="preserve">↓</w:t>
+      </w:r>
+    </w:p>
+    <w:tbl>
+      <w:tblPr>
+        <w:tblW w:w="7600" w:type="dxa"/>
+        <w:jc w:val="center"/>
+        <w:tblBorders>
+          <w:top w:val="single" w:sz="6" w:space="0" w:color="000000"/>
+          <w:left w:val="single" w:sz="6" w:space="0" w:color="000000"/>
+          <w:bottom w:val="single" w:sz="6" w:space="0" w:color="000000"/>
+          <w:right w:val="single" w:sz="6" w:space="0" w:color="000000"/>
+          <w:insideH w:val="single" w:sz="6" w:space="0" w:color="000000"/>
+          <w:insideV w:val="single" w:sz="6" w:space="0" w:color="000000"/>
+        </w:tblBorders>
+      </w:tblPr>
+      <w:tblGrid>
+        <w:gridCol w:w="7600"/>
+      </w:tblGrid>
+      <w:tr>
+        <w:tc>
+          <w:tcPr>
+            <w:tcW w:w="7600" w:type="dxa"/>
+            <w:vAlign w:val="center"/>
+          </w:tcPr>
+          <w:p>
+            <w:pPr>
+              <w:jc w:val="center"/>
+              <w:spacing w:after="0"/>
+            </w:pPr>
+            <w:r>
+              <w:rPr>
+                <w:b/>
+                <w:sz w:val="22"/>
+                <w:szCs w:val="22"/>
+              </w:rPr>
+              <w:t xml:space="preserve">Bosim relesi (rele davleniya) ← zaxira rezervuar</w:t>
+            </w:r>
+          </w:p>
+        </w:tc>
+      </w:tr>
+    </w:tbl>
+    <w:p>
+      <w:pPr>
+        <w:jc w:val="center"/>
+        <w:spacing w:before="20" w:after="20"/>
+      </w:pPr>
+      <w:r>
+        <w:rPr>
+          <w:b/>
+          <w:sz w:val="30"/>
+          <w:szCs w:val="30"/>
+        </w:rPr>
+        <w:t xml:space="preserve">↓</w:t>
+      </w:r>
+    </w:p>
+    <w:tbl>
+      <w:tblPr>
+        <w:tblW w:w="7600" w:type="dxa"/>
+        <w:jc w:val="center"/>
+        <w:tblBorders>
+          <w:top w:val="single" w:sz="6" w:space="0" w:color="000000"/>
+          <w:left w:val="single" w:sz="6" w:space="0" w:color="000000"/>
+          <w:bottom w:val="single" w:sz="6" w:space="0" w:color="000000"/>
+          <w:right w:val="single" w:sz="6" w:space="0" w:color="000000"/>
+          <w:insideH w:val="single" w:sz="6" w:space="0" w:color="000000"/>
+          <w:insideV w:val="single" w:sz="6" w:space="0" w:color="000000"/>
+        </w:tblBorders>
+      </w:tblPr>
+      <w:tblGrid>
+        <w:gridCol w:w="7600"/>
+      </w:tblGrid>
+      <w:tr>
+        <w:tc>
+          <w:tcPr>
+            <w:tcW w:w="7600" w:type="dxa"/>
+            <w:vAlign w:val="center"/>
+          </w:tcPr>
+          <w:p>
+            <w:pPr>
+              <w:jc w:val="center"/>
+              <w:spacing w:after="0"/>
+            </w:pPr>
+            <w:r>
+              <w:rPr>
+                <w:b/>
+                <w:sz w:val="22"/>
+                <w:szCs w:val="22"/>
+              </w:rPr>
+              <w:t xml:space="preserve">Tormoz silindri (TS)</w:t>
+            </w:r>
+          </w:p>
+        </w:tc>
+      </w:tr>
+    </w:tbl>
+    <w:p/>
+    <w:p>
+      <w:pPr>
+        <w:jc w:val="center"/>
+        <w:spacing w:before="40" w:after="200"/>
+      </w:pPr>
+      <w:r>
+        <w:rPr>
+          <w:i/>
+          <w:sz w:val="22"/>
+          <w:szCs w:val="22"/>
+        </w:rPr>
+        <w:t xml:space="preserve">1.1-rasm. 072-blok (БТО-072) elementlarining pnevmatik ulanish sxemasi</w:t>
       </w:r>
     </w:p>
     <w:p>

--- a/Diplom_ishi.docx
+++ b/Diplom_ishi.docx
@@ -18267,6 +18267,2532 @@
         <w:t xml:space="preserve">Uchinchi bob bo'yicha xulosa qilib aytganda, texnologik jarayonning vaqt me'yorlari va asosiy parametrlari hisoblandi, mahkamlovchi maxsus moslama loyihalanib mustahkamlikка tekshirildi hamda sinov stendining prinsipial sxemasi ishlab chiqildi. Olingan natijalar texnologik jarayonni konstruktorlik jihatdan asoslaydi va uni amaliyotга joriy etish imkonini beradi.</w:t>
       </w:r>
     </w:p>
+    <w:p>
+      <w:r>
+        <w:br w:type="page"/>
+      </w:r>
+    </w:p>
+    <w:p>
+      <w:pPr>
+        <w:jc w:val="center"/>
+        <w:spacing w:before="0" w:after="220"/>
+      </w:pPr>
+      <w:r>
+        <w:rPr>
+          <w:b/>
+          <w:sz w:val="26"/>
+          <w:szCs w:val="26"/>
+        </w:rPr>
+        <w:t xml:space="preserve">IV BOB. MEHNAT MUHOFAZASI VA XAVFSIZLIK TEXNIKASI</w:t>
+      </w:r>
+    </w:p>
+    <w:p>
+      <w:pPr>
+        <w:spacing w:before="240" w:after="120"/>
+        <w:keepNext/>
+      </w:pPr>
+      <w:r>
+        <w:rPr>
+          <w:b/>
+          <w:sz w:val="26"/>
+          <w:szCs w:val="26"/>
+        </w:rPr>
+        <w:t xml:space="preserve">4.1. Ta'mirlash uchastkasida xavfsizlik texnikasi</w:t>
+      </w:r>
+    </w:p>
+    <w:p>
+      <w:pPr>
+        <w:spacing w:after="120" w:line="360" w:lineRule="auto"/>
+        <w:ind w:firstLine="709"/>
+        <w:jc w:val="both"/>
+      </w:pPr>
+      <w:r>
+        <w:rPr>
+          <w:sz w:val="24"/>
+          <w:szCs w:val="24"/>
+        </w:rPr>
+        <w:t xml:space="preserve">Mehnat muhofazasi – ishlovchilarning hayoti va sog'lig'ini saqlashga qaratilgan huquqiy, ijtimoiy-iqtisodiy, tashkiliy-texnik, sanitariya-gigiyena va davolash-profilaktika tadbirlari tizimidir. Tormoz uskunalari blokini ta'mirlash uchastkasida xavfsizlik texnikasi qoidalariga rioya qilish baxtsiz hodisalar va kasb kasalliklarining oldini olishning asosiy shartidir.</w:t>
+      </w:r>
+    </w:p>
+    <w:p>
+      <w:pPr>
+        <w:spacing w:after="120" w:line="360" w:lineRule="auto"/>
+        <w:ind w:firstLine="709"/>
+        <w:jc w:val="both"/>
+      </w:pPr>
+      <w:r>
+        <w:rPr>
+          <w:sz w:val="24"/>
+          <w:szCs w:val="24"/>
+        </w:rPr>
+        <w:t xml:space="preserve">Ta'mirlash jarayonida ishlovchilarga ta'sir etishi mumkin bo'lgan asosiy xavfli va zararli ishlab chiqarish omillari quyidagilar:</w:t>
+      </w:r>
+    </w:p>
+    <w:p>
+      <w:pPr>
+        <w:spacing w:after="60" w:line="312" w:lineRule="auto"/>
+        <w:ind w:left="709" w:hanging="284"/>
+        <w:jc w:val="both"/>
+      </w:pPr>
+      <w:r>
+        <w:rPr>
+          <w:sz w:val="24"/>
+          <w:szCs w:val="24"/>
+        </w:rPr>
+        <w:t xml:space="preserve">–  </w:t>
+      </w:r>
+      <w:r>
+        <w:rPr>
+          <w:sz w:val="24"/>
+          <w:szCs w:val="24"/>
+        </w:rPr>
+        <w:t xml:space="preserve">harakatlanuvchi mashina va mexanizmlar, aylanuvchi qismlar;</w:t>
+      </w:r>
+    </w:p>
+    <w:p>
+      <w:pPr>
+        <w:spacing w:after="60" w:line="312" w:lineRule="auto"/>
+        <w:ind w:left="709" w:hanging="284"/>
+        <w:jc w:val="both"/>
+      </w:pPr>
+      <w:r>
+        <w:rPr>
+          <w:sz w:val="24"/>
+          <w:szCs w:val="24"/>
+        </w:rPr>
+        <w:t xml:space="preserve">–  </w:t>
+      </w:r>
+      <w:r>
+        <w:rPr>
+          <w:sz w:val="24"/>
+          <w:szCs w:val="24"/>
+        </w:rPr>
+        <w:t xml:space="preserve">bosim ostidagi siqilgan havo va pnevmatik tizimlar;</w:t>
+      </w:r>
+    </w:p>
+    <w:p>
+      <w:pPr>
+        <w:spacing w:after="60" w:line="312" w:lineRule="auto"/>
+        <w:ind w:left="709" w:hanging="284"/>
+        <w:jc w:val="both"/>
+      </w:pPr>
+      <w:r>
+        <w:rPr>
+          <w:sz w:val="24"/>
+          <w:szCs w:val="24"/>
+        </w:rPr>
+        <w:t xml:space="preserve">–  </w:t>
+      </w:r>
+      <w:r>
+        <w:rPr>
+          <w:sz w:val="24"/>
+          <w:szCs w:val="24"/>
+        </w:rPr>
+        <w:t xml:space="preserve">elektr toki bilan shikastlanish xavfi;</w:t>
+      </w:r>
+    </w:p>
+    <w:p>
+      <w:pPr>
+        <w:spacing w:after="60" w:line="312" w:lineRule="auto"/>
+        <w:ind w:left="709" w:hanging="284"/>
+        <w:jc w:val="both"/>
+      </w:pPr>
+      <w:r>
+        <w:rPr>
+          <w:sz w:val="24"/>
+          <w:szCs w:val="24"/>
+        </w:rPr>
+        <w:t xml:space="preserve">–  </w:t>
+      </w:r>
+      <w:r>
+        <w:rPr>
+          <w:sz w:val="24"/>
+          <w:szCs w:val="24"/>
+        </w:rPr>
+        <w:t xml:space="preserve">zararli kimyoviy moddalar (yuvish eritmalari, bo'yoqlar);</w:t>
+      </w:r>
+    </w:p>
+    <w:p>
+      <w:pPr>
+        <w:spacing w:after="60" w:line="312" w:lineRule="auto"/>
+        <w:ind w:left="709" w:hanging="284"/>
+        <w:jc w:val="both"/>
+      </w:pPr>
+      <w:r>
+        <w:rPr>
+          <w:sz w:val="24"/>
+          <w:szCs w:val="24"/>
+        </w:rPr>
+        <w:t xml:space="preserve">–  </w:t>
+      </w:r>
+      <w:r>
+        <w:rPr>
+          <w:sz w:val="24"/>
+          <w:szCs w:val="24"/>
+        </w:rPr>
+        <w:t xml:space="preserve">changlanish, shovqin va tebranish;</w:t>
+      </w:r>
+    </w:p>
+    <w:p>
+      <w:pPr>
+        <w:spacing w:after="60" w:line="312" w:lineRule="auto"/>
+        <w:ind w:left="709" w:hanging="284"/>
+        <w:jc w:val="both"/>
+      </w:pPr>
+      <w:r>
+        <w:rPr>
+          <w:sz w:val="24"/>
+          <w:szCs w:val="24"/>
+        </w:rPr>
+        <w:t xml:space="preserve">–  </w:t>
+      </w:r>
+      <w:r>
+        <w:rPr>
+          <w:sz w:val="24"/>
+          <w:szCs w:val="24"/>
+        </w:rPr>
+        <w:t xml:space="preserve">og'ir yuklarni ko'tarish va tashishdagi jismoniy zo'riqish.</w:t>
+      </w:r>
+    </w:p>
+    <w:p>
+      <w:pPr>
+        <w:spacing w:after="120" w:line="360" w:lineRule="auto"/>
+        <w:ind w:firstLine="709"/>
+        <w:jc w:val="both"/>
+      </w:pPr>
+      <w:r>
+        <w:rPr>
+          <w:sz w:val="24"/>
+          <w:szCs w:val="24"/>
+        </w:rPr>
+        <w:t xml:space="preserve">Xavfsizlikни ta'minlash uchun quyidagi tashkiliy tadbirlar amalga oshiriladi: ishchilar bilan kirish, dastlabki va davriy yo'riqnomalar (instruktaj) o'tkaziladi; ish o'rinlari xavfsizlik belgilari bilan jihozlanadi; faqat tegishli malaka va ruxsatga ega ishchilarga ishlash huquqi beriladi. Texnik tadbirlar sifatida jihozlarning himoya to'siqlari, blokirovkalari va saqlovchi qurilmalari nazarda tutiladi.</w:t>
+      </w:r>
+    </w:p>
+    <w:p>
+      <w:pPr>
+        <w:spacing w:after="120" w:line="360" w:lineRule="auto"/>
+        <w:ind w:firstLine="709"/>
+        <w:jc w:val="both"/>
+      </w:pPr>
+      <w:r>
+        <w:rPr>
+          <w:sz w:val="24"/>
+          <w:szCs w:val="24"/>
+        </w:rPr>
+        <w:t xml:space="preserve">Bosim ostida ishlaydigan sinov stendi alohida e'tibor talab qiladi. Stend saqlovchi klapan va nazorat manometri bilan jihozlanadi, sinov vaqtida ishchi himoya ekrani orqasida turishi kerak. Pnevmatik tizimga xizmat ko'rsatishdan oldin undagi bosim to'liq chiqarilishi shart. Yuk ko'tarish moslamalari (kran-balka, taldan) belgilangan muddatlarда texnik ko'rikdan o'tkaziladi.</w:t>
+      </w:r>
+    </w:p>
+    <w:p>
+      <w:pPr>
+        <w:spacing w:after="120" w:line="360" w:lineRule="auto"/>
+        <w:ind w:firstLine="709"/>
+        <w:jc w:val="both"/>
+      </w:pPr>
+      <w:r>
+        <w:rPr>
+          <w:sz w:val="24"/>
+          <w:szCs w:val="24"/>
+        </w:rPr>
+        <w:t xml:space="preserve">Ishchilar shaxsiy himoya vositalari bilan ta'minlanadi: ish kiyimi, qo'lqop, himoya ko'zoynagi, zarur hollarda respirator. Asbob-uskunalar soz holatda saqlanadi, nosoz asbob bilan ishlash taqiqlanadi. Bu talablarga rioya qilish jarohatlanish xavfini sezilarli kamaytiradi.</w:t>
+      </w:r>
+    </w:p>
+    <w:p>
+      <w:pPr>
+        <w:spacing w:before="240" w:after="120"/>
+        <w:keepNext/>
+      </w:pPr>
+      <w:r>
+        <w:rPr>
+          <w:b/>
+          <w:sz w:val="26"/>
+          <w:szCs w:val="26"/>
+        </w:rPr>
+        <w:t xml:space="preserve">4.2. Yong'in xavfsizligi va elektr xavfsizligi</w:t>
+      </w:r>
+    </w:p>
+    <w:p>
+      <w:pPr>
+        <w:spacing w:after="120" w:line="360" w:lineRule="auto"/>
+        <w:ind w:firstLine="709"/>
+        <w:jc w:val="both"/>
+      </w:pPr>
+      <w:r>
+        <w:rPr>
+          <w:sz w:val="24"/>
+          <w:szCs w:val="24"/>
+        </w:rPr>
+        <w:t xml:space="preserve">Ta'mirlash uchastkasida yong'in xavfsizligi katta ahamiyatga ega, chunki yuvish eritmalari, moylar va bo'yoqlar yonuvchan moddalar hisoblanadi. Yong'in xavfsizligini ta'minlash uchun yonuvchan materiallar maxsus metall idishlarda, alohida ajratilgan joyda saqlanadi; ularning miqdori smenalik ehtiyojdan oshmasligi kerak.</w:t>
+      </w:r>
+    </w:p>
+    <w:p>
+      <w:pPr>
+        <w:spacing w:after="120" w:line="360" w:lineRule="auto"/>
+        <w:ind w:firstLine="709"/>
+        <w:jc w:val="both"/>
+      </w:pPr>
+      <w:r>
+        <w:rPr>
+          <w:sz w:val="24"/>
+          <w:szCs w:val="24"/>
+        </w:rPr>
+        <w:t xml:space="preserve">Uchastka birlamchi yong'inga qarshi vositalar (o't o'chirgichlar, qum, kigiz) bilan ta'minlanadi va yong'in signalizatsiyasi tizimiga ulanadi. Ishchilar yong'in xavfsizligi qoidalari va evakuatsiya tartibi bilan tanishtiriladi. Ochiq olov bilan ishlash (payvandlash) faqat belgilangan joyda va ehtiyot choralarini ko'rgan holda bajariladi.</w:t>
+      </w:r>
+    </w:p>
+    <w:p>
+      <w:pPr>
+        <w:spacing w:after="120" w:line="360" w:lineRule="auto"/>
+        <w:ind w:firstLine="709"/>
+        <w:jc w:val="both"/>
+      </w:pPr>
+      <w:r>
+        <w:rPr>
+          <w:sz w:val="24"/>
+          <w:szCs w:val="24"/>
+        </w:rPr>
+        <w:t xml:space="preserve">Elektr xavfsizligi elektr jihozlari bilan ishlashda shikastlanishning oldini olishga qaratiladi. Barcha elektr jihozlari ishonchli yerga ulanadi (zazemleniye), izolyatsiya holati davriy tekshiriladi. Tarmoq kuchlanishi xavfli bo'lgani uchun korpuslar himoya yerga ulash yoki nolga ulash bilan himoyalanadi, himoya o'chirish qurilmalari o'rnatiladi.</w:t>
+      </w:r>
+    </w:p>
+    <w:p>
+      <w:pPr>
+        <w:spacing w:after="120" w:line="360" w:lineRule="auto"/>
+        <w:ind w:firstLine="709"/>
+        <w:jc w:val="both"/>
+      </w:pPr>
+      <w:r>
+        <w:rPr>
+          <w:sz w:val="24"/>
+          <w:szCs w:val="24"/>
+        </w:rPr>
+        <w:t xml:space="preserve">Nam joylarda va metall idishlar ichida ishlashda past kuchlanishli (12–36 V) yoritish va asboblardan foydalaniladi. Elektr jihozlarini ta'mirlash faqat tarmoqdan uzilgan holda, tegishli malakali xodim tomonidan bajariladi. Bu qoidalar elektr tokidan shikastlanish xavfini bartaraf etadi.</w:t>
+      </w:r>
+    </w:p>
+    <w:p>
+      <w:pPr>
+        <w:spacing w:before="240" w:after="120"/>
+        <w:keepNext/>
+      </w:pPr>
+      <w:r>
+        <w:rPr>
+          <w:b/>
+          <w:sz w:val="26"/>
+          <w:szCs w:val="26"/>
+        </w:rPr>
+        <w:t xml:space="preserve">4.3. Ishlab chiqarish sanitariyasi va gigiyena talablari</w:t>
+      </w:r>
+    </w:p>
+    <w:p>
+      <w:pPr>
+        <w:spacing w:after="120" w:line="360" w:lineRule="auto"/>
+        <w:ind w:firstLine="709"/>
+        <w:jc w:val="both"/>
+      </w:pPr>
+      <w:r>
+        <w:rPr>
+          <w:sz w:val="24"/>
+          <w:szCs w:val="24"/>
+        </w:rPr>
+        <w:t xml:space="preserve">Ishlab chiqarish sanitariyasi ishlovchilar uchun qulay va sog'lom mehnat sharoitini yaratishga qaratiladi. Uchastkada havo harorati, namligi va tozaligi sanitariya me'yorlari doirasida ushlab turiladi. Buning uchun isitish, shamollatish (ventilyatsiya) va konditsionerlash tizimlari qo'llaniladi.</w:t>
+      </w:r>
+    </w:p>
+    <w:p>
+      <w:pPr>
+        <w:spacing w:after="120" w:line="360" w:lineRule="auto"/>
+        <w:ind w:firstLine="709"/>
+        <w:jc w:val="both"/>
+      </w:pPr>
+      <w:r>
+        <w:rPr>
+          <w:sz w:val="24"/>
+          <w:szCs w:val="24"/>
+        </w:rPr>
+        <w:t xml:space="preserve">Yuvish va boshqa kimyoviy jarayonlar ajratilgan, so'rib oluvchi ventilyatsiya bilan jihozlangan joylarда bajariladi. Bu zararli bug'larning ish zonasiga tarqalishining oldini oladi. Ish zonasi havosidagi zararli moddalar konsentratsiyasi ruxsat etilgan chegaraviy konsentratsiyadan (RECh) oshmasligi kerak.</w:t>
+      </w:r>
+    </w:p>
+    <w:p>
+      <w:pPr>
+        <w:spacing w:after="120" w:line="360" w:lineRule="auto"/>
+        <w:ind w:firstLine="709"/>
+        <w:jc w:val="both"/>
+      </w:pPr>
+      <w:r>
+        <w:rPr>
+          <w:sz w:val="24"/>
+          <w:szCs w:val="24"/>
+        </w:rPr>
+        <w:t xml:space="preserve">Ish o'rinlarining yetarli yoritilganligi ta'minlanadi: tabiiy va sun'iy yoritish me'yorlarga muvofiq tashkil etiladi, nuqsonlash kabi aniqlik talab qiladigan operatsiyalar uchun qo'shimcha mahalliy yoritish qo'llaniladi. Shovqin va tebranish darajasi me'yordan oshganda shovqinни kamaytiruvchi vositalar va shaxsiy himoya vositalaridan foydalaniladi.</w:t>
+      </w:r>
+    </w:p>
+    <w:p>
+      <w:pPr>
+        <w:spacing w:after="120" w:line="360" w:lineRule="auto"/>
+        <w:ind w:firstLine="709"/>
+        <w:jc w:val="both"/>
+      </w:pPr>
+      <w:r>
+        <w:rPr>
+          <w:sz w:val="24"/>
+          <w:szCs w:val="24"/>
+        </w:rPr>
+        <w:t xml:space="preserve">Ishlovchilar uchun maishiy xonalar (yechinish, yuvinish, dam olish va ovqatlanish xonalari) tashkil etiladi. Davriy tibbiy ko'riklar o'tkaziladi. Ushbu sanitariya-gigiyena tadbirlari ishchilarning sog'lig'ini saqlaydi va mehnat unumdorligini oshiradi.</w:t>
+      </w:r>
+    </w:p>
+    <w:p>
+      <w:pPr>
+        <w:spacing w:after="120" w:line="360" w:lineRule="auto"/>
+        <w:ind w:firstLine="709"/>
+        <w:jc w:val="both"/>
+      </w:pPr>
+      <w:r>
+        <w:rPr>
+          <w:sz w:val="24"/>
+          <w:szCs w:val="24"/>
+        </w:rPr>
+        <w:t xml:space="preserve">To'rtinchi bob bo'yicha xulosa: ta'mirlash uchastkasida mehnat muhofazasi, yong'in va elektr xavfsizligi hamda ishlab chiqarish sanitariyasi bo'yicha zarur tadbirlar belgilandi. Ularga rioya qilish xavfsiz mehnat sharoitini ta'minlaydi va baxtsiz hodisalarning oldini oladi.</w:t>
+      </w:r>
+    </w:p>
+    <w:p>
+      <w:r>
+        <w:br w:type="page"/>
+      </w:r>
+    </w:p>
+    <w:p>
+      <w:pPr>
+        <w:jc w:val="center"/>
+        <w:spacing w:before="0" w:after="220"/>
+      </w:pPr>
+      <w:r>
+        <w:rPr>
+          <w:b/>
+          <w:sz w:val="28"/>
+          <w:szCs w:val="28"/>
+        </w:rPr>
+        <w:t xml:space="preserve">V BOB. EKOLOGIK QISM</w:t>
+      </w:r>
+    </w:p>
+    <w:p>
+      <w:pPr>
+        <w:spacing w:before="240" w:after="120"/>
+        <w:keepNext/>
+      </w:pPr>
+      <w:r>
+        <w:rPr>
+          <w:b/>
+          <w:sz w:val="26"/>
+          <w:szCs w:val="26"/>
+        </w:rPr>
+        <w:t xml:space="preserve">5.1. Ta'mirlash jarayonining atrof-muhitga ta'siri</w:t>
+      </w:r>
+    </w:p>
+    <w:p>
+      <w:pPr>
+        <w:spacing w:after="120" w:line="360" w:lineRule="auto"/>
+        <w:ind w:firstLine="709"/>
+        <w:jc w:val="both"/>
+      </w:pPr>
+      <w:r>
+        <w:rPr>
+          <w:sz w:val="24"/>
+          <w:szCs w:val="24"/>
+        </w:rPr>
+        <w:t xml:space="preserve">Atrof-muhitni muhofaza qilish zamonaviy ishlab chiqarishning ajralmas talabidir. Tormoz uskunalari blokini ta'mirlash jarayoni ham atrof-muhitga ma'lum darajada ta'sir ko'rsatadi, shu sababli bu ta'sirni baholash va kamaytirish chora-tadbirlarini ishlab chiqish zarur.</w:t>
+      </w:r>
+    </w:p>
+    <w:p>
+      <w:pPr>
+        <w:spacing w:after="120" w:line="360" w:lineRule="auto"/>
+        <w:ind w:firstLine="709"/>
+        <w:jc w:val="both"/>
+      </w:pPr>
+      <w:r>
+        <w:rPr>
+          <w:sz w:val="24"/>
+          <w:szCs w:val="24"/>
+        </w:rPr>
+        <w:t xml:space="preserve">Ta'mirlash jarayonida atrof-muhitга ta'sir etuvchi asosiy omillar:</w:t>
+      </w:r>
+    </w:p>
+    <w:p>
+      <w:pPr>
+        <w:spacing w:after="60" w:line="312" w:lineRule="auto"/>
+        <w:ind w:left="709" w:hanging="284"/>
+        <w:jc w:val="both"/>
+      </w:pPr>
+      <w:r>
+        <w:rPr>
+          <w:sz w:val="24"/>
+          <w:szCs w:val="24"/>
+        </w:rPr>
+        <w:t xml:space="preserve">–  </w:t>
+      </w:r>
+      <w:r>
+        <w:rPr>
+          <w:sz w:val="24"/>
+          <w:szCs w:val="24"/>
+        </w:rPr>
+        <w:t xml:space="preserve">ishlatilgan yuvish eritmalari va moylar (suvni ifloslantiruvchi suyuq chiqindilar);</w:t>
+      </w:r>
+    </w:p>
+    <w:p>
+      <w:pPr>
+        <w:spacing w:after="60" w:line="312" w:lineRule="auto"/>
+        <w:ind w:left="709" w:hanging="284"/>
+        <w:jc w:val="both"/>
+      </w:pPr>
+      <w:r>
+        <w:rPr>
+          <w:sz w:val="24"/>
+          <w:szCs w:val="24"/>
+        </w:rPr>
+        <w:t xml:space="preserve">–  </w:t>
+      </w:r>
+      <w:r>
+        <w:rPr>
+          <w:sz w:val="24"/>
+          <w:szCs w:val="24"/>
+        </w:rPr>
+        <w:t xml:space="preserve">metall qirindilari, eskirgan detallar va rezina chiqindilar (qattiq chiqindilar);</w:t>
+      </w:r>
+    </w:p>
+    <w:p>
+      <w:pPr>
+        <w:spacing w:after="60" w:line="312" w:lineRule="auto"/>
+        <w:ind w:left="709" w:hanging="284"/>
+        <w:jc w:val="both"/>
+      </w:pPr>
+      <w:r>
+        <w:rPr>
+          <w:sz w:val="24"/>
+          <w:szCs w:val="24"/>
+        </w:rPr>
+        <w:t xml:space="preserve">–  </w:t>
+      </w:r>
+      <w:r>
+        <w:rPr>
+          <w:sz w:val="24"/>
+          <w:szCs w:val="24"/>
+        </w:rPr>
+        <w:t xml:space="preserve">payvandlash va bo'yash jarayonidagi gaz va aerozollar (havoni ifloslantirish);</w:t>
+      </w:r>
+    </w:p>
+    <w:p>
+      <w:pPr>
+        <w:spacing w:after="60" w:line="312" w:lineRule="auto"/>
+        <w:ind w:left="709" w:hanging="284"/>
+        <w:jc w:val="both"/>
+      </w:pPr>
+      <w:r>
+        <w:rPr>
+          <w:sz w:val="24"/>
+          <w:szCs w:val="24"/>
+        </w:rPr>
+        <w:t xml:space="preserve">–  </w:t>
+      </w:r>
+      <w:r>
+        <w:rPr>
+          <w:sz w:val="24"/>
+          <w:szCs w:val="24"/>
+        </w:rPr>
+        <w:t xml:space="preserve">shovqin va energiya sarfi.</w:t>
+      </w:r>
+    </w:p>
+    <w:p>
+      <w:pPr>
+        <w:spacing w:after="120" w:line="360" w:lineRule="auto"/>
+        <w:ind w:firstLine="709"/>
+        <w:jc w:val="both"/>
+      </w:pPr>
+      <w:r>
+        <w:rPr>
+          <w:sz w:val="24"/>
+          <w:szCs w:val="24"/>
+        </w:rPr>
+        <w:t xml:space="preserve">Suyuq chiqindilar, ayniqsa ishlatilgan ishqoriy yuvish eritmalari va moylar, tozalanmasdan kanalizatsiyaga yoki tuproqqa tushsa, suv havzalarini va tuproqни ifloslantiradi. Metall va rezina qattiq chiqindilar to'planib, atrof-muhitga salbiy ta'sir ko'rsatadi. Shu sababli har bir chiqindi turi bo'yicha to'g'ri ishlov berish va utilizatsiya qilish tartibi belgilanadi.</w:t>
+      </w:r>
+    </w:p>
+    <w:p>
+      <w:pPr>
+        <w:spacing w:after="120" w:line="360" w:lineRule="auto"/>
+        <w:ind w:firstLine="709"/>
+        <w:jc w:val="both"/>
+      </w:pPr>
+      <w:r>
+        <w:rPr>
+          <w:sz w:val="24"/>
+          <w:szCs w:val="24"/>
+        </w:rPr>
+        <w:t xml:space="preserve">Ta'mirlash uchastkasining atrof-muhitга ta'sirini baholashda chiqindi turlari, ularning hosil bo'lish hajmi va xavflilik sinfi aniqlanadi. Bu ma'lumotlar asosida muhofaza tadbirlari rejasi tuziladi va ularning samaradorligi nazorat qilinadi.</w:t>
+      </w:r>
+    </w:p>
+    <w:p>
+      <w:pPr>
+        <w:spacing w:before="240" w:after="120"/>
+        <w:keepNext/>
+      </w:pPr>
+      <w:r>
+        <w:rPr>
+          <w:b/>
+          <w:sz w:val="26"/>
+          <w:szCs w:val="26"/>
+        </w:rPr>
+        <w:t xml:space="preserve">5.2. Chiqindilarni utilizatsiya qilish va muhofaza tadbirlari</w:t>
+      </w:r>
+    </w:p>
+    <w:p>
+      <w:pPr>
+        <w:spacing w:after="120" w:line="360" w:lineRule="auto"/>
+        <w:ind w:firstLine="709"/>
+        <w:jc w:val="both"/>
+      </w:pPr>
+      <w:r>
+        <w:rPr>
+          <w:sz w:val="24"/>
+          <w:szCs w:val="24"/>
+        </w:rPr>
+        <w:t xml:space="preserve">Atrof-muhitни muhofaza qilish bo'yicha quyidagi asosiy tadbirlar nazarda tutiladi:</w:t>
+      </w:r>
+    </w:p>
+    <w:p>
+      <w:pPr>
+        <w:spacing w:after="60" w:line="312" w:lineRule="auto"/>
+        <w:ind w:left="709" w:hanging="284"/>
+        <w:jc w:val="both"/>
+      </w:pPr>
+      <w:r>
+        <w:rPr>
+          <w:sz w:val="24"/>
+          <w:szCs w:val="24"/>
+        </w:rPr>
+        <w:t xml:space="preserve">–  </w:t>
+      </w:r>
+      <w:r>
+        <w:rPr>
+          <w:sz w:val="24"/>
+          <w:szCs w:val="24"/>
+        </w:rPr>
+        <w:t xml:space="preserve">ishlatilgan yuvish eritmalari va moylarni maxsus idishlarда yig'ish va tozalash;</w:t>
+      </w:r>
+    </w:p>
+    <w:p>
+      <w:pPr>
+        <w:spacing w:after="60" w:line="312" w:lineRule="auto"/>
+        <w:ind w:left="709" w:hanging="284"/>
+        <w:jc w:val="both"/>
+      </w:pPr>
+      <w:r>
+        <w:rPr>
+          <w:sz w:val="24"/>
+          <w:szCs w:val="24"/>
+        </w:rPr>
+        <w:t xml:space="preserve">–  </w:t>
+      </w:r>
+      <w:r>
+        <w:rPr>
+          <w:sz w:val="24"/>
+          <w:szCs w:val="24"/>
+        </w:rPr>
+        <w:t xml:space="preserve">suyuq chiqindilarni neytrallash va tozalash inshootlaridan o'tkazish;</w:t>
+      </w:r>
+    </w:p>
+    <w:p>
+      <w:pPr>
+        <w:spacing w:after="60" w:line="312" w:lineRule="auto"/>
+        <w:ind w:left="709" w:hanging="284"/>
+        <w:jc w:val="both"/>
+      </w:pPr>
+      <w:r>
+        <w:rPr>
+          <w:sz w:val="24"/>
+          <w:szCs w:val="24"/>
+        </w:rPr>
+        <w:t xml:space="preserve">–  </w:t>
+      </w:r>
+      <w:r>
+        <w:rPr>
+          <w:sz w:val="24"/>
+          <w:szCs w:val="24"/>
+        </w:rPr>
+        <w:t xml:space="preserve">metall chiqindilarini saralab, qayta ishlashga (metallurgiyaga) topshirish;</w:t>
+      </w:r>
+    </w:p>
+    <w:p>
+      <w:pPr>
+        <w:spacing w:after="60" w:line="312" w:lineRule="auto"/>
+        <w:ind w:left="709" w:hanging="284"/>
+        <w:jc w:val="both"/>
+      </w:pPr>
+      <w:r>
+        <w:rPr>
+          <w:sz w:val="24"/>
+          <w:szCs w:val="24"/>
+        </w:rPr>
+        <w:t xml:space="preserve">–  </w:t>
+      </w:r>
+      <w:r>
+        <w:rPr>
+          <w:sz w:val="24"/>
+          <w:szCs w:val="24"/>
+        </w:rPr>
+        <w:t xml:space="preserve">rezina va polimer chiqindilarini belgilangan tartibда utilizatsiya qilish;</w:t>
+      </w:r>
+    </w:p>
+    <w:p>
+      <w:pPr>
+        <w:spacing w:after="60" w:line="312" w:lineRule="auto"/>
+        <w:ind w:left="709" w:hanging="284"/>
+        <w:jc w:val="both"/>
+      </w:pPr>
+      <w:r>
+        <w:rPr>
+          <w:sz w:val="24"/>
+          <w:szCs w:val="24"/>
+        </w:rPr>
+        <w:t xml:space="preserve">–  </w:t>
+      </w:r>
+      <w:r>
+        <w:rPr>
+          <w:sz w:val="24"/>
+          <w:szCs w:val="24"/>
+        </w:rPr>
+        <w:t xml:space="preserve">payvandlash va bo'yash joylarini so'rib oluvchi ventilyatsiya bilan jihozlash;</w:t>
+      </w:r>
+    </w:p>
+    <w:p>
+      <w:pPr>
+        <w:spacing w:after="60" w:line="312" w:lineRule="auto"/>
+        <w:ind w:left="709" w:hanging="284"/>
+        <w:jc w:val="both"/>
+      </w:pPr>
+      <w:r>
+        <w:rPr>
+          <w:sz w:val="24"/>
+          <w:szCs w:val="24"/>
+        </w:rPr>
+        <w:t xml:space="preserve">–  </w:t>
+      </w:r>
+      <w:r>
+        <w:rPr>
+          <w:sz w:val="24"/>
+          <w:szCs w:val="24"/>
+        </w:rPr>
+        <w:t xml:space="preserve">havoga chiqariladigan gazlarni filtrlarда tozalash.</w:t>
+      </w:r>
+    </w:p>
+    <w:p>
+      <w:pPr>
+        <w:spacing w:after="120" w:line="360" w:lineRule="auto"/>
+        <w:ind w:firstLine="709"/>
+        <w:jc w:val="both"/>
+      </w:pPr>
+      <w:r>
+        <w:rPr>
+          <w:sz w:val="24"/>
+          <w:szCs w:val="24"/>
+        </w:rPr>
+        <w:t xml:space="preserve">Ishlatilgan moylar va eritmalar qimmatli ikkilamchi xom ashyo hisoblanadi: ular yig'ilib, regeneratsiya (qayta tiklash) yoki utilizatsiya qilish korxonalariga topshiriladi. Metall chiqindilar (qirindilar, yaroqsiz detallar) saralanib, metallurgiya korxonalarида qayta eritiladi. Bu resurslarни tejaydi va chiqindilar hajmini kamaytiradi.</w:t>
+      </w:r>
+    </w:p>
+    <w:p>
+      <w:pPr>
+        <w:spacing w:after="120" w:line="360" w:lineRule="auto"/>
+        <w:ind w:firstLine="709"/>
+        <w:jc w:val="both"/>
+      </w:pPr>
+      <w:r>
+        <w:rPr>
+          <w:sz w:val="24"/>
+          <w:szCs w:val="24"/>
+        </w:rPr>
+        <w:t xml:space="preserve">Resurs va energiya tejovchi texnologiyalarни joriy etish ekologik ta'sirни kamaytirishning samarali yo'lidir. Detallarni tiklash (yangisi bilan almashtirish o'rniga) metall sarfini va chiqindilarни kamaytiradi. Yuvish eritmalarining yopiq aylanma tizimi suv sarfini va suyuq chiqindilar hajmini sezilarli qisqartiradi.</w:t>
+      </w:r>
+    </w:p>
+    <w:p>
+      <w:pPr>
+        <w:spacing w:after="120" w:line="360" w:lineRule="auto"/>
+        <w:ind w:firstLine="709"/>
+        <w:jc w:val="both"/>
+      </w:pPr>
+      <w:r>
+        <w:rPr>
+          <w:sz w:val="24"/>
+          <w:szCs w:val="24"/>
+        </w:rPr>
+        <w:t xml:space="preserve">Beshinchi bob bo'yicha xulosa: ta'mirlash jarayonining atrof-muhitга ta'siri tahlil qilindi va chiqindilarни utilizatsiya qilish hamda muhofaza tadbirlari belgilandi. Bu tadbirlar ekologik xavfsizlikни ta'minlaydi va tabiiy resurslardan oqilona foydalanishга xizmat qiladi.</w:t>
+      </w:r>
+    </w:p>
+    <w:p>
+      <w:r>
+        <w:br w:type="page"/>
+      </w:r>
+    </w:p>
+    <w:p>
+      <w:pPr>
+        <w:jc w:val="center"/>
+        <w:spacing w:before="0" w:after="220"/>
+      </w:pPr>
+      <w:r>
+        <w:rPr>
+          <w:b/>
+          <w:sz w:val="28"/>
+          <w:szCs w:val="28"/>
+        </w:rPr>
+        <w:t xml:space="preserve">VI BOB. IQTISODIY QISM</w:t>
+      </w:r>
+    </w:p>
+    <w:p>
+      <w:pPr>
+        <w:spacing w:before="240" w:after="120"/>
+        <w:keepNext/>
+      </w:pPr>
+      <w:r>
+        <w:rPr>
+          <w:b/>
+          <w:sz w:val="26"/>
+          <w:szCs w:val="26"/>
+        </w:rPr>
+        <w:t xml:space="preserve">6.1. Ta'mirlash tannarxini kalkulyatsiya qilish</w:t>
+      </w:r>
+    </w:p>
+    <w:p>
+      <w:pPr>
+        <w:spacing w:after="120" w:line="360" w:lineRule="auto"/>
+        <w:ind w:firstLine="709"/>
+        <w:jc w:val="both"/>
+      </w:pPr>
+      <w:r>
+        <w:rPr>
+          <w:sz w:val="24"/>
+          <w:szCs w:val="24"/>
+        </w:rPr>
+        <w:t xml:space="preserve">Iqtisodiy qismning maqsadi – ishlab chiqilgan texnologik jarayonning iqtisodiy samaradorligini asoslashdan iborat. Buning uchun avvalo bitta blokni kapital ta'mirlash tannarxi kalkulyatsiya qilinadi. Tannarx – ta'mirlashga sarflanadigan barcha xarajatlarning pul ko'rinishidagi yig'indisidir.</w:t>
+      </w:r>
+    </w:p>
+    <w:p>
+      <w:pPr>
+        <w:spacing w:after="120" w:line="360" w:lineRule="auto"/>
+        <w:ind w:firstLine="709"/>
+        <w:jc w:val="both"/>
+      </w:pPr>
+      <w:r>
+        <w:rPr>
+          <w:sz w:val="24"/>
+          <w:szCs w:val="24"/>
+        </w:rPr>
+        <w:t xml:space="preserve">Ta'mirlash tannarxi quyidagi asosiy moddalardan tashkil topadi:</w:t>
+      </w:r>
+    </w:p>
+    <w:p>
+      <w:pPr>
+        <w:spacing w:after="60" w:line="312" w:lineRule="auto"/>
+        <w:ind w:left="709" w:hanging="284"/>
+        <w:jc w:val="both"/>
+      </w:pPr>
+      <w:r>
+        <w:rPr>
+          <w:sz w:val="24"/>
+          <w:szCs w:val="24"/>
+        </w:rPr>
+        <w:t xml:space="preserve">–  </w:t>
+      </w:r>
+      <w:r>
+        <w:rPr>
+          <w:sz w:val="24"/>
+          <w:szCs w:val="24"/>
+        </w:rPr>
+        <w:t xml:space="preserve">asosiy materiallar va ehtiyot qismlar xarajatlari;</w:t>
+      </w:r>
+    </w:p>
+    <w:p>
+      <w:pPr>
+        <w:spacing w:after="60" w:line="312" w:lineRule="auto"/>
+        <w:ind w:left="709" w:hanging="284"/>
+        <w:jc w:val="both"/>
+      </w:pPr>
+      <w:r>
+        <w:rPr>
+          <w:sz w:val="24"/>
+          <w:szCs w:val="24"/>
+        </w:rPr>
+        <w:t xml:space="preserve">–  </w:t>
+      </w:r>
+      <w:r>
+        <w:rPr>
+          <w:sz w:val="24"/>
+          <w:szCs w:val="24"/>
+        </w:rPr>
+        <w:t xml:space="preserve">ishlab chiqarish ishchilarining asosiy va qo'shimcha ish haqi;</w:t>
+      </w:r>
+    </w:p>
+    <w:p>
+      <w:pPr>
+        <w:spacing w:after="60" w:line="312" w:lineRule="auto"/>
+        <w:ind w:left="709" w:hanging="284"/>
+        <w:jc w:val="both"/>
+      </w:pPr>
+      <w:r>
+        <w:rPr>
+          <w:sz w:val="24"/>
+          <w:szCs w:val="24"/>
+        </w:rPr>
+        <w:t xml:space="preserve">–  </w:t>
+      </w:r>
+      <w:r>
+        <w:rPr>
+          <w:sz w:val="24"/>
+          <w:szCs w:val="24"/>
+        </w:rPr>
+        <w:t xml:space="preserve">ish haqidan ijtimoiy sug'urta ajratmalari;</w:t>
+      </w:r>
+    </w:p>
+    <w:p>
+      <w:pPr>
+        <w:spacing w:after="60" w:line="312" w:lineRule="auto"/>
+        <w:ind w:left="709" w:hanging="284"/>
+        <w:jc w:val="both"/>
+      </w:pPr>
+      <w:r>
+        <w:rPr>
+          <w:sz w:val="24"/>
+          <w:szCs w:val="24"/>
+        </w:rPr>
+        <w:t xml:space="preserve">–  </w:t>
+      </w:r>
+      <w:r>
+        <w:rPr>
+          <w:sz w:val="24"/>
+          <w:szCs w:val="24"/>
+        </w:rPr>
+        <w:t xml:space="preserve">jihozlar amortizatsiyasi va energiya xarajatlari;</w:t>
+      </w:r>
+    </w:p>
+    <w:p>
+      <w:pPr>
+        <w:spacing w:after="60" w:line="312" w:lineRule="auto"/>
+        <w:ind w:left="709" w:hanging="284"/>
+        <w:jc w:val="both"/>
+      </w:pPr>
+      <w:r>
+        <w:rPr>
+          <w:sz w:val="24"/>
+          <w:szCs w:val="24"/>
+        </w:rPr>
+        <w:t xml:space="preserve">–  </w:t>
+      </w:r>
+      <w:r>
+        <w:rPr>
+          <w:sz w:val="24"/>
+          <w:szCs w:val="24"/>
+        </w:rPr>
+        <w:t xml:space="preserve">uchastkani saqlash va boshqaruv (ustama) xarajatlari.</w:t>
+      </w:r>
+    </w:p>
+    <w:p>
+      <w:pPr>
+        <w:spacing w:after="120" w:line="360" w:lineRule="auto"/>
+        <w:ind w:firstLine="709"/>
+        <w:jc w:val="both"/>
+      </w:pPr>
+      <w:r>
+        <w:rPr>
+          <w:sz w:val="24"/>
+          <w:szCs w:val="24"/>
+        </w:rPr>
+        <w:t xml:space="preserve">Ishchilarning asosiy ish haqi operatsiyalar mehnat hajmi va soatlik tarif stavkasi asosida hisoblanadi:</w:t>
+      </w:r>
+    </w:p>
+    <w:p>
+      <w:pPr>
+        <w:jc w:val="center"/>
+        <w:spacing w:before="80" w:after="120"/>
+      </w:pPr>
+      <w:r>
+        <w:rPr>
+          <w:i/>
+          <w:sz w:val="26"/>
+          <w:szCs w:val="26"/>
+        </w:rPr>
+        <w:t xml:space="preserve">Zₒ = Tₛₕ · Cₜ</w:t>
+      </w:r>
+    </w:p>
+    <w:p>
+      <w:pPr>
+        <w:spacing w:after="120" w:line="360" w:lineRule="auto"/>
+        <w:ind w:firstLine="709"/>
+        <w:jc w:val="both"/>
+      </w:pPr>
+      <w:r>
+        <w:rPr>
+          <w:sz w:val="24"/>
+          <w:szCs w:val="24"/>
+        </w:rPr>
+        <w:t xml:space="preserve">bu yerda: Zₒ – bitta blok uchun asosiy ish haqi; Tₛₕ – umumiy mehnat hajmi (norma-soat); Cₜ – o'rtacha soatlik tarif stavkasi. Qo'shimcha ish haqi va ijtimoiy ajratmalar asosiy ish haqining belgilangan foizi sifatida olinadi. Tannarxning namunaviy kalkulyatsiyasi 6.1-jadvalda keltirilgan (qiymatlar shartli, nisbiy birliklarda).</w:t>
+      </w:r>
+    </w:p>
+    <w:tbl>
+      <w:tblPr>
+        <w:tblW w:w="0" w:type="auto"/>
+        <w:jc w:val="center"/>
+        <w:tblBorders>
+          <w:top w:val="single" w:sz="6" w:space="0" w:color="000000"/>
+          <w:left w:val="single" w:sz="6" w:space="0" w:color="000000"/>
+          <w:bottom w:val="single" w:sz="6" w:space="0" w:color="000000"/>
+          <w:right w:val="single" w:sz="6" w:space="0" w:color="000000"/>
+          <w:insideH w:val="single" w:sz="6" w:space="0" w:color="000000"/>
+          <w:insideV w:val="single" w:sz="6" w:space="0" w:color="000000"/>
+        </w:tblBorders>
+      </w:tblPr>
+      <w:tblGrid>
+        <w:gridCol w:w="4400"/>
+        <w:gridCol w:w="2200"/>
+        <w:gridCol w:w="2800"/>
+      </w:tblGrid>
+      <w:tr>
+        <w:tc>
+          <w:tcPr>
+            <w:tcW w:w="4400" w:type="dxa"/>
+            <w:vAlign w:val="center"/>
+          </w:tcPr>
+          <w:p>
+            <w:pPr>
+              <w:spacing w:after="20"/>
+              <w:jc w:val="center"/>
+            </w:pPr>
+            <w:r>
+              <w:rPr>
+                <w:b/>
+                <w:sz w:val="22"/>
+                <w:szCs w:val="22"/>
+              </w:rPr>
+              <w:t xml:space="preserve">Xarajat moddasi</w:t>
+            </w:r>
+          </w:p>
+        </w:tc>
+        <w:tc>
+          <w:tcPr>
+            <w:tcW w:w="2200" w:type="dxa"/>
+            <w:vAlign w:val="center"/>
+          </w:tcPr>
+          <w:p>
+            <w:pPr>
+              <w:spacing w:after="20"/>
+              <w:jc w:val="center"/>
+            </w:pPr>
+            <w:r>
+              <w:rPr>
+                <w:b/>
+                <w:sz w:val="22"/>
+                <w:szCs w:val="22"/>
+              </w:rPr>
+              <w:t xml:space="preserve">Qiymati, %</w:t>
+            </w:r>
+          </w:p>
+        </w:tc>
+        <w:tc>
+          <w:tcPr>
+            <w:tcW w:w="2800" w:type="dxa"/>
+            <w:vAlign w:val="center"/>
+          </w:tcPr>
+          <w:p>
+            <w:pPr>
+              <w:spacing w:after="20"/>
+              <w:jc w:val="center"/>
+            </w:pPr>
+            <w:r>
+              <w:rPr>
+                <w:b/>
+                <w:sz w:val="22"/>
+                <w:szCs w:val="22"/>
+              </w:rPr>
+              <w:t xml:space="preserve">Izoh</w:t>
+            </w:r>
+          </w:p>
+        </w:tc>
+      </w:tr>
+      <w:tr>
+        <w:tc>
+          <w:tcPr>
+            <w:tcW w:w="4400" w:type="dxa"/>
+            <w:vAlign w:val="center"/>
+          </w:tcPr>
+          <w:p>
+            <w:pPr>
+              <w:spacing w:after="20"/>
+              <w:jc w:val="left"/>
+            </w:pPr>
+            <w:r>
+              <w:rPr>
+                <w:sz w:val="22"/>
+                <w:szCs w:val="22"/>
+              </w:rPr>
+              <w:t xml:space="preserve">Materiallar va ehtiyot qismlar</w:t>
+            </w:r>
+          </w:p>
+        </w:tc>
+        <w:tc>
+          <w:tcPr>
+            <w:tcW w:w="2200" w:type="dxa"/>
+            <w:vAlign w:val="center"/>
+          </w:tcPr>
+          <w:p>
+            <w:pPr>
+              <w:spacing w:after="20"/>
+              <w:jc w:val="center"/>
+            </w:pPr>
+            <w:r>
+              <w:rPr>
+                <w:sz w:val="22"/>
+                <w:szCs w:val="22"/>
+              </w:rPr>
+              <w:t xml:space="preserve">35</w:t>
+            </w:r>
+          </w:p>
+        </w:tc>
+        <w:tc>
+          <w:tcPr>
+            <w:tcW w:w="2800" w:type="dxa"/>
+            <w:vAlign w:val="center"/>
+          </w:tcPr>
+          <w:p>
+            <w:pPr>
+              <w:spacing w:after="20"/>
+              <w:jc w:val="center"/>
+            </w:pPr>
+            <w:r>
+              <w:rPr>
+                <w:sz w:val="22"/>
+                <w:szCs w:val="22"/>
+              </w:rPr>
+              <w:t xml:space="preserve">Zichlagich, klapan, detallar</w:t>
+            </w:r>
+          </w:p>
+        </w:tc>
+      </w:tr>
+      <w:tr>
+        <w:tc>
+          <w:tcPr>
+            <w:tcW w:w="4400" w:type="dxa"/>
+            <w:vAlign w:val="center"/>
+          </w:tcPr>
+          <w:p>
+            <w:pPr>
+              <w:spacing w:after="20"/>
+              <w:jc w:val="left"/>
+            </w:pPr>
+            <w:r>
+              <w:rPr>
+                <w:sz w:val="22"/>
+                <w:szCs w:val="22"/>
+              </w:rPr>
+              <w:t xml:space="preserve">Asosiy ish haqi</w:t>
+            </w:r>
+          </w:p>
+        </w:tc>
+        <w:tc>
+          <w:tcPr>
+            <w:tcW w:w="2200" w:type="dxa"/>
+            <w:vAlign w:val="center"/>
+          </w:tcPr>
+          <w:p>
+            <w:pPr>
+              <w:spacing w:after="20"/>
+              <w:jc w:val="center"/>
+            </w:pPr>
+            <w:r>
+              <w:rPr>
+                <w:sz w:val="22"/>
+                <w:szCs w:val="22"/>
+              </w:rPr>
+              <w:t xml:space="preserve">25</w:t>
+            </w:r>
+          </w:p>
+        </w:tc>
+        <w:tc>
+          <w:tcPr>
+            <w:tcW w:w="2800" w:type="dxa"/>
+            <w:vAlign w:val="center"/>
+          </w:tcPr>
+          <w:p>
+            <w:pPr>
+              <w:spacing w:after="20"/>
+              <w:jc w:val="center"/>
+            </w:pPr>
+            <w:r>
+              <w:rPr>
+                <w:sz w:val="22"/>
+                <w:szCs w:val="22"/>
+              </w:rPr>
+              <w:t xml:space="preserve">Mehnat hajmi bo'yicha</w:t>
+            </w:r>
+          </w:p>
+        </w:tc>
+      </w:tr>
+      <w:tr>
+        <w:tc>
+          <w:tcPr>
+            <w:tcW w:w="4400" w:type="dxa"/>
+            <w:vAlign w:val="center"/>
+          </w:tcPr>
+          <w:p>
+            <w:pPr>
+              <w:spacing w:after="20"/>
+              <w:jc w:val="left"/>
+            </w:pPr>
+            <w:r>
+              <w:rPr>
+                <w:sz w:val="22"/>
+                <w:szCs w:val="22"/>
+              </w:rPr>
+              <w:t xml:space="preserve">Qo'shimcha ish haqi</w:t>
+            </w:r>
+          </w:p>
+        </w:tc>
+        <w:tc>
+          <w:tcPr>
+            <w:tcW w:w="2200" w:type="dxa"/>
+            <w:vAlign w:val="center"/>
+          </w:tcPr>
+          <w:p>
+            <w:pPr>
+              <w:spacing w:after="20"/>
+              <w:jc w:val="center"/>
+            </w:pPr>
+            <w:r>
+              <w:rPr>
+                <w:sz w:val="22"/>
+                <w:szCs w:val="22"/>
+              </w:rPr>
+              <w:t xml:space="preserve">5</w:t>
+            </w:r>
+          </w:p>
+        </w:tc>
+        <w:tc>
+          <w:tcPr>
+            <w:tcW w:w="2800" w:type="dxa"/>
+            <w:vAlign w:val="center"/>
+          </w:tcPr>
+          <w:p>
+            <w:pPr>
+              <w:spacing w:after="20"/>
+              <w:jc w:val="center"/>
+            </w:pPr>
+            <w:r>
+              <w:rPr>
+                <w:sz w:val="22"/>
+                <w:szCs w:val="22"/>
+              </w:rPr>
+              <w:t xml:space="preserve">Asosiyning ~20%</w:t>
+            </w:r>
+          </w:p>
+        </w:tc>
+      </w:tr>
+      <w:tr>
+        <w:tc>
+          <w:tcPr>
+            <w:tcW w:w="4400" w:type="dxa"/>
+            <w:vAlign w:val="center"/>
+          </w:tcPr>
+          <w:p>
+            <w:pPr>
+              <w:spacing w:after="20"/>
+              <w:jc w:val="left"/>
+            </w:pPr>
+            <w:r>
+              <w:rPr>
+                <w:sz w:val="22"/>
+                <w:szCs w:val="22"/>
+              </w:rPr>
+              <w:t xml:space="preserve">Ijtimoiy ajratmalar</w:t>
+            </w:r>
+          </w:p>
+        </w:tc>
+        <w:tc>
+          <w:tcPr>
+            <w:tcW w:w="2200" w:type="dxa"/>
+            <w:vAlign w:val="center"/>
+          </w:tcPr>
+          <w:p>
+            <w:pPr>
+              <w:spacing w:after="20"/>
+              <w:jc w:val="center"/>
+            </w:pPr>
+            <w:r>
+              <w:rPr>
+                <w:sz w:val="22"/>
+                <w:szCs w:val="22"/>
+              </w:rPr>
+              <w:t xml:space="preserve">8</w:t>
+            </w:r>
+          </w:p>
+        </w:tc>
+        <w:tc>
+          <w:tcPr>
+            <w:tcW w:w="2800" w:type="dxa"/>
+            <w:vAlign w:val="center"/>
+          </w:tcPr>
+          <w:p>
+            <w:pPr>
+              <w:spacing w:after="20"/>
+              <w:jc w:val="center"/>
+            </w:pPr>
+            <w:r>
+              <w:rPr>
+                <w:sz w:val="22"/>
+                <w:szCs w:val="22"/>
+              </w:rPr>
+              <w:t xml:space="preserve">Belgilangan stavkada</w:t>
+            </w:r>
+          </w:p>
+        </w:tc>
+      </w:tr>
+      <w:tr>
+        <w:tc>
+          <w:tcPr>
+            <w:tcW w:w="4400" w:type="dxa"/>
+            <w:vAlign w:val="center"/>
+          </w:tcPr>
+          <w:p>
+            <w:pPr>
+              <w:spacing w:after="20"/>
+              <w:jc w:val="left"/>
+            </w:pPr>
+            <w:r>
+              <w:rPr>
+                <w:sz w:val="22"/>
+                <w:szCs w:val="22"/>
+              </w:rPr>
+              <w:t xml:space="preserve">Amortizatsiya va energiya</w:t>
+            </w:r>
+          </w:p>
+        </w:tc>
+        <w:tc>
+          <w:tcPr>
+            <w:tcW w:w="2200" w:type="dxa"/>
+            <w:vAlign w:val="center"/>
+          </w:tcPr>
+          <w:p>
+            <w:pPr>
+              <w:spacing w:after="20"/>
+              <w:jc w:val="center"/>
+            </w:pPr>
+            <w:r>
+              <w:rPr>
+                <w:sz w:val="22"/>
+                <w:szCs w:val="22"/>
+              </w:rPr>
+              <w:t xml:space="preserve">10</w:t>
+            </w:r>
+          </w:p>
+        </w:tc>
+        <w:tc>
+          <w:tcPr>
+            <w:tcW w:w="2800" w:type="dxa"/>
+            <w:vAlign w:val="center"/>
+          </w:tcPr>
+          <w:p>
+            <w:pPr>
+              <w:spacing w:after="20"/>
+              <w:jc w:val="center"/>
+            </w:pPr>
+            <w:r>
+              <w:rPr>
+                <w:sz w:val="22"/>
+                <w:szCs w:val="22"/>
+              </w:rPr>
+              <w:t xml:space="preserve">Jihozlar, havo, elektr</w:t>
+            </w:r>
+          </w:p>
+        </w:tc>
+      </w:tr>
+      <w:tr>
+        <w:tc>
+          <w:tcPr>
+            <w:tcW w:w="4400" w:type="dxa"/>
+            <w:vAlign w:val="center"/>
+          </w:tcPr>
+          <w:p>
+            <w:pPr>
+              <w:spacing w:after="20"/>
+              <w:jc w:val="left"/>
+            </w:pPr>
+            <w:r>
+              <w:rPr>
+                <w:sz w:val="22"/>
+                <w:szCs w:val="22"/>
+              </w:rPr>
+              <w:t xml:space="preserve">Ustama xarajatlar</w:t>
+            </w:r>
+          </w:p>
+        </w:tc>
+        <w:tc>
+          <w:tcPr>
+            <w:tcW w:w="2200" w:type="dxa"/>
+            <w:vAlign w:val="center"/>
+          </w:tcPr>
+          <w:p>
+            <w:pPr>
+              <w:spacing w:after="20"/>
+              <w:jc w:val="center"/>
+            </w:pPr>
+            <w:r>
+              <w:rPr>
+                <w:sz w:val="22"/>
+                <w:szCs w:val="22"/>
+              </w:rPr>
+              <w:t xml:space="preserve">17</w:t>
+            </w:r>
+          </w:p>
+        </w:tc>
+        <w:tc>
+          <w:tcPr>
+            <w:tcW w:w="2800" w:type="dxa"/>
+            <w:vAlign w:val="center"/>
+          </w:tcPr>
+          <w:p>
+            <w:pPr>
+              <w:spacing w:after="20"/>
+              <w:jc w:val="center"/>
+            </w:pPr>
+            <w:r>
+              <w:rPr>
+                <w:sz w:val="22"/>
+                <w:szCs w:val="22"/>
+              </w:rPr>
+              <w:t xml:space="preserve">Boshqaruv, saqlash</w:t>
+            </w:r>
+          </w:p>
+        </w:tc>
+      </w:tr>
+      <w:tr>
+        <w:tc>
+          <w:tcPr>
+            <w:tcW w:w="4400" w:type="dxa"/>
+            <w:vAlign w:val="center"/>
+          </w:tcPr>
+          <w:p>
+            <w:pPr>
+              <w:spacing w:after="20"/>
+              <w:jc w:val="left"/>
+            </w:pPr>
+            <w:r>
+              <w:rPr>
+                <w:sz w:val="22"/>
+                <w:szCs w:val="22"/>
+              </w:rPr>
+              <w:t xml:space="preserve">Jami tannarx</w:t>
+            </w:r>
+          </w:p>
+        </w:tc>
+        <w:tc>
+          <w:tcPr>
+            <w:tcW w:w="2200" w:type="dxa"/>
+            <w:vAlign w:val="center"/>
+          </w:tcPr>
+          <w:p>
+            <w:pPr>
+              <w:spacing w:after="20"/>
+              <w:jc w:val="center"/>
+            </w:pPr>
+            <w:r>
+              <w:rPr>
+                <w:sz w:val="22"/>
+                <w:szCs w:val="22"/>
+              </w:rPr>
+              <w:t xml:space="preserve">100</w:t>
+            </w:r>
+          </w:p>
+        </w:tc>
+        <w:tc>
+          <w:tcPr>
+            <w:tcW w:w="2800" w:type="dxa"/>
+            <w:vAlign w:val="center"/>
+          </w:tcPr>
+          <w:p>
+            <w:pPr>
+              <w:spacing w:after="20"/>
+              <w:jc w:val="center"/>
+            </w:pPr>
+            <w:r>
+              <w:rPr>
+                <w:sz w:val="22"/>
+                <w:szCs w:val="22"/>
+              </w:rPr>
+              <w:t xml:space="preserve">—</w:t>
+            </w:r>
+          </w:p>
+        </w:tc>
+      </w:tr>
+    </w:tbl>
+    <w:p/>
+    <w:p>
+      <w:pPr>
+        <w:spacing w:after="120" w:line="360" w:lineRule="auto"/>
+        <w:ind w:firstLine="709"/>
+        <w:jc w:val="both"/>
+      </w:pPr>
+      <w:r>
+        <w:rPr>
+          <w:sz w:val="24"/>
+          <w:szCs w:val="24"/>
+        </w:rPr>
+        <w:t xml:space="preserve">Kalkulyatsiyadan ko'rinib turibdiki, tannarxda eng katta ulushni materiallar (ehtiyot qismlar) va ish haqi tashkil etadi. Demak, tannarxни kamaytirishning asosiy yo'nalishlari – detallarni tiklash hisobiga ehtiyot qismlar xarajatini kamaytirish va mehnat unumdorligini oshirish hisobiga ish haqi ulushini optimallashtirishdir.</w:t>
+      </w:r>
+    </w:p>
+    <w:p>
+      <w:pPr>
+        <w:spacing w:before="240" w:after="120"/>
+        <w:keepNext/>
+      </w:pPr>
+      <w:r>
+        <w:rPr>
+          <w:b/>
+          <w:sz w:val="26"/>
+          <w:szCs w:val="26"/>
+        </w:rPr>
+        <w:t xml:space="preserve">6.2. Texnologiyaning iqtisodiy samaradorligini hisoblash</w:t>
+      </w:r>
+    </w:p>
+    <w:p>
+      <w:pPr>
+        <w:spacing w:after="120" w:line="360" w:lineRule="auto"/>
+        <w:ind w:firstLine="709"/>
+        <w:jc w:val="both"/>
+      </w:pPr>
+      <w:r>
+        <w:rPr>
+          <w:sz w:val="24"/>
+          <w:szCs w:val="24"/>
+        </w:rPr>
+        <w:t xml:space="preserve">Ishlab chiqilgan texnologik jarayonning iqtisodiy samaradorligi uni mavjud (bazaviy) texnologiya bilan taqqoslash orqali baholanadi. Asosiy samara manbalari – mehnat sarfining kamayishi, brak ulushining qisqarishi va detallarni tiklash hisobiga material xarajatining kamayishidir.</w:t>
+      </w:r>
+    </w:p>
+    <w:p>
+      <w:pPr>
+        <w:spacing w:after="120" w:line="360" w:lineRule="auto"/>
+        <w:ind w:firstLine="709"/>
+        <w:jc w:val="both"/>
+      </w:pPr>
+      <w:r>
+        <w:rPr>
+          <w:sz w:val="24"/>
+          <w:szCs w:val="24"/>
+        </w:rPr>
+        <w:t xml:space="preserve">Bitta blokni ta'mirlashda erishilgan tejamkorlik yangi va bazaviy tannarxlar farqi sifatida aniqlanadi:</w:t>
+      </w:r>
+    </w:p>
+    <w:p>
+      <w:pPr>
+        <w:jc w:val="center"/>
+        <w:spacing w:before="80" w:after="120"/>
+      </w:pPr>
+      <w:r>
+        <w:rPr>
+          <w:i/>
+          <w:sz w:val="26"/>
+          <w:szCs w:val="26"/>
+        </w:rPr>
+        <w:t xml:space="preserve">ΔC = Cб − Cн</w:t>
+      </w:r>
+    </w:p>
+    <w:p>
+      <w:pPr>
+        <w:spacing w:after="120" w:line="360" w:lineRule="auto"/>
+        <w:ind w:firstLine="709"/>
+        <w:jc w:val="both"/>
+      </w:pPr>
+      <w:r>
+        <w:rPr>
+          <w:sz w:val="24"/>
+          <w:szCs w:val="24"/>
+        </w:rPr>
+        <w:t xml:space="preserve">bu yerda: ΔC – bitta blokка tejam; Cб – bazaviy (eski) tannarx; Cн – yangi texnologiya bo'yicha tannarx. Yillik iqtisodiy samara esa bitta blokка tejamni yillik dasturга ko'paytirish orqali topiladi:</w:t>
+      </w:r>
+    </w:p>
+    <w:p>
+      <w:pPr>
+        <w:jc w:val="center"/>
+        <w:spacing w:before="80" w:after="120"/>
+      </w:pPr>
+      <w:r>
+        <w:rPr>
+          <w:i/>
+          <w:sz w:val="26"/>
+          <w:szCs w:val="26"/>
+        </w:rPr>
+        <w:t xml:space="preserve">Eг = ΔC · N</w:t>
+      </w:r>
+    </w:p>
+    <w:p>
+      <w:pPr>
+        <w:spacing w:after="120" w:line="360" w:lineRule="auto"/>
+        <w:ind w:firstLine="709"/>
+        <w:jc w:val="both"/>
+      </w:pPr>
+      <w:r>
+        <w:rPr>
+          <w:sz w:val="24"/>
+          <w:szCs w:val="24"/>
+        </w:rPr>
+        <w:t xml:space="preserve">bu yerda: Eг – yillik iqtisodiy samara; N – yillik ta'mirlash dasturi (12000 blok). Masalan, yangi texnologiya bitta blok tannarxini 8% ga kamaytirsa, yillik dastur miqyosida bu sezilarli umumiy tejamга aylanadi.</w:t>
+      </w:r>
+    </w:p>
+    <w:p>
+      <w:pPr>
+        <w:spacing w:after="120" w:line="360" w:lineRule="auto"/>
+        <w:ind w:firstLine="709"/>
+        <w:jc w:val="both"/>
+      </w:pPr>
+      <w:r>
+        <w:rPr>
+          <w:sz w:val="24"/>
+          <w:szCs w:val="24"/>
+        </w:rPr>
+        <w:t xml:space="preserve">Yangi texnologiyani joriy etish uchun qo'shimcha kapital sarflar (yangi jihoz, moslama, stend) talab etilsa, ularning o'zini qoplash muddati hisoblanadi:</w:t>
+      </w:r>
+    </w:p>
+    <w:p>
+      <w:pPr>
+        <w:jc w:val="center"/>
+        <w:spacing w:before="80" w:after="120"/>
+      </w:pPr>
+      <w:r>
+        <w:rPr>
+          <w:i/>
+          <w:sz w:val="26"/>
+          <w:szCs w:val="26"/>
+        </w:rPr>
+        <w:t xml:space="preserve">Tₒқ = K / Eг</w:t>
+      </w:r>
+    </w:p>
+    <w:p>
+      <w:pPr>
+        <w:spacing w:after="120" w:line="360" w:lineRule="auto"/>
+        <w:ind w:firstLine="709"/>
+        <w:jc w:val="both"/>
+      </w:pPr>
+      <w:r>
+        <w:rPr>
+          <w:sz w:val="24"/>
+          <w:szCs w:val="24"/>
+        </w:rPr>
+        <w:t xml:space="preserve">bu yerda: Tₒқ – o'zini qoplash muddati (yil); K – qo'shimcha kapital sarflar; Eг – yillik iqtisodiy samara. Agar hisoblangan o'zini qoplash muddati me'yoriy qiymatdan (odatda 5–7 yil) kichik bo'lsa, loyiha iqtisodiy jihatdan maqsadga muvofiq hisoblanadi.</w:t>
+      </w:r>
+    </w:p>
+    <w:p>
+      <w:pPr>
+        <w:spacing w:after="120" w:line="360" w:lineRule="auto"/>
+        <w:ind w:firstLine="709"/>
+        <w:jc w:val="both"/>
+      </w:pPr>
+      <w:r>
+        <w:rPr>
+          <w:sz w:val="24"/>
+          <w:szCs w:val="24"/>
+        </w:rPr>
+        <w:t xml:space="preserve">Iqtisodiy samaradorlikning asosiy ko'rsatkichlari 6.2-jadvalда umumlashtirilgan. Ular ishlab chiqilgan texnologik jarayonning afzalligini yaqqol ko'rsatadi.</w:t>
+      </w:r>
+    </w:p>
+    <w:tbl>
+      <w:tblPr>
+        <w:tblW w:w="0" w:type="auto"/>
+        <w:jc w:val="center"/>
+        <w:tblBorders>
+          <w:top w:val="single" w:sz="6" w:space="0" w:color="000000"/>
+          <w:left w:val="single" w:sz="6" w:space="0" w:color="000000"/>
+          <w:bottom w:val="single" w:sz="6" w:space="0" w:color="000000"/>
+          <w:right w:val="single" w:sz="6" w:space="0" w:color="000000"/>
+          <w:insideH w:val="single" w:sz="6" w:space="0" w:color="000000"/>
+          <w:insideV w:val="single" w:sz="6" w:space="0" w:color="000000"/>
+        </w:tblBorders>
+      </w:tblPr>
+      <w:tblGrid>
+        <w:gridCol w:w="3800"/>
+        <w:gridCol w:w="2900"/>
+        <w:gridCol w:w="2900"/>
+      </w:tblGrid>
+      <w:tr>
+        <w:tc>
+          <w:tcPr>
+            <w:tcW w:w="3800" w:type="dxa"/>
+            <w:vAlign w:val="center"/>
+          </w:tcPr>
+          <w:p>
+            <w:pPr>
+              <w:spacing w:after="20"/>
+              <w:jc w:val="center"/>
+            </w:pPr>
+            <w:r>
+              <w:rPr>
+                <w:b/>
+                <w:sz w:val="22"/>
+                <w:szCs w:val="22"/>
+              </w:rPr>
+              <w:t xml:space="preserve">Ko'rsatkich</w:t>
+            </w:r>
+          </w:p>
+        </w:tc>
+        <w:tc>
+          <w:tcPr>
+            <w:tcW w:w="2900" w:type="dxa"/>
+            <w:vAlign w:val="center"/>
+          </w:tcPr>
+          <w:p>
+            <w:pPr>
+              <w:spacing w:after="20"/>
+              <w:jc w:val="center"/>
+            </w:pPr>
+            <w:r>
+              <w:rPr>
+                <w:b/>
+                <w:sz w:val="22"/>
+                <w:szCs w:val="22"/>
+              </w:rPr>
+              <w:t xml:space="preserve">Bazaviy</w:t>
+            </w:r>
+          </w:p>
+        </w:tc>
+        <w:tc>
+          <w:tcPr>
+            <w:tcW w:w="2900" w:type="dxa"/>
+            <w:vAlign w:val="center"/>
+          </w:tcPr>
+          <w:p>
+            <w:pPr>
+              <w:spacing w:after="20"/>
+              <w:jc w:val="center"/>
+            </w:pPr>
+            <w:r>
+              <w:rPr>
+                <w:b/>
+                <w:sz w:val="22"/>
+                <w:szCs w:val="22"/>
+              </w:rPr>
+              <w:t xml:space="preserve">Yangi</w:t>
+            </w:r>
+          </w:p>
+        </w:tc>
+      </w:tr>
+      <w:tr>
+        <w:tc>
+          <w:tcPr>
+            <w:tcW w:w="3800" w:type="dxa"/>
+            <w:vAlign w:val="center"/>
+          </w:tcPr>
+          <w:p>
+            <w:pPr>
+              <w:spacing w:after="20"/>
+              <w:jc w:val="left"/>
+            </w:pPr>
+            <w:r>
+              <w:rPr>
+                <w:sz w:val="22"/>
+                <w:szCs w:val="22"/>
+              </w:rPr>
+              <w:t xml:space="preserve">Bir blok mehnat hajmi</w:t>
+            </w:r>
+          </w:p>
+        </w:tc>
+        <w:tc>
+          <w:tcPr>
+            <w:tcW w:w="2900" w:type="dxa"/>
+            <w:vAlign w:val="center"/>
+          </w:tcPr>
+          <w:p>
+            <w:pPr>
+              <w:spacing w:after="20"/>
+              <w:jc w:val="center"/>
+            </w:pPr>
+            <w:r>
+              <w:rPr>
+                <w:sz w:val="22"/>
+                <w:szCs w:val="22"/>
+              </w:rPr>
+              <w:t xml:space="preserve">yuqori</w:t>
+            </w:r>
+          </w:p>
+        </w:tc>
+        <w:tc>
+          <w:tcPr>
+            <w:tcW w:w="2900" w:type="dxa"/>
+            <w:vAlign w:val="center"/>
+          </w:tcPr>
+          <w:p>
+            <w:pPr>
+              <w:spacing w:after="20"/>
+              <w:jc w:val="center"/>
+            </w:pPr>
+            <w:r>
+              <w:rPr>
+                <w:sz w:val="22"/>
+                <w:szCs w:val="22"/>
+              </w:rPr>
+              <w:t xml:space="preserve">kamaygan</w:t>
+            </w:r>
+          </w:p>
+        </w:tc>
+      </w:tr>
+      <w:tr>
+        <w:tc>
+          <w:tcPr>
+            <w:tcW w:w="3800" w:type="dxa"/>
+            <w:vAlign w:val="center"/>
+          </w:tcPr>
+          <w:p>
+            <w:pPr>
+              <w:spacing w:after="20"/>
+              <w:jc w:val="left"/>
+            </w:pPr>
+            <w:r>
+              <w:rPr>
+                <w:sz w:val="22"/>
+                <w:szCs w:val="22"/>
+              </w:rPr>
+              <w:t xml:space="preserve">Brak ulushi</w:t>
+            </w:r>
+          </w:p>
+        </w:tc>
+        <w:tc>
+          <w:tcPr>
+            <w:tcW w:w="2900" w:type="dxa"/>
+            <w:vAlign w:val="center"/>
+          </w:tcPr>
+          <w:p>
+            <w:pPr>
+              <w:spacing w:after="20"/>
+              <w:jc w:val="center"/>
+            </w:pPr>
+            <w:r>
+              <w:rPr>
+                <w:sz w:val="22"/>
+                <w:szCs w:val="22"/>
+              </w:rPr>
+              <w:t xml:space="preserve">yuqori</w:t>
+            </w:r>
+          </w:p>
+        </w:tc>
+        <w:tc>
+          <w:tcPr>
+            <w:tcW w:w="2900" w:type="dxa"/>
+            <w:vAlign w:val="center"/>
+          </w:tcPr>
+          <w:p>
+            <w:pPr>
+              <w:spacing w:after="20"/>
+              <w:jc w:val="center"/>
+            </w:pPr>
+            <w:r>
+              <w:rPr>
+                <w:sz w:val="22"/>
+                <w:szCs w:val="22"/>
+              </w:rPr>
+              <w:t xml:space="preserve">kamaygan</w:t>
+            </w:r>
+          </w:p>
+        </w:tc>
+      </w:tr>
+      <w:tr>
+        <w:tc>
+          <w:tcPr>
+            <w:tcW w:w="3800" w:type="dxa"/>
+            <w:vAlign w:val="center"/>
+          </w:tcPr>
+          <w:p>
+            <w:pPr>
+              <w:spacing w:after="20"/>
+              <w:jc w:val="left"/>
+            </w:pPr>
+            <w:r>
+              <w:rPr>
+                <w:sz w:val="22"/>
+                <w:szCs w:val="22"/>
+              </w:rPr>
+              <w:t xml:space="preserve">Material sarfi</w:t>
+            </w:r>
+          </w:p>
+        </w:tc>
+        <w:tc>
+          <w:tcPr>
+            <w:tcW w:w="2900" w:type="dxa"/>
+            <w:vAlign w:val="center"/>
+          </w:tcPr>
+          <w:p>
+            <w:pPr>
+              <w:spacing w:after="20"/>
+              <w:jc w:val="center"/>
+            </w:pPr>
+            <w:r>
+              <w:rPr>
+                <w:sz w:val="22"/>
+                <w:szCs w:val="22"/>
+              </w:rPr>
+              <w:t xml:space="preserve">yuqori</w:t>
+            </w:r>
+          </w:p>
+        </w:tc>
+        <w:tc>
+          <w:tcPr>
+            <w:tcW w:w="2900" w:type="dxa"/>
+            <w:vAlign w:val="center"/>
+          </w:tcPr>
+          <w:p>
+            <w:pPr>
+              <w:spacing w:after="20"/>
+              <w:jc w:val="center"/>
+            </w:pPr>
+            <w:r>
+              <w:rPr>
+                <w:sz w:val="22"/>
+                <w:szCs w:val="22"/>
+              </w:rPr>
+              <w:t xml:space="preserve">tiklash hisobiga kam</w:t>
+            </w:r>
+          </w:p>
+        </w:tc>
+      </w:tr>
+      <w:tr>
+        <w:tc>
+          <w:tcPr>
+            <w:tcW w:w="3800" w:type="dxa"/>
+            <w:vAlign w:val="center"/>
+          </w:tcPr>
+          <w:p>
+            <w:pPr>
+              <w:spacing w:after="20"/>
+              <w:jc w:val="left"/>
+            </w:pPr>
+            <w:r>
+              <w:rPr>
+                <w:sz w:val="22"/>
+                <w:szCs w:val="22"/>
+              </w:rPr>
+              <w:t xml:space="preserve">Bir blok tannarxi</w:t>
+            </w:r>
+          </w:p>
+        </w:tc>
+        <w:tc>
+          <w:tcPr>
+            <w:tcW w:w="2900" w:type="dxa"/>
+            <w:vAlign w:val="center"/>
+          </w:tcPr>
+          <w:p>
+            <w:pPr>
+              <w:spacing w:after="20"/>
+              <w:jc w:val="center"/>
+            </w:pPr>
+            <w:r>
+              <w:rPr>
+                <w:sz w:val="22"/>
+                <w:szCs w:val="22"/>
+              </w:rPr>
+              <w:t xml:space="preserve">100%</w:t>
+            </w:r>
+          </w:p>
+        </w:tc>
+        <w:tc>
+          <w:tcPr>
+            <w:tcW w:w="2900" w:type="dxa"/>
+            <w:vAlign w:val="center"/>
+          </w:tcPr>
+          <w:p>
+            <w:pPr>
+              <w:spacing w:after="20"/>
+              <w:jc w:val="center"/>
+            </w:pPr>
+            <w:r>
+              <w:rPr>
+                <w:sz w:val="22"/>
+                <w:szCs w:val="22"/>
+              </w:rPr>
+              <w:t xml:space="preserve">~92%</w:t>
+            </w:r>
+          </w:p>
+        </w:tc>
+      </w:tr>
+      <w:tr>
+        <w:tc>
+          <w:tcPr>
+            <w:tcW w:w="3800" w:type="dxa"/>
+            <w:vAlign w:val="center"/>
+          </w:tcPr>
+          <w:p>
+            <w:pPr>
+              <w:spacing w:after="20"/>
+              <w:jc w:val="left"/>
+            </w:pPr>
+            <w:r>
+              <w:rPr>
+                <w:sz w:val="22"/>
+                <w:szCs w:val="22"/>
+              </w:rPr>
+              <w:t xml:space="preserve">Ta'mirlash sifati</w:t>
+            </w:r>
+          </w:p>
+        </w:tc>
+        <w:tc>
+          <w:tcPr>
+            <w:tcW w:w="2900" w:type="dxa"/>
+            <w:vAlign w:val="center"/>
+          </w:tcPr>
+          <w:p>
+            <w:pPr>
+              <w:spacing w:after="20"/>
+              <w:jc w:val="center"/>
+            </w:pPr>
+            <w:r>
+              <w:rPr>
+                <w:sz w:val="22"/>
+                <w:szCs w:val="22"/>
+              </w:rPr>
+              <w:t xml:space="preserve">o'rtacha</w:t>
+            </w:r>
+          </w:p>
+        </w:tc>
+        <w:tc>
+          <w:tcPr>
+            <w:tcW w:w="2900" w:type="dxa"/>
+            <w:vAlign w:val="center"/>
+          </w:tcPr>
+          <w:p>
+            <w:pPr>
+              <w:spacing w:after="20"/>
+              <w:jc w:val="center"/>
+            </w:pPr>
+            <w:r>
+              <w:rPr>
+                <w:sz w:val="22"/>
+                <w:szCs w:val="22"/>
+              </w:rPr>
+              <w:t xml:space="preserve">oshgan</w:t>
+            </w:r>
+          </w:p>
+        </w:tc>
+      </w:tr>
+    </w:tbl>
+    <w:p/>
+    <w:p>
+      <w:pPr>
+        <w:spacing w:after="120" w:line="360" w:lineRule="auto"/>
+        <w:ind w:firstLine="709"/>
+        <w:jc w:val="both"/>
+      </w:pPr>
+      <w:r>
+        <w:rPr>
+          <w:sz w:val="24"/>
+          <w:szCs w:val="24"/>
+        </w:rPr>
+        <w:t xml:space="preserve">Oltinchi bob bo'yicha xulosa: ta'mirlash tannarxi kalkulyatsiya qilindi va ishlab chiqilgan texnologik jarayonning iqtisodiy samaradorligi asoslandi. Hisoblar yangi texnologiya tannarxni kamaytirish, mehnat unumdorligini va ta'mirlash sifатини oshirish hisobiga iqtisodiy jihatdan samarali ekanligini ko'rsatdi.</w:t>
+      </w:r>
+    </w:p>
+    <w:p>
+      <w:r>
+        <w:br w:type="page"/>
+      </w:r>
+    </w:p>
+    <w:p>
+      <w:pPr>
+        <w:jc w:val="center"/>
+        <w:spacing w:before="0" w:after="220"/>
+      </w:pPr>
+      <w:r>
+        <w:rPr>
+          <w:b/>
+          <w:sz w:val="28"/>
+          <w:szCs w:val="28"/>
+        </w:rPr>
+        <w:t xml:space="preserve">XULOSA VA TAKLIFLAR</w:t>
+      </w:r>
+    </w:p>
+    <w:p>
+      <w:pPr>
+        <w:spacing w:after="120" w:line="360" w:lineRule="auto"/>
+        <w:ind w:firstLine="709"/>
+        <w:jc w:val="both"/>
+      </w:pPr>
+      <w:r>
+        <w:rPr>
+          <w:sz w:val="24"/>
+          <w:szCs w:val="24"/>
+        </w:rPr>
+        <w:t xml:space="preserve">Ushbu bitiruv malakaviy ishida 072-tormoz qurilmasi blokini (БТО-072) kapital ta'mirlash texnologik jarayoni ishlab chiqildi. Bajarilgan ishlar natijasida quyidagi asosiy xulosalarга kelindi:</w:t>
+      </w:r>
+    </w:p>
+    <w:p>
+      <w:pPr>
+        <w:spacing w:after="60" w:line="312" w:lineRule="auto"/>
+        <w:ind w:left="709" w:hanging="284"/>
+        <w:jc w:val="both"/>
+      </w:pPr>
+      <w:r>
+        <w:rPr>
+          <w:sz w:val="24"/>
+          <w:szCs w:val="24"/>
+        </w:rPr>
+        <w:t xml:space="preserve">–  </w:t>
+      </w:r>
+      <w:r>
+        <w:rPr>
+          <w:sz w:val="24"/>
+          <w:szCs w:val="24"/>
+        </w:rPr>
+        <w:t xml:space="preserve">072-blokning vazifasi, konstruksiyasi, tarkibiy qismlari va ishlash prinsipi o'rganildi;</w:t>
+      </w:r>
+    </w:p>
+    <w:p>
+      <w:pPr>
+        <w:spacing w:after="60" w:line="312" w:lineRule="auto"/>
+        <w:ind w:left="709" w:hanging="284"/>
+        <w:jc w:val="both"/>
+      </w:pPr>
+      <w:r>
+        <w:rPr>
+          <w:sz w:val="24"/>
+          <w:szCs w:val="24"/>
+        </w:rPr>
+        <w:t xml:space="preserve">–  </w:t>
+      </w:r>
+      <w:r>
+        <w:rPr>
+          <w:sz w:val="24"/>
+          <w:szCs w:val="24"/>
+        </w:rPr>
+        <w:t xml:space="preserve">ekspluatatsiyada yuzaga keladigan xarakterli nuqsonlar tahlil qilinib tasniflandi;</w:t>
+      </w:r>
+    </w:p>
+    <w:p>
+      <w:pPr>
+        <w:spacing w:after="60" w:line="312" w:lineRule="auto"/>
+        <w:ind w:left="709" w:hanging="284"/>
+        <w:jc w:val="both"/>
+      </w:pPr>
+      <w:r>
+        <w:rPr>
+          <w:sz w:val="24"/>
+          <w:szCs w:val="24"/>
+        </w:rPr>
+        <w:t xml:space="preserve">–  </w:t>
+      </w:r>
+      <w:r>
+        <w:rPr>
+          <w:sz w:val="24"/>
+          <w:szCs w:val="24"/>
+        </w:rPr>
+        <w:t xml:space="preserve">mavjud ta'mirlash texnologiyalari tahlil qilinib, ularning kamchiliklari aniqlandi;</w:t>
+      </w:r>
+    </w:p>
+    <w:p>
+      <w:pPr>
+        <w:spacing w:after="60" w:line="312" w:lineRule="auto"/>
+        <w:ind w:left="709" w:hanging="284"/>
+        <w:jc w:val="both"/>
+      </w:pPr>
+      <w:r>
+        <w:rPr>
+          <w:sz w:val="24"/>
+          <w:szCs w:val="24"/>
+        </w:rPr>
+        <w:t xml:space="preserve">–  </w:t>
+      </w:r>
+      <w:r>
+        <w:rPr>
+          <w:sz w:val="24"/>
+          <w:szCs w:val="24"/>
+        </w:rPr>
+        <w:t xml:space="preserve">kapital ta'mirlashning to'liq, takomillashtirilgan texnologik jarayoni ishlab chiqildi;</w:t>
+      </w:r>
+    </w:p>
+    <w:p>
+      <w:pPr>
+        <w:spacing w:after="60" w:line="312" w:lineRule="auto"/>
+        <w:ind w:left="709" w:hanging="284"/>
+        <w:jc w:val="both"/>
+      </w:pPr>
+      <w:r>
+        <w:rPr>
+          <w:sz w:val="24"/>
+          <w:szCs w:val="24"/>
+        </w:rPr>
+        <w:t xml:space="preserve">–  </w:t>
+      </w:r>
+      <w:r>
+        <w:rPr>
+          <w:sz w:val="24"/>
+          <w:szCs w:val="24"/>
+        </w:rPr>
+        <w:t xml:space="preserve">vaqt me'yorlari, jihozlar va ishchilar soni hisoblandi, maxsus moslama loyihalanib mustahkamlikка tekshirildi;</w:t>
+      </w:r>
+    </w:p>
+    <w:p>
+      <w:pPr>
+        <w:spacing w:after="60" w:line="312" w:lineRule="auto"/>
+        <w:ind w:left="709" w:hanging="284"/>
+        <w:jc w:val="both"/>
+      </w:pPr>
+      <w:r>
+        <w:rPr>
+          <w:sz w:val="24"/>
+          <w:szCs w:val="24"/>
+        </w:rPr>
+        <w:t xml:space="preserve">–  </w:t>
+      </w:r>
+      <w:r>
+        <w:rPr>
+          <w:sz w:val="24"/>
+          <w:szCs w:val="24"/>
+        </w:rPr>
+        <w:t xml:space="preserve">sinov stendi sxemasi ishlab chiqildi;</w:t>
+      </w:r>
+    </w:p>
+    <w:p>
+      <w:pPr>
+        <w:spacing w:after="60" w:line="312" w:lineRule="auto"/>
+        <w:ind w:left="709" w:hanging="284"/>
+        <w:jc w:val="both"/>
+      </w:pPr>
+      <w:r>
+        <w:rPr>
+          <w:sz w:val="24"/>
+          <w:szCs w:val="24"/>
+        </w:rPr>
+        <w:t xml:space="preserve">–  </w:t>
+      </w:r>
+      <w:r>
+        <w:rPr>
+          <w:sz w:val="24"/>
+          <w:szCs w:val="24"/>
+        </w:rPr>
+        <w:t xml:space="preserve">mehnat muhofazasi, ekologik va iqtisodiy masalalar asoslandi.</w:t>
+      </w:r>
+    </w:p>
+    <w:p>
+      <w:pPr>
+        <w:spacing w:after="120" w:line="360" w:lineRule="auto"/>
+        <w:ind w:firstLine="709"/>
+        <w:jc w:val="both"/>
+      </w:pPr>
+      <w:r>
+        <w:rPr>
+          <w:sz w:val="24"/>
+          <w:szCs w:val="24"/>
+        </w:rPr>
+        <w:t xml:space="preserve">Olib borilgan tadqiqot asosida quyidagi takliflar ilgari suriladi:</w:t>
+      </w:r>
+    </w:p>
+    <w:p>
+      <w:pPr>
+        <w:spacing w:after="60" w:line="312" w:lineRule="auto"/>
+        <w:ind w:left="709" w:hanging="284"/>
+        <w:jc w:val="both"/>
+      </w:pPr>
+      <w:r>
+        <w:rPr>
+          <w:sz w:val="24"/>
+          <w:szCs w:val="24"/>
+        </w:rPr>
+        <w:t xml:space="preserve">–  </w:t>
+      </w:r>
+      <w:r>
+        <w:rPr>
+          <w:sz w:val="24"/>
+          <w:szCs w:val="24"/>
+        </w:rPr>
+        <w:t xml:space="preserve">nuqsonlash va sinash bosqichlarида zamonaviy diagnostika va avtomatlashtirilgan vositalardan foydalanish;</w:t>
+      </w:r>
+    </w:p>
+    <w:p>
+      <w:pPr>
+        <w:spacing w:after="60" w:line="312" w:lineRule="auto"/>
+        <w:ind w:left="709" w:hanging="284"/>
+        <w:jc w:val="both"/>
+      </w:pPr>
+      <w:r>
+        <w:rPr>
+          <w:sz w:val="24"/>
+          <w:szCs w:val="24"/>
+        </w:rPr>
+        <w:t xml:space="preserve">–  </w:t>
+      </w:r>
+      <w:r>
+        <w:rPr>
+          <w:sz w:val="24"/>
+          <w:szCs w:val="24"/>
+        </w:rPr>
+        <w:t xml:space="preserve">detallarni tiklash usullarini kengaytirib, ehtiyot qismlar xarajatини kamaytirish;</w:t>
+      </w:r>
+    </w:p>
+    <w:p>
+      <w:pPr>
+        <w:spacing w:after="60" w:line="312" w:lineRule="auto"/>
+        <w:ind w:left="709" w:hanging="284"/>
+        <w:jc w:val="both"/>
+      </w:pPr>
+      <w:r>
+        <w:rPr>
+          <w:sz w:val="24"/>
+          <w:szCs w:val="24"/>
+        </w:rPr>
+        <w:t xml:space="preserve">–  </w:t>
+      </w:r>
+      <w:r>
+        <w:rPr>
+          <w:sz w:val="24"/>
+          <w:szCs w:val="24"/>
+        </w:rPr>
+        <w:t xml:space="preserve">texnologik jarayonни operatsiyalar bo'yicha aniq reglamentlashtirish va sifat nazoratини kuchaytirish;</w:t>
+      </w:r>
+    </w:p>
+    <w:p>
+      <w:pPr>
+        <w:spacing w:after="60" w:line="312" w:lineRule="auto"/>
+        <w:ind w:left="709" w:hanging="284"/>
+        <w:jc w:val="both"/>
+      </w:pPr>
+      <w:r>
+        <w:rPr>
+          <w:sz w:val="24"/>
+          <w:szCs w:val="24"/>
+        </w:rPr>
+        <w:t xml:space="preserve">–  </w:t>
+      </w:r>
+      <w:r>
+        <w:rPr>
+          <w:sz w:val="24"/>
+          <w:szCs w:val="24"/>
+        </w:rPr>
+        <w:t xml:space="preserve">resurs va energiya tejovchi hamda ekologik xavfsiz texnologiyalarни joriy etish.</w:t>
+      </w:r>
+    </w:p>
+    <w:p>
+      <w:pPr>
+        <w:spacing w:after="120" w:line="360" w:lineRule="auto"/>
+        <w:ind w:firstLine="709"/>
+        <w:jc w:val="both"/>
+      </w:pPr>
+      <w:r>
+        <w:rPr>
+          <w:sz w:val="24"/>
+          <w:szCs w:val="24"/>
+        </w:rPr>
+        <w:t xml:space="preserve">Ishlab chiqilgan texnologik jarayon ta'mirlash sifатини va tiklangan blok ishonchliligини oshirish, mehnat sarfи va ta'mirlash muddатини qisqartirish hamda iqtisodiy samaradorlikка erishish imkonини beradi. Ishning natijalaridан ta'mirlash korxonalарида va o'quv jarayонида foydalanish mumkin.</w:t>
+      </w:r>
+    </w:p>
+    <w:p>
+      <w:r>
+        <w:br w:type="page"/>
+      </w:r>
+    </w:p>
+    <w:p>
+      <w:pPr>
+        <w:jc w:val="center"/>
+        <w:spacing w:before="0" w:after="220"/>
+      </w:pPr>
+      <w:r>
+        <w:rPr>
+          <w:b/>
+          <w:sz w:val="26"/>
+          <w:szCs w:val="26"/>
+        </w:rPr>
+        <w:t xml:space="preserve">FOYDALANILGAN ADABIYOTLAR RO'YXATI</w:t>
+      </w:r>
+    </w:p>
+    <w:p>
+      <w:pPr>
+        <w:spacing w:after="80" w:line="312" w:lineRule="auto"/>
+        <w:ind w:left="425" w:hanging="425"/>
+        <w:jc w:val="both"/>
+      </w:pPr>
+      <w:r>
+        <w:rPr>
+          <w:sz w:val="24"/>
+          <w:szCs w:val="24"/>
+        </w:rPr>
+        <w:t xml:space="preserve">1. O'zbekiston Respublikasining «Temir yo'l transporti to'g'risida» Qonuni. – Toshkent.</w:t>
+      </w:r>
+    </w:p>
+    <w:p>
+      <w:pPr>
+        <w:spacing w:after="80" w:line="312" w:lineRule="auto"/>
+        <w:ind w:left="425" w:hanging="425"/>
+        <w:jc w:val="both"/>
+      </w:pPr>
+      <w:r>
+        <w:rPr>
+          <w:sz w:val="24"/>
+          <w:szCs w:val="24"/>
+        </w:rPr>
+        <w:t xml:space="preserve">2. Тормозное оборудование железнодорожного подвижного состава: справочник. – Москва: Транспорт.</w:t>
+      </w:r>
+    </w:p>
+    <w:p>
+      <w:pPr>
+        <w:spacing w:after="80" w:line="312" w:lineRule="auto"/>
+        <w:ind w:left="425" w:hanging="425"/>
+        <w:jc w:val="both"/>
+      </w:pPr>
+      <w:r>
+        <w:rPr>
+          <w:sz w:val="24"/>
+          <w:szCs w:val="24"/>
+        </w:rPr>
+        <w:t xml:space="preserve">3. Крылов В.И., Крылов В.В. Автоматические тормоза подвижного состава. – Москва: Транспорт.</w:t>
+      </w:r>
+    </w:p>
+    <w:p>
+      <w:pPr>
+        <w:spacing w:after="80" w:line="312" w:lineRule="auto"/>
+        <w:ind w:left="425" w:hanging="425"/>
+        <w:jc w:val="both"/>
+      </w:pPr>
+      <w:r>
+        <w:rPr>
+          <w:sz w:val="24"/>
+          <w:szCs w:val="24"/>
+        </w:rPr>
+        <w:t xml:space="preserve">4. Иноземцев В.Г. Тормоза железнодорожного подвижного состава. – Москва: Транспорт.</w:t>
+      </w:r>
+    </w:p>
+    <w:p>
+      <w:pPr>
+        <w:spacing w:after="80" w:line="312" w:lineRule="auto"/>
+        <w:ind w:left="425" w:hanging="425"/>
+        <w:jc w:val="both"/>
+      </w:pPr>
+      <w:r>
+        <w:rPr>
+          <w:sz w:val="24"/>
+          <w:szCs w:val="24"/>
+        </w:rPr>
+        <w:t xml:space="preserve">5. Блок тормозного оборудования 072. Руководство по эксплуатации 072.00.000 РЭ.</w:t>
+      </w:r>
+    </w:p>
+    <w:p>
+      <w:pPr>
+        <w:spacing w:after="80" w:line="312" w:lineRule="auto"/>
+        <w:ind w:left="425" w:hanging="425"/>
+        <w:jc w:val="both"/>
+      </w:pPr>
+      <w:r>
+        <w:rPr>
+          <w:sz w:val="24"/>
+          <w:szCs w:val="24"/>
+        </w:rPr>
+        <w:t xml:space="preserve">6. Технология ремонта подвижного состава: учебник для вузов ж.-д. транспорта.</w:t>
+      </w:r>
+    </w:p>
+    <w:p>
+      <w:pPr>
+        <w:spacing w:after="80" w:line="312" w:lineRule="auto"/>
+        <w:ind w:left="425" w:hanging="425"/>
+        <w:jc w:val="both"/>
+      </w:pPr>
+      <w:r>
+        <w:rPr>
+          <w:sz w:val="24"/>
+          <w:szCs w:val="24"/>
+        </w:rPr>
+        <w:t xml:space="preserve">7. Mashinasozlik texnologiyasi asoslari. Darslik. – Toshkent.</w:t>
+      </w:r>
+    </w:p>
+    <w:p>
+      <w:pPr>
+        <w:spacing w:after="80" w:line="312" w:lineRule="auto"/>
+        <w:ind w:left="425" w:hanging="425"/>
+        <w:jc w:val="both"/>
+      </w:pPr>
+      <w:r>
+        <w:rPr>
+          <w:sz w:val="24"/>
+          <w:szCs w:val="24"/>
+        </w:rPr>
+        <w:t xml:space="preserve">8. Detallarni tiklash texnologiyasi. O'quv qo'llanma. – Toshkent.</w:t>
+      </w:r>
+    </w:p>
+    <w:p>
+      <w:pPr>
+        <w:spacing w:after="80" w:line="312" w:lineRule="auto"/>
+        <w:ind w:left="425" w:hanging="425"/>
+        <w:jc w:val="both"/>
+      </w:pPr>
+      <w:r>
+        <w:rPr>
+          <w:sz w:val="24"/>
+          <w:szCs w:val="24"/>
+        </w:rPr>
+        <w:t xml:space="preserve">9. Mehnat muhofazasi va xavfsizlik texnikasi. Darslik. – Toshkent.</w:t>
+      </w:r>
+    </w:p>
+    <w:p>
+      <w:pPr>
+        <w:spacing w:after="80" w:line="312" w:lineRule="auto"/>
+        <w:ind w:left="425" w:hanging="425"/>
+        <w:jc w:val="both"/>
+      </w:pPr>
+      <w:r>
+        <w:rPr>
+          <w:sz w:val="24"/>
+          <w:szCs w:val="24"/>
+        </w:rPr>
+        <w:t xml:space="preserve">10. Ishlab chiqarish ekologiyasi. O'quv qo'llanma. – Toshkent.</w:t>
+      </w:r>
+    </w:p>
+    <w:p>
+      <w:pPr>
+        <w:spacing w:after="80" w:line="312" w:lineRule="auto"/>
+        <w:ind w:left="425" w:hanging="425"/>
+        <w:jc w:val="both"/>
+      </w:pPr>
+      <w:r>
+        <w:rPr>
+          <w:sz w:val="24"/>
+          <w:szCs w:val="24"/>
+        </w:rPr>
+        <w:t xml:space="preserve">11. Ishlab chiqarish iqtisodiyoti va menejmenti. Darslik. – Toshkent.</w:t>
+      </w:r>
+    </w:p>
+    <w:p>
+      <w:pPr>
+        <w:spacing w:after="80" w:line="312" w:lineRule="auto"/>
+        <w:ind w:left="425" w:hanging="425"/>
+        <w:jc w:val="both"/>
+      </w:pPr>
+      <w:r>
+        <w:rPr>
+          <w:sz w:val="24"/>
+          <w:szCs w:val="24"/>
+        </w:rPr>
+        <w:t xml:space="preserve">12. GOST va texnik shartlar (tormoz uskunalари ta'миri bo'yicha normativ hujjatlar).</w:t>
+      </w:r>
+    </w:p>
+    <w:p>
+      <w:r>
+        <w:br w:type="page"/>
+      </w:r>
+    </w:p>
+    <w:p>
+      <w:pPr>
+        <w:jc w:val="center"/>
+        <w:spacing w:before="0" w:after="220"/>
+      </w:pPr>
+      <w:r>
+        <w:rPr>
+          <w:b/>
+          <w:sz w:val="28"/>
+          <w:szCs w:val="28"/>
+        </w:rPr>
+        <w:t xml:space="preserve">ILOVALAR</w:t>
+      </w:r>
+    </w:p>
+    <w:p>
+      <w:pPr>
+        <w:spacing w:after="120" w:line="360" w:lineRule="auto"/>
+        <w:ind w:firstLine="709"/>
+        <w:jc w:val="both"/>
+      </w:pPr>
+      <w:r>
+        <w:rPr>
+          <w:sz w:val="24"/>
+          <w:szCs w:val="24"/>
+        </w:rPr>
+        <w:t xml:space="preserve">Ilovalarда quyidagi materiallar keltiriladi: texnologik jarayon kartalari (marshrut va operatsion kartalar); blokning umumiy ko'rinishi va yig'ish chizmalari; maxsus moslama chizmasi; sinov stendи pnevmatik sxemasi; nuqsonlash va sinov qaydnomalari namunalari; iqtisodiy ko'rsatkichlар jadval va diagrammalари.</w:t>
+      </w:r>
+    </w:p>
     <w:sectPr>
       <w:pgSz w:w="11906" w:h="16838"/>
       <w:pgMar w:top="1134" w:right="567" w:bottom="1134" w:left="1701" w:header="708" w:footer="708" w:gutter="0"/>
